--- a/amidar-defense/כתב הגנה - נוסח מעודכן.docx
+++ b/amidar-defense/כתב הגנה - נוסח מעודכן.docx
@@ -1580,7 +1580,7 @@
           <w:szCs w:val="24"/>
           <w:rtl/>
         </w:rPr>
-        <w:t xml:space="preserve"> הנטען בסעיף 16 לכתב התביעה נסמך על טופס מודפס (עמ' 35), שעליו החתימה התובעת את המנוח, יליד 1943, בביקור מטעמה ולאחר שנציגה הקריא לו את תוכנו. גוף הטופס מודפס מראש, והמנוח לא הוסיף בו דבר מלבד חתימתו והתאריך. סעיף 3 שבו מגלה את תכליתו: כי ההצהרה "לא תאפשר לקרובי לטעון כי גרו איתי בדירה, לרבות לצורך הוכחת משך מגורים בדירה כדי להיחשב 'דיירים ממשיכים'". ברם, מעמדה של הנתבעת קם לה מכוח החוק והיא לא היתה צד לאותו טופס, ואין אדם מוותר מראש, בטופס שערכה התובעת, על זכות שהחוק מקנה לאחר. ומכל מקום עסקינן בטופס אחד ממועד אחד, שאין בו כדי ללמד על התקופה שקדמה לו או על זו שלאחריו.</w:t>
+        <w:t xml:space="preserve"> הנטען בסעיף 16 לכתב התביעה נסמך על טופס מודפס (עמ' 35), שעליו החתימה התובעת את המנוח בביקור מטעמה. המנוח, יליד 1943, היה אז כבן שבעים ושמונה; הוא דובר אמהרית, לא ידע קרוא וכתוב ולא שלט בעברית. מי שהחתימה אותו היא גב' נטלי לוגסי, מנהלת תיק הלקוח מטעם התובעת, שאינה דוברת אמהרית; ובדוח הביקור שערכה (עמ' 33) נרשם "ביקור בוצע ב 10/11/21", הוא יום החתימה. ואשר לפרק "אישור חתימה" שבתחתית הטופס, נוסחו המודפס מציע שתי חלופות, "לאחר שקרא/ה אותה" ו"הקראתי לו/ה", ואיש לא סימן איזו מהן התקיימה; אין בטופס זכר למתורגמן, ואין בו כל אינדיקציה שתוכנו הובא לידיעת המנוח בשפה שהבין. גוף הטופס כולו מודפס מראש, והמנוח לא הוסיף בו דבר מלבד חתימתו והתאריך; וסעיף 3 שבו מגלה את תכליתו: כי ההצהרה "לא תאפשר לקרובי לטעון כי גרו איתי בדירה, לרבות לצורך הוכחת משך מגורים בדירה כדי להיחשב 'דיירים ממשיכים'". מסמך שהוחתם כך על אדם שאינו יודע קרוא וכתוב, מבלי שהוכח כי הוסבר לו בשפתו, אין ליתן בו משקל; הנתבעת שומרת על זכותה להתנגד להגשתו ולעתור להוצאתו מן התיק. ומכל מקום, מעמדה של הנתבעת קם לה מכוח החוק והיא לא היתה צד לאותו טופס, ואין אדם מוותר מראש, בטופס שערכה התובעת, על זכות שהחוק מקנה לאחר.</w:t>
       </w:r>
     </w:p>
     <w:p>
@@ -2115,7 +2115,7 @@
           <w:szCs w:val="24"/>
           <w:rtl/>
         </w:rPr>
-        <w:t xml:space="preserve">התגוררתי בדירה ברח' צה"ל 72/6 בפתח תקווה יחד עם אבי המנוח, מר מנבר וונדימאג'ן ז"ל, ת.ז. 303214381, ביום 1.8.2009, והוספתי להתגורר בה עמו ברציפות למעלה מארבע שנים ועד לפטירתו ביום 16.2.2024; בשנותיו האחרונות, עת היה חולה, טיפלתי בו.</w:t>
+        <w:t xml:space="preserve">התגוררתי בדירה ברח' צה"ל 72/6 בפתח תקווה יחד עם אבי המנוח, מר מנבר וונדימאג'ן ז"ל, ת.ז. 303214381, ביום 1.8.2009, והוספתי להתגורר בה עמו ברציפות למעלה מארבע שנים ועד לפטירתו ביום 16.2.2024; בשנותיו האחרונות, עת היה חולה, טיפלתי בו. אבי, יליד 1943, היה דובר אמהרית; הוא לא ידע קרוא וכתוב ולא שלט בשפה העברית.</w:t>
       </w:r>
     </w:p>
     <w:p>
@@ -2207,7 +2207,7 @@
           <w:szCs w:val="24"/>
           <w:rtl/>
         </w:rPr>
-        <w:t xml:space="preserve">לא זומנתי לשימוע או לדיון בפני ועדה כלשהי בעניין מעמדי בדירה, ולא הומצאה לי החלטה כלשהי בעניין. אף לא נמסרה לי מעולם הודעה מאת משרד הבינוי והשיכון בדבר אי-זכאותי לדירה ציבורית.</w:t>
+        <w:t xml:space="preserve">לא זומנתי לשימוע או לדיון בפני ועדה בעניין מעמדי בדירה, ולא הומצאה לי החלטה. אף לא נמסרה לי הודעה מאת משרד הבינוי והשיכון בדבר אי-זכאותי לדירה ציבורית.</w:t>
       </w:r>
     </w:p>
     <w:p>
@@ -2253,7 +2253,7 @@
           <w:szCs w:val="24"/>
           <w:rtl/>
         </w:rPr>
-        <w:t xml:space="preserve">רשימת המסמכים הנוגעים לעניין הנדון, המצויים או שהיו מצויים ברשותי או בשליטתי ואשר איתרתי לאחר חקירה ודרישה, היא הנספחים א' עד ו' המפורטים בכתב ההגנה. אין בידי תכתובת בכתב מול התובעת, שכן פניותיי אליה בעניין מעמדי נעשו בעל פה בביקורים במשרדיה.</w:t>
+        <w:t xml:space="preserve">רשימת המסמכים הנוגעים לעניין הנדון, המצויים או שהיו מצויים ברשותי או בשליטתי ואשר איתרתי לאחר חקירה ודרישה, היא הנספחים א' עד ו' המפורטים בכתב ההגנה. אין בידי תכתובת בכתב מול התובעת, שכן פניותיי אליה נעשו בעל פה במשרדיה.</w:t>
       </w:r>
     </w:p>
     <w:p>
@@ -2587,7 +2587,7 @@
           <w:szCs w:val="24"/>
           <w:rtl/>
         </w:rPr>
-        <w:t xml:space="preserve">המסמך המרכזי של התובעת הוא התצהיר המודפס מיום 10.11.2021 (עמ' 35 לכתב התביעה), שבו הצהיר המנוח כי הוא מתגורר בדירה לבדו. מועד זה נופל בתוך תקופת המגורים המשותפים הנטענת. יש לגבות מן הלקוחה גרסה מפורטת ומדויקת בעניין זה - נסיבות החתמת המנוח, מקום הימצאה שלה באותה עת, וכל הסבר רלוונטי - בטרם ייחתם התצהיר, וכן לשקול בקשה לגילוי מסמכים ולחקירת עורכת הטופס.</w:t>
+        <w:t xml:space="preserve">המסמך המרכזי של התובעת הוא התצהיר המודפס מיום 10.11.2021 (עמ' 35 לכתב התביעה). לחיזוק הטענה נגדו נדרש: ראיה לכך שהמנוח לא ידע קרוא וכתוב ולא שלט בעברית (מסמכי עלייה וקליטה, רישומי אולפן, מסמכים רפואיים או סיעודיים, תצהירי בני משפחה ושכנים); ביסוס לטענה שגב' נטלי לוגסי אינה דוברת אמהרית, שאפשר להוכיחה גם בחקירתה; ושקילת בקשה נפרדת להוצאת המסמך מן התיק או להתנגדות להגשתו בפתח שמיעת הראיות. כן יש לגבות מן הלקוחה גרסה מפורטת בעניין נסיבות ההחתמה בטרם ייחתם התצהיר.</w:t>
       </w:r>
     </w:p>
     <w:p>

--- a/amidar-defense/כתב הגנה - נוסח מעודכן.docx
+++ b/amidar-defense/כתב הגנה - נוסח מעודכן.docx
@@ -772,20 +772,20 @@
           <w:szCs w:val="24"/>
           <w:rtl/>
         </w:rPr>
-        <w:t xml:space="preserve">הנתבעת אינה פולשת אלא דיירת ממשיכה.</w:t>
-      </w:r>
-      <w:r>
-        <w:rPr>
-          <w:rFonts w:ascii="David" w:cs="David" w:eastAsia="David" w:hAnsi="David"/>
-          <w:b w:val="false"/>
-          <w:bCs w:val="false"/>
-          <w:i w:val="false"/>
-          <w:iCs w:val="false"/>
-          <w:sz w:val="24"/>
-          <w:szCs w:val="24"/>
-          <w:rtl/>
-        </w:rPr>
-        <w:t xml:space="preserve"> היא בתו של הדייר החוזי, מר מנבר וונדימאג'ן ז"ל, שהתגורר בדירה מיום 8.8.1996 ועד לפטירתו ביום 16.2.2024. הנתבעת התגוררה עמו בדירה ביום 1.8.2009, והוסיפה להתגורר בה ברציפות למעלה מארבע שנים עד לפטירתו, ובשנותיו האחרונות טיפלה בו. בכך היא "דייר ממשיך" כהגדרתו בסעיף 1 לחוק זכויות הדייר בדיור הציבורי, התשנ"ח-1998, ובכך מתקיים בה גם תנאי הוראת המעבר, שבגדרה מוסיף לחול עליה נוסחו הקודם של סעיף 3 לחוק, המקנה לדייר ממשיך זכות להוסיף ולהתגורר בדירה. ודוק, זהו התנאי שהתובעת עצמה הציבה בראש טבלת ביקורי המעגל שבנספח 4: "ביקורי מעגל לדייר הממשיך מתאריך 1.8.09 ועד מועד הבקשה ולא פחות מ-4 שנות מגורים רצופות". גם על פי אמת המידה שבחרה לעצמה, אפוא, החזקת הנתבעת בדירה כדין.</w:t>
+        <w:t xml:space="preserve">הנתבעת אינה פולשת.</w:t>
+      </w:r>
+      <w:r>
+        <w:rPr>
+          <w:rFonts w:ascii="David" w:cs="David" w:eastAsia="David" w:hAnsi="David"/>
+          <w:b w:val="false"/>
+          <w:bCs w:val="false"/>
+          <w:i w:val="false"/>
+          <w:iCs w:val="false"/>
+          <w:sz w:val="24"/>
+          <w:szCs w:val="24"/>
+          <w:rtl/>
+        </w:rPr>
+        <w:t xml:space="preserve"> היא בתו של הדייר החוזי, מר מנבר וונדימאג'ן ז"ל, שהתגורר בדירה מיום 8.8.1996 ועד לפטירתו ביום 16.2.2024. הנתבעת גדלה בדירה, נכנסה אליה ברשות אביה, שהתה בה כדי לסעוד אותו בתקופה שקדמה לפטירתו ונותרה בה לאחריה; מי שאלה נסיבות כניסתה אינה "פולשת", ולכל היותר עסקינן בבת-רשות. לחלופין תטען הנתבעת כי היא "דייר ממשיך" כהגדרתו בסעיף 1 לחוק זכויות הדייר בדיור הציבורי, התשנ"ח-1998, וכי מתקיים בה תנאי הוראת המעבר שבגדרה מוסיף לחול עליה נוסחו הקודם של סעיף 3 לחוק - הוא התנאי שהתובעת עצמה הציבה בראש טבלת ביקורי המעגל שבנספח 4: "ביקורי מעגל לדייר הממשיך מתאריך 1.8.09 ועד מועד הבקשה ולא פחות מ-4 שנות מגורים רצופות". מכל מקום, שאלת מגוריה לא נבדקה מעולם ומקומה להתברר בראיות.</w:t>
       </w:r>
     </w:p>
     <w:p>
@@ -903,7 +903,7 @@
           <w:szCs w:val="24"/>
           <w:rtl/>
         </w:rPr>
-        <w:t xml:space="preserve"> ביום 3.7.2024, בידיעה על הפטירה, רשמה נציגתה כי סטטוס החוזה "פעיל", שכר הדירה נטו 221.19 ₪, הנחת המדרוג בתוקף עד 30.9.2024 ו"חוב בתביעה" 0; והתובעת אף גבתה תשלומים בפועל.</w:t>
+        <w:t xml:space="preserve"> ביום 3.7.2024, בידיעה על הפטירה, רשמה נציגתה כי סטטוס החוזה "פעיל", שכר הדירה נטו 221.19 ₪, הנחת המדרוג בתוקף עד 30.9.2024 ו"חוב בתביעה" 0; והתובעת אף גבתה תשלומים בפועל. אף לא נמסרה הודעה בכתב על סיום השכירות, כנדרש בסעיף 2 לחוזה, ולא נטענה.</w:t>
       </w:r>
     </w:p>
     <w:p>
@@ -1021,7 +1021,7 @@
           <w:szCs w:val="24"/>
           <w:rtl/>
         </w:rPr>
-        <w:t xml:space="preserve"> דין התביעה להידחות. לחלופין, מתבקש פטור מהשבה לפי סעיף 2 לחוק עשיית עושר ולא במשפט, התשל"ט-1979, או העמדת החיוב על דמי השכירות המסובסדים בניכוי התשלומים ששולמו.</w:t>
+        <w:t xml:space="preserve"> דין התביעה להידחות. לחלופין, ולנוכח היות הנתבעת נכה בשיעור 100% שאינה עובדת, מוכרת ברווחה וסמוכה על קצבת המוסד לביטוח לאומי, מתבקש פטור מהשבה לפי סעיף 2 לחוק עשיית עושר ולא במשפט, התשל"ט-1979, או העמדת החיוב על דמי השכירות המסובסדים בניכוי התשלומים ששולמו.</w:t>
       </w:r>
     </w:p>
     <w:p>
@@ -1103,7 +1103,7 @@
           <w:szCs w:val="24"/>
           <w:rtl/>
         </w:rPr>
-        <w:t xml:space="preserve"> הדירה ברח' צה"ל 72/6 בפתח תקווה הושכרה לאביה המנוח של הנתבעת על פי חוזה מיום 29.8.1996. המנוח נפטר ביום 16.2.2024. הנתבעת התגוררה בדירה ביום 1.8.2009 והוסיפה להתגורר בה ברציפות למעלה מארבע שנים עד לפטירתו, ובשנותיו האחרונות, עת היה חולה, טיפלה בו.</w:t>
+        <w:t xml:space="preserve"> הדירה ברח' צה"ל 72/6 בפתח תקווה הושכרה לאביה המנוח של הנתבעת על פי חוזה מיום 29.8.1996, ומועד האכלוס הרשום בכל טופסי התובעת הוא 8.8.1996. המנוח, יליד 1943, עלה לישראל מאתיופיה בשנת 1991 ונפטר ביום 16.2.2024. תעודת הפטירה, שהתובעת עצמה צירפה כנספח 3, נשלחה ביום 10.3.2024 מלשכת רשות האוכלוסין בפתח תקווה אל הנתבעת, בכתובת הדירה.</w:t>
       </w:r>
     </w:p>
     <w:p>
@@ -1175,7 +1175,7 @@
           <w:szCs w:val="24"/>
           <w:rtl/>
         </w:rPr>
-        <w:t xml:space="preserve">. הבת שנכחה בביקור היא הנתבעת עצמה, ושמה נרשם בטופס שלא כהלכה. באותו טופס נרשם: </w:t>
+        <w:t xml:space="preserve">. "עדן" הוא שמה העברי של הנתבעת, והביקור נערך עמה בדירה. בהתאם לכך אף סומן בטבלה שבנספח 4, בשורת אותו ביקור, כי דייר ממשיך מתגורר בדירה. באותו טופס נרשם: </w:t>
       </w:r>
       <w:r>
         <w:rPr>
@@ -1436,7 +1436,7 @@
           <w:szCs w:val="24"/>
           <w:rtl/>
         </w:rPr>
-        <w:t xml:space="preserve"> נספח 4 אינו החלטה אלא טופס שרובו לא מולא: הפרק "נימוקים והמלצות" ריק; הפרק "החלטת הוועדה המחוזית" נושא שתי שורות בכתב יד שאינן קריאות בעותק שהומצא ואין בהן דיון בתנאי החוק; השדה "מצ"ב החלטת ועדה מיום ___" ריק והמסמך שאליו הוא מפנה לא הוצג; והרובריקה שיועדה לסגן מנהל מרכז השירות, שבה אמורים היו להירשם אישורי משרד הבינוי והשיכון והממצאים, נותרה ריקה ובלא חתימה - ובכללה השדות "חסר דירה" ו"מומש סיוע בשכ"ד", שבהם נבחנת זכאותה העצמאית של הנתבעת לדירה ציבורית לפי הכללים, היא החלופה שבסעיף 3(ב) לחוק, אשר בהתקיימה רואים את הדייר הממשיך כמי שבא בנעלי הזכאי לכל דבר ועניין. חובת ההנמקה קבועה בסעיף 2 לחוק לתיקון סדרי המינהל (החלטות והנמקות), התשי"ט-1958; ומכל מקום, ועדה פנימית של התובעת אינה משרד הבינוי והשיכון.</w:t>
+        <w:t xml:space="preserve"> נספח 4 אינו החלטה אלא טופס שרובו לא מולא: הפרק "נימוקים והמלצות" ריק; הפרק "החלטת הוועדה המחוזית" נושא שתי שורות בכתב יד שאינן קריאות בעותק שהומצא ואין בהן דיון בתנאי החוק; השדה "מצ"ב החלטת ועדה מיום ___" ריק והמסמך שאליו הוא מפנה לא הוצג; והרובריקה שיועדה לסגן מנהל מרכז השירות, שבה אמורים היו להירשם אישורי משרד הבינוי והשיכון והממצאים, נותרה ריקה בכל שורותיה, בלא שם ובלא חתימה - ובכללה השדות "חסר דירה" ו"מומש סיוע בשכ"ד", שבהם נבחנת זכאותה העצמאית של הנתבעת לדירה ציבורית לפי הכללים, היא החלופה שבסעיף 3(ב) לחוק, אשר בהתקיימה רואים את הדייר הממשיך כמי שבא בנעלי הזכאי לכל דבר ועניין. משכך, הקביעה שבסעיף 19 לכתב התביעה, ולפיה לא עמדה הנתבעת בתבחינים, אינה קביעה אלא הנחה. חובת ההנמקה קבועה בסעיף 2 לחוק לתיקון סדרי המינהל (החלטות והנמקות), התשי"ט-1958; ומכל מקום, ועדה פנימית של התובעת אינה משרד הבינוי והשיכון.</w:t>
       </w:r>
     </w:p>
     <w:p>
@@ -1495,7 +1495,7 @@
           <w:szCs w:val="24"/>
           <w:rtl/>
         </w:rPr>
-        <w:t xml:space="preserve"> מסקנת הטופס נסמכת כולה על טבלת ביקורי המעגל שערכה התובעת לעצמה (עמ' 42), וזו אינה יכולה לשאתה. ביחס לביקור מיום 3.7.2024 נרשם כי הדייר החוזי "גר: כן", ארבעה חודשים וחצי לאחר פטירתו. ולגבי הביקור מיום 18.12.2023 נרשם אצל הדייר הממשיך "לא", בעוד שדוח הביקור לאותו מועד ממש (עמ' 37) קובע: </w:t>
+        <w:t xml:space="preserve"> מסקנת הטופס נסמכת כולה על טבלת ביקורי המעגל שערכה התובעת לעצמה (עמ' 42), וזו אינה יכולה לשאתה. ביחס לביקור מיום 3.7.2024 נרשם כי הדייר החוזי "גר: כן", ארבעה חודשים וחצי לאחר פטירתו. ולגבי הביקור מיום 18.12.2023, האחרון בחיי המנוח, נרשם בטבלה אצל הדייר הממשיך "לא" - בעוד שדוח הביקור לאותו מועד ממש (עמ' 37) קובע: </w:t>
       </w:r>
       <w:r>
         <w:rPr>
@@ -1521,7 +1521,33 @@
           <w:szCs w:val="24"/>
           <w:rtl/>
         </w:rPr>
-        <w:t xml:space="preserve"> - קרי, קביעה פוזיטיבית על יסוד ביקור שלא נערך. והמוקדם שברישומי הטבלה הוא מיום 11.8.2010, כך שביחס ליום 1.8.2009, נקודת המוצא של אמת המידה, אין בה דבר. הנתבעת לא נשאלה, לא זומנה ולא נשמעה, ורישומים אלה ערכה התובעת לעצמה.</w:t>
+        <w:t xml:space="preserve"> [כך במקור]. ואף על פי כן נושא אותו דוח דירוגי מצב מפורטים לכל חדרי הדירה, שלושה סימוני אישור ובהם "אני מאשר בחתימתי את כל הנתונים שבסיכום זה לאחר שקראתי אותו והבנתי אותו", וחותמת </w:t>
+      </w:r>
+      <w:r>
+        <w:rPr>
+          <w:rFonts w:ascii="David" w:cs="David" w:eastAsia="David" w:hAnsi="David"/>
+          <w:b/>
+          <w:bCs/>
+          <w:i w:val="false"/>
+          <w:iCs w:val="false"/>
+          <w:sz w:val="24"/>
+          <w:szCs w:val="24"/>
+          <w:rtl/>
+        </w:rPr>
+        <w:t xml:space="preserve">"מסרב לחתום"</w:t>
+      </w:r>
+      <w:r>
+        <w:rPr>
+          <w:rFonts w:ascii="David" w:cs="David" w:eastAsia="David" w:hAnsi="David"/>
+          <w:b w:val="false"/>
+          <w:bCs w:val="false"/>
+          <w:i w:val="false"/>
+          <w:iCs w:val="false"/>
+          <w:sz w:val="24"/>
+          <w:szCs w:val="24"/>
+          <w:rtl/>
+        </w:rPr>
+        <w:t xml:space="preserve">. קרי, קביעה פוזיטיבית, ובדיקה פנימית של הדירה כולה, על יסוד ביקור שלא נערך. והמוקדם שברישומי הטבלה הוא מיום 11.8.2010, כך שביחס ליום 1.8.2009, נקודת המוצא של אמת המידה, אין בה דבר.</w:t>
       </w:r>
     </w:p>
     <w:p>
@@ -1580,7 +1606,7 @@
           <w:szCs w:val="24"/>
           <w:rtl/>
         </w:rPr>
-        <w:t xml:space="preserve"> הנטען בסעיף 16 לכתב התביעה נסמך על טופס מודפס (עמ' 35), שעליו החתימה התובעת את המנוח בביקור מטעמה. המנוח, יליד 1943, היה אז כבן שבעים ושמונה; הוא דובר אמהרית, לא ידע קרוא וכתוב ולא שלט בעברית. מי שהחתימה אותו היא גב' נטלי לוגסי, מנהלת תיק הלקוח מטעם התובעת, שאינה דוברת אמהרית; ובדוח הביקור שערכה (עמ' 33) נרשם "ביקור בוצע ב 10/11/21", הוא יום החתימה. ואשר לפרק "אישור חתימה" שבתחתית הטופס, נוסחו המודפס מציע שתי חלופות, "לאחר שקרא/ה אותה" ו"הקראתי לו/ה", ואיש לא סימן איזו מהן התקיימה; אין בטופס זכר למתורגמן, ואין בו כל אינדיקציה שתוכנו הובא לידיעת המנוח בשפה שהבין. גוף הטופס כולו מודפס מראש, והמנוח לא הוסיף בו דבר מלבד חתימתו והתאריך; וסעיף 3 שבו מגלה את תכליתו: כי ההצהרה "לא תאפשר לקרובי לטעון כי גרו איתי בדירה, לרבות לצורך הוכחת משך מגורים בדירה כדי להיחשב 'דיירים ממשיכים'". מסמך שהוחתם כך על אדם שאינו יודע קרוא וכתוב, מבלי שהוכח כי הוסבר לו בשפתו, אין ליתן בו משקל; הנתבעת שומרת על זכותה להתנגד להגשתו ולעתור להוצאתו מן התיק. ומכל מקום, מעמדה של הנתבעת קם לה מכוח החוק והיא לא היתה צד לאותו טופס, ואין אדם מוותר מראש, בטופס שערכה התובעת, על זכות שהחוק מקנה לאחר.</w:t>
+        <w:t xml:space="preserve"> הנטען בסעיף 16 לכתב התביעה נסמך על טופס מודפס (עמ' 35), שעליו החתימה התובעת את המנוח בביקור מטעמה. המנוח, יליד 1943, עלה מאתיופיה בשנת 1991 והיה אז כבן שבעים ושמונה; הוא דובר אמהרית, לא ידע קרוא וכתוב ולא שלט בעברית. מי שהחתימה אותו היא גב' נטלי לוגסי, מנהלת תיק הלקוח מטעם התובעת, שאינה דוברת אמהרית; ובדוח הביקור שערכה (עמ' 33) נרשם "ביקור בוצע ב 10/11/21", הוא יום החתימה. ואשר לפרק "אישור חתימה" שבתחתית הטופס, נוסחו המודפס מציע שתי חלופות, "לאחר שקרא/ה אותה" ו"הקראתי לו/ה", ואיש לא סימן איזו מהן התקיימה; אין בטופס זכר למתורגמן, ואין בו כל אינדיקציה שתוכנו הובא לידיעת המנוח בשפה שהבין. גוף הטופס כולו מודפס מראש, והמנוח לא הוסיף בו דבר מלבד חתימתו והתאריך. מסמך שהוחתם כך על אדם שאינו יודע קרוא וכתוב, מבלי שהוכח כי הוסבר לו בשפתו, אין ליתן בו משקל; הנתבעת שומרת על זכותה להתנגד להגשתו ולעתור להוצאתו מן התיק. וסעיף 3 לטופס מגלה את תכליתו: כי ההצהרה "לא תאפשר לקרובי לטעון כי גרו איתי בדירה, לרבות לצורך הוכחת משך מגורים בדירה כדי להיחשב 'דיירים ממשיכים'". ברם, המעמד שבחוק זכויות הדייר בדיור הציבורי קם לנתבעת מכוח דין, והיא לא היתה צד לאותו טופס. זכות סטטוטורית של מי שאינו חתום על הטופס אינה ניתנת לוויתור בידי החותם, ולו מטעמי תקנת הציבור שבסעיף 30 לחוק החוזים (חלק כללי), התשל"ג-1973. ומכל מקום עסקינן בטופס אחד ממועד אחד, שאין בו כדי ללמד על התקופה שקדמה לו או על זו שלאחריה.</w:t>
       </w:r>
     </w:p>
     <w:p>
@@ -1639,7 +1665,33 @@
           <w:szCs w:val="24"/>
           <w:rtl/>
         </w:rPr>
-        <w:t xml:space="preserve"> מצוקת הדיור של הנתבעת מתועדת מזה למעלה מעשור: בשנת 2013 פנתה בכתב אל משרד הבינוי והשיכון בבקשה לפתרון דיור, ותיארה כי אין לה קורת גג משלה וכי היא מתגוררת בשכירות עם שלושת ילדיה. הפנייה נמסרה באמצעות מרכז אלונים, גורם רווחה ושיקום, ואושרה בחותמתו ביום 28.6.2013 (נספח ד'); גורם הרווחה אף צירף המלצתו כי יש להעניק לנתבעת פתרון דיור (נספח ד1). לחומר זה משקל משפטי ישיר, שכן הוא נוגע לזכאותה העצמאית לפי סעיף 3(ב), ובנספח 4 אין אליו כל התייחסות.</w:t>
+        <w:t xml:space="preserve"> בחודש יולי 2026 פנתה המחלקה לשירותים חברתיים "ירקון" שבעיריית פתח תקווה במכתב שעניינו הנתבעת (נספח ה'), המוכרת באותה מחלקה כנתמכת (נספח ו'). נמסר בו כי הנתבעת "היתה מוכרת ברווחה לאורך שנים", וכי היא "בת 42 רווקה ללא ילדים מתמודדת עם נכות נפשית ופיברומיאלגיה, אינה עובדת ומקבלת קיצבה 100% נכות מביטוח לאומי" (נספח ז'); ובסיפתו: </w:t>
+      </w:r>
+      <w:r>
+        <w:rPr>
+          <w:rFonts w:ascii="David" w:cs="David" w:eastAsia="David" w:hAnsi="David"/>
+          <w:b/>
+          <w:bCs/>
+          <w:i w:val="false"/>
+          <w:iCs w:val="false"/>
+          <w:sz w:val="24"/>
+          <w:szCs w:val="24"/>
+          <w:rtl/>
+        </w:rPr>
+        <w:t xml:space="preserve">"נודה על כל התחשבות במצבה והימנעות מהוצאתה מהדירה בה מתגוררת מזה 30 שנה"</w:t>
+      </w:r>
+      <w:r>
+        <w:rPr>
+          <w:rFonts w:ascii="David" w:cs="David" w:eastAsia="David" w:hAnsi="David"/>
+          <w:b w:val="false"/>
+          <w:bCs w:val="false"/>
+          <w:i w:val="false"/>
+          <w:iCs w:val="false"/>
+          <w:sz w:val="24"/>
+          <w:szCs w:val="24"/>
+          <w:rtl/>
+        </w:rPr>
+        <w:t xml:space="preserve">. וכבר בשנת 2013 פנתה הנתבעת בכתב אל משרד הבינוי והשיכון בבקשה לפתרון דיור, ותיארה כי אין לה קורת גג משלה וכי היא מתגוררת בשכירות; הפנייה נמסרה באמצעות מרכז אלונים, גורם רווחה ושיקום, ואושרה בחותמתו ביום 28.6.2013 (נספח ד'). לחומר זה משקל ישיר לעניין הזכאות העצמאית לפי סעיף 3(ב) ולעניין ההשבה; ואולם התובעת החליטה בלא שפנתה לגורמי הרווחה, בנספח 4 אין לו כל התייחסות, ועניינה של הנתבעת לא הובא בפני הוועדה לבחינת מקרים חריגים.</w:t>
       </w:r>
     </w:p>
     <w:p>
@@ -1757,7 +1809,7 @@
           <w:szCs w:val="24"/>
           <w:rtl/>
         </w:rPr>
-        <w:t xml:space="preserve"> הנטען בסעיפים 1, 5, 6, 7, 13, 14 ו-17 אינו מוכחש ככל שהוא נוגע לזהות הצדדים והדירה, לסמכות ולמועד הפטירה. הנטען בסעיפים 2, 8, 9, 15 ו-16 מוכחש: הנתבעת לא פלשה ואינה מחזיקה שלא כדין, ולא נשלחו אליה התראות. הנטען בסעיפים 3, 4, 10, 11, 12, 18, 19, 21, 22 ו-23 מוכחש מן הטעמים המפורטים לעיל. ואשר לסעיף 20, הדיור הציבורי אכן נועד למי שידה אינה משגת, ותכלית זו מכוונת אל הנתבעת.</w:t>
+        <w:t xml:space="preserve"> הנטען בסעיפים 1, 5, 6, 7, 8, 13, 14 ו-17 אינו מוכחש ככל שהוא נוגע לזהות הצדדים והדירה, לסמכות, להשכרת הדירה למנוח ולמועד פטירתו; ומוכחשת כל מסקנה משפטית הנגזרת מהם. הנטען בסעיפים 2, 9, 10, 15 ו-16 מוכחש: הנתבעת לא פלשה ואינה מחזיקה שלא כדין, ולא נשלחו אליה התראות. הנטען בסעיפים 3, 4, 11, 18, 19, 21, 22 ו-23 מוכחש מן הטעמים המפורטים לעיל; אין הכחשה לעצם קיומו של המסמך שבנספח 4, ומוכחש כי מדובר בהחלטה שנתקבלה כדין. סעיפים 12 ו-20 אינם טענות שבעובדה הטעונות הכחשה, ואשר לסעיף 20 יוער כי הדיור הציבורי אכן נועד למי שידה אינה משגת, ותכלית זו מכוונת אל הנתבעת.</w:t>
       </w:r>
     </w:p>
     <w:p>
@@ -1849,7 +1901,7 @@
           <w:szCs w:val="24"/>
           <w:rtl/>
         </w:rPr>
-        <w:t xml:space="preserve"> א' קבלת עמידר; ב' שובר עמידר; ג' אישור בנק יהב; ד' מכתב הנתבעת למשרד השיכון; ד1 המלצת גורם הרווחה; ה' בקשת ההכרה כדיירת ממשיכה; ו' ייפוי כוח.</w:t>
+        <w:t xml:space="preserve"> א' קבלת עמידר; ב' שובר עמידר; ג' אישור בנק יהב; ד' מכתב הנתבעת למשרד השיכון, 2013; ה' מכתב המחלקה לשירותים חברתיים, יולי 2026; ו' אישור הכרה כנתמכת; ז' אישור המוסד לביטוח לאומי; ח' בקשת ההכרה כדיירת ממשיכה; ט' ייפוי כוח.</w:t>
       </w:r>
     </w:p>
     <w:p>
@@ -1957,7 +2009,7 @@
           <w:szCs w:val="22"/>
           <w:rtl/>
         </w:rPr>
-        <w:t xml:space="preserve">בבית משפט השלום בפתח תקווה, ת"א ______ | עמידר, החברה הלאומית לשיכון בישראל בע"מ (התובעת) נגד טדילה וונדימאג'ן (הנתבעת) | תצהיר ערוך לפי טופס 5 שבתוספת הראשונה לתקנות סדר הדין האזרחי, התשע"ט-2018.</w:t>
+        <w:t xml:space="preserve">בבית משפט השלום בפתח תקווה, ת"א ______ | עמידר, החברה הלאומית לשיכון בישראל בע"מ נגד טדילה וונדימאג'ן | תצהיר לפי טופס 5 שבתוספת הראשונה לתקנות סדר הדין האזרחי, התשע"ט-2018.</w:t>
       </w:r>
     </w:p>
     <w:p>
@@ -2023,7 +2075,7 @@
           <w:szCs w:val="24"/>
           <w:rtl/>
         </w:rPr>
-        <w:t xml:space="preserve">הריני עושה תצהירי זה כתצהיר תומך לכתב ההגנה מטעמי בתובענה שבכותרת, לפי תקנה 79(א)(1) לתקנות.</w:t>
+        <w:t xml:space="preserve">הריני עושה תצהירי זה כתצהיר תומך לכתב ההגנה מטעמי בתובענה שבכותרת, לפי תקנה 79(א)(1) לתקנות. העובדות שבכתב ההגנה, להבדיל מן הטענות המשפטיות ומן המסקנות שבו, נכונות וידועות לי מידיעתי האישית; והעובדות הנוגעות למסמכי התובעת ידועות לי מתוך המסמכים עצמם.</w:t>
       </w:r>
     </w:p>
     <w:p>
@@ -2063,13 +2115,15 @@
           <w:rFonts w:ascii="David" w:cs="David" w:eastAsia="David" w:hAnsi="David"/>
           <w:b w:val="false"/>
           <w:bCs w:val="false"/>
-          <w:i w:val="false"/>
-          <w:iCs w:val="false"/>
-          <w:sz w:val="24"/>
-          <w:szCs w:val="24"/>
-          <w:rtl/>
-        </w:rPr>
-        <w:t xml:space="preserve">העובדות המפורטות בכתב ההגנה, להבדיל מן הטענות המשפטיות ומן המסקנות שבו, נכונות וידועות לי מידיעתי האישית; והעובדות הנוגעות למסמכי התובעת ידועות לי מתוך המסמכים עצמם, המצורפים לכתב התביעה.</w:t>
+          <w:i/>
+          <w:iCs/>
+          <w:sz w:val="24"/>
+          <w:szCs w:val="24"/>
+          <w:highlight w:val="yellow"/>
+          <w:highlightCs w:val="yellow"/>
+          <w:rtl/>
+        </w:rPr>
+        <w:t xml:space="preserve">[להשלמה - תיאור תקופת מגוריי בדירה, בהתאם לגרסה העובדתית שתיקבע. אין לחתום על התצהיר לפני שסעיף זה הושלם.]</w:t>
       </w:r>
     </w:p>
     <w:p>
@@ -2115,7 +2169,7 @@
           <w:szCs w:val="24"/>
           <w:rtl/>
         </w:rPr>
-        <w:t xml:space="preserve">התגוררתי בדירה ברח' צה"ל 72/6 בפתח תקווה יחד עם אבי המנוח, מר מנבר וונדימאג'ן ז"ל, ת.ז. 303214381, ביום 1.8.2009, והוספתי להתגורר בה עמו ברציפות למעלה מארבע שנים ועד לפטירתו ביום 16.2.2024; בשנותיו האחרונות, עת היה חולה, טיפלתי בו. אבי, יליד 1943, היה דובר אמהרית; הוא לא ידע קרוא וכתוב ולא שלט בשפה העברית.</w:t>
+        <w:t xml:space="preserve">אבי המנוח, מר מנבר וונדימאג'ן ז"ל, ת.ז. 303214381, יליד 1943, עלה לישראל מאתיופיה בשנת 1991. הוא היה דובר אמהרית, לא ידע קרוא וכתוב ולא שלט בשפה העברית.</w:t>
       </w:r>
     </w:p>
     <w:p>
@@ -2161,7 +2215,7 @@
           <w:szCs w:val="24"/>
           <w:rtl/>
         </w:rPr>
-        <w:t xml:space="preserve">ביום 3.7.2024 ערכה נציגת התובעת ביקור בדירה, ואני היא הבת שנכחה בו. שמי נרשם בטופס הביקור שלא כהלכה.</w:t>
+        <w:t xml:space="preserve">ביום 3.7.2024 ערכה נציגת התובעת ביקור בדירה, ואני היא הבת שנכחה בו. "עדן" הוא שמי העברי.</w:t>
       </w:r>
     </w:p>
     <w:p>
@@ -2207,7 +2261,7 @@
           <w:szCs w:val="24"/>
           <w:rtl/>
         </w:rPr>
-        <w:t xml:space="preserve">לא זומנתי לשימוע או לדיון בפני ועדה בעניין מעמדי בדירה, ולא הומצאה לי החלטה. אף לא נמסרה לי הודעה מאת משרד הבינוי והשיכון בדבר אי-זכאותי לדירה ציבורית.</w:t>
+        <w:t xml:space="preserve">אני נכה בשיעור 100% ואיני עובדת; אני מוכרת במחלקה לשירותים חברתיים בעיריית פתח תקווה וסמוכה על קצבת המוסד לביטוח לאומי.</w:t>
       </w:r>
     </w:p>
     <w:p>
@@ -2253,7 +2307,7 @@
           <w:szCs w:val="24"/>
           <w:rtl/>
         </w:rPr>
-        <w:t xml:space="preserve">רשימת המסמכים הנוגעים לעניין הנדון, המצויים או שהיו מצויים ברשותי או בשליטתי ואשר איתרתי לאחר חקירה ודרישה, היא הנספחים א' עד ו' המפורטים בכתב ההגנה. אין בידי תכתובת בכתב מול התובעת, שכן פניותיי אליה נעשו בעל פה במשרדיה.</w:t>
+        <w:t xml:space="preserve">לא זומנתי לשימוע או לדיון בפני ועדה בעניין מעמדי, לא הומצאה לי החלטה, ולא נמסרה לי הודעה מאת משרד הבינוי והשיכון בדבר אי-זכאותי לדירה ציבורית.</w:t>
       </w:r>
     </w:p>
     <w:p>
@@ -2299,6 +2353,52 @@
           <w:szCs w:val="24"/>
           <w:rtl/>
         </w:rPr>
+        <w:t xml:space="preserve">רשימת המסמכים הנוגעים לעניין הנדון, המצויים או שהיו מצויים ברשותי או בשליטתי ואשר איתרתי לאחר חקירה ודרישה, היא הנספחים א' עד ט' לכתב ההגנה. אין בידי תכתובת בכתב מול התובעת, שכן פניותיי אליה נעשו בעל פה במשרדיה.</w:t>
+      </w:r>
+    </w:p>
+    <w:p>
+      <w:pPr>
+        <w:tabs>
+          <w:tab w:val="start" w:pos="480"/>
+        </w:tabs>
+        <w:bidi/>
+        <w:spacing w:after="60" w:line="360" w:lineRule="auto"/>
+        <w:ind w:start="480" w:hanging="480"/>
+        <w:jc w:val="both"/>
+      </w:pPr>
+      <w:r>
+        <w:rPr>
+          <w:rFonts w:ascii="David" w:cs="David" w:eastAsia="David" w:hAnsi="David"/>
+          <w:b w:val="false"/>
+          <w:bCs w:val="false"/>
+          <w:i w:val="false"/>
+          <w:iCs w:val="false"/>
+          <w:sz w:val="24"/>
+          <w:szCs w:val="24"/>
+          <w:rtl/>
+        </w:rPr>
+        <w:t xml:space="preserve">8.</w:t>
+      </w:r>
+      <w:r>
+        <w:rPr>
+          <w:rFonts w:ascii="David" w:cs="David" w:eastAsia="David" w:hAnsi="David"/>
+          <w:sz w:val="24"/>
+          <w:szCs w:val="24"/>
+          <w:rtl/>
+        </w:rPr>
+        <w:tab/>
+      </w:r>
+      <w:r>
+        <w:rPr>
+          <w:rFonts w:ascii="David" w:cs="David" w:eastAsia="David" w:hAnsi="David"/>
+          <w:b w:val="false"/>
+          <w:bCs w:val="false"/>
+          <w:i w:val="false"/>
+          <w:iCs w:val="false"/>
+          <w:sz w:val="24"/>
+          <w:szCs w:val="24"/>
+          <w:rtl/>
+        </w:rPr>
         <w:t xml:space="preserve">זהו שמי, זו חתימתי ותוכן תצהירי אמת.</w:t>
       </w:r>
     </w:p>
@@ -2388,7 +2488,7 @@
           <w:szCs w:val="24"/>
           <w:rtl/>
         </w:rPr>
-        <w:t xml:space="preserve">הריני לאשר כי ביום __________ הופיעה בפניי, במשרדי ברח' ____________________, גב' טדילה וונדימאג'ן, שזיהיתיה לפי תעודת זהות מספר 303214373, ולאחר שהזהרתיה כי עליה לומר את האמת ואת האמת בלבד, וכי תהיה צפויה לעונשים הקבועים בחוק אם לא תעשה כן, אישרה את נכונות הצהרתה דלעיל וחתמה עליה בפניי.</w:t>
+        <w:t xml:space="preserve">הריני לאשר כי ביום __________ הופיעה בפניי, במשרדי ברח' ____________________, גב' טדילה וונדימאג'ן, שזיהיתיה לפי ת.ז. 303214373, ולאחר שהזהרתיה כי עליה לומר את האמת וכי תהיה צפויה לעונשים הקבועים בחוק אם לא תעשה כן, אישרה את נכונות הצהרתה וחתמה עליה בפניי.</w:t>
       </w:r>
     </w:p>
     <w:p>
@@ -2533,15 +2633,28 @@
       <w:r>
         <w:rPr>
           <w:rFonts w:ascii="David" w:cs="David" w:eastAsia="David" w:hAnsi="David"/>
-          <w:b w:val="false"/>
-          <w:bCs w:val="false"/>
-          <w:i w:val="false"/>
-          <w:iCs w:val="false"/>
-          <w:sz w:val="24"/>
-          <w:szCs w:val="24"/>
-          <w:rtl/>
-        </w:rPr>
-        <w:t xml:space="preserve">מספר התיק בכותרת; שם עורך הדין, מספר רישיון, מען ופרטי התקשרות.</w:t>
+          <w:b/>
+          <w:bCs/>
+          <w:i w:val="false"/>
+          <w:iCs w:val="false"/>
+          <w:sz w:val="24"/>
+          <w:szCs w:val="24"/>
+          <w:rtl/>
+        </w:rPr>
+        <w:t xml:space="preserve">סתירה עובדתית בין שני כתבי ההגנה - לטיפול לפני החתימה.</w:t>
+      </w:r>
+      <w:r>
+        <w:rPr>
+          <w:rFonts w:ascii="David" w:cs="David" w:eastAsia="David" w:hAnsi="David"/>
+          <w:b w:val="false"/>
+          <w:bCs w:val="false"/>
+          <w:i w:val="false"/>
+          <w:iCs w:val="false"/>
+          <w:sz w:val="24"/>
+          <w:szCs w:val="24"/>
+          <w:rtl/>
+        </w:rPr>
+        <w:t xml:space="preserve"> כתב ההגנה בתביעת סילוק היד מוסר כי הנתבעת החזיקה דירה שכורה בסמוך לדירת האב, כי היתה קשורה בחוזה שכירות עד יולי 2024, וכי עזבה את הדירה השכורה בסמוך לדצמבר 2023 ועברה לסעוד את אביה. הנתונים שנמסרו לצורך כתב הגנה זה היו כי הנתבעת התגוררה בדירה ביום 1.8.2009 וברציפות למעלה מארבע שנים עד הפטירה. שתי הגרסאות אינן יכולות לדור בכפיפה אחת, והדיונים אוחדו. יש להכריע בגרסה העובדתית ולתקן את שני כתבי ההגנה ואת התצהירים לפיה. סעיף 3 לכתב הגנה זה נוסח בינתיים כך שהטענה העיקרית - שהנתבעת אינה פולשת אלא נכנסה ברשות ולכל היותר בת-רשות - עומדת בכל מקרה, וטענת הדייר הממשיך והוראת המעבר נטענת לחלופין. בתצהיר נותר סעיף חסר, המסומן להשלמה, לתיאור תקופת המגורים; אין לחתום על התצהיר לפני שהושלם בהתאם לגרסה שתיקבע.</w:t>
       </w:r>
     </w:p>
     <w:p>
@@ -2587,7 +2700,7 @@
           <w:szCs w:val="24"/>
           <w:rtl/>
         </w:rPr>
-        <w:t xml:space="preserve">המסמך המרכזי של התובעת הוא התצהיר המודפס מיום 10.11.2021 (עמ' 35 לכתב התביעה). לחיזוק הטענה נגדו נדרש: ראיה לכך שהמנוח לא ידע קרוא וכתוב ולא שלט בעברית (מסמכי עלייה וקליטה, רישומי אולפן, מסמכים רפואיים או סיעודיים, תצהירי בני משפחה ושכנים); ביסוס לטענה שגב' נטלי לוגסי אינה דוברת אמהרית, שאפשר להוכיחה גם בחקירתה; ושקילת בקשה נפרדת להוצאת המסמך מן התיק או להתנגדות להגשתו בפתח שמיעת הראיות. כן יש לגבות מן הלקוחה גרסה מפורטת בעניין נסיבות ההחתמה בטרם ייחתם התצהיר.</w:t>
+        <w:t xml:space="preserve">מספר התיק בכותרת; שם עורך הדין, מספר רישיון, מען ופרטי התקשרות.</w:t>
       </w:r>
     </w:p>
     <w:p>
@@ -2633,7 +2746,7 @@
           <w:szCs w:val="24"/>
           <w:rtl/>
         </w:rPr>
-        <w:t xml:space="preserve">ראיות תומכות בתקופת המגורים המשותפים, לאיסוף ולצירוף: מרשם האוכלוסין ותמצית רישום, חשבונות ודברי דואר שנשלחו לכתובת הדירה, מסמכים רפואיים מתקופת מחלת האב, רישומי בית ספר או גן של ילדי הנתבעת, ותצהירי שכנים או בני משפחה.</w:t>
+        <w:t xml:space="preserve">לצרף ולאמת מול המקור את הציטוטים ממכתב המחלקה לשירותים חברתיים מיולי 2026 (נספח ה'), ולהשלים את שם עובד הרווחה, תפקידו ותאריך המכתב המדויק. כן לצרף את אישור ההכרה כנתמכת (נספח ו') ואת אישור המוסד לביטוח לאומי בדבר נכות בשיעור 100% (נספח ז').</w:t>
       </w:r>
     </w:p>
     <w:p>
@@ -2679,7 +2792,7 @@
           <w:szCs w:val="24"/>
           <w:rtl/>
         </w:rPr>
-        <w:t xml:space="preserve">זכאותה העצמאית של הנתבעת לדירה ציבורית לפי כללי משרד הבינוי והשיכון טרם נבדקה. יש לבדקה מול המשרד, ובהתאם לתוצאה לחזק את הטענה החלופית לפי סעיף 3(ב) לחוק, שלפיה בא הדייר הממשיך בנעלי הזכאי לכל דבר ועניין.</w:t>
+        <w:t xml:space="preserve">המסמך המרכזי של התובעת הוא התצהיר המודפס מיום 10.11.2021 (עמ' 35 לכתב התביעה). לחיזוק הטענה נגדו נדרש: ראיה לכך שהמנוח לא ידע קרוא וכתוב ולא שלט בעברית (מסמכי עלייה וקליטה, רישומי אולפן, מסמכים רפואיים או סיעודיים, תצהירי בני משפחה ושכנים); ביסוס לטענה שגב' נטלי לוגסי אינה דוברת אמהרית, שאפשר להוכיחה גם בחקירתה; ושקילת בקשה נפרדת להוצאת המסמך מן התיק או להתנגדות להגשתו בפתח שמיעת הראיות.</w:t>
       </w:r>
     </w:p>
     <w:p>
@@ -2725,7 +2838,7 @@
           <w:szCs w:val="24"/>
           <w:rtl/>
         </w:rPr>
-        <w:t xml:space="preserve">מכתב ההמלצה של גורם הרווחה (נספח ד1): יש לצרפו ולהשלים בכתב ההגנה את שם עובד הרווחה ותפקידו ואת תאריך המכתב.</w:t>
+        <w:t xml:space="preserve">ראיות תומכות בתקופת המגורים, לאיסוף ולצירוף: מרשם האוכלוסין ותמצית רישום, חשבונות ודברי דואר שנשלחו לכתובת הדירה, מסמכים רפואיים מתקופת מחלת האב, ותצהירי שכנים מאותו בניין המכירים את הנתבעת ואת המנוח שנים רבות.</w:t>
       </w:r>
     </w:p>
     <w:p>
@@ -2771,7 +2884,7 @@
           <w:szCs w:val="24"/>
           <w:rtl/>
         </w:rPr>
-        <w:t xml:space="preserve">לאמת לפני ההגשה את נוסחם המדויק של סעיף 3 לחוק ושל הוראת המעבר בחוק ההתייעלות הכלכלית (תיקוני חקיקה ליישום התכנית הכלכלית לשנים 2009 ו-2010), התשס"ט-2009, ולשקול לצרף אסמכתה מן הפסיקה העדכנית בסוגיית תנאי הוראת המעבר.</w:t>
+        <w:t xml:space="preserve">מכתב הנתבעת משנת 2013 (נספח ד'): כתב היד אינו קריא במלואו, והתיאור שבו נוגע גם לבני משפחה נוספים. יש לקרוא אותו עם הלקוחה ולוודא שהתיאור שבכתב ההגנה תואם את תוכנו במדויק, ובפרט שאינו סותר את האמור במכתב הרווחה מיולי 2026.</w:t>
       </w:r>
     </w:p>
     <w:p>
@@ -2817,7 +2930,7 @@
           <w:szCs w:val="24"/>
           <w:rtl/>
         </w:rPr>
-        <w:t xml:space="preserve">המועד האחרון להגשה נרשם לפי הנתון שנמסר, 4.9.2026. יש לאמת את החישוב מול תקנה 80(א) (45 ימים מן ההמצאה ביום 21.6.2026) ומול תקנה 179(ב) בעניין פגרת בתי המשפט.</w:t>
+        <w:t xml:space="preserve">זכאותה העצמאית של הנתבעת לדירה ציבורית לפי כללי משרד הבינוי והשיכון טרם נבדקה. יש לבדקה מול המשרד, ובהתאם לתוצאה לחזק את הטענה החלופית לפי סעיף 3(ב) לחוק.</w:t>
       </w:r>
     </w:p>
     <w:p>
@@ -2863,7 +2976,7 @@
           <w:szCs w:val="24"/>
           <w:rtl/>
         </w:rPr>
-        <w:t xml:space="preserve">צירוף ייפוי כוח (נספח ו') ובקשת ההכרה כדיירת ממשיכה (נספח ה'). אם הבקשה אינה מצויה בידי הנתבעת, יש לפרט בתצהיר את הנסיבות (תקנה 79(א)(2) סיפא).</w:t>
+        <w:t xml:space="preserve">לאמת לפני ההגשה את נוסחם המדויק של סעיף 3 לחוק ושל הוראת המעבר בחוק ההתייעלות הכלכלית (תיקוני חקיקה ליישום התכנית הכלכלית לשנים 2009 ו-2010), התשס"ט-2009, וכן את סימון סעיף הקטן שבסעיף 2 לחוזה השכירות שעניינו הודעה בכתב שישים יום מראש.</w:t>
       </w:r>
     </w:p>
     <w:p>
@@ -2909,7 +3022,7 @@
           <w:szCs w:val="24"/>
           <w:rtl/>
         </w:rPr>
-        <w:t xml:space="preserve">קבלות ואישורי תשלום נוספים ומסמכי רווחה שבידי הנתבעת: להוסיף לרשימת הנספחים ולתצהיר.</w:t>
+        <w:t xml:space="preserve">המועד האחרון להגשה נרשם לפי הנתון שנמסר, 4.9.2026. יש לאמת את החישוב מול תקנה 80(א) (45 ימים מן ההמצאה ביום 21.6.2026) ומול תקנה 179(ב) בעניין פגרת בתי המשפט.</w:t>
       </w:r>
     </w:p>
     <w:p>
@@ -2934,6 +3047,52 @@
           <w:rtl/>
         </w:rPr>
         <w:t xml:space="preserve">10.</w:t>
+      </w:r>
+      <w:r>
+        <w:rPr>
+          <w:rFonts w:ascii="David" w:cs="David" w:eastAsia="David" w:hAnsi="David"/>
+          <w:sz w:val="24"/>
+          <w:szCs w:val="24"/>
+          <w:rtl/>
+        </w:rPr>
+        <w:tab/>
+      </w:r>
+      <w:r>
+        <w:rPr>
+          <w:rFonts w:ascii="David" w:cs="David" w:eastAsia="David" w:hAnsi="David"/>
+          <w:b w:val="false"/>
+          <w:bCs w:val="false"/>
+          <w:i w:val="false"/>
+          <w:iCs w:val="false"/>
+          <w:sz w:val="24"/>
+          <w:szCs w:val="24"/>
+          <w:rtl/>
+        </w:rPr>
+        <w:t xml:space="preserve">צירוף ייפוי כוח (נספח ט') ובקשת ההכרה כדיירת ממשיכה (נספח ח'). אם הבקשה אינה מצויה בידי הנתבעת, יש לפרט בתצהיר את הנסיבות (תקנה 79(א)(2) סיפא).</w:t>
+      </w:r>
+    </w:p>
+    <w:p>
+      <w:pPr>
+        <w:tabs>
+          <w:tab w:val="start" w:pos="480"/>
+        </w:tabs>
+        <w:bidi/>
+        <w:spacing w:after="60" w:line="360" w:lineRule="auto"/>
+        <w:ind w:start="480" w:hanging="480"/>
+        <w:jc w:val="both"/>
+      </w:pPr>
+      <w:r>
+        <w:rPr>
+          <w:rFonts w:ascii="David" w:cs="David" w:eastAsia="David" w:hAnsi="David"/>
+          <w:b w:val="false"/>
+          <w:bCs w:val="false"/>
+          <w:i w:val="false"/>
+          <w:iCs w:val="false"/>
+          <w:sz w:val="24"/>
+          <w:szCs w:val="24"/>
+          <w:rtl/>
+        </w:rPr>
+        <w:t xml:space="preserve">11.</w:t>
       </w:r>
       <w:r>
         <w:rPr>

--- a/amidar-defense/כתב הגנה - נוסח מעודכן.docx
+++ b/amidar-defense/כתב הגנה - נוסח מעודכן.docx
@@ -785,7 +785,7 @@
           <w:szCs w:val="24"/>
           <w:rtl/>
         </w:rPr>
-        <w:t xml:space="preserve"> היא בתו של הדייר החוזי, מר מנבר וונדימאג'ן ז"ל, שהתגורר בדירה מיום 8.8.1996 ועד לפטירתו ביום 16.2.2024. הנתבעת גדלה בדירה, נכנסה אליה ברשות אביה, שהתה בה כדי לסעוד אותו בתקופה שקדמה לפטירתו ונותרה בה לאחריה; מי שאלה נסיבות כניסתה אינה "פולשת", ולכל היותר עסקינן בבת-רשות. לחלופין תטען הנתבעת כי היא "דייר ממשיך" כהגדרתו בסעיף 1 לחוק זכויות הדייר בדיור הציבורי, התשנ"ח-1998, וכי מתקיים בה תנאי הוראת המעבר שבגדרה מוסיף לחול עליה נוסחו הקודם של סעיף 3 לחוק - הוא התנאי שהתובעת עצמה הציבה בראש טבלת ביקורי המעגל שבנספח 4: "ביקורי מעגל לדייר הממשיך מתאריך 1.8.09 ועד מועד הבקשה ולא פחות מ-4 שנות מגורים רצופות". מכל מקום, שאלת מגוריה לא נבדקה מעולם ומקומה להתברר בראיות.</w:t>
+        <w:t xml:space="preserve"> היא בתו של הדייר החוזי, מר מנבר וונדימאג'ן ז"ל, שהתגורר בדירה מיום 8.8.1996 ועד לפטירתו ביום 16.2.2024. הנתבעת גדלה בדירה והתגוררה בה מילדותה וברציפות עד לשנת 2019, שבה שכרה דירה בסמוך על רקע מתח שנתגלע בינה לבין אביה; בסמוך לחודש דצמבר 2023 שבה אל הדירה כדי לסעוד אותו עד לפטירתו, ומאז היא מתגוררת בה, והדירה היא ביתה היחיד. מי שאלה נסיבות כניסתה אינה "פולשת", ולכל היותר עסקינן בבת-רשות. לחלופין תטען הנתבעת כי היא "דייר ממשיך" כהגדרתו בסעיף 1 לחוק זכויות הדייר בדיור הציבורי, התשנ"ח-1998, וכי מתקיים בה התנאי שהתובעת עצמה הציבה בראש טבלת ביקורי המעגל שבנספח 4: "ביקורי מעגל לדייר הממשיך מתאריך 1.8.09 ועד מועד הבקשה ולא פחות מ-4 שנות מגורים רצופות" - שהרי הנתבעת התגוררה בדירה מיום 1.8.2009 וברציפות כעשר שנים. מכל מקום, שאלת מגוריה לא נבדקה מעולם ומקומה להתברר בראיות.</w:t>
       </w:r>
     </w:p>
     <w:p>
@@ -1141,6 +1141,65 @@
       <w:r>
         <w:rPr>
           <w:rFonts w:ascii="David" w:cs="David" w:eastAsia="David" w:hAnsi="David"/>
+          <w:b/>
+          <w:bCs/>
+          <w:i w:val="false"/>
+          <w:iCs w:val="false"/>
+          <w:sz w:val="24"/>
+          <w:szCs w:val="24"/>
+          <w:rtl/>
+        </w:rPr>
+        <w:t xml:space="preserve">נסיבות מגוריה של הנתבעת.</w:t>
+      </w:r>
+      <w:r>
+        <w:rPr>
+          <w:rFonts w:ascii="David" w:cs="David" w:eastAsia="David" w:hAnsi="David"/>
+          <w:b w:val="false"/>
+          <w:bCs w:val="false"/>
+          <w:i w:val="false"/>
+          <w:iCs w:val="false"/>
+          <w:sz w:val="24"/>
+          <w:szCs w:val="24"/>
+          <w:rtl/>
+        </w:rPr>
+        <w:t xml:space="preserve"> הנתבעת גדלה בדירה והתגוררה בה מילדותה, לרבות ביום 1.8.2009 וברציפות עד לשנת 2019. באותה שנה, על רקע מתח וקושי שנתגלעו בינה לבין אביה, שכרה דירה בסמוך כדי שיהיה בידה מקום לינה נפרד; היא לא נטשה אותו ולא חדלה מלבקרו, אלא הגיעה אליו בתדירות גבוהה, הכינה עבורו אוכל ודאגה לצרכיו. בסמוך לחודש דצמבר 2023, כשבעה חודשים בטרם פקע חוזה השכירות שלה, עזבה את הדירה השכורה ועברה לשהות לצד אביה ולסעוד אותו עד לפטירתו; ומאז היא מתגוררת בדירה ברציפות. הדירה היא ביתה היחיד; אין לה דירה בבעלותה ומעולם לא היתה לה. ודוק, בטבלת ביקורי המעגל שבנספח 4 נרשם "לא" ביחס לדייר ממשיך בכל אחת מן השנים 2010 עד 2019, עשור שלם שבו התגוררה הנתבעת בדירה, וזאת מבלי שנשאלה, זומנה או נשמעה ולו פעם אחת.</w:t>
+      </w:r>
+    </w:p>
+    <w:p>
+      <w:pPr>
+        <w:tabs>
+          <w:tab w:val="start" w:pos="480"/>
+        </w:tabs>
+        <w:bidi/>
+        <w:spacing w:after="60" w:line="360" w:lineRule="auto"/>
+        <w:ind w:start="480" w:hanging="480"/>
+        <w:jc w:val="both"/>
+      </w:pPr>
+      <w:r>
+        <w:rPr>
+          <w:rFonts w:ascii="David" w:cs="David" w:eastAsia="David" w:hAnsi="David"/>
+          <w:b w:val="false"/>
+          <w:bCs w:val="false"/>
+          <w:i w:val="false"/>
+          <w:iCs w:val="false"/>
+          <w:sz w:val="24"/>
+          <w:szCs w:val="24"/>
+          <w:rtl/>
+        </w:rPr>
+        <w:t xml:space="preserve">10.</w:t>
+      </w:r>
+      <w:r>
+        <w:rPr>
+          <w:rFonts w:ascii="David" w:cs="David" w:eastAsia="David" w:hAnsi="David"/>
+          <w:sz w:val="24"/>
+          <w:szCs w:val="24"/>
+          <w:rtl/>
+        </w:rPr>
+        <w:tab/>
+      </w:r>
+      <w:r>
+        <w:rPr>
+          <w:rFonts w:ascii="David" w:cs="David" w:eastAsia="David" w:hAnsi="David"/>
           <w:b w:val="false"/>
           <w:bCs w:val="false"/>
           <w:i w:val="false"/>
@@ -1303,7 +1362,7 @@
           <w:szCs w:val="24"/>
           <w:rtl/>
         </w:rPr>
-        <w:t xml:space="preserve">10.</w:t>
+        <w:t xml:space="preserve">11.</w:t>
       </w:r>
       <w:r>
         <w:rPr>
@@ -1401,7 +1460,7 @@
           <w:szCs w:val="24"/>
           <w:rtl/>
         </w:rPr>
-        <w:t xml:space="preserve">11.</w:t>
+        <w:t xml:space="preserve">12.</w:t>
       </w:r>
       <w:r>
         <w:rPr>
@@ -1460,7 +1519,7 @@
           <w:szCs w:val="24"/>
           <w:rtl/>
         </w:rPr>
-        <w:t xml:space="preserve">12.</w:t>
+        <w:t xml:space="preserve">13.</w:t>
       </w:r>
       <w:r>
         <w:rPr>
@@ -1571,7 +1630,7 @@
           <w:szCs w:val="24"/>
           <w:rtl/>
         </w:rPr>
-        <w:t xml:space="preserve">13.</w:t>
+        <w:t xml:space="preserve">14.</w:t>
       </w:r>
       <w:r>
         <w:rPr>
@@ -1630,7 +1689,7 @@
           <w:szCs w:val="24"/>
           <w:rtl/>
         </w:rPr>
-        <w:t xml:space="preserve">14.</w:t>
+        <w:t xml:space="preserve">15.</w:t>
       </w:r>
       <w:r>
         <w:rPr>
@@ -1665,7 +1724,7 @@
           <w:szCs w:val="24"/>
           <w:rtl/>
         </w:rPr>
-        <w:t xml:space="preserve"> בחודש יולי 2026 פנתה המחלקה לשירותים חברתיים "ירקון" שבעיריית פתח תקווה במכתב שעניינו הנתבעת (נספח ה'), המוכרת באותה מחלקה כנתמכת (נספח ו'). נמסר בו כי הנתבעת "היתה מוכרת ברווחה לאורך שנים", וכי היא "בת 42 רווקה ללא ילדים מתמודדת עם נכות נפשית ופיברומיאלגיה, אינה עובדת ומקבלת קיצבה 100% נכות מביטוח לאומי" (נספח ז'); ובסיפתו: </w:t>
+        <w:t xml:space="preserve"> בחודש יולי 2026 פנה האגף לשירותים חברתיים בעיריית פתח תקווה במכתב שעניינו הנתבעת (נספח ה'), המוכרת באותו אגף כנתמכת (נספח ו'). נמסר בו כי הנתבעת "היתה מוכרת ברווחה לאורך שנים", וכי היא "בת 42 רווקה ללא ילדים מתמודדת עם נכות נפשית ופיברומיאלגיה, אינה עובדת ומקבלת קיצבה 100% נכות מביטוח לאומי" (נספח ז'); ובסיפתו: </w:t>
       </w:r>
       <w:r>
         <w:rPr>
@@ -1715,7 +1774,7 @@
           <w:szCs w:val="24"/>
           <w:rtl/>
         </w:rPr>
-        <w:t xml:space="preserve">15.</w:t>
+        <w:t xml:space="preserve">16.</w:t>
       </w:r>
       <w:r>
         <w:rPr>
@@ -1774,7 +1833,7 @@
           <w:szCs w:val="24"/>
           <w:rtl/>
         </w:rPr>
-        <w:t xml:space="preserve">16.</w:t>
+        <w:t xml:space="preserve">17.</w:t>
       </w:r>
       <w:r>
         <w:rPr>
@@ -1833,7 +1892,7 @@
           <w:szCs w:val="24"/>
           <w:rtl/>
         </w:rPr>
-        <w:t xml:space="preserve">17.</w:t>
+        <w:t xml:space="preserve">18.</w:t>
       </w:r>
       <w:r>
         <w:rPr>
@@ -2009,7 +2068,7 @@
           <w:szCs w:val="22"/>
           <w:rtl/>
         </w:rPr>
-        <w:t xml:space="preserve">בבית משפט השלום בפתח תקווה, ת"א ______ | עמידר, החברה הלאומית לשיכון בישראל בע"מ נגד טדילה וונדימאג'ן | תצהיר לפי טופס 5 שבתוספת הראשונה לתקנות סדר הדין האזרחי, התשע"ט-2018.</w:t>
+        <w:t xml:space="preserve">בבית משפט השלום בפתח תקווה, ת"א ______ | עמידר, החברה הלאומית לשיכון בישראל בע"מ נגד טדילה וונדימאג'ן | תצהיר לפי טופס 5 לתקנות סדר הדין האזרחי, התשע"ט-2018.</w:t>
       </w:r>
     </w:p>
     <w:p>
@@ -2075,7 +2134,7 @@
           <w:szCs w:val="24"/>
           <w:rtl/>
         </w:rPr>
-        <w:t xml:space="preserve">הריני עושה תצהירי זה כתצהיר תומך לכתב ההגנה מטעמי בתובענה שבכותרת, לפי תקנה 79(א)(1) לתקנות. העובדות שבכתב ההגנה, להבדיל מן הטענות המשפטיות ומן המסקנות שבו, נכונות וידועות לי מידיעתי האישית; והעובדות הנוגעות למסמכי התובעת ידועות לי מתוך המסמכים עצמם.</w:t>
+        <w:t xml:space="preserve">הריני עושה תצהירי זה כתצהיר תומך לכתב ההגנה מטעמי, לפי תקנה 79(א)(1) לתקנות. העובדות שבכתב ההגנה, להבדיל מן הטענות המשפטיות ומן המסקנות שבו, נכונות וידועות לי מידיעתי האישית; והעובדות הנוגעות למסמכי התובעת ידועות לי מתוך המסמכים עצמם.</w:t>
       </w:r>
     </w:p>
     <w:p>
@@ -2115,15 +2174,13 @@
           <w:rFonts w:ascii="David" w:cs="David" w:eastAsia="David" w:hAnsi="David"/>
           <w:b w:val="false"/>
           <w:bCs w:val="false"/>
-          <w:i/>
-          <w:iCs/>
-          <w:sz w:val="24"/>
-          <w:szCs w:val="24"/>
-          <w:highlight w:val="yellow"/>
-          <w:highlightCs w:val="yellow"/>
-          <w:rtl/>
-        </w:rPr>
-        <w:t xml:space="preserve">[להשלמה - תיאור תקופת מגוריי בדירה, בהתאם לגרסה העובדתית שתיקבע. אין לחתום על התצהיר לפני שסעיף זה הושלם.]</w:t>
+          <w:i w:val="false"/>
+          <w:iCs w:val="false"/>
+          <w:sz w:val="24"/>
+          <w:szCs w:val="24"/>
+          <w:rtl/>
+        </w:rPr>
+        <w:t xml:space="preserve">גדלתי בדירה והתגוררתי בה מילדותי, לרבות ביום 1.8.2009 וברציפות עד לשנת 2019. באותה שנה, על רקע מתח שנתגלע ביני לבין אבי, שכרתי דירה בסמוך; לא חדלתי לבקרו, סייעתי לו והכנתי עבורו אוכל. בסמוך לחודש דצמבר 2023 עזבתי את הדירה השכורה ועברתי לשהות לצדו ולסעוד אותו עד לפטירתו, ומאז אני מתגוררת בדירה ברציפות.</w:t>
       </w:r>
     </w:p>
     <w:p>
@@ -2169,7 +2226,7 @@
           <w:szCs w:val="24"/>
           <w:rtl/>
         </w:rPr>
-        <w:t xml:space="preserve">אבי המנוח, מר מנבר וונדימאג'ן ז"ל, ת.ז. 303214381, יליד 1943, עלה לישראל מאתיופיה בשנת 1991. הוא היה דובר אמהרית, לא ידע קרוא וכתוב ולא שלט בשפה העברית.</w:t>
+        <w:t xml:space="preserve">אבי המנוח, מר מנבר וונדימאג'ן ז"ל, ת.ז. 303214381, יליד 1943, עלה מאתיופיה בשנת 1991; הוא היה דובר אמהרית, לא ידע קרוא וכתוב ולא שלט בעברית.</w:t>
       </w:r>
     </w:p>
     <w:p>
@@ -2215,7 +2272,7 @@
           <w:szCs w:val="24"/>
           <w:rtl/>
         </w:rPr>
-        <w:t xml:space="preserve">ביום 3.7.2024 ערכה נציגת התובעת ביקור בדירה, ואני היא הבת שנכחה בו. "עדן" הוא שמי העברי.</w:t>
+        <w:t xml:space="preserve">ביום 3.7.2024 ערכה נציגת התובעת ביקור בדירה, ואני היא הבת שנכחה בו; "עדן" הוא שמי העברי.</w:t>
       </w:r>
     </w:p>
     <w:p>
@@ -2261,7 +2318,7 @@
           <w:szCs w:val="24"/>
           <w:rtl/>
         </w:rPr>
-        <w:t xml:space="preserve">אני נכה בשיעור 100% ואיני עובדת; אני מוכרת במחלקה לשירותים חברתיים בעיריית פתח תקווה וסמוכה על קצבת המוסד לביטוח לאומי.</w:t>
+        <w:t xml:space="preserve">אני נכה בשיעור 100% ואיני עובדת, מוכרת באגף לשירותים חברתיים בעיריית פתח תקווה וסמוכה על קצבת המוסד לביטוח לאומי; אין לי דירה בבעלותי ומעולם לא היתה לי.</w:t>
       </w:r>
     </w:p>
     <w:p>
@@ -2641,20 +2698,20 @@
           <w:szCs w:val="24"/>
           <w:rtl/>
         </w:rPr>
-        <w:t xml:space="preserve">סתירה עובדתית בין שני כתבי ההגנה - לטיפול לפני החתימה.</w:t>
-      </w:r>
-      <w:r>
-        <w:rPr>
-          <w:rFonts w:ascii="David" w:cs="David" w:eastAsia="David" w:hAnsi="David"/>
-          <w:b w:val="false"/>
-          <w:bCs w:val="false"/>
-          <w:i w:val="false"/>
-          <w:iCs w:val="false"/>
-          <w:sz w:val="24"/>
-          <w:szCs w:val="24"/>
-          <w:rtl/>
-        </w:rPr>
-        <w:t xml:space="preserve"> כתב ההגנה בתביעת סילוק היד מוסר כי הנתבעת החזיקה דירה שכורה בסמוך לדירת האב, כי היתה קשורה בחוזה שכירות עד יולי 2024, וכי עזבה את הדירה השכורה בסמוך לדצמבר 2023 ועברה לסעוד את אביה. הנתונים שנמסרו לצורך כתב הגנה זה היו כי הנתבעת התגוררה בדירה ביום 1.8.2009 וברציפות למעלה מארבע שנים עד הפטירה. שתי הגרסאות אינן יכולות לדור בכפיפה אחת, והדיונים אוחדו. יש להכריע בגרסה העובדתית ולתקן את שני כתבי ההגנה ואת התצהירים לפיה. סעיף 3 לכתב הגנה זה נוסח בינתיים כך שהטענה העיקרית - שהנתבעת אינה פולשת אלא נכנסה ברשות ולכל היותר בת-רשות - עומדת בכל מקרה, וטענת הדייר הממשיך והוראת המעבר נטענת לחלופין. בתצהיר נותר סעיף חסר, המסומן להשלמה, לתיאור תקופת המגורים; אין לחתום על התצהיר לפני שהושלם בהתאם לגרסה שתיקבע.</w:t>
+        <w:t xml:space="preserve">התאמה לכתב ההגנה בתביעת סילוק היד.</w:t>
+      </w:r>
+      <w:r>
+        <w:rPr>
+          <w:rFonts w:ascii="David" w:cs="David" w:eastAsia="David" w:hAnsi="David"/>
+          <w:b w:val="false"/>
+          <w:bCs w:val="false"/>
+          <w:i w:val="false"/>
+          <w:iCs w:val="false"/>
+          <w:sz w:val="24"/>
+          <w:szCs w:val="24"/>
+          <w:rtl/>
+        </w:rPr>
+        <w:t xml:space="preserve"> הגרסה העובדתית שנקבעה - מגורים בדירה מילדות, לרבות ביום 1.8.2009 וברציפות עד שנת 2019; שכירת דירה בסמוך באותה שנה על רקע מתח עם האב, בלא נטישתו; שיבה אל הדירה בסמוך לדצמבר 2023 לשם סיעודו; ומגורים רצופים מאז - שולבה בסעיף 3 ובחלק השלישי לכתב הגנה זה ובתצהיר. יש לוודא שכתב ההגנה בת"א 12718-06-26 מוסר את אותה גרסה בדיוק, ובפרט את תקופת 2009 עד 2019 ואת הטעם למעבר, שכן הדיונים אוחדו.</w:t>
       </w:r>
     </w:p>
     <w:p>
@@ -2746,7 +2803,7 @@
           <w:szCs w:val="24"/>
           <w:rtl/>
         </w:rPr>
-        <w:t xml:space="preserve">לצרף ולאמת מול המקור את הציטוטים ממכתב המחלקה לשירותים חברתיים מיולי 2026 (נספח ה'), ולהשלים את שם עובד הרווחה, תפקידו ותאריך המכתב המדויק. כן לצרף את אישור ההכרה כנתמכת (נספח ו') ואת אישור המוסד לביטוח לאומי בדבר נכות בשיעור 100% (נספח ז').</w:t>
+        <w:t xml:space="preserve">לצרף את מכתב האגף לשירותים חברתיים בעיריית פתח תקווה (נספח ה') ולאמת מול המקור את הציטוטים שבכתב ההגנה. המכתב אינו נושא שם עובד ותפקיד ואינו נושא תאריך מדויק, ולכן נרשם בגוף כתב ההגנה לפי החודש בלבד. כן לצרף את אישור ההכרה כנתמכת (נספח ו') ואת אישור המוסד לביטוח לאומי בדבר נכות בשיעור 100% (נספח ז').</w:t>
       </w:r>
     </w:p>
     <w:p>
@@ -2838,7 +2895,7 @@
           <w:szCs w:val="24"/>
           <w:rtl/>
         </w:rPr>
-        <w:t xml:space="preserve">ראיות תומכות בתקופת המגורים, לאיסוף ולצירוף: מרשם האוכלוסין ותמצית רישום, חשבונות ודברי דואר שנשלחו לכתובת הדירה, מסמכים רפואיים מתקופת מחלת האב, ותצהירי שכנים מאותו בניין המכירים את הנתבעת ואת המנוח שנים רבות.</w:t>
+        <w:t xml:space="preserve">ראיות תומכות בתקופת המגורים, לאיסוף ולצירוף: מרשם האוכלוסין ותמצית רישום לשנים 2009 עד 2019, חשבונות ודברי דואר שנשלחו לכתובת הדירה באותן שנים, חוזה השכירות של הדירה שנשכרה בשנת 2019 ומועד סיומו, מסמכים רפואיים מתקופת מחלת האב, ותצהירי שכנים מאותו בניין המכירים את הנתבעת ואת המנוח שנים רבות.</w:t>
       </w:r>
     </w:p>
     <w:p>
@@ -2976,7 +3033,7 @@
           <w:szCs w:val="24"/>
           <w:rtl/>
         </w:rPr>
-        <w:t xml:space="preserve">לאמת לפני ההגשה את נוסחם המדויק של סעיף 3 לחוק ושל הוראת המעבר בחוק ההתייעלות הכלכלית (תיקוני חקיקה ליישום התכנית הכלכלית לשנים 2009 ו-2010), התשס"ט-2009, וכן את סימון סעיף הקטן שבסעיף 2 לחוזה השכירות שעניינו הודעה בכתב שישים יום מראש.</w:t>
+        <w:t xml:space="preserve">לאמת לפני ההגשה את נוסחם המדויק של סעיף 3 לחוק ושל הוראת המעבר בחוק ההתייעלות הכלכלית, התשס"ט-2009, ובפרט אם ארבע שנות המגורים הרצופות נדרשות עד למועד הפטירה או בתוך התקופה שמיום 1.8.2009; כן לאמת את סימון סעיף הקטן שבסעיף 2 לחוזה שעניינו הודעה בכתב שישים יום מראש.</w:t>
       </w:r>
     </w:p>
     <w:p>
@@ -3114,7 +3171,7 @@
           <w:szCs w:val="24"/>
           <w:rtl/>
         </w:rPr>
-        <w:t xml:space="preserve">הוחלט שלא להגיש תביעה שכנגד להשבת הכספים שנגבו. השבתם נתבעת בדרך של קיזוז וניכוי בסעיף הסעד. אם תשוב הלקוחה בה מהחלטתה, תביעה שכנגד מוגשת יחד עם כתב ההגנה (תקנות 21(א) ו-80(ח)), ולאחר מכן תידרש רשות.</w:t>
+        <w:t xml:space="preserve">הוחלט שלא להגיש תביעה שכנגד להשבת הכספים שנגבו. השבתם נתבעת בדרך של קיזוז וניכוי בסעיף הסעד.</w:t>
       </w:r>
     </w:p>
     <w:sectPr>

--- a/amidar-defense/כתב הגנה - נוסח מעודכן.docx
+++ b/amidar-defense/כתב הגנה - נוסח מעודכן.docx
@@ -667,7 +667,7 @@
           <w:szCs w:val="24"/>
           <w:rtl/>
         </w:rPr>
-        <w:t xml:space="preserve"> התובעת מציינת בכתב תביעתה כי תלויה ועומדת נגד הנתבעת תביעה לסילוק יד, ת"א 12718-06-26, "בגין אותה מסכת עובדתית". תקנות 24 ו-25(ב) לתקנות סדר הדין האזרחי, התשע"ט-2018 מחייבות לכלול בכתב תביעה אחד את כל העילות והסעדים בשל אותה מסכת עובדתית, זולת אם ניתנה רשות לפיצול, ורשות כזו לא נטענה ולא הוצגה; ואף ההחלטה על איחוד הדיון בין ההליכים אין בה משום רשות בדיעבד. דין התביעה להימחק.</w:t>
+        <w:t xml:space="preserve"> התובעת מציינת בכתב תביעתה כי תלויה ועומדת נגד הנתבעת תביעה לסילוק יד, ת"א 12718-06-26, "בגין אותה מסכת עובדתית".</w:t>
       </w:r>
     </w:p>
     <w:p>
@@ -692,6 +692,98 @@
           <w:rtl/>
         </w:rPr>
         <w:t xml:space="preserve">2.</w:t>
+      </w:r>
+      <w:r>
+        <w:rPr>
+          <w:rFonts w:ascii="David" w:cs="David" w:eastAsia="David" w:hAnsi="David"/>
+          <w:sz w:val="24"/>
+          <w:szCs w:val="24"/>
+          <w:rtl/>
+        </w:rPr>
+        <w:tab/>
+      </w:r>
+      <w:r>
+        <w:rPr>
+          <w:rFonts w:ascii="David" w:cs="David" w:eastAsia="David" w:hAnsi="David"/>
+          <w:b w:val="false"/>
+          <w:bCs w:val="false"/>
+          <w:i w:val="false"/>
+          <w:iCs w:val="false"/>
+          <w:sz w:val="24"/>
+          <w:szCs w:val="24"/>
+          <w:rtl/>
+        </w:rPr>
+        <w:t xml:space="preserve">תקנות 24 ו-25(ב) לתקנות סדר הדין האזרחי, התשע"ט-2018 מחייבות לכלול בכתב תביעה אחד את כל העילות והסעדים בשל אותה מסכת עובדתית, זולת אם ניתנה רשות לפיצול. רשות כזו לא נטענה ולא הוצגה, ודין התביעה להימחק.</w:t>
+      </w:r>
+    </w:p>
+    <w:p>
+      <w:pPr>
+        <w:tabs>
+          <w:tab w:val="start" w:pos="480"/>
+        </w:tabs>
+        <w:bidi/>
+        <w:spacing w:after="60" w:line="360" w:lineRule="auto"/>
+        <w:ind w:start="480" w:hanging="480"/>
+        <w:jc w:val="both"/>
+      </w:pPr>
+      <w:r>
+        <w:rPr>
+          <w:rFonts w:ascii="David" w:cs="David" w:eastAsia="David" w:hAnsi="David"/>
+          <w:b w:val="false"/>
+          <w:bCs w:val="false"/>
+          <w:i w:val="false"/>
+          <w:iCs w:val="false"/>
+          <w:sz w:val="24"/>
+          <w:szCs w:val="24"/>
+          <w:rtl/>
+        </w:rPr>
+        <w:t xml:space="preserve">3.</w:t>
+      </w:r>
+      <w:r>
+        <w:rPr>
+          <w:rFonts w:ascii="David" w:cs="David" w:eastAsia="David" w:hAnsi="David"/>
+          <w:sz w:val="24"/>
+          <w:szCs w:val="24"/>
+          <w:rtl/>
+        </w:rPr>
+        <w:tab/>
+      </w:r>
+      <w:r>
+        <w:rPr>
+          <w:rFonts w:ascii="David" w:cs="David" w:eastAsia="David" w:hAnsi="David"/>
+          <w:b w:val="false"/>
+          <w:bCs w:val="false"/>
+          <w:i w:val="false"/>
+          <w:iCs w:val="false"/>
+          <w:sz w:val="24"/>
+          <w:szCs w:val="24"/>
+          <w:rtl/>
+        </w:rPr>
+        <w:t xml:space="preserve">אף ההחלטה על איחוד הדיון בין ההליכים אין בה משום רשות לפיצול בדיעבד.</w:t>
+      </w:r>
+    </w:p>
+    <w:p>
+      <w:pPr>
+        <w:tabs>
+          <w:tab w:val="start" w:pos="480"/>
+        </w:tabs>
+        <w:bidi/>
+        <w:spacing w:after="60" w:line="360" w:lineRule="auto"/>
+        <w:ind w:start="480" w:hanging="480"/>
+        <w:jc w:val="both"/>
+      </w:pPr>
+      <w:r>
+        <w:rPr>
+          <w:rFonts w:ascii="David" w:cs="David" w:eastAsia="David" w:hAnsi="David"/>
+          <w:b w:val="false"/>
+          <w:bCs w:val="false"/>
+          <w:i w:val="false"/>
+          <w:iCs w:val="false"/>
+          <w:sz w:val="24"/>
+          <w:szCs w:val="24"/>
+          <w:rtl/>
+        </w:rPr>
+        <w:t xml:space="preserve">4.</w:t>
       </w:r>
       <w:r>
         <w:rPr>
@@ -726,31 +818,77 @@
           <w:szCs w:val="24"/>
           <w:rtl/>
         </w:rPr>
-        <w:t xml:space="preserve"> התביעה נשענת על טענה אחת: כי ועדה מוסמכת שללה מן הנתבעת מעמד של דיירת ממשיכה. ההחלטה עצמה לא צורפה, וכמוה גם ההתראות הנטענות בסעיף 2 לכתב התביעה, בניגוד לתקנה 79(א)(2).</w:t>
-      </w:r>
-    </w:p>
-    <w:p>
-      <w:pPr>
-        <w:tabs>
-          <w:tab w:val="start" w:pos="480"/>
-        </w:tabs>
-        <w:bidi/>
-        <w:spacing w:after="60" w:line="360" w:lineRule="auto"/>
-        <w:ind w:start="480" w:hanging="480"/>
-        <w:jc w:val="both"/>
-      </w:pPr>
-      <w:r>
-        <w:rPr>
-          <w:rFonts w:ascii="David" w:cs="David" w:eastAsia="David" w:hAnsi="David"/>
-          <w:b w:val="false"/>
-          <w:bCs w:val="false"/>
-          <w:i w:val="false"/>
-          <w:iCs w:val="false"/>
-          <w:sz w:val="24"/>
-          <w:szCs w:val="24"/>
-          <w:rtl/>
-        </w:rPr>
-        <w:t xml:space="preserve">3.</w:t>
+        <w:t xml:space="preserve"> התביעה נשענת על טענה אחת: כי ועדה מוסמכת שללה מן הנתבעת מעמד של דיירת ממשיכה. ההחלטה עצמה לא צורפה.</w:t>
+      </w:r>
+    </w:p>
+    <w:p>
+      <w:pPr>
+        <w:tabs>
+          <w:tab w:val="start" w:pos="480"/>
+        </w:tabs>
+        <w:bidi/>
+        <w:spacing w:after="60" w:line="360" w:lineRule="auto"/>
+        <w:ind w:start="480" w:hanging="480"/>
+        <w:jc w:val="both"/>
+      </w:pPr>
+      <w:r>
+        <w:rPr>
+          <w:rFonts w:ascii="David" w:cs="David" w:eastAsia="David" w:hAnsi="David"/>
+          <w:b w:val="false"/>
+          <w:bCs w:val="false"/>
+          <w:i w:val="false"/>
+          <w:iCs w:val="false"/>
+          <w:sz w:val="24"/>
+          <w:szCs w:val="24"/>
+          <w:rtl/>
+        </w:rPr>
+        <w:t xml:space="preserve">5.</w:t>
+      </w:r>
+      <w:r>
+        <w:rPr>
+          <w:rFonts w:ascii="David" w:cs="David" w:eastAsia="David" w:hAnsi="David"/>
+          <w:sz w:val="24"/>
+          <w:szCs w:val="24"/>
+          <w:rtl/>
+        </w:rPr>
+        <w:tab/>
+      </w:r>
+      <w:r>
+        <w:rPr>
+          <w:rFonts w:ascii="David" w:cs="David" w:eastAsia="David" w:hAnsi="David"/>
+          <w:b w:val="false"/>
+          <w:bCs w:val="false"/>
+          <w:i w:val="false"/>
+          <w:iCs w:val="false"/>
+          <w:sz w:val="24"/>
+          <w:szCs w:val="24"/>
+          <w:rtl/>
+        </w:rPr>
+        <w:t xml:space="preserve">אף ההתראות הנטענות בסעיף 2 לכתב התביעה לא צורפו, בניגוד לתקנה 79(א)(2).</w:t>
+      </w:r>
+    </w:p>
+    <w:p>
+      <w:pPr>
+        <w:tabs>
+          <w:tab w:val="start" w:pos="480"/>
+        </w:tabs>
+        <w:bidi/>
+        <w:spacing w:after="60" w:line="360" w:lineRule="auto"/>
+        <w:ind w:start="480" w:hanging="480"/>
+        <w:jc w:val="both"/>
+      </w:pPr>
+      <w:r>
+        <w:rPr>
+          <w:rFonts w:ascii="David" w:cs="David" w:eastAsia="David" w:hAnsi="David"/>
+          <w:b w:val="false"/>
+          <w:bCs w:val="false"/>
+          <w:i w:val="false"/>
+          <w:iCs w:val="false"/>
+          <w:sz w:val="24"/>
+          <w:szCs w:val="24"/>
+          <w:rtl/>
+        </w:rPr>
+        <w:t xml:space="preserve">6.</w:t>
       </w:r>
       <w:r>
         <w:rPr>
@@ -785,31 +923,307 @@
           <w:szCs w:val="24"/>
           <w:rtl/>
         </w:rPr>
-        <w:t xml:space="preserve"> היא בתו של הדייר החוזי, מר מנבר וונדימאג'ן ז"ל, שהתגורר בדירה מיום 8.8.1996 ועד לפטירתו ביום 16.2.2024. הנתבעת גדלה בדירה והתגוררה בה מילדותה וברציפות עד לשנת 2019, שבה שכרה דירה בסמוך על רקע מתח שנתגלע בינה לבין אביה; בסמוך לחודש דצמבר 2023 שבה אל הדירה כדי לסעוד אותו עד לפטירתו, ומאז היא מתגוררת בה, והדירה היא ביתה היחיד. מי שאלה נסיבות כניסתה אינה "פולשת", ולכל היותר עסקינן בבת-רשות. לחלופין תטען הנתבעת כי היא "דייר ממשיך" כהגדרתו בסעיף 1 לחוק זכויות הדייר בדיור הציבורי, התשנ"ח-1998, וכי מתקיים בה התנאי שהתובעת עצמה הציבה בראש טבלת ביקורי המעגל שבנספח 4: "ביקורי מעגל לדייר הממשיך מתאריך 1.8.09 ועד מועד הבקשה ולא פחות מ-4 שנות מגורים רצופות" - שהרי הנתבעת התגוררה בדירה מיום 1.8.2009 וברציפות כעשר שנים. מכל מקום, שאלת מגוריה לא נבדקה מעולם ומקומה להתברר בראיות.</w:t>
-      </w:r>
-    </w:p>
-    <w:p>
-      <w:pPr>
-        <w:tabs>
-          <w:tab w:val="start" w:pos="480"/>
-        </w:tabs>
-        <w:bidi/>
-        <w:spacing w:after="60" w:line="360" w:lineRule="auto"/>
-        <w:ind w:start="480" w:hanging="480"/>
-        <w:jc w:val="both"/>
-      </w:pPr>
-      <w:r>
-        <w:rPr>
-          <w:rFonts w:ascii="David" w:cs="David" w:eastAsia="David" w:hAnsi="David"/>
-          <w:b w:val="false"/>
-          <w:bCs w:val="false"/>
-          <w:i w:val="false"/>
-          <w:iCs w:val="false"/>
-          <w:sz w:val="24"/>
-          <w:szCs w:val="24"/>
-          <w:rtl/>
-        </w:rPr>
-        <w:t xml:space="preserve">4.</w:t>
+        <w:t xml:space="preserve"> היא בתו של הדייר החוזי, מר מנבר וונדימאג'ן ז"ל, שהתגורר בדירה מיום 8.8.1996 ועד לפטירתו ביום 16.2.2024.</w:t>
+      </w:r>
+    </w:p>
+    <w:p>
+      <w:pPr>
+        <w:tabs>
+          <w:tab w:val="start" w:pos="480"/>
+        </w:tabs>
+        <w:bidi/>
+        <w:spacing w:after="60" w:line="360" w:lineRule="auto"/>
+        <w:ind w:start="480" w:hanging="480"/>
+        <w:jc w:val="both"/>
+      </w:pPr>
+      <w:r>
+        <w:rPr>
+          <w:rFonts w:ascii="David" w:cs="David" w:eastAsia="David" w:hAnsi="David"/>
+          <w:b w:val="false"/>
+          <w:bCs w:val="false"/>
+          <w:i w:val="false"/>
+          <w:iCs w:val="false"/>
+          <w:sz w:val="24"/>
+          <w:szCs w:val="24"/>
+          <w:rtl/>
+        </w:rPr>
+        <w:t xml:space="preserve">7.</w:t>
+      </w:r>
+      <w:r>
+        <w:rPr>
+          <w:rFonts w:ascii="David" w:cs="David" w:eastAsia="David" w:hAnsi="David"/>
+          <w:sz w:val="24"/>
+          <w:szCs w:val="24"/>
+          <w:rtl/>
+        </w:rPr>
+        <w:tab/>
+      </w:r>
+      <w:r>
+        <w:rPr>
+          <w:rFonts w:ascii="David" w:cs="David" w:eastAsia="David" w:hAnsi="David"/>
+          <w:b w:val="false"/>
+          <w:bCs w:val="false"/>
+          <w:i w:val="false"/>
+          <w:iCs w:val="false"/>
+          <w:sz w:val="24"/>
+          <w:szCs w:val="24"/>
+          <w:rtl/>
+        </w:rPr>
+        <w:t xml:space="preserve">הנתבעת גדלה בדירה והתגוררה בה מילדותה, לרבות ביום 1.8.2009 וברציפות עד לשנת 2019. באותה שנה שכרה דירה בסמוך, על רקע מתח שנתגלע בינה לבין אביה.</w:t>
+      </w:r>
+    </w:p>
+    <w:p>
+      <w:pPr>
+        <w:tabs>
+          <w:tab w:val="start" w:pos="480"/>
+        </w:tabs>
+        <w:bidi/>
+        <w:spacing w:after="60" w:line="360" w:lineRule="auto"/>
+        <w:ind w:start="480" w:hanging="480"/>
+        <w:jc w:val="both"/>
+      </w:pPr>
+      <w:r>
+        <w:rPr>
+          <w:rFonts w:ascii="David" w:cs="David" w:eastAsia="David" w:hAnsi="David"/>
+          <w:b w:val="false"/>
+          <w:bCs w:val="false"/>
+          <w:i w:val="false"/>
+          <w:iCs w:val="false"/>
+          <w:sz w:val="24"/>
+          <w:szCs w:val="24"/>
+          <w:rtl/>
+        </w:rPr>
+        <w:t xml:space="preserve">8.</w:t>
+      </w:r>
+      <w:r>
+        <w:rPr>
+          <w:rFonts w:ascii="David" w:cs="David" w:eastAsia="David" w:hAnsi="David"/>
+          <w:sz w:val="24"/>
+          <w:szCs w:val="24"/>
+          <w:rtl/>
+        </w:rPr>
+        <w:tab/>
+      </w:r>
+      <w:r>
+        <w:rPr>
+          <w:rFonts w:ascii="David" w:cs="David" w:eastAsia="David" w:hAnsi="David"/>
+          <w:b w:val="false"/>
+          <w:bCs w:val="false"/>
+          <w:i w:val="false"/>
+          <w:iCs w:val="false"/>
+          <w:sz w:val="24"/>
+          <w:szCs w:val="24"/>
+          <w:rtl/>
+        </w:rPr>
+        <w:t xml:space="preserve">בסמוך לחודש דצמבר 2023 שבה אל הדירה כדי לסעוד את אביה עד לפטירתו, ומאז היא מתגוררת בה. הדירה היא ביתה היחיד.</w:t>
+      </w:r>
+    </w:p>
+    <w:p>
+      <w:pPr>
+        <w:tabs>
+          <w:tab w:val="start" w:pos="480"/>
+        </w:tabs>
+        <w:bidi/>
+        <w:spacing w:after="60" w:line="360" w:lineRule="auto"/>
+        <w:ind w:start="480" w:hanging="480"/>
+        <w:jc w:val="both"/>
+      </w:pPr>
+      <w:r>
+        <w:rPr>
+          <w:rFonts w:ascii="David" w:cs="David" w:eastAsia="David" w:hAnsi="David"/>
+          <w:b w:val="false"/>
+          <w:bCs w:val="false"/>
+          <w:i w:val="false"/>
+          <w:iCs w:val="false"/>
+          <w:sz w:val="24"/>
+          <w:szCs w:val="24"/>
+          <w:rtl/>
+        </w:rPr>
+        <w:t xml:space="preserve">9.</w:t>
+      </w:r>
+      <w:r>
+        <w:rPr>
+          <w:rFonts w:ascii="David" w:cs="David" w:eastAsia="David" w:hAnsi="David"/>
+          <w:sz w:val="24"/>
+          <w:szCs w:val="24"/>
+          <w:rtl/>
+        </w:rPr>
+        <w:tab/>
+      </w:r>
+      <w:r>
+        <w:rPr>
+          <w:rFonts w:ascii="David" w:cs="David" w:eastAsia="David" w:hAnsi="David"/>
+          <w:b w:val="false"/>
+          <w:bCs w:val="false"/>
+          <w:i w:val="false"/>
+          <w:iCs w:val="false"/>
+          <w:sz w:val="24"/>
+          <w:szCs w:val="24"/>
+          <w:rtl/>
+        </w:rPr>
+        <w:t xml:space="preserve">מי שאלה נסיבות כניסתה אינה "פולשת", ולכל היותר עסקינן בבת-רשות.</w:t>
+      </w:r>
+    </w:p>
+    <w:p>
+      <w:pPr>
+        <w:tabs>
+          <w:tab w:val="start" w:pos="480"/>
+        </w:tabs>
+        <w:bidi/>
+        <w:spacing w:after="60" w:line="360" w:lineRule="auto"/>
+        <w:ind w:start="480" w:hanging="480"/>
+        <w:jc w:val="both"/>
+      </w:pPr>
+      <w:r>
+        <w:rPr>
+          <w:rFonts w:ascii="David" w:cs="David" w:eastAsia="David" w:hAnsi="David"/>
+          <w:b w:val="false"/>
+          <w:bCs w:val="false"/>
+          <w:i w:val="false"/>
+          <w:iCs w:val="false"/>
+          <w:sz w:val="24"/>
+          <w:szCs w:val="24"/>
+          <w:rtl/>
+        </w:rPr>
+        <w:t xml:space="preserve">10.</w:t>
+      </w:r>
+      <w:r>
+        <w:rPr>
+          <w:rFonts w:ascii="David" w:cs="David" w:eastAsia="David" w:hAnsi="David"/>
+          <w:sz w:val="24"/>
+          <w:szCs w:val="24"/>
+          <w:rtl/>
+        </w:rPr>
+        <w:tab/>
+      </w:r>
+      <w:r>
+        <w:rPr>
+          <w:rFonts w:ascii="David" w:cs="David" w:eastAsia="David" w:hAnsi="David"/>
+          <w:b w:val="false"/>
+          <w:bCs w:val="false"/>
+          <w:i w:val="false"/>
+          <w:iCs w:val="false"/>
+          <w:sz w:val="24"/>
+          <w:szCs w:val="24"/>
+          <w:rtl/>
+        </w:rPr>
+        <w:t xml:space="preserve">לחלופין תטען הנתבעת כי היא "דייר ממשיך" כהגדרתו בסעיף 1 לחוק זכויות הדייר בדיור הציבורי, התשנ"ח-1998.</w:t>
+      </w:r>
+    </w:p>
+    <w:p>
+      <w:pPr>
+        <w:tabs>
+          <w:tab w:val="start" w:pos="480"/>
+        </w:tabs>
+        <w:bidi/>
+        <w:spacing w:after="60" w:line="360" w:lineRule="auto"/>
+        <w:ind w:start="480" w:hanging="480"/>
+        <w:jc w:val="both"/>
+      </w:pPr>
+      <w:r>
+        <w:rPr>
+          <w:rFonts w:ascii="David" w:cs="David" w:eastAsia="David" w:hAnsi="David"/>
+          <w:b w:val="false"/>
+          <w:bCs w:val="false"/>
+          <w:i w:val="false"/>
+          <w:iCs w:val="false"/>
+          <w:sz w:val="24"/>
+          <w:szCs w:val="24"/>
+          <w:rtl/>
+        </w:rPr>
+        <w:t xml:space="preserve">11.</w:t>
+      </w:r>
+      <w:r>
+        <w:rPr>
+          <w:rFonts w:ascii="David" w:cs="David" w:eastAsia="David" w:hAnsi="David"/>
+          <w:sz w:val="24"/>
+          <w:szCs w:val="24"/>
+          <w:rtl/>
+        </w:rPr>
+        <w:tab/>
+      </w:r>
+      <w:r>
+        <w:rPr>
+          <w:rFonts w:ascii="David" w:cs="David" w:eastAsia="David" w:hAnsi="David"/>
+          <w:b w:val="false"/>
+          <w:bCs w:val="false"/>
+          <w:i w:val="false"/>
+          <w:iCs w:val="false"/>
+          <w:sz w:val="24"/>
+          <w:szCs w:val="24"/>
+          <w:rtl/>
+        </w:rPr>
+        <w:t xml:space="preserve">ולעניין הוראת המעבר, התנאי שהתובעת עצמה הציבה בראש טבלת ביקורי המעגל שבנספח 4 הוא "ביקורי מעגל לדייר הממשיך מתאריך 1.8.09 ועד מועד הבקשה ולא פחות מ-4 שנות מגורים רצופות". הנתבעת התגוררה בדירה מיום 1.8.2009 וברציפות כעשר שנים.</w:t>
+      </w:r>
+    </w:p>
+    <w:p>
+      <w:pPr>
+        <w:tabs>
+          <w:tab w:val="start" w:pos="480"/>
+        </w:tabs>
+        <w:bidi/>
+        <w:spacing w:after="60" w:line="360" w:lineRule="auto"/>
+        <w:ind w:start="480" w:hanging="480"/>
+        <w:jc w:val="both"/>
+      </w:pPr>
+      <w:r>
+        <w:rPr>
+          <w:rFonts w:ascii="David" w:cs="David" w:eastAsia="David" w:hAnsi="David"/>
+          <w:b w:val="false"/>
+          <w:bCs w:val="false"/>
+          <w:i w:val="false"/>
+          <w:iCs w:val="false"/>
+          <w:sz w:val="24"/>
+          <w:szCs w:val="24"/>
+          <w:rtl/>
+        </w:rPr>
+        <w:t xml:space="preserve">12.</w:t>
+      </w:r>
+      <w:r>
+        <w:rPr>
+          <w:rFonts w:ascii="David" w:cs="David" w:eastAsia="David" w:hAnsi="David"/>
+          <w:sz w:val="24"/>
+          <w:szCs w:val="24"/>
+          <w:rtl/>
+        </w:rPr>
+        <w:tab/>
+      </w:r>
+      <w:r>
+        <w:rPr>
+          <w:rFonts w:ascii="David" w:cs="David" w:eastAsia="David" w:hAnsi="David"/>
+          <w:b w:val="false"/>
+          <w:bCs w:val="false"/>
+          <w:i w:val="false"/>
+          <w:iCs w:val="false"/>
+          <w:sz w:val="24"/>
+          <w:szCs w:val="24"/>
+          <w:rtl/>
+        </w:rPr>
+        <w:t xml:space="preserve">מכל מקום, שאלת מגוריה של הנתבעת לא נבדקה מעולם, ומקומה להתברר בראיות.</w:t>
+      </w:r>
+    </w:p>
+    <w:p>
+      <w:pPr>
+        <w:tabs>
+          <w:tab w:val="start" w:pos="480"/>
+        </w:tabs>
+        <w:bidi/>
+        <w:spacing w:after="60" w:line="360" w:lineRule="auto"/>
+        <w:ind w:start="480" w:hanging="480"/>
+        <w:jc w:val="both"/>
+      </w:pPr>
+      <w:r>
+        <w:rPr>
+          <w:rFonts w:ascii="David" w:cs="David" w:eastAsia="David" w:hAnsi="David"/>
+          <w:b w:val="false"/>
+          <w:bCs w:val="false"/>
+          <w:i w:val="false"/>
+          <w:iCs w:val="false"/>
+          <w:sz w:val="24"/>
+          <w:szCs w:val="24"/>
+          <w:rtl/>
+        </w:rPr>
+        <w:t xml:space="preserve">13.</w:t>
       </w:r>
       <w:r>
         <w:rPr>
@@ -844,31 +1258,77 @@
           <w:szCs w:val="24"/>
           <w:rtl/>
         </w:rPr>
-        <w:t xml:space="preserve"> סעיף 3(א) לחוק אינו הופך דייר ממשיך שאינו זכאי עצמאית לפולש, אלא מחייבו לפנות את הדירה "בתוך תשעה חודשים מהמועד שבו נמסרה לו הודעה מאת משרד הבינוי והשיכון, בדבר אי-זכאותו לדירה ציבורית לפי הכללים". הודעה כזו לא נמסרה ואיננה בין נספחי כתב התביעה; כל עוד לא נמסרה, ובמשך תשעה חודשים לאחריה, החזקת הנתבעת כדין ולא קמה עילה לדמי שימוש ראויים.</w:t>
-      </w:r>
-    </w:p>
-    <w:p>
-      <w:pPr>
-        <w:tabs>
-          <w:tab w:val="start" w:pos="480"/>
-        </w:tabs>
-        <w:bidi/>
-        <w:spacing w:after="60" w:line="360" w:lineRule="auto"/>
-        <w:ind w:start="480" w:hanging="480"/>
-        <w:jc w:val="both"/>
-      </w:pPr>
-      <w:r>
-        <w:rPr>
-          <w:rFonts w:ascii="David" w:cs="David" w:eastAsia="David" w:hAnsi="David"/>
-          <w:b w:val="false"/>
-          <w:bCs w:val="false"/>
-          <w:i w:val="false"/>
-          <w:iCs w:val="false"/>
-          <w:sz w:val="24"/>
-          <w:szCs w:val="24"/>
-          <w:rtl/>
-        </w:rPr>
-        <w:t xml:space="preserve">5.</w:t>
+        <w:t xml:space="preserve"> סעיף 3(א) לחוק אינו הופך דייר ממשיך שאינו זכאי עצמאית לפולש, אלא מחייבו לפנות את הדירה "בתוך תשעה חודשים מהמועד שבו נמסרה לו הודעה מאת משרד הבינוי והשיכון, בדבר אי-זכאותו לדירה ציבורית לפי הכללים".</w:t>
+      </w:r>
+    </w:p>
+    <w:p>
+      <w:pPr>
+        <w:tabs>
+          <w:tab w:val="start" w:pos="480"/>
+        </w:tabs>
+        <w:bidi/>
+        <w:spacing w:after="60" w:line="360" w:lineRule="auto"/>
+        <w:ind w:start="480" w:hanging="480"/>
+        <w:jc w:val="both"/>
+      </w:pPr>
+      <w:r>
+        <w:rPr>
+          <w:rFonts w:ascii="David" w:cs="David" w:eastAsia="David" w:hAnsi="David"/>
+          <w:b w:val="false"/>
+          <w:bCs w:val="false"/>
+          <w:i w:val="false"/>
+          <w:iCs w:val="false"/>
+          <w:sz w:val="24"/>
+          <w:szCs w:val="24"/>
+          <w:rtl/>
+        </w:rPr>
+        <w:t xml:space="preserve">14.</w:t>
+      </w:r>
+      <w:r>
+        <w:rPr>
+          <w:rFonts w:ascii="David" w:cs="David" w:eastAsia="David" w:hAnsi="David"/>
+          <w:sz w:val="24"/>
+          <w:szCs w:val="24"/>
+          <w:rtl/>
+        </w:rPr>
+        <w:tab/>
+      </w:r>
+      <w:r>
+        <w:rPr>
+          <w:rFonts w:ascii="David" w:cs="David" w:eastAsia="David" w:hAnsi="David"/>
+          <w:b w:val="false"/>
+          <w:bCs w:val="false"/>
+          <w:i w:val="false"/>
+          <w:iCs w:val="false"/>
+          <w:sz w:val="24"/>
+          <w:szCs w:val="24"/>
+          <w:rtl/>
+        </w:rPr>
+        <w:t xml:space="preserve">הודעה כזו לא נמסרה ואיננה בין נספחי כתב התביעה. כל עוד לא נמסרה, ובמשך תשעה חודשים לאחריה, החזקת הנתבעת כדין ולא קמה עילה לדמי שימוש ראויים.</w:t>
+      </w:r>
+    </w:p>
+    <w:p>
+      <w:pPr>
+        <w:tabs>
+          <w:tab w:val="start" w:pos="480"/>
+        </w:tabs>
+        <w:bidi/>
+        <w:spacing w:after="60" w:line="360" w:lineRule="auto"/>
+        <w:ind w:start="480" w:hanging="480"/>
+        <w:jc w:val="both"/>
+      </w:pPr>
+      <w:r>
+        <w:rPr>
+          <w:rFonts w:ascii="David" w:cs="David" w:eastAsia="David" w:hAnsi="David"/>
+          <w:b w:val="false"/>
+          <w:bCs w:val="false"/>
+          <w:i w:val="false"/>
+          <w:iCs w:val="false"/>
+          <w:sz w:val="24"/>
+          <w:szCs w:val="24"/>
+          <w:rtl/>
+        </w:rPr>
+        <w:t xml:space="preserve">15.</w:t>
       </w:r>
       <w:r>
         <w:rPr>
@@ -903,31 +1363,77 @@
           <w:szCs w:val="24"/>
           <w:rtl/>
         </w:rPr>
-        <w:t xml:space="preserve"> ביום 3.7.2024, בידיעה על הפטירה, רשמה נציגתה כי סטטוס החוזה "פעיל", שכר הדירה נטו 221.19 ₪, הנחת המדרוג בתוקף עד 30.9.2024 ו"חוב בתביעה" 0; והתובעת אף גבתה תשלומים בפועל. אף לא נמסרה הודעה בכתב על סיום השכירות, כנדרש בסעיף 2 לחוזה, ולא נטענה.</w:t>
-      </w:r>
-    </w:p>
-    <w:p>
-      <w:pPr>
-        <w:tabs>
-          <w:tab w:val="start" w:pos="480"/>
-        </w:tabs>
-        <w:bidi/>
-        <w:spacing w:after="60" w:line="360" w:lineRule="auto"/>
-        <w:ind w:start="480" w:hanging="480"/>
-        <w:jc w:val="both"/>
-      </w:pPr>
-      <w:r>
-        <w:rPr>
-          <w:rFonts w:ascii="David" w:cs="David" w:eastAsia="David" w:hAnsi="David"/>
-          <w:b w:val="false"/>
-          <w:bCs w:val="false"/>
-          <w:i w:val="false"/>
-          <w:iCs w:val="false"/>
-          <w:sz w:val="24"/>
-          <w:szCs w:val="24"/>
-          <w:rtl/>
-        </w:rPr>
-        <w:t xml:space="preserve">6.</w:t>
+        <w:t xml:space="preserve"> ביום 3.7.2024, בידיעה על הפטירה, רשמה נציגתה כי סטטוס החוזה "פעיל", שכר הדירה נטו 221.19 ₪, הנחת המדרוג בתוקף עד 30.9.2024 ו"חוב בתביעה" 0.</w:t>
+      </w:r>
+    </w:p>
+    <w:p>
+      <w:pPr>
+        <w:tabs>
+          <w:tab w:val="start" w:pos="480"/>
+        </w:tabs>
+        <w:bidi/>
+        <w:spacing w:after="60" w:line="360" w:lineRule="auto"/>
+        <w:ind w:start="480" w:hanging="480"/>
+        <w:jc w:val="both"/>
+      </w:pPr>
+      <w:r>
+        <w:rPr>
+          <w:rFonts w:ascii="David" w:cs="David" w:eastAsia="David" w:hAnsi="David"/>
+          <w:b w:val="false"/>
+          <w:bCs w:val="false"/>
+          <w:i w:val="false"/>
+          <w:iCs w:val="false"/>
+          <w:sz w:val="24"/>
+          <w:szCs w:val="24"/>
+          <w:rtl/>
+        </w:rPr>
+        <w:t xml:space="preserve">16.</w:t>
+      </w:r>
+      <w:r>
+        <w:rPr>
+          <w:rFonts w:ascii="David" w:cs="David" w:eastAsia="David" w:hAnsi="David"/>
+          <w:sz w:val="24"/>
+          <w:szCs w:val="24"/>
+          <w:rtl/>
+        </w:rPr>
+        <w:tab/>
+      </w:r>
+      <w:r>
+        <w:rPr>
+          <w:rFonts w:ascii="David" w:cs="David" w:eastAsia="David" w:hAnsi="David"/>
+          <w:b w:val="false"/>
+          <w:bCs w:val="false"/>
+          <w:i w:val="false"/>
+          <w:iCs w:val="false"/>
+          <w:sz w:val="24"/>
+          <w:szCs w:val="24"/>
+          <w:rtl/>
+        </w:rPr>
+        <w:t xml:space="preserve">התובעת אף הוסיפה לגבות תשלומים בפועל, ולא מסרה הודעה בכתב על סיום השכירות כנדרש בסעיף 2 לחוזה.</w:t>
+      </w:r>
+    </w:p>
+    <w:p>
+      <w:pPr>
+        <w:tabs>
+          <w:tab w:val="start" w:pos="480"/>
+        </w:tabs>
+        <w:bidi/>
+        <w:spacing w:after="60" w:line="360" w:lineRule="auto"/>
+        <w:ind w:start="480" w:hanging="480"/>
+        <w:jc w:val="both"/>
+      </w:pPr>
+      <w:r>
+        <w:rPr>
+          <w:rFonts w:ascii="David" w:cs="David" w:eastAsia="David" w:hAnsi="David"/>
+          <w:b w:val="false"/>
+          <w:bCs w:val="false"/>
+          <w:i w:val="false"/>
+          <w:iCs w:val="false"/>
+          <w:sz w:val="24"/>
+          <w:szCs w:val="24"/>
+          <w:rtl/>
+        </w:rPr>
+        <w:t xml:space="preserve">17.</w:t>
       </w:r>
       <w:r>
         <w:rPr>
@@ -949,44 +1455,44 @@
           <w:szCs w:val="24"/>
           <w:rtl/>
         </w:rPr>
-        <w:t xml:space="preserve">ההחלטה בטלה והסכום לא הוכח.</w:t>
-      </w:r>
-      <w:r>
-        <w:rPr>
-          <w:rFonts w:ascii="David" w:cs="David" w:eastAsia="David" w:hAnsi="David"/>
-          <w:b w:val="false"/>
-          <w:bCs w:val="false"/>
-          <w:i w:val="false"/>
-          <w:iCs w:val="false"/>
-          <w:sz w:val="24"/>
-          <w:szCs w:val="24"/>
-          <w:rtl/>
-        </w:rPr>
-        <w:t xml:space="preserve"> ההחלטה ניתנה ללא הנמקה, ללא שימוע וללא המצאה, על יסוד תשתית הסותרת את עצמה, ומבלי שנבחנה זכאותה העצמאית של הנתבעת; הנתבעת תוקפת אותה בתקיפה עקיפה. אשר לסכום, לא הוצגה חוות דעת, והחיוב החודשי שגזרה התובעת לעצמה גבוה פי שלושה עשר משכר הדירה נטו שהיא עצמה קבעה.</w:t>
-      </w:r>
-    </w:p>
-    <w:p>
-      <w:pPr>
-        <w:tabs>
-          <w:tab w:val="start" w:pos="480"/>
-        </w:tabs>
-        <w:bidi/>
-        <w:spacing w:after="60" w:line="360" w:lineRule="auto"/>
-        <w:ind w:start="480" w:hanging="480"/>
-        <w:jc w:val="both"/>
-      </w:pPr>
-      <w:r>
-        <w:rPr>
-          <w:rFonts w:ascii="David" w:cs="David" w:eastAsia="David" w:hAnsi="David"/>
-          <w:b w:val="false"/>
-          <w:bCs w:val="false"/>
-          <w:i w:val="false"/>
-          <w:iCs w:val="false"/>
-          <w:sz w:val="24"/>
-          <w:szCs w:val="24"/>
-          <w:rtl/>
-        </w:rPr>
-        <w:t xml:space="preserve">7.</w:t>
+        <w:t xml:space="preserve">ההחלטה בטלה.</w:t>
+      </w:r>
+      <w:r>
+        <w:rPr>
+          <w:rFonts w:ascii="David" w:cs="David" w:eastAsia="David" w:hAnsi="David"/>
+          <w:b w:val="false"/>
+          <w:bCs w:val="false"/>
+          <w:i w:val="false"/>
+          <w:iCs w:val="false"/>
+          <w:sz w:val="24"/>
+          <w:szCs w:val="24"/>
+          <w:rtl/>
+        </w:rPr>
+        <w:t xml:space="preserve"> היא ניתנה ללא הנמקה, ללא שימוע וללא המצאה, על יסוד תשתית הסותרת את עצמה ומבלי שנבחנה זכאותה העצמאית של הנתבעת. הנתבעת תוקפת אותה בתקיפה עקיפה.</w:t>
+      </w:r>
+    </w:p>
+    <w:p>
+      <w:pPr>
+        <w:tabs>
+          <w:tab w:val="start" w:pos="480"/>
+        </w:tabs>
+        <w:bidi/>
+        <w:spacing w:after="60" w:line="360" w:lineRule="auto"/>
+        <w:ind w:start="480" w:hanging="480"/>
+        <w:jc w:val="both"/>
+      </w:pPr>
+      <w:r>
+        <w:rPr>
+          <w:rFonts w:ascii="David" w:cs="David" w:eastAsia="David" w:hAnsi="David"/>
+          <w:b w:val="false"/>
+          <w:bCs w:val="false"/>
+          <w:i w:val="false"/>
+          <w:iCs w:val="false"/>
+          <w:sz w:val="24"/>
+          <w:szCs w:val="24"/>
+          <w:rtl/>
+        </w:rPr>
+        <w:t xml:space="preserve">18.</w:t>
       </w:r>
       <w:r>
         <w:rPr>
@@ -1008,6 +1514,65 @@
           <w:szCs w:val="24"/>
           <w:rtl/>
         </w:rPr>
+        <w:t xml:space="preserve">הסכום לא הוכח.</w:t>
+      </w:r>
+      <w:r>
+        <w:rPr>
+          <w:rFonts w:ascii="David" w:cs="David" w:eastAsia="David" w:hAnsi="David"/>
+          <w:b w:val="false"/>
+          <w:bCs w:val="false"/>
+          <w:i w:val="false"/>
+          <w:iCs w:val="false"/>
+          <w:sz w:val="24"/>
+          <w:szCs w:val="24"/>
+          <w:rtl/>
+        </w:rPr>
+        <w:t xml:space="preserve"> לא הוצגה חוות דעת, והחיוב החודשי שגזרה התובעת לעצמה גבוה פי שלושה עשר משכר הדירה נטו שהיא עצמה קבעה.</w:t>
+      </w:r>
+    </w:p>
+    <w:p>
+      <w:pPr>
+        <w:tabs>
+          <w:tab w:val="start" w:pos="480"/>
+        </w:tabs>
+        <w:bidi/>
+        <w:spacing w:after="60" w:line="360" w:lineRule="auto"/>
+        <w:ind w:start="480" w:hanging="480"/>
+        <w:jc w:val="both"/>
+      </w:pPr>
+      <w:r>
+        <w:rPr>
+          <w:rFonts w:ascii="David" w:cs="David" w:eastAsia="David" w:hAnsi="David"/>
+          <w:b w:val="false"/>
+          <w:bCs w:val="false"/>
+          <w:i w:val="false"/>
+          <w:iCs w:val="false"/>
+          <w:sz w:val="24"/>
+          <w:szCs w:val="24"/>
+          <w:rtl/>
+        </w:rPr>
+        <w:t xml:space="preserve">19.</w:t>
+      </w:r>
+      <w:r>
+        <w:rPr>
+          <w:rFonts w:ascii="David" w:cs="David" w:eastAsia="David" w:hAnsi="David"/>
+          <w:sz w:val="24"/>
+          <w:szCs w:val="24"/>
+          <w:rtl/>
+        </w:rPr>
+        <w:tab/>
+      </w:r>
+      <w:r>
+        <w:rPr>
+          <w:rFonts w:ascii="David" w:cs="David" w:eastAsia="David" w:hAnsi="David"/>
+          <w:b/>
+          <w:bCs/>
+          <w:i w:val="false"/>
+          <w:iCs w:val="false"/>
+          <w:sz w:val="24"/>
+          <w:szCs w:val="24"/>
+          <w:rtl/>
+        </w:rPr>
         <w:t xml:space="preserve">הסעד המבוקש.</w:t>
       </w:r>
       <w:r>
@@ -1021,7 +1586,53 @@
           <w:szCs w:val="24"/>
           <w:rtl/>
         </w:rPr>
-        <w:t xml:space="preserve"> דין התביעה להידחות. לחלופין, ולנוכח היות הנתבעת נכה בשיעור 100% שאינה עובדת, מוכרת ברווחה וסמוכה על קצבת המוסד לביטוח לאומי, מתבקש פטור מהשבה לפי סעיף 2 לחוק עשיית עושר ולא במשפט, התשל"ט-1979, או העמדת החיוב על דמי השכירות המסובסדים בניכוי התשלומים ששולמו.</w:t>
+        <w:t xml:space="preserve"> דין התביעה להידחות.</w:t>
+      </w:r>
+    </w:p>
+    <w:p>
+      <w:pPr>
+        <w:tabs>
+          <w:tab w:val="start" w:pos="480"/>
+        </w:tabs>
+        <w:bidi/>
+        <w:spacing w:after="60" w:line="360" w:lineRule="auto"/>
+        <w:ind w:start="480" w:hanging="480"/>
+        <w:jc w:val="both"/>
+      </w:pPr>
+      <w:r>
+        <w:rPr>
+          <w:rFonts w:ascii="David" w:cs="David" w:eastAsia="David" w:hAnsi="David"/>
+          <w:b w:val="false"/>
+          <w:bCs w:val="false"/>
+          <w:i w:val="false"/>
+          <w:iCs w:val="false"/>
+          <w:sz w:val="24"/>
+          <w:szCs w:val="24"/>
+          <w:rtl/>
+        </w:rPr>
+        <w:t xml:space="preserve">20.</w:t>
+      </w:r>
+      <w:r>
+        <w:rPr>
+          <w:rFonts w:ascii="David" w:cs="David" w:eastAsia="David" w:hAnsi="David"/>
+          <w:sz w:val="24"/>
+          <w:szCs w:val="24"/>
+          <w:rtl/>
+        </w:rPr>
+        <w:tab/>
+      </w:r>
+      <w:r>
+        <w:rPr>
+          <w:rFonts w:ascii="David" w:cs="David" w:eastAsia="David" w:hAnsi="David"/>
+          <w:b w:val="false"/>
+          <w:bCs w:val="false"/>
+          <w:i w:val="false"/>
+          <w:iCs w:val="false"/>
+          <w:sz w:val="24"/>
+          <w:szCs w:val="24"/>
+          <w:rtl/>
+        </w:rPr>
+        <w:t xml:space="preserve">לחלופין, ולנוכח היות הנתבעת נכה בשיעור 100% שאינה עובדת, מוכרת ברווחה וסמוכה על קצבת המוסד לביטוח לאומי, מתבקש פטור מהשבה לפי סעיף 2 לחוק עשיית עושר ולא במשפט, התשל"ט-1979, או העמדת החיוב על דמי השכירות המסובסדים בניכוי התשלומים ששולמו.</w:t>
       </w:r>
     </w:p>
     <w:p>
@@ -1068,7 +1679,7 @@
           <w:szCs w:val="24"/>
           <w:rtl/>
         </w:rPr>
-        <w:t xml:space="preserve">8.</w:t>
+        <w:t xml:space="preserve">21.</w:t>
       </w:r>
       <w:r>
         <w:rPr>
@@ -1103,31 +1714,123 @@
           <w:szCs w:val="24"/>
           <w:rtl/>
         </w:rPr>
-        <w:t xml:space="preserve"> הדירה ברח' צה"ל 72/6 בפתח תקווה הושכרה לאביה המנוח של הנתבעת על פי חוזה מיום 29.8.1996, ומועד האכלוס הרשום בכל טופסי התובעת הוא 8.8.1996. המנוח, יליד 1943, עלה לישראל מאתיופיה בשנת 1991 ונפטר ביום 16.2.2024. תעודת הפטירה, שהתובעת עצמה צירפה כנספח 3, נשלחה ביום 10.3.2024 מלשכת רשות האוכלוסין בפתח תקווה אל הנתבעת, בכתובת הדירה.</w:t>
-      </w:r>
-    </w:p>
-    <w:p>
-      <w:pPr>
-        <w:tabs>
-          <w:tab w:val="start" w:pos="480"/>
-        </w:tabs>
-        <w:bidi/>
-        <w:spacing w:after="60" w:line="360" w:lineRule="auto"/>
-        <w:ind w:start="480" w:hanging="480"/>
-        <w:jc w:val="both"/>
-      </w:pPr>
-      <w:r>
-        <w:rPr>
-          <w:rFonts w:ascii="David" w:cs="David" w:eastAsia="David" w:hAnsi="David"/>
-          <w:b w:val="false"/>
-          <w:bCs w:val="false"/>
-          <w:i w:val="false"/>
-          <w:iCs w:val="false"/>
-          <w:sz w:val="24"/>
-          <w:szCs w:val="24"/>
-          <w:rtl/>
-        </w:rPr>
-        <w:t xml:space="preserve">9.</w:t>
+        <w:t xml:space="preserve"> הדירה ברח' צה"ל 72/6 בפתח תקווה הושכרה לאביה המנוח של הנתבעת על פי חוזה מיום 29.8.1996, ומועד האכלוס הרשום בכל טופסי התובעת הוא 8.8.1996.</w:t>
+      </w:r>
+    </w:p>
+    <w:p>
+      <w:pPr>
+        <w:tabs>
+          <w:tab w:val="start" w:pos="480"/>
+        </w:tabs>
+        <w:bidi/>
+        <w:spacing w:after="60" w:line="360" w:lineRule="auto"/>
+        <w:ind w:start="480" w:hanging="480"/>
+        <w:jc w:val="both"/>
+      </w:pPr>
+      <w:r>
+        <w:rPr>
+          <w:rFonts w:ascii="David" w:cs="David" w:eastAsia="David" w:hAnsi="David"/>
+          <w:b w:val="false"/>
+          <w:bCs w:val="false"/>
+          <w:i w:val="false"/>
+          <w:iCs w:val="false"/>
+          <w:sz w:val="24"/>
+          <w:szCs w:val="24"/>
+          <w:rtl/>
+        </w:rPr>
+        <w:t xml:space="preserve">22.</w:t>
+      </w:r>
+      <w:r>
+        <w:rPr>
+          <w:rFonts w:ascii="David" w:cs="David" w:eastAsia="David" w:hAnsi="David"/>
+          <w:sz w:val="24"/>
+          <w:szCs w:val="24"/>
+          <w:rtl/>
+        </w:rPr>
+        <w:tab/>
+      </w:r>
+      <w:r>
+        <w:rPr>
+          <w:rFonts w:ascii="David" w:cs="David" w:eastAsia="David" w:hAnsi="David"/>
+          <w:b w:val="false"/>
+          <w:bCs w:val="false"/>
+          <w:i w:val="false"/>
+          <w:iCs w:val="false"/>
+          <w:sz w:val="24"/>
+          <w:szCs w:val="24"/>
+          <w:rtl/>
+        </w:rPr>
+        <w:t xml:space="preserve">המנוח, יליד 1943, עלה לישראל מאתיופיה בשנת 1991 ונפטר ביום 16.2.2024.</w:t>
+      </w:r>
+    </w:p>
+    <w:p>
+      <w:pPr>
+        <w:tabs>
+          <w:tab w:val="start" w:pos="480"/>
+        </w:tabs>
+        <w:bidi/>
+        <w:spacing w:after="60" w:line="360" w:lineRule="auto"/>
+        <w:ind w:start="480" w:hanging="480"/>
+        <w:jc w:val="both"/>
+      </w:pPr>
+      <w:r>
+        <w:rPr>
+          <w:rFonts w:ascii="David" w:cs="David" w:eastAsia="David" w:hAnsi="David"/>
+          <w:b w:val="false"/>
+          <w:bCs w:val="false"/>
+          <w:i w:val="false"/>
+          <w:iCs w:val="false"/>
+          <w:sz w:val="24"/>
+          <w:szCs w:val="24"/>
+          <w:rtl/>
+        </w:rPr>
+        <w:t xml:space="preserve">23.</w:t>
+      </w:r>
+      <w:r>
+        <w:rPr>
+          <w:rFonts w:ascii="David" w:cs="David" w:eastAsia="David" w:hAnsi="David"/>
+          <w:sz w:val="24"/>
+          <w:szCs w:val="24"/>
+          <w:rtl/>
+        </w:rPr>
+        <w:tab/>
+      </w:r>
+      <w:r>
+        <w:rPr>
+          <w:rFonts w:ascii="David" w:cs="David" w:eastAsia="David" w:hAnsi="David"/>
+          <w:b w:val="false"/>
+          <w:bCs w:val="false"/>
+          <w:i w:val="false"/>
+          <w:iCs w:val="false"/>
+          <w:sz w:val="24"/>
+          <w:szCs w:val="24"/>
+          <w:rtl/>
+        </w:rPr>
+        <w:t xml:space="preserve">תעודת הפטירה, שהתובעת עצמה צירפה כנספח 3, נשלחה ביום 10.3.2024 מלשכת רשות האוכלוסין בפתח תקווה אל הנתבעת, בכתובת הדירה.</w:t>
+      </w:r>
+    </w:p>
+    <w:p>
+      <w:pPr>
+        <w:tabs>
+          <w:tab w:val="start" w:pos="480"/>
+        </w:tabs>
+        <w:bidi/>
+        <w:spacing w:after="60" w:line="360" w:lineRule="auto"/>
+        <w:ind w:start="480" w:hanging="480"/>
+        <w:jc w:val="both"/>
+      </w:pPr>
+      <w:r>
+        <w:rPr>
+          <w:rFonts w:ascii="David" w:cs="David" w:eastAsia="David" w:hAnsi="David"/>
+          <w:b w:val="false"/>
+          <w:bCs w:val="false"/>
+          <w:i w:val="false"/>
+          <w:iCs w:val="false"/>
+          <w:sz w:val="24"/>
+          <w:szCs w:val="24"/>
+          <w:rtl/>
+        </w:rPr>
+        <w:t xml:space="preserve">24.</w:t>
       </w:r>
       <w:r>
         <w:rPr>
@@ -1162,53 +1865,270 @@
           <w:szCs w:val="24"/>
           <w:rtl/>
         </w:rPr>
-        <w:t xml:space="preserve"> הנתבעת גדלה בדירה והתגוררה בה מילדותה, לרבות ביום 1.8.2009 וברציפות עד לשנת 2019. באותה שנה, על רקע מתח וקושי שנתגלעו בינה לבין אביה, שכרה דירה בסמוך כדי שיהיה בידה מקום לינה נפרד; היא לא נטשה אותו ולא חדלה מלבקרו, אלא הגיעה אליו בתדירות גבוהה, הכינה עבורו אוכל ודאגה לצרכיו. בסמוך לחודש דצמבר 2023, כשבעה חודשים בטרם פקע חוזה השכירות שלה, עזבה את הדירה השכורה ועברה לשהות לצד אביה ולסעוד אותו עד לפטירתו; ומאז היא מתגוררת בדירה ברציפות. הדירה היא ביתה היחיד; אין לה דירה בבעלותה ומעולם לא היתה לה. ודוק, בטבלת ביקורי המעגל שבנספח 4 נרשם "לא" ביחס לדייר ממשיך בכל אחת מן השנים 2010 עד 2019, עשור שלם שבו התגוררה הנתבעת בדירה, וזאת מבלי שנשאלה, זומנה או נשמעה ולו פעם אחת.</w:t>
-      </w:r>
-    </w:p>
-    <w:p>
-      <w:pPr>
-        <w:tabs>
-          <w:tab w:val="start" w:pos="480"/>
-        </w:tabs>
-        <w:bidi/>
-        <w:spacing w:after="60" w:line="360" w:lineRule="auto"/>
-        <w:ind w:start="480" w:hanging="480"/>
-        <w:jc w:val="both"/>
-      </w:pPr>
-      <w:r>
-        <w:rPr>
-          <w:rFonts w:ascii="David" w:cs="David" w:eastAsia="David" w:hAnsi="David"/>
-          <w:b w:val="false"/>
-          <w:bCs w:val="false"/>
-          <w:i w:val="false"/>
-          <w:iCs w:val="false"/>
-          <w:sz w:val="24"/>
-          <w:szCs w:val="24"/>
-          <w:rtl/>
-        </w:rPr>
-        <w:t xml:space="preserve">10.</w:t>
-      </w:r>
-      <w:r>
-        <w:rPr>
-          <w:rFonts w:ascii="David" w:cs="David" w:eastAsia="David" w:hAnsi="David"/>
-          <w:sz w:val="24"/>
-          <w:szCs w:val="24"/>
-          <w:rtl/>
-        </w:rPr>
-        <w:tab/>
-      </w:r>
-      <w:r>
-        <w:rPr>
-          <w:rFonts w:ascii="David" w:cs="David" w:eastAsia="David" w:hAnsi="David"/>
-          <w:b w:val="false"/>
-          <w:bCs w:val="false"/>
-          <w:i w:val="false"/>
-          <w:iCs w:val="false"/>
-          <w:sz w:val="24"/>
-          <w:szCs w:val="24"/>
-          <w:rtl/>
-        </w:rPr>
-        <w:t xml:space="preserve">ביום 3.7.2024, כארבעה חודשים וחצי לאחר הפטירה, ערכה נציגת התובעת ביקור בדירה ורשמה בטופס "סיכום ביקור" (עמ' 38 לכתב התביעה): </w:t>
+        <w:t xml:space="preserve"> היא גדלה בדירה והתגוררה בה מילדותה, לרבות ביום 1.8.2009 וברציפות עד לשנת 2019.</w:t>
+      </w:r>
+    </w:p>
+    <w:p>
+      <w:pPr>
+        <w:tabs>
+          <w:tab w:val="start" w:pos="480"/>
+        </w:tabs>
+        <w:bidi/>
+        <w:spacing w:after="60" w:line="360" w:lineRule="auto"/>
+        <w:ind w:start="480" w:hanging="480"/>
+        <w:jc w:val="both"/>
+      </w:pPr>
+      <w:r>
+        <w:rPr>
+          <w:rFonts w:ascii="David" w:cs="David" w:eastAsia="David" w:hAnsi="David"/>
+          <w:b w:val="false"/>
+          <w:bCs w:val="false"/>
+          <w:i w:val="false"/>
+          <w:iCs w:val="false"/>
+          <w:sz w:val="24"/>
+          <w:szCs w:val="24"/>
+          <w:rtl/>
+        </w:rPr>
+        <w:t xml:space="preserve">25.</w:t>
+      </w:r>
+      <w:r>
+        <w:rPr>
+          <w:rFonts w:ascii="David" w:cs="David" w:eastAsia="David" w:hAnsi="David"/>
+          <w:sz w:val="24"/>
+          <w:szCs w:val="24"/>
+          <w:rtl/>
+        </w:rPr>
+        <w:tab/>
+      </w:r>
+      <w:r>
+        <w:rPr>
+          <w:rFonts w:ascii="David" w:cs="David" w:eastAsia="David" w:hAnsi="David"/>
+          <w:b w:val="false"/>
+          <w:bCs w:val="false"/>
+          <w:i w:val="false"/>
+          <w:iCs w:val="false"/>
+          <w:sz w:val="24"/>
+          <w:szCs w:val="24"/>
+          <w:rtl/>
+        </w:rPr>
+        <w:t xml:space="preserve">באותה שנה, על רקע מתח וקושי שנתגלעו בינה לבין אביה, שכרה דירה בסמוך כדי שיהיה בידה מקום לינה נפרד.</w:t>
+      </w:r>
+    </w:p>
+    <w:p>
+      <w:pPr>
+        <w:tabs>
+          <w:tab w:val="start" w:pos="480"/>
+        </w:tabs>
+        <w:bidi/>
+        <w:spacing w:after="60" w:line="360" w:lineRule="auto"/>
+        <w:ind w:start="480" w:hanging="480"/>
+        <w:jc w:val="both"/>
+      </w:pPr>
+      <w:r>
+        <w:rPr>
+          <w:rFonts w:ascii="David" w:cs="David" w:eastAsia="David" w:hAnsi="David"/>
+          <w:b w:val="false"/>
+          <w:bCs w:val="false"/>
+          <w:i w:val="false"/>
+          <w:iCs w:val="false"/>
+          <w:sz w:val="24"/>
+          <w:szCs w:val="24"/>
+          <w:rtl/>
+        </w:rPr>
+        <w:t xml:space="preserve">26.</w:t>
+      </w:r>
+      <w:r>
+        <w:rPr>
+          <w:rFonts w:ascii="David" w:cs="David" w:eastAsia="David" w:hAnsi="David"/>
+          <w:sz w:val="24"/>
+          <w:szCs w:val="24"/>
+          <w:rtl/>
+        </w:rPr>
+        <w:tab/>
+      </w:r>
+      <w:r>
+        <w:rPr>
+          <w:rFonts w:ascii="David" w:cs="David" w:eastAsia="David" w:hAnsi="David"/>
+          <w:b w:val="false"/>
+          <w:bCs w:val="false"/>
+          <w:i w:val="false"/>
+          <w:iCs w:val="false"/>
+          <w:sz w:val="24"/>
+          <w:szCs w:val="24"/>
+          <w:rtl/>
+        </w:rPr>
+        <w:t xml:space="preserve">היא לא נטשה את אביה ולא חדלה מלבקרו: הגיעה אליו בתדירות גבוהה, הכינה עבורו אוכל ודאגה לצרכיו.</w:t>
+      </w:r>
+    </w:p>
+    <w:p>
+      <w:pPr>
+        <w:tabs>
+          <w:tab w:val="start" w:pos="480"/>
+        </w:tabs>
+        <w:bidi/>
+        <w:spacing w:after="60" w:line="360" w:lineRule="auto"/>
+        <w:ind w:start="480" w:hanging="480"/>
+        <w:jc w:val="both"/>
+      </w:pPr>
+      <w:r>
+        <w:rPr>
+          <w:rFonts w:ascii="David" w:cs="David" w:eastAsia="David" w:hAnsi="David"/>
+          <w:b w:val="false"/>
+          <w:bCs w:val="false"/>
+          <w:i w:val="false"/>
+          <w:iCs w:val="false"/>
+          <w:sz w:val="24"/>
+          <w:szCs w:val="24"/>
+          <w:rtl/>
+        </w:rPr>
+        <w:t xml:space="preserve">27.</w:t>
+      </w:r>
+      <w:r>
+        <w:rPr>
+          <w:rFonts w:ascii="David" w:cs="David" w:eastAsia="David" w:hAnsi="David"/>
+          <w:sz w:val="24"/>
+          <w:szCs w:val="24"/>
+          <w:rtl/>
+        </w:rPr>
+        <w:tab/>
+      </w:r>
+      <w:r>
+        <w:rPr>
+          <w:rFonts w:ascii="David" w:cs="David" w:eastAsia="David" w:hAnsi="David"/>
+          <w:b w:val="false"/>
+          <w:bCs w:val="false"/>
+          <w:i w:val="false"/>
+          <w:iCs w:val="false"/>
+          <w:sz w:val="24"/>
+          <w:szCs w:val="24"/>
+          <w:rtl/>
+        </w:rPr>
+        <w:t xml:space="preserve">בסמוך לחודש דצמבר 2023, כשבעה חודשים בטרם פקע חוזה השכירות שלה, עזבה את הדירה השכורה ועברה לשהות לצד אביה ולסעוד אותו עד לפטירתו.</w:t>
+      </w:r>
+    </w:p>
+    <w:p>
+      <w:pPr>
+        <w:tabs>
+          <w:tab w:val="start" w:pos="480"/>
+        </w:tabs>
+        <w:bidi/>
+        <w:spacing w:after="60" w:line="360" w:lineRule="auto"/>
+        <w:ind w:start="480" w:hanging="480"/>
+        <w:jc w:val="both"/>
+      </w:pPr>
+      <w:r>
+        <w:rPr>
+          <w:rFonts w:ascii="David" w:cs="David" w:eastAsia="David" w:hAnsi="David"/>
+          <w:b w:val="false"/>
+          <w:bCs w:val="false"/>
+          <w:i w:val="false"/>
+          <w:iCs w:val="false"/>
+          <w:sz w:val="24"/>
+          <w:szCs w:val="24"/>
+          <w:rtl/>
+        </w:rPr>
+        <w:t xml:space="preserve">28.</w:t>
+      </w:r>
+      <w:r>
+        <w:rPr>
+          <w:rFonts w:ascii="David" w:cs="David" w:eastAsia="David" w:hAnsi="David"/>
+          <w:sz w:val="24"/>
+          <w:szCs w:val="24"/>
+          <w:rtl/>
+        </w:rPr>
+        <w:tab/>
+      </w:r>
+      <w:r>
+        <w:rPr>
+          <w:rFonts w:ascii="David" w:cs="David" w:eastAsia="David" w:hAnsi="David"/>
+          <w:b w:val="false"/>
+          <w:bCs w:val="false"/>
+          <w:i w:val="false"/>
+          <w:iCs w:val="false"/>
+          <w:sz w:val="24"/>
+          <w:szCs w:val="24"/>
+          <w:rtl/>
+        </w:rPr>
+        <w:t xml:space="preserve">מאז היא מתגוררת בדירה ברציפות. הדירה היא ביתה היחיד; אין לה דירה בבעלותה ומעולם לא היתה לה.</w:t>
+      </w:r>
+    </w:p>
+    <w:p>
+      <w:pPr>
+        <w:tabs>
+          <w:tab w:val="start" w:pos="480"/>
+        </w:tabs>
+        <w:bidi/>
+        <w:spacing w:after="60" w:line="360" w:lineRule="auto"/>
+        <w:ind w:start="480" w:hanging="480"/>
+        <w:jc w:val="both"/>
+      </w:pPr>
+      <w:r>
+        <w:rPr>
+          <w:rFonts w:ascii="David" w:cs="David" w:eastAsia="David" w:hAnsi="David"/>
+          <w:b w:val="false"/>
+          <w:bCs w:val="false"/>
+          <w:i w:val="false"/>
+          <w:iCs w:val="false"/>
+          <w:sz w:val="24"/>
+          <w:szCs w:val="24"/>
+          <w:rtl/>
+        </w:rPr>
+        <w:t xml:space="preserve">29.</w:t>
+      </w:r>
+      <w:r>
+        <w:rPr>
+          <w:rFonts w:ascii="David" w:cs="David" w:eastAsia="David" w:hAnsi="David"/>
+          <w:sz w:val="24"/>
+          <w:szCs w:val="24"/>
+          <w:rtl/>
+        </w:rPr>
+        <w:tab/>
+      </w:r>
+      <w:r>
+        <w:rPr>
+          <w:rFonts w:ascii="David" w:cs="David" w:eastAsia="David" w:hAnsi="David"/>
+          <w:b w:val="false"/>
+          <w:bCs w:val="false"/>
+          <w:i w:val="false"/>
+          <w:iCs w:val="false"/>
+          <w:sz w:val="24"/>
+          <w:szCs w:val="24"/>
+          <w:rtl/>
+        </w:rPr>
+        <w:t xml:space="preserve">ודוק, בטבלת ביקורי המעגל שבנספח 4 נרשם "לא" ביחס לדייר ממשיך בכל אחת מן השנים 2010 עד 2019, עשור שלם שבו התגוררה הנתבעת בדירה, ובלא שנשאלה, זומנה או נשמעה ולו פעם אחת.</w:t>
+      </w:r>
+    </w:p>
+    <w:p>
+      <w:pPr>
+        <w:tabs>
+          <w:tab w:val="start" w:pos="480"/>
+        </w:tabs>
+        <w:bidi/>
+        <w:spacing w:after="60" w:line="360" w:lineRule="auto"/>
+        <w:ind w:start="480" w:hanging="480"/>
+        <w:jc w:val="both"/>
+      </w:pPr>
+      <w:r>
+        <w:rPr>
+          <w:rFonts w:ascii="David" w:cs="David" w:eastAsia="David" w:hAnsi="David"/>
+          <w:b w:val="false"/>
+          <w:bCs w:val="false"/>
+          <w:i w:val="false"/>
+          <w:iCs w:val="false"/>
+          <w:sz w:val="24"/>
+          <w:szCs w:val="24"/>
+          <w:rtl/>
+        </w:rPr>
+        <w:t xml:space="preserve">30.</w:t>
+      </w:r>
+      <w:r>
+        <w:rPr>
+          <w:rFonts w:ascii="David" w:cs="David" w:eastAsia="David" w:hAnsi="David"/>
+          <w:sz w:val="24"/>
+          <w:szCs w:val="24"/>
+          <w:rtl/>
+        </w:rPr>
+        <w:tab/>
       </w:r>
       <w:r>
         <w:rPr>
@@ -1221,20 +2141,20 @@
           <w:szCs w:val="24"/>
           <w:rtl/>
         </w:rPr>
-        <w:t xml:space="preserve">"דייר חוזי נפטר, ביקור עם הבת עדן טדלה"</w:t>
-      </w:r>
-      <w:r>
-        <w:rPr>
-          <w:rFonts w:ascii="David" w:cs="David" w:eastAsia="David" w:hAnsi="David"/>
-          <w:b w:val="false"/>
-          <w:bCs w:val="false"/>
-          <w:i w:val="false"/>
-          <w:iCs w:val="false"/>
-          <w:sz w:val="24"/>
-          <w:szCs w:val="24"/>
-          <w:rtl/>
-        </w:rPr>
-        <w:t xml:space="preserve">. "עדן" הוא שמה העברי של הנתבעת, והביקור נערך עמה בדירה. בהתאם לכך אף סומן בטבלה שבנספח 4, בשורת אותו ביקור, כי דייר ממשיך מתגורר בדירה. באותו טופס נרשם: </w:t>
+        <w:t xml:space="preserve">הביקור מיום 3.7.2024.</w:t>
+      </w:r>
+      <w:r>
+        <w:rPr>
+          <w:rFonts w:ascii="David" w:cs="David" w:eastAsia="David" w:hAnsi="David"/>
+          <w:b w:val="false"/>
+          <w:bCs w:val="false"/>
+          <w:i w:val="false"/>
+          <w:iCs w:val="false"/>
+          <w:sz w:val="24"/>
+          <w:szCs w:val="24"/>
+          <w:rtl/>
+        </w:rPr>
+        <w:t xml:space="preserve"> כארבעה חודשים וחצי לאחר הפטירה ערכה נציגת התובעת ביקור בדירה, ורשמה בטופס "סיכום ביקור" (עמ' 38 לכתב התביעה): </w:t>
       </w:r>
       <w:r>
         <w:rPr>
@@ -1247,20 +2167,112 @@
           <w:szCs w:val="24"/>
           <w:rtl/>
         </w:rPr>
-        <w:t xml:space="preserve">"סטטוס חוזה: פעיל"</w:t>
-      </w:r>
-      <w:r>
-        <w:rPr>
-          <w:rFonts w:ascii="David" w:cs="David" w:eastAsia="David" w:hAnsi="David"/>
-          <w:b w:val="false"/>
-          <w:bCs w:val="false"/>
-          <w:i w:val="false"/>
-          <w:iCs w:val="false"/>
-          <w:sz w:val="24"/>
-          <w:szCs w:val="24"/>
-          <w:rtl/>
-        </w:rPr>
-        <w:t xml:space="preserve">; "שימוש בפועל: מגורים"; </w:t>
+        <w:t xml:space="preserve">"דייר חוזי נפטר, ביקור עם הבת עדן טדלה"</w:t>
+      </w:r>
+      <w:r>
+        <w:rPr>
+          <w:rFonts w:ascii="David" w:cs="David" w:eastAsia="David" w:hAnsi="David"/>
+          <w:b w:val="false"/>
+          <w:bCs w:val="false"/>
+          <w:i w:val="false"/>
+          <w:iCs w:val="false"/>
+          <w:sz w:val="24"/>
+          <w:szCs w:val="24"/>
+          <w:rtl/>
+        </w:rPr>
+        <w:t xml:space="preserve">.</w:t>
+      </w:r>
+    </w:p>
+    <w:p>
+      <w:pPr>
+        <w:tabs>
+          <w:tab w:val="start" w:pos="480"/>
+        </w:tabs>
+        <w:bidi/>
+        <w:spacing w:after="60" w:line="360" w:lineRule="auto"/>
+        <w:ind w:start="480" w:hanging="480"/>
+        <w:jc w:val="both"/>
+      </w:pPr>
+      <w:r>
+        <w:rPr>
+          <w:rFonts w:ascii="David" w:cs="David" w:eastAsia="David" w:hAnsi="David"/>
+          <w:b w:val="false"/>
+          <w:bCs w:val="false"/>
+          <w:i w:val="false"/>
+          <w:iCs w:val="false"/>
+          <w:sz w:val="24"/>
+          <w:szCs w:val="24"/>
+          <w:rtl/>
+        </w:rPr>
+        <w:t xml:space="preserve">31.</w:t>
+      </w:r>
+      <w:r>
+        <w:rPr>
+          <w:rFonts w:ascii="David" w:cs="David" w:eastAsia="David" w:hAnsi="David"/>
+          <w:sz w:val="24"/>
+          <w:szCs w:val="24"/>
+          <w:rtl/>
+        </w:rPr>
+        <w:tab/>
+      </w:r>
+      <w:r>
+        <w:rPr>
+          <w:rFonts w:ascii="David" w:cs="David" w:eastAsia="David" w:hAnsi="David"/>
+          <w:b w:val="false"/>
+          <w:bCs w:val="false"/>
+          <w:i w:val="false"/>
+          <w:iCs w:val="false"/>
+          <w:sz w:val="24"/>
+          <w:szCs w:val="24"/>
+          <w:rtl/>
+        </w:rPr>
+        <w:t xml:space="preserve">"עדן" הוא שמה העברי של הנתבעת, והביקור נערך עמה בדירה. בהתאם לכך אף סומן בטבלה שבנספח 4, בשורת אותו ביקור, כי דייר ממשיך מתגורר בדירה.</w:t>
+      </w:r>
+    </w:p>
+    <w:p>
+      <w:pPr>
+        <w:tabs>
+          <w:tab w:val="start" w:pos="480"/>
+        </w:tabs>
+        <w:bidi/>
+        <w:spacing w:after="60" w:line="360" w:lineRule="auto"/>
+        <w:ind w:start="480" w:hanging="480"/>
+        <w:jc w:val="both"/>
+      </w:pPr>
+      <w:r>
+        <w:rPr>
+          <w:rFonts w:ascii="David" w:cs="David" w:eastAsia="David" w:hAnsi="David"/>
+          <w:b w:val="false"/>
+          <w:bCs w:val="false"/>
+          <w:i w:val="false"/>
+          <w:iCs w:val="false"/>
+          <w:sz w:val="24"/>
+          <w:szCs w:val="24"/>
+          <w:rtl/>
+        </w:rPr>
+        <w:t xml:space="preserve">32.</w:t>
+      </w:r>
+      <w:r>
+        <w:rPr>
+          <w:rFonts w:ascii="David" w:cs="David" w:eastAsia="David" w:hAnsi="David"/>
+          <w:sz w:val="24"/>
+          <w:szCs w:val="24"/>
+          <w:rtl/>
+        </w:rPr>
+        <w:tab/>
+      </w:r>
+      <w:r>
+        <w:rPr>
+          <w:rFonts w:ascii="David" w:cs="David" w:eastAsia="David" w:hAnsi="David"/>
+          <w:b w:val="false"/>
+          <w:bCs w:val="false"/>
+          <w:i w:val="false"/>
+          <w:iCs w:val="false"/>
+          <w:sz w:val="24"/>
+          <w:szCs w:val="24"/>
+          <w:rtl/>
+        </w:rPr>
+        <w:t xml:space="preserve">באותו טופס נרשם: </w:t>
       </w:r>
       <w:r>
         <w:rPr>
@@ -1273,20 +2285,20 @@
           <w:szCs w:val="24"/>
           <w:rtl/>
         </w:rPr>
-        <w:t xml:space="preserve">"שכ"ד נטו: 221.19"</w:t>
-      </w:r>
-      <w:r>
-        <w:rPr>
-          <w:rFonts w:ascii="David" w:cs="David" w:eastAsia="David" w:hAnsi="David"/>
-          <w:b w:val="false"/>
-          <w:bCs w:val="false"/>
-          <w:i w:val="false"/>
-          <w:iCs w:val="false"/>
-          <w:sz w:val="24"/>
-          <w:szCs w:val="24"/>
-          <w:rtl/>
-        </w:rPr>
-        <w:t xml:space="preserve">; </w:t>
+        <w:t xml:space="preserve">"סטטוס חוזה: פעיל"</w:t>
+      </w:r>
+      <w:r>
+        <w:rPr>
+          <w:rFonts w:ascii="David" w:cs="David" w:eastAsia="David" w:hAnsi="David"/>
+          <w:b w:val="false"/>
+          <w:bCs w:val="false"/>
+          <w:i w:val="false"/>
+          <w:iCs w:val="false"/>
+          <w:sz w:val="24"/>
+          <w:szCs w:val="24"/>
+          <w:rtl/>
+        </w:rPr>
+        <w:t xml:space="preserve">; "שימוש בפועל: מגורים"; </w:t>
       </w:r>
       <w:r>
         <w:rPr>
@@ -1299,7 +2311,7 @@
           <w:szCs w:val="24"/>
           <w:rtl/>
         </w:rPr>
-        <w:t xml:space="preserve">"מועד סיום הנחה: 30/09/2024"</w:t>
+        <w:t xml:space="preserve">"שכ"ד נטו: 221.19"</w:t>
       </w:r>
       <w:r>
         <w:rPr>
@@ -1325,66 +2337,20 @@
           <w:szCs w:val="24"/>
           <w:rtl/>
         </w:rPr>
-        <w:t xml:space="preserve">"חוב בתביעה: 0"</w:t>
-      </w:r>
-      <w:r>
-        <w:rPr>
-          <w:rFonts w:ascii="David" w:cs="David" w:eastAsia="David" w:hAnsi="David"/>
-          <w:b w:val="false"/>
-          <w:bCs w:val="false"/>
-          <w:i w:val="false"/>
-          <w:iCs w:val="false"/>
-          <w:sz w:val="24"/>
-          <w:szCs w:val="24"/>
-          <w:rtl/>
-        </w:rPr>
-        <w:t xml:space="preserve">.</w:t>
-      </w:r>
-    </w:p>
-    <w:p>
-      <w:pPr>
-        <w:tabs>
-          <w:tab w:val="start" w:pos="480"/>
-        </w:tabs>
-        <w:bidi/>
-        <w:spacing w:after="60" w:line="360" w:lineRule="auto"/>
-        <w:ind w:start="480" w:hanging="480"/>
-        <w:jc w:val="both"/>
-      </w:pPr>
-      <w:r>
-        <w:rPr>
-          <w:rFonts w:ascii="David" w:cs="David" w:eastAsia="David" w:hAnsi="David"/>
-          <w:b w:val="false"/>
-          <w:bCs w:val="false"/>
-          <w:i w:val="false"/>
-          <w:iCs w:val="false"/>
-          <w:sz w:val="24"/>
-          <w:szCs w:val="24"/>
-          <w:rtl/>
-        </w:rPr>
-        <w:t xml:space="preserve">11.</w:t>
-      </w:r>
-      <w:r>
-        <w:rPr>
-          <w:rFonts w:ascii="David" w:cs="David" w:eastAsia="David" w:hAnsi="David"/>
-          <w:sz w:val="24"/>
-          <w:szCs w:val="24"/>
-          <w:rtl/>
-        </w:rPr>
-        <w:tab/>
-      </w:r>
-      <w:r>
-        <w:rPr>
-          <w:rFonts w:ascii="David" w:cs="David" w:eastAsia="David" w:hAnsi="David"/>
-          <w:b w:val="false"/>
-          <w:bCs w:val="false"/>
-          <w:i w:val="false"/>
-          <w:iCs w:val="false"/>
-          <w:sz w:val="24"/>
-          <w:szCs w:val="24"/>
-          <w:rtl/>
-        </w:rPr>
-        <w:t xml:space="preserve">ביום 23.7.2024 הנפיקה התובעת קבלה על סך 1,355.71 ₪ בגין </w:t>
+        <w:t xml:space="preserve">"מועד סיום הנחה: 30/09/2024"</w:t>
+      </w:r>
+      <w:r>
+        <w:rPr>
+          <w:rFonts w:ascii="David" w:cs="David" w:eastAsia="David" w:hAnsi="David"/>
+          <w:b w:val="false"/>
+          <w:bCs w:val="false"/>
+          <w:i w:val="false"/>
+          <w:iCs w:val="false"/>
+          <w:sz w:val="24"/>
+          <w:szCs w:val="24"/>
+          <w:rtl/>
+        </w:rPr>
+        <w:t xml:space="preserve">; </w:t>
       </w:r>
       <w:r>
         <w:rPr>
@@ -1397,20 +2363,53 @@
           <w:szCs w:val="24"/>
           <w:rtl/>
         </w:rPr>
-        <w:t xml:space="preserve">שכר דירה</w:t>
-      </w:r>
-      <w:r>
-        <w:rPr>
-          <w:rFonts w:ascii="David" w:cs="David" w:eastAsia="David" w:hAnsi="David"/>
-          <w:b w:val="false"/>
-          <w:bCs w:val="false"/>
-          <w:i w:val="false"/>
-          <w:iCs w:val="false"/>
-          <w:sz w:val="24"/>
-          <w:szCs w:val="24"/>
-          <w:rtl/>
-        </w:rPr>
-        <w:t xml:space="preserve"> (קוד 101) לחודשים 02/2024 עד 07/2024, על שם הדייר החוזי המנוח ולחשבונו, כחמישה חודשים לאחר פטירתו, והסכום שולם (נספח א'). ואולם ביום 17.9.2024, לאחר החלטת הוועדה, הוציאה שובר על שם הנתבעת ובו נדרשה לשלם בגין אותם חודשים בתוספת שניים סך 21,730.81 ₪ תחת הכותרת </w:t>
+        <w:t xml:space="preserve">"חוב בתביעה: 0"</w:t>
+      </w:r>
+      <w:r>
+        <w:rPr>
+          <w:rFonts w:ascii="David" w:cs="David" w:eastAsia="David" w:hAnsi="David"/>
+          <w:b w:val="false"/>
+          <w:bCs w:val="false"/>
+          <w:i w:val="false"/>
+          <w:iCs w:val="false"/>
+          <w:sz w:val="24"/>
+          <w:szCs w:val="24"/>
+          <w:rtl/>
+        </w:rPr>
+        <w:t xml:space="preserve">.</w:t>
+      </w:r>
+    </w:p>
+    <w:p>
+      <w:pPr>
+        <w:tabs>
+          <w:tab w:val="start" w:pos="480"/>
+        </w:tabs>
+        <w:bidi/>
+        <w:spacing w:after="60" w:line="360" w:lineRule="auto"/>
+        <w:ind w:start="480" w:hanging="480"/>
+        <w:jc w:val="both"/>
+      </w:pPr>
+      <w:r>
+        <w:rPr>
+          <w:rFonts w:ascii="David" w:cs="David" w:eastAsia="David" w:hAnsi="David"/>
+          <w:b w:val="false"/>
+          <w:bCs w:val="false"/>
+          <w:i w:val="false"/>
+          <w:iCs w:val="false"/>
+          <w:sz w:val="24"/>
+          <w:szCs w:val="24"/>
+          <w:rtl/>
+        </w:rPr>
+        <w:t xml:space="preserve">33.</w:t>
+      </w:r>
+      <w:r>
+        <w:rPr>
+          <w:rFonts w:ascii="David" w:cs="David" w:eastAsia="David" w:hAnsi="David"/>
+          <w:sz w:val="24"/>
+          <w:szCs w:val="24"/>
+          <w:rtl/>
+        </w:rPr>
+        <w:tab/>
       </w:r>
       <w:r>
         <w:rPr>
@@ -1423,53 +2422,20 @@
           <w:szCs w:val="24"/>
           <w:rtl/>
         </w:rPr>
-        <w:t xml:space="preserve">"דמי שמוש ראויים"</w:t>
-      </w:r>
-      <w:r>
-        <w:rPr>
-          <w:rFonts w:ascii="David" w:cs="David" w:eastAsia="David" w:hAnsi="David"/>
-          <w:b w:val="false"/>
-          <w:bCs w:val="false"/>
-          <w:i w:val="false"/>
-          <w:iCs w:val="false"/>
-          <w:sz w:val="24"/>
-          <w:szCs w:val="24"/>
-          <w:rtl/>
-        </w:rPr>
-        <w:t xml:space="preserve"> (קוד 103), כך שהדירה חויבה פעמיים (נספח ב'). ביום 27.3.2025 שילמה הנתבעת 2,911.01 ₪ נוספים על פי שובר שהתובעת שלחה אליה (נספח ג'). אף לפי הכרטסת, מספר חודשי אי-התשלום הוא 12 מתוך למעלה מעשרים וארבעה.</w:t>
-      </w:r>
-    </w:p>
-    <w:p>
-      <w:pPr>
-        <w:tabs>
-          <w:tab w:val="start" w:pos="480"/>
-        </w:tabs>
-        <w:bidi/>
-        <w:spacing w:after="60" w:line="360" w:lineRule="auto"/>
-        <w:ind w:start="480" w:hanging="480"/>
-        <w:jc w:val="both"/>
-      </w:pPr>
-      <w:r>
-        <w:rPr>
-          <w:rFonts w:ascii="David" w:cs="David" w:eastAsia="David" w:hAnsi="David"/>
-          <w:b w:val="false"/>
-          <w:bCs w:val="false"/>
-          <w:i w:val="false"/>
-          <w:iCs w:val="false"/>
-          <w:sz w:val="24"/>
-          <w:szCs w:val="24"/>
-          <w:rtl/>
-        </w:rPr>
-        <w:t xml:space="preserve">12.</w:t>
-      </w:r>
-      <w:r>
-        <w:rPr>
-          <w:rFonts w:ascii="David" w:cs="David" w:eastAsia="David" w:hAnsi="David"/>
-          <w:sz w:val="24"/>
-          <w:szCs w:val="24"/>
-          <w:rtl/>
-        </w:rPr>
-        <w:tab/>
+        <w:t xml:space="preserve">הכספים.</w:t>
+      </w:r>
+      <w:r>
+        <w:rPr>
+          <w:rFonts w:ascii="David" w:cs="David" w:eastAsia="David" w:hAnsi="David"/>
+          <w:b w:val="false"/>
+          <w:bCs w:val="false"/>
+          <w:i w:val="false"/>
+          <w:iCs w:val="false"/>
+          <w:sz w:val="24"/>
+          <w:szCs w:val="24"/>
+          <w:rtl/>
+        </w:rPr>
+        <w:t xml:space="preserve"> ביום 23.7.2024, כחמישה חודשים לאחר הפטירה, הנפיקה התובעת קבלה על סך 1,355.71 ₪ בגין </w:t>
       </w:r>
       <w:r>
         <w:rPr>
@@ -1482,53 +2448,66 @@
           <w:szCs w:val="24"/>
           <w:rtl/>
         </w:rPr>
-        <w:t xml:space="preserve">פגמי הטופס.</w:t>
-      </w:r>
-      <w:r>
-        <w:rPr>
-          <w:rFonts w:ascii="David" w:cs="David" w:eastAsia="David" w:hAnsi="David"/>
-          <w:b w:val="false"/>
-          <w:bCs w:val="false"/>
-          <w:i w:val="false"/>
-          <w:iCs w:val="false"/>
-          <w:sz w:val="24"/>
-          <w:szCs w:val="24"/>
-          <w:rtl/>
-        </w:rPr>
-        <w:t xml:space="preserve"> נספח 4 אינו החלטה אלא טופס שרובו לא מולא: הפרק "נימוקים והמלצות" ריק; הפרק "החלטת הוועדה המחוזית" נושא שתי שורות בכתב יד שאינן קריאות בעותק שהומצא ואין בהן דיון בתנאי החוק; השדה "מצ"ב החלטת ועדה מיום ___" ריק והמסמך שאליו הוא מפנה לא הוצג; והרובריקה שיועדה לסגן מנהל מרכז השירות, שבה אמורים היו להירשם אישורי משרד הבינוי והשיכון והממצאים, נותרה ריקה בכל שורותיה, בלא שם ובלא חתימה - ובכללה השדות "חסר דירה" ו"מומש סיוע בשכ"ד", שבהם נבחנת זכאותה העצמאית של הנתבעת לדירה ציבורית לפי הכללים, היא החלופה שבסעיף 3(ב) לחוק, אשר בהתקיימה רואים את הדייר הממשיך כמי שבא בנעלי הזכאי לכל דבר ועניין. משכך, הקביעה שבסעיף 19 לכתב התביעה, ולפיה לא עמדה הנתבעת בתבחינים, אינה קביעה אלא הנחה. חובת ההנמקה קבועה בסעיף 2 לחוק לתיקון סדרי המינהל (החלטות והנמקות), התשי"ט-1958; ומכל מקום, ועדה פנימית של התובעת אינה משרד הבינוי והשיכון.</w:t>
-      </w:r>
-    </w:p>
-    <w:p>
-      <w:pPr>
-        <w:tabs>
-          <w:tab w:val="start" w:pos="480"/>
-        </w:tabs>
-        <w:bidi/>
-        <w:spacing w:after="60" w:line="360" w:lineRule="auto"/>
-        <w:ind w:start="480" w:hanging="480"/>
-        <w:jc w:val="both"/>
-      </w:pPr>
-      <w:r>
-        <w:rPr>
-          <w:rFonts w:ascii="David" w:cs="David" w:eastAsia="David" w:hAnsi="David"/>
-          <w:b w:val="false"/>
-          <w:bCs w:val="false"/>
-          <w:i w:val="false"/>
-          <w:iCs w:val="false"/>
-          <w:sz w:val="24"/>
-          <w:szCs w:val="24"/>
-          <w:rtl/>
-        </w:rPr>
-        <w:t xml:space="preserve">13.</w:t>
-      </w:r>
-      <w:r>
-        <w:rPr>
-          <w:rFonts w:ascii="David" w:cs="David" w:eastAsia="David" w:hAnsi="David"/>
-          <w:sz w:val="24"/>
-          <w:szCs w:val="24"/>
-          <w:rtl/>
-        </w:rPr>
-        <w:tab/>
+        <w:t xml:space="preserve">שכר דירה</w:t>
+      </w:r>
+      <w:r>
+        <w:rPr>
+          <w:rFonts w:ascii="David" w:cs="David" w:eastAsia="David" w:hAnsi="David"/>
+          <w:b w:val="false"/>
+          <w:bCs w:val="false"/>
+          <w:i w:val="false"/>
+          <w:iCs w:val="false"/>
+          <w:sz w:val="24"/>
+          <w:szCs w:val="24"/>
+          <w:rtl/>
+        </w:rPr>
+        <w:t xml:space="preserve"> (קוד 101) לחודשים 02/2024 עד 07/2024, על שם הדייר החוזי המנוח ולחשבונו; הסכום שולם (נספח א').</w:t>
+      </w:r>
+    </w:p>
+    <w:p>
+      <w:pPr>
+        <w:tabs>
+          <w:tab w:val="start" w:pos="480"/>
+        </w:tabs>
+        <w:bidi/>
+        <w:spacing w:after="60" w:line="360" w:lineRule="auto"/>
+        <w:ind w:start="480" w:hanging="480"/>
+        <w:jc w:val="both"/>
+      </w:pPr>
+      <w:r>
+        <w:rPr>
+          <w:rFonts w:ascii="David" w:cs="David" w:eastAsia="David" w:hAnsi="David"/>
+          <w:b w:val="false"/>
+          <w:bCs w:val="false"/>
+          <w:i w:val="false"/>
+          <w:iCs w:val="false"/>
+          <w:sz w:val="24"/>
+          <w:szCs w:val="24"/>
+          <w:rtl/>
+        </w:rPr>
+        <w:t xml:space="preserve">34.</w:t>
+      </w:r>
+      <w:r>
+        <w:rPr>
+          <w:rFonts w:ascii="David" w:cs="David" w:eastAsia="David" w:hAnsi="David"/>
+          <w:sz w:val="24"/>
+          <w:szCs w:val="24"/>
+          <w:rtl/>
+        </w:rPr>
+        <w:tab/>
+      </w:r>
+      <w:r>
+        <w:rPr>
+          <w:rFonts w:ascii="David" w:cs="David" w:eastAsia="David" w:hAnsi="David"/>
+          <w:b w:val="false"/>
+          <w:bCs w:val="false"/>
+          <w:i w:val="false"/>
+          <w:iCs w:val="false"/>
+          <w:sz w:val="24"/>
+          <w:szCs w:val="24"/>
+          <w:rtl/>
+        </w:rPr>
+        <w:t xml:space="preserve">ואולם ביום 17.9.2024, לאחר החלטת הוועדה, הוציאה התובעת שובר על שם הנתבעת, ובו נדרשה לשלם בגין אותם חודשים בתוספת שניים סך 21,730.81 ₪ תחת הכותרת </w:t>
       </w:r>
       <w:r>
         <w:rPr>
@@ -1541,20 +2520,145 @@
           <w:szCs w:val="24"/>
           <w:rtl/>
         </w:rPr>
-        <w:t xml:space="preserve">התשתית שעליה נשענת ההחלטה סותרת את עצמה.</w:t>
-      </w:r>
-      <w:r>
-        <w:rPr>
-          <w:rFonts w:ascii="David" w:cs="David" w:eastAsia="David" w:hAnsi="David"/>
-          <w:b w:val="false"/>
-          <w:bCs w:val="false"/>
-          <w:i w:val="false"/>
-          <w:iCs w:val="false"/>
-          <w:sz w:val="24"/>
-          <w:szCs w:val="24"/>
-          <w:rtl/>
-        </w:rPr>
-        <w:t xml:space="preserve"> מסקנת הטופס נסמכת כולה על טבלת ביקורי המעגל שערכה התובעת לעצמה (עמ' 42), וזו אינה יכולה לשאתה. ביחס לביקור מיום 3.7.2024 נרשם כי הדייר החוזי "גר: כן", ארבעה חודשים וחצי לאחר פטירתו. ולגבי הביקור מיום 18.12.2023, האחרון בחיי המנוח, נרשם בטבלה אצל הדייר הממשיך "לא" - בעוד שדוח הביקור לאותו מועד ממש (עמ' 37) קובע: </w:t>
+        <w:t xml:space="preserve">"דמי שמוש ראויים"</w:t>
+      </w:r>
+      <w:r>
+        <w:rPr>
+          <w:rFonts w:ascii="David" w:cs="David" w:eastAsia="David" w:hAnsi="David"/>
+          <w:b w:val="false"/>
+          <w:bCs w:val="false"/>
+          <w:i w:val="false"/>
+          <w:iCs w:val="false"/>
+          <w:sz w:val="24"/>
+          <w:szCs w:val="24"/>
+          <w:rtl/>
+        </w:rPr>
+        <w:t xml:space="preserve"> (קוד 103). כך חויבה הדירה פעמיים (נספח ב').</w:t>
+      </w:r>
+    </w:p>
+    <w:p>
+      <w:pPr>
+        <w:tabs>
+          <w:tab w:val="start" w:pos="480"/>
+        </w:tabs>
+        <w:bidi/>
+        <w:spacing w:after="60" w:line="360" w:lineRule="auto"/>
+        <w:ind w:start="480" w:hanging="480"/>
+        <w:jc w:val="both"/>
+      </w:pPr>
+      <w:r>
+        <w:rPr>
+          <w:rFonts w:ascii="David" w:cs="David" w:eastAsia="David" w:hAnsi="David"/>
+          <w:b w:val="false"/>
+          <w:bCs w:val="false"/>
+          <w:i w:val="false"/>
+          <w:iCs w:val="false"/>
+          <w:sz w:val="24"/>
+          <w:szCs w:val="24"/>
+          <w:rtl/>
+        </w:rPr>
+        <w:t xml:space="preserve">35.</w:t>
+      </w:r>
+      <w:r>
+        <w:rPr>
+          <w:rFonts w:ascii="David" w:cs="David" w:eastAsia="David" w:hAnsi="David"/>
+          <w:sz w:val="24"/>
+          <w:szCs w:val="24"/>
+          <w:rtl/>
+        </w:rPr>
+        <w:tab/>
+      </w:r>
+      <w:r>
+        <w:rPr>
+          <w:rFonts w:ascii="David" w:cs="David" w:eastAsia="David" w:hAnsi="David"/>
+          <w:b w:val="false"/>
+          <w:bCs w:val="false"/>
+          <w:i w:val="false"/>
+          <w:iCs w:val="false"/>
+          <w:sz w:val="24"/>
+          <w:szCs w:val="24"/>
+          <w:rtl/>
+        </w:rPr>
+        <w:t xml:space="preserve">ביום 27.3.2025 שילמה הנתבעת 2,911.01 ₪ נוספים על פי שובר שהתובעת שלחה אליה (נספח ג').</w:t>
+      </w:r>
+    </w:p>
+    <w:p>
+      <w:pPr>
+        <w:tabs>
+          <w:tab w:val="start" w:pos="480"/>
+        </w:tabs>
+        <w:bidi/>
+        <w:spacing w:after="60" w:line="360" w:lineRule="auto"/>
+        <w:ind w:start="480" w:hanging="480"/>
+        <w:jc w:val="both"/>
+      </w:pPr>
+      <w:r>
+        <w:rPr>
+          <w:rFonts w:ascii="David" w:cs="David" w:eastAsia="David" w:hAnsi="David"/>
+          <w:b w:val="false"/>
+          <w:bCs w:val="false"/>
+          <w:i w:val="false"/>
+          <w:iCs w:val="false"/>
+          <w:sz w:val="24"/>
+          <w:szCs w:val="24"/>
+          <w:rtl/>
+        </w:rPr>
+        <w:t xml:space="preserve">36.</w:t>
+      </w:r>
+      <w:r>
+        <w:rPr>
+          <w:rFonts w:ascii="David" w:cs="David" w:eastAsia="David" w:hAnsi="David"/>
+          <w:sz w:val="24"/>
+          <w:szCs w:val="24"/>
+          <w:rtl/>
+        </w:rPr>
+        <w:tab/>
+      </w:r>
+      <w:r>
+        <w:rPr>
+          <w:rFonts w:ascii="David" w:cs="David" w:eastAsia="David" w:hAnsi="David"/>
+          <w:b w:val="false"/>
+          <w:bCs w:val="false"/>
+          <w:i w:val="false"/>
+          <w:iCs w:val="false"/>
+          <w:sz w:val="24"/>
+          <w:szCs w:val="24"/>
+          <w:rtl/>
+        </w:rPr>
+        <w:t xml:space="preserve">אף לפי הכרטסת, מספר חודשי אי-התשלום הוא 12 מתוך למעלה מעשרים וארבעה.</w:t>
+      </w:r>
+    </w:p>
+    <w:p>
+      <w:pPr>
+        <w:tabs>
+          <w:tab w:val="start" w:pos="480"/>
+        </w:tabs>
+        <w:bidi/>
+        <w:spacing w:after="60" w:line="360" w:lineRule="auto"/>
+        <w:ind w:start="480" w:hanging="480"/>
+        <w:jc w:val="both"/>
+      </w:pPr>
+      <w:r>
+        <w:rPr>
+          <w:rFonts w:ascii="David" w:cs="David" w:eastAsia="David" w:hAnsi="David"/>
+          <w:b w:val="false"/>
+          <w:bCs w:val="false"/>
+          <w:i w:val="false"/>
+          <w:iCs w:val="false"/>
+          <w:sz w:val="24"/>
+          <w:szCs w:val="24"/>
+          <w:rtl/>
+        </w:rPr>
+        <w:t xml:space="preserve">37.</w:t>
+      </w:r>
+      <w:r>
+        <w:rPr>
+          <w:rFonts w:ascii="David" w:cs="David" w:eastAsia="David" w:hAnsi="David"/>
+          <w:sz w:val="24"/>
+          <w:szCs w:val="24"/>
+          <w:rtl/>
+        </w:rPr>
+        <w:tab/>
       </w:r>
       <w:r>
         <w:rPr>
@@ -1567,20 +2671,283 @@
           <w:szCs w:val="24"/>
           <w:rtl/>
         </w:rPr>
-        <w:t xml:space="preserve">"נקבע מספר פעמים ביקור בית, הדייר אומר אני אהיה בבית, לא נצא"</w:t>
-      </w:r>
-      <w:r>
-        <w:rPr>
-          <w:rFonts w:ascii="David" w:cs="David" w:eastAsia="David" w:hAnsi="David"/>
-          <w:b w:val="false"/>
-          <w:bCs w:val="false"/>
-          <w:i w:val="false"/>
-          <w:iCs w:val="false"/>
-          <w:sz w:val="24"/>
-          <w:szCs w:val="24"/>
-          <w:rtl/>
-        </w:rPr>
-        <w:t xml:space="preserve"> [כך במקור]. ואף על פי כן נושא אותו דוח דירוגי מצב מפורטים לכל חדרי הדירה, שלושה סימוני אישור ובהם "אני מאשר בחתימתי את כל הנתונים שבסיכום זה לאחר שקראתי אותו והבנתי אותו", וחותמת </w:t>
+        <w:t xml:space="preserve">פגמי הטופס.</w:t>
+      </w:r>
+      <w:r>
+        <w:rPr>
+          <w:rFonts w:ascii="David" w:cs="David" w:eastAsia="David" w:hAnsi="David"/>
+          <w:b w:val="false"/>
+          <w:bCs w:val="false"/>
+          <w:i w:val="false"/>
+          <w:iCs w:val="false"/>
+          <w:sz w:val="24"/>
+          <w:szCs w:val="24"/>
+          <w:rtl/>
+        </w:rPr>
+        <w:t xml:space="preserve"> נספח 4 אינו החלטה אלא טופס שרובו לא מולא. הפרק "נימוקים והמלצות" נותר ריק.</w:t>
+      </w:r>
+    </w:p>
+    <w:p>
+      <w:pPr>
+        <w:tabs>
+          <w:tab w:val="start" w:pos="480"/>
+        </w:tabs>
+        <w:bidi/>
+        <w:spacing w:after="60" w:line="360" w:lineRule="auto"/>
+        <w:ind w:start="480" w:hanging="480"/>
+        <w:jc w:val="both"/>
+      </w:pPr>
+      <w:r>
+        <w:rPr>
+          <w:rFonts w:ascii="David" w:cs="David" w:eastAsia="David" w:hAnsi="David"/>
+          <w:b w:val="false"/>
+          <w:bCs w:val="false"/>
+          <w:i w:val="false"/>
+          <w:iCs w:val="false"/>
+          <w:sz w:val="24"/>
+          <w:szCs w:val="24"/>
+          <w:rtl/>
+        </w:rPr>
+        <w:t xml:space="preserve">38.</w:t>
+      </w:r>
+      <w:r>
+        <w:rPr>
+          <w:rFonts w:ascii="David" w:cs="David" w:eastAsia="David" w:hAnsi="David"/>
+          <w:sz w:val="24"/>
+          <w:szCs w:val="24"/>
+          <w:rtl/>
+        </w:rPr>
+        <w:tab/>
+      </w:r>
+      <w:r>
+        <w:rPr>
+          <w:rFonts w:ascii="David" w:cs="David" w:eastAsia="David" w:hAnsi="David"/>
+          <w:b w:val="false"/>
+          <w:bCs w:val="false"/>
+          <w:i w:val="false"/>
+          <w:iCs w:val="false"/>
+          <w:sz w:val="24"/>
+          <w:szCs w:val="24"/>
+          <w:rtl/>
+        </w:rPr>
+        <w:t xml:space="preserve">הפרק "החלטת הוועדה המחוזית" נושא שתי שורות בכתב יד שאינן קריאות בעותק שהומצא, ואין בהן דיון בתנאי החוק. חובת ההנמקה קבועה בסעיף 2 לחוק לתיקון סדרי המינהל (החלטות והנמקות), התשי"ט-1958.</w:t>
+      </w:r>
+    </w:p>
+    <w:p>
+      <w:pPr>
+        <w:tabs>
+          <w:tab w:val="start" w:pos="480"/>
+        </w:tabs>
+        <w:bidi/>
+        <w:spacing w:after="60" w:line="360" w:lineRule="auto"/>
+        <w:ind w:start="480" w:hanging="480"/>
+        <w:jc w:val="both"/>
+      </w:pPr>
+      <w:r>
+        <w:rPr>
+          <w:rFonts w:ascii="David" w:cs="David" w:eastAsia="David" w:hAnsi="David"/>
+          <w:b w:val="false"/>
+          <w:bCs w:val="false"/>
+          <w:i w:val="false"/>
+          <w:iCs w:val="false"/>
+          <w:sz w:val="24"/>
+          <w:szCs w:val="24"/>
+          <w:rtl/>
+        </w:rPr>
+        <w:t xml:space="preserve">39.</w:t>
+      </w:r>
+      <w:r>
+        <w:rPr>
+          <w:rFonts w:ascii="David" w:cs="David" w:eastAsia="David" w:hAnsi="David"/>
+          <w:sz w:val="24"/>
+          <w:szCs w:val="24"/>
+          <w:rtl/>
+        </w:rPr>
+        <w:tab/>
+      </w:r>
+      <w:r>
+        <w:rPr>
+          <w:rFonts w:ascii="David" w:cs="David" w:eastAsia="David" w:hAnsi="David"/>
+          <w:b w:val="false"/>
+          <w:bCs w:val="false"/>
+          <w:i w:val="false"/>
+          <w:iCs w:val="false"/>
+          <w:sz w:val="24"/>
+          <w:szCs w:val="24"/>
+          <w:rtl/>
+        </w:rPr>
+        <w:t xml:space="preserve">השדה "מצ"ב החלטת ועדה מיום ___" ריק, והמסמך שאליו הוא מפנה לא הוצג.</w:t>
+      </w:r>
+    </w:p>
+    <w:p>
+      <w:pPr>
+        <w:tabs>
+          <w:tab w:val="start" w:pos="480"/>
+        </w:tabs>
+        <w:bidi/>
+        <w:spacing w:after="60" w:line="360" w:lineRule="auto"/>
+        <w:ind w:start="480" w:hanging="480"/>
+        <w:jc w:val="both"/>
+      </w:pPr>
+      <w:r>
+        <w:rPr>
+          <w:rFonts w:ascii="David" w:cs="David" w:eastAsia="David" w:hAnsi="David"/>
+          <w:b w:val="false"/>
+          <w:bCs w:val="false"/>
+          <w:i w:val="false"/>
+          <w:iCs w:val="false"/>
+          <w:sz w:val="24"/>
+          <w:szCs w:val="24"/>
+          <w:rtl/>
+        </w:rPr>
+        <w:t xml:space="preserve">40.</w:t>
+      </w:r>
+      <w:r>
+        <w:rPr>
+          <w:rFonts w:ascii="David" w:cs="David" w:eastAsia="David" w:hAnsi="David"/>
+          <w:sz w:val="24"/>
+          <w:szCs w:val="24"/>
+          <w:rtl/>
+        </w:rPr>
+        <w:tab/>
+      </w:r>
+      <w:r>
+        <w:rPr>
+          <w:rFonts w:ascii="David" w:cs="David" w:eastAsia="David" w:hAnsi="David"/>
+          <w:b w:val="false"/>
+          <w:bCs w:val="false"/>
+          <w:i w:val="false"/>
+          <w:iCs w:val="false"/>
+          <w:sz w:val="24"/>
+          <w:szCs w:val="24"/>
+          <w:rtl/>
+        </w:rPr>
+        <w:t xml:space="preserve">הרובריקה שיועדה לסגן מנהל מרכז השירות, שבה אמורים היו להירשם אישורי משרד הבינוי והשיכון והממצאים, נותרה ריקה בכל שורותיה, בלא שם ובלא חתימה.</w:t>
+      </w:r>
+    </w:p>
+    <w:p>
+      <w:pPr>
+        <w:tabs>
+          <w:tab w:val="start" w:pos="480"/>
+        </w:tabs>
+        <w:bidi/>
+        <w:spacing w:after="60" w:line="360" w:lineRule="auto"/>
+        <w:ind w:start="480" w:hanging="480"/>
+        <w:jc w:val="both"/>
+      </w:pPr>
+      <w:r>
+        <w:rPr>
+          <w:rFonts w:ascii="David" w:cs="David" w:eastAsia="David" w:hAnsi="David"/>
+          <w:b w:val="false"/>
+          <w:bCs w:val="false"/>
+          <w:i w:val="false"/>
+          <w:iCs w:val="false"/>
+          <w:sz w:val="24"/>
+          <w:szCs w:val="24"/>
+          <w:rtl/>
+        </w:rPr>
+        <w:t xml:space="preserve">41.</w:t>
+      </w:r>
+      <w:r>
+        <w:rPr>
+          <w:rFonts w:ascii="David" w:cs="David" w:eastAsia="David" w:hAnsi="David"/>
+          <w:sz w:val="24"/>
+          <w:szCs w:val="24"/>
+          <w:rtl/>
+        </w:rPr>
+        <w:tab/>
+      </w:r>
+      <w:r>
+        <w:rPr>
+          <w:rFonts w:ascii="David" w:cs="David" w:eastAsia="David" w:hAnsi="David"/>
+          <w:b w:val="false"/>
+          <w:bCs w:val="false"/>
+          <w:i w:val="false"/>
+          <w:iCs w:val="false"/>
+          <w:sz w:val="24"/>
+          <w:szCs w:val="24"/>
+          <w:rtl/>
+        </w:rPr>
+        <w:t xml:space="preserve">בכלל אותן שורות ריקות השדות "חסר דירה" ו"מומש סיוע בשכ"ד", שבהם נבחנת זכאותה העצמאית של הנתבעת לדירה ציבורית לפי הכללים - היא החלופה שבסעיף 3(ב) לחוק, אשר בהתקיימה רואים את הדייר הממשיך כמי שבא בנעלי הזכאי לכל דבר ועניין.</w:t>
+      </w:r>
+    </w:p>
+    <w:p>
+      <w:pPr>
+        <w:tabs>
+          <w:tab w:val="start" w:pos="480"/>
+        </w:tabs>
+        <w:bidi/>
+        <w:spacing w:after="60" w:line="360" w:lineRule="auto"/>
+        <w:ind w:start="480" w:hanging="480"/>
+        <w:jc w:val="both"/>
+      </w:pPr>
+      <w:r>
+        <w:rPr>
+          <w:rFonts w:ascii="David" w:cs="David" w:eastAsia="David" w:hAnsi="David"/>
+          <w:b w:val="false"/>
+          <w:bCs w:val="false"/>
+          <w:i w:val="false"/>
+          <w:iCs w:val="false"/>
+          <w:sz w:val="24"/>
+          <w:szCs w:val="24"/>
+          <w:rtl/>
+        </w:rPr>
+        <w:t xml:space="preserve">42.</w:t>
+      </w:r>
+      <w:r>
+        <w:rPr>
+          <w:rFonts w:ascii="David" w:cs="David" w:eastAsia="David" w:hAnsi="David"/>
+          <w:sz w:val="24"/>
+          <w:szCs w:val="24"/>
+          <w:rtl/>
+        </w:rPr>
+        <w:tab/>
+      </w:r>
+      <w:r>
+        <w:rPr>
+          <w:rFonts w:ascii="David" w:cs="David" w:eastAsia="David" w:hAnsi="David"/>
+          <w:b w:val="false"/>
+          <w:bCs w:val="false"/>
+          <w:i w:val="false"/>
+          <w:iCs w:val="false"/>
+          <w:sz w:val="24"/>
+          <w:szCs w:val="24"/>
+          <w:rtl/>
+        </w:rPr>
+        <w:t xml:space="preserve">משכך, הקביעה שבסעיף 19 לכתב התביעה, ולפיה לא עמדה הנתבעת בתבחינים, אינה קביעה אלא הנחה. ומכל מקום, ועדה פנימית של התובעת אינה משרד הבינוי והשיכון.</w:t>
+      </w:r>
+    </w:p>
+    <w:p>
+      <w:pPr>
+        <w:tabs>
+          <w:tab w:val="start" w:pos="480"/>
+        </w:tabs>
+        <w:bidi/>
+        <w:spacing w:after="60" w:line="360" w:lineRule="auto"/>
+        <w:ind w:start="480" w:hanging="480"/>
+        <w:jc w:val="both"/>
+      </w:pPr>
+      <w:r>
+        <w:rPr>
+          <w:rFonts w:ascii="David" w:cs="David" w:eastAsia="David" w:hAnsi="David"/>
+          <w:b w:val="false"/>
+          <w:bCs w:val="false"/>
+          <w:i w:val="false"/>
+          <w:iCs w:val="false"/>
+          <w:sz w:val="24"/>
+          <w:szCs w:val="24"/>
+          <w:rtl/>
+        </w:rPr>
+        <w:t xml:space="preserve">43.</w:t>
+      </w:r>
+      <w:r>
+        <w:rPr>
+          <w:rFonts w:ascii="David" w:cs="David" w:eastAsia="David" w:hAnsi="David"/>
+          <w:sz w:val="24"/>
+          <w:szCs w:val="24"/>
+          <w:rtl/>
+        </w:rPr>
+        <w:tab/>
       </w:r>
       <w:r>
         <w:rPr>
@@ -1593,53 +2960,112 @@
           <w:szCs w:val="24"/>
           <w:rtl/>
         </w:rPr>
-        <w:t xml:space="preserve">"מסרב לחתום"</w:t>
-      </w:r>
-      <w:r>
-        <w:rPr>
-          <w:rFonts w:ascii="David" w:cs="David" w:eastAsia="David" w:hAnsi="David"/>
-          <w:b w:val="false"/>
-          <w:bCs w:val="false"/>
-          <w:i w:val="false"/>
-          <w:iCs w:val="false"/>
-          <w:sz w:val="24"/>
-          <w:szCs w:val="24"/>
-          <w:rtl/>
-        </w:rPr>
-        <w:t xml:space="preserve">. קרי, קביעה פוזיטיבית, ובדיקה פנימית של הדירה כולה, על יסוד ביקור שלא נערך. והמוקדם שברישומי הטבלה הוא מיום 11.8.2010, כך שביחס ליום 1.8.2009, נקודת המוצא של אמת המידה, אין בה דבר.</w:t>
-      </w:r>
-    </w:p>
-    <w:p>
-      <w:pPr>
-        <w:tabs>
-          <w:tab w:val="start" w:pos="480"/>
-        </w:tabs>
-        <w:bidi/>
-        <w:spacing w:after="60" w:line="360" w:lineRule="auto"/>
-        <w:ind w:start="480" w:hanging="480"/>
-        <w:jc w:val="both"/>
-      </w:pPr>
-      <w:r>
-        <w:rPr>
-          <w:rFonts w:ascii="David" w:cs="David" w:eastAsia="David" w:hAnsi="David"/>
-          <w:b w:val="false"/>
-          <w:bCs w:val="false"/>
-          <w:i w:val="false"/>
-          <w:iCs w:val="false"/>
-          <w:sz w:val="24"/>
-          <w:szCs w:val="24"/>
-          <w:rtl/>
-        </w:rPr>
-        <w:t xml:space="preserve">14.</w:t>
-      </w:r>
-      <w:r>
-        <w:rPr>
-          <w:rFonts w:ascii="David" w:cs="David" w:eastAsia="David" w:hAnsi="David"/>
-          <w:sz w:val="24"/>
-          <w:szCs w:val="24"/>
-          <w:rtl/>
-        </w:rPr>
-        <w:tab/>
+        <w:t xml:space="preserve">התשתית סותרת את עצמה.</w:t>
+      </w:r>
+      <w:r>
+        <w:rPr>
+          <w:rFonts w:ascii="David" w:cs="David" w:eastAsia="David" w:hAnsi="David"/>
+          <w:b w:val="false"/>
+          <w:bCs w:val="false"/>
+          <w:i w:val="false"/>
+          <w:iCs w:val="false"/>
+          <w:sz w:val="24"/>
+          <w:szCs w:val="24"/>
+          <w:rtl/>
+        </w:rPr>
+        <w:t xml:space="preserve"> מסקנת הטופס נסמכת כולה על טבלת ביקורי המעגל שערכה התובעת לעצמה (עמ' 42), וזו אינה יכולה לשאתה.</w:t>
+      </w:r>
+    </w:p>
+    <w:p>
+      <w:pPr>
+        <w:tabs>
+          <w:tab w:val="start" w:pos="480"/>
+        </w:tabs>
+        <w:bidi/>
+        <w:spacing w:after="60" w:line="360" w:lineRule="auto"/>
+        <w:ind w:start="480" w:hanging="480"/>
+        <w:jc w:val="both"/>
+      </w:pPr>
+      <w:r>
+        <w:rPr>
+          <w:rFonts w:ascii="David" w:cs="David" w:eastAsia="David" w:hAnsi="David"/>
+          <w:b w:val="false"/>
+          <w:bCs w:val="false"/>
+          <w:i w:val="false"/>
+          <w:iCs w:val="false"/>
+          <w:sz w:val="24"/>
+          <w:szCs w:val="24"/>
+          <w:rtl/>
+        </w:rPr>
+        <w:t xml:space="preserve">44.</w:t>
+      </w:r>
+      <w:r>
+        <w:rPr>
+          <w:rFonts w:ascii="David" w:cs="David" w:eastAsia="David" w:hAnsi="David"/>
+          <w:sz w:val="24"/>
+          <w:szCs w:val="24"/>
+          <w:rtl/>
+        </w:rPr>
+        <w:tab/>
+      </w:r>
+      <w:r>
+        <w:rPr>
+          <w:rFonts w:ascii="David" w:cs="David" w:eastAsia="David" w:hAnsi="David"/>
+          <w:b w:val="false"/>
+          <w:bCs w:val="false"/>
+          <w:i w:val="false"/>
+          <w:iCs w:val="false"/>
+          <w:sz w:val="24"/>
+          <w:szCs w:val="24"/>
+          <w:rtl/>
+        </w:rPr>
+        <w:t xml:space="preserve">ביחס לביקור מיום 3.7.2024 נרשם בטבלה כי הדייר החוזי "גר: כן", ארבעה חודשים וחצי לאחר פטירתו.</w:t>
+      </w:r>
+    </w:p>
+    <w:p>
+      <w:pPr>
+        <w:tabs>
+          <w:tab w:val="start" w:pos="480"/>
+        </w:tabs>
+        <w:bidi/>
+        <w:spacing w:after="60" w:line="360" w:lineRule="auto"/>
+        <w:ind w:start="480" w:hanging="480"/>
+        <w:jc w:val="both"/>
+      </w:pPr>
+      <w:r>
+        <w:rPr>
+          <w:rFonts w:ascii="David" w:cs="David" w:eastAsia="David" w:hAnsi="David"/>
+          <w:b w:val="false"/>
+          <w:bCs w:val="false"/>
+          <w:i w:val="false"/>
+          <w:iCs w:val="false"/>
+          <w:sz w:val="24"/>
+          <w:szCs w:val="24"/>
+          <w:rtl/>
+        </w:rPr>
+        <w:t xml:space="preserve">45.</w:t>
+      </w:r>
+      <w:r>
+        <w:rPr>
+          <w:rFonts w:ascii="David" w:cs="David" w:eastAsia="David" w:hAnsi="David"/>
+          <w:sz w:val="24"/>
+          <w:szCs w:val="24"/>
+          <w:rtl/>
+        </w:rPr>
+        <w:tab/>
+      </w:r>
+      <w:r>
+        <w:rPr>
+          <w:rFonts w:ascii="David" w:cs="David" w:eastAsia="David" w:hAnsi="David"/>
+          <w:b w:val="false"/>
+          <w:bCs w:val="false"/>
+          <w:i w:val="false"/>
+          <w:iCs w:val="false"/>
+          <w:sz w:val="24"/>
+          <w:szCs w:val="24"/>
+          <w:rtl/>
+        </w:rPr>
+        <w:t xml:space="preserve">ולגבי הביקור מיום 18.12.2023, האחרון בחיי המנוח, נרשם אצל הדייר הממשיך "לא"; ואילו דוח הביקור לאותו מועד ממש (עמ' 37) קובע: </w:t>
       </w:r>
       <w:r>
         <w:rPr>
@@ -1652,53 +3078,66 @@
           <w:szCs w:val="24"/>
           <w:rtl/>
         </w:rPr>
-        <w:t xml:space="preserve">תצהיר המנוח מיום 10.11.2021.</w:t>
-      </w:r>
-      <w:r>
-        <w:rPr>
-          <w:rFonts w:ascii="David" w:cs="David" w:eastAsia="David" w:hAnsi="David"/>
-          <w:b w:val="false"/>
-          <w:bCs w:val="false"/>
-          <w:i w:val="false"/>
-          <w:iCs w:val="false"/>
-          <w:sz w:val="24"/>
-          <w:szCs w:val="24"/>
-          <w:rtl/>
-        </w:rPr>
-        <w:t xml:space="preserve"> הנטען בסעיף 16 לכתב התביעה נסמך על טופס מודפס (עמ' 35), שעליו החתימה התובעת את המנוח בביקור מטעמה. המנוח, יליד 1943, עלה מאתיופיה בשנת 1991 והיה אז כבן שבעים ושמונה; הוא דובר אמהרית, לא ידע קרוא וכתוב ולא שלט בעברית. מי שהחתימה אותו היא גב' נטלי לוגסי, מנהלת תיק הלקוח מטעם התובעת, שאינה דוברת אמהרית; ובדוח הביקור שערכה (עמ' 33) נרשם "ביקור בוצע ב 10/11/21", הוא יום החתימה. ואשר לפרק "אישור חתימה" שבתחתית הטופס, נוסחו המודפס מציע שתי חלופות, "לאחר שקרא/ה אותה" ו"הקראתי לו/ה", ואיש לא סימן איזו מהן התקיימה; אין בטופס זכר למתורגמן, ואין בו כל אינדיקציה שתוכנו הובא לידיעת המנוח בשפה שהבין. גוף הטופס כולו מודפס מראש, והמנוח לא הוסיף בו דבר מלבד חתימתו והתאריך. מסמך שהוחתם כך על אדם שאינו יודע קרוא וכתוב, מבלי שהוכח כי הוסבר לו בשפתו, אין ליתן בו משקל; הנתבעת שומרת על זכותה להתנגד להגשתו ולעתור להוצאתו מן התיק. וסעיף 3 לטופס מגלה את תכליתו: כי ההצהרה "לא תאפשר לקרובי לטעון כי גרו איתי בדירה, לרבות לצורך הוכחת משך מגורים בדירה כדי להיחשב 'דיירים ממשיכים'". ברם, המעמד שבחוק זכויות הדייר בדיור הציבורי קם לנתבעת מכוח דין, והיא לא היתה צד לאותו טופס. זכות סטטוטורית של מי שאינו חתום על הטופס אינה ניתנת לוויתור בידי החותם, ולו מטעמי תקנת הציבור שבסעיף 30 לחוק החוזים (חלק כללי), התשל"ג-1973. ומכל מקום עסקינן בטופס אחד ממועד אחד, שאין בו כדי ללמד על התקופה שקדמה לו או על זו שלאחריה.</w:t>
-      </w:r>
-    </w:p>
-    <w:p>
-      <w:pPr>
-        <w:tabs>
-          <w:tab w:val="start" w:pos="480"/>
-        </w:tabs>
-        <w:bidi/>
-        <w:spacing w:after="60" w:line="360" w:lineRule="auto"/>
-        <w:ind w:start="480" w:hanging="480"/>
-        <w:jc w:val="both"/>
-      </w:pPr>
-      <w:r>
-        <w:rPr>
-          <w:rFonts w:ascii="David" w:cs="David" w:eastAsia="David" w:hAnsi="David"/>
-          <w:b w:val="false"/>
-          <w:bCs w:val="false"/>
-          <w:i w:val="false"/>
-          <w:iCs w:val="false"/>
-          <w:sz w:val="24"/>
-          <w:szCs w:val="24"/>
-          <w:rtl/>
-        </w:rPr>
-        <w:t xml:space="preserve">15.</w:t>
-      </w:r>
-      <w:r>
-        <w:rPr>
-          <w:rFonts w:ascii="David" w:cs="David" w:eastAsia="David" w:hAnsi="David"/>
-          <w:sz w:val="24"/>
-          <w:szCs w:val="24"/>
-          <w:rtl/>
-        </w:rPr>
-        <w:tab/>
+        <w:t xml:space="preserve">"נקבע מספר פעמים ביקור בית, הדייר אומר אני אהיה בבית, לא נצא"</w:t>
+      </w:r>
+      <w:r>
+        <w:rPr>
+          <w:rFonts w:ascii="David" w:cs="David" w:eastAsia="David" w:hAnsi="David"/>
+          <w:b w:val="false"/>
+          <w:bCs w:val="false"/>
+          <w:i w:val="false"/>
+          <w:iCs w:val="false"/>
+          <w:sz w:val="24"/>
+          <w:szCs w:val="24"/>
+          <w:rtl/>
+        </w:rPr>
+        <w:t xml:space="preserve"> [כך במקור].</w:t>
+      </w:r>
+    </w:p>
+    <w:p>
+      <w:pPr>
+        <w:tabs>
+          <w:tab w:val="start" w:pos="480"/>
+        </w:tabs>
+        <w:bidi/>
+        <w:spacing w:after="60" w:line="360" w:lineRule="auto"/>
+        <w:ind w:start="480" w:hanging="480"/>
+        <w:jc w:val="both"/>
+      </w:pPr>
+      <w:r>
+        <w:rPr>
+          <w:rFonts w:ascii="David" w:cs="David" w:eastAsia="David" w:hAnsi="David"/>
+          <w:b w:val="false"/>
+          <w:bCs w:val="false"/>
+          <w:i w:val="false"/>
+          <w:iCs w:val="false"/>
+          <w:sz w:val="24"/>
+          <w:szCs w:val="24"/>
+          <w:rtl/>
+        </w:rPr>
+        <w:t xml:space="preserve">46.</w:t>
+      </w:r>
+      <w:r>
+        <w:rPr>
+          <w:rFonts w:ascii="David" w:cs="David" w:eastAsia="David" w:hAnsi="David"/>
+          <w:sz w:val="24"/>
+          <w:szCs w:val="24"/>
+          <w:rtl/>
+        </w:rPr>
+        <w:tab/>
+      </w:r>
+      <w:r>
+        <w:rPr>
+          <w:rFonts w:ascii="David" w:cs="David" w:eastAsia="David" w:hAnsi="David"/>
+          <w:b w:val="false"/>
+          <w:bCs w:val="false"/>
+          <w:i w:val="false"/>
+          <w:iCs w:val="false"/>
+          <w:sz w:val="24"/>
+          <w:szCs w:val="24"/>
+          <w:rtl/>
+        </w:rPr>
+        <w:t xml:space="preserve">ואף על פי כן נושא אותו דוח דירוגי מצב מפורטים לכל חדרי הדירה, שלושה סימוני אישור ובהם "אני מאשר בחתימתי את כל הנתונים שבסיכום זה לאחר שקראתי אותו והבנתי אותו", וחותמת </w:t>
       </w:r>
       <w:r>
         <w:rPr>
@@ -1711,20 +3150,99 @@
           <w:szCs w:val="24"/>
           <w:rtl/>
         </w:rPr>
-        <w:t xml:space="preserve">חומר הרווחה.</w:t>
-      </w:r>
-      <w:r>
-        <w:rPr>
-          <w:rFonts w:ascii="David" w:cs="David" w:eastAsia="David" w:hAnsi="David"/>
-          <w:b w:val="false"/>
-          <w:bCs w:val="false"/>
-          <w:i w:val="false"/>
-          <w:iCs w:val="false"/>
-          <w:sz w:val="24"/>
-          <w:szCs w:val="24"/>
-          <w:rtl/>
-        </w:rPr>
-        <w:t xml:space="preserve"> בחודש יולי 2026 פנה האגף לשירותים חברתיים בעיריית פתח תקווה במכתב שעניינו הנתבעת (נספח ה'), המוכרת באותו אגף כנתמכת (נספח ו'). נמסר בו כי הנתבעת "היתה מוכרת ברווחה לאורך שנים", וכי היא "בת 42 רווקה ללא ילדים מתמודדת עם נכות נפשית ופיברומיאלגיה, אינה עובדת ומקבלת קיצבה 100% נכות מביטוח לאומי" (נספח ז'); ובסיפתו: </w:t>
+        <w:t xml:space="preserve">"מסרב לחתום"</w:t>
+      </w:r>
+      <w:r>
+        <w:rPr>
+          <w:rFonts w:ascii="David" w:cs="David" w:eastAsia="David" w:hAnsi="David"/>
+          <w:b w:val="false"/>
+          <w:bCs w:val="false"/>
+          <w:i w:val="false"/>
+          <w:iCs w:val="false"/>
+          <w:sz w:val="24"/>
+          <w:szCs w:val="24"/>
+          <w:rtl/>
+        </w:rPr>
+        <w:t xml:space="preserve">. קרי, בדיקה פנימית של הדירה כולה וקביעה פוזיטיבית, על יסוד ביקור שלא נערך.</w:t>
+      </w:r>
+    </w:p>
+    <w:p>
+      <w:pPr>
+        <w:tabs>
+          <w:tab w:val="start" w:pos="480"/>
+        </w:tabs>
+        <w:bidi/>
+        <w:spacing w:after="60" w:line="360" w:lineRule="auto"/>
+        <w:ind w:start="480" w:hanging="480"/>
+        <w:jc w:val="both"/>
+      </w:pPr>
+      <w:r>
+        <w:rPr>
+          <w:rFonts w:ascii="David" w:cs="David" w:eastAsia="David" w:hAnsi="David"/>
+          <w:b w:val="false"/>
+          <w:bCs w:val="false"/>
+          <w:i w:val="false"/>
+          <w:iCs w:val="false"/>
+          <w:sz w:val="24"/>
+          <w:szCs w:val="24"/>
+          <w:rtl/>
+        </w:rPr>
+        <w:t xml:space="preserve">47.</w:t>
+      </w:r>
+      <w:r>
+        <w:rPr>
+          <w:rFonts w:ascii="David" w:cs="David" w:eastAsia="David" w:hAnsi="David"/>
+          <w:sz w:val="24"/>
+          <w:szCs w:val="24"/>
+          <w:rtl/>
+        </w:rPr>
+        <w:tab/>
+      </w:r>
+      <w:r>
+        <w:rPr>
+          <w:rFonts w:ascii="David" w:cs="David" w:eastAsia="David" w:hAnsi="David"/>
+          <w:b w:val="false"/>
+          <w:bCs w:val="false"/>
+          <w:i w:val="false"/>
+          <w:iCs w:val="false"/>
+          <w:sz w:val="24"/>
+          <w:szCs w:val="24"/>
+          <w:rtl/>
+        </w:rPr>
+        <w:t xml:space="preserve">והמוקדם שברישומי הטבלה הוא מיום 11.8.2010, כך שביחס ליום 1.8.2009, נקודת המוצא של אמת המידה, אין בה דבר.</w:t>
+      </w:r>
+    </w:p>
+    <w:p>
+      <w:pPr>
+        <w:tabs>
+          <w:tab w:val="start" w:pos="480"/>
+        </w:tabs>
+        <w:bidi/>
+        <w:spacing w:after="60" w:line="360" w:lineRule="auto"/>
+        <w:ind w:start="480" w:hanging="480"/>
+        <w:jc w:val="both"/>
+      </w:pPr>
+      <w:r>
+        <w:rPr>
+          <w:rFonts w:ascii="David" w:cs="David" w:eastAsia="David" w:hAnsi="David"/>
+          <w:b w:val="false"/>
+          <w:bCs w:val="false"/>
+          <w:i w:val="false"/>
+          <w:iCs w:val="false"/>
+          <w:sz w:val="24"/>
+          <w:szCs w:val="24"/>
+          <w:rtl/>
+        </w:rPr>
+        <w:t xml:space="preserve">48.</w:t>
+      </w:r>
+      <w:r>
+        <w:rPr>
+          <w:rFonts w:ascii="David" w:cs="David" w:eastAsia="David" w:hAnsi="David"/>
+          <w:sz w:val="24"/>
+          <w:szCs w:val="24"/>
+          <w:rtl/>
+        </w:rPr>
+        <w:tab/>
       </w:r>
       <w:r>
         <w:rPr>
@@ -1737,44 +3255,412 @@
           <w:szCs w:val="24"/>
           <w:rtl/>
         </w:rPr>
-        <w:t xml:space="preserve">"נודה על כל התחשבות במצבה והימנעות מהוצאתה מהדירה בה מתגוררת מזה 30 שנה"</w:t>
-      </w:r>
-      <w:r>
-        <w:rPr>
-          <w:rFonts w:ascii="David" w:cs="David" w:eastAsia="David" w:hAnsi="David"/>
-          <w:b w:val="false"/>
-          <w:bCs w:val="false"/>
-          <w:i w:val="false"/>
-          <w:iCs w:val="false"/>
-          <w:sz w:val="24"/>
-          <w:szCs w:val="24"/>
-          <w:rtl/>
-        </w:rPr>
-        <w:t xml:space="preserve">. וכבר בשנת 2013 פנתה הנתבעת בכתב אל משרד הבינוי והשיכון בבקשה לפתרון דיור, ותיארה כי אין לה קורת גג משלה וכי היא מתגוררת בשכירות; הפנייה נמסרה באמצעות מרכז אלונים, גורם רווחה ושיקום, ואושרה בחותמתו ביום 28.6.2013 (נספח ד'). לחומר זה משקל ישיר לעניין הזכאות העצמאית לפי סעיף 3(ב) ולעניין ההשבה; ואולם התובעת החליטה בלא שפנתה לגורמי הרווחה, בנספח 4 אין לו כל התייחסות, ועניינה של הנתבעת לא הובא בפני הוועדה לבחינת מקרים חריגים.</w:t>
-      </w:r>
-    </w:p>
-    <w:p>
-      <w:pPr>
-        <w:tabs>
-          <w:tab w:val="start" w:pos="480"/>
-        </w:tabs>
-        <w:bidi/>
-        <w:spacing w:after="60" w:line="360" w:lineRule="auto"/>
-        <w:ind w:start="480" w:hanging="480"/>
-        <w:jc w:val="both"/>
-      </w:pPr>
-      <w:r>
-        <w:rPr>
-          <w:rFonts w:ascii="David" w:cs="David" w:eastAsia="David" w:hAnsi="David"/>
-          <w:b w:val="false"/>
-          <w:bCs w:val="false"/>
-          <w:i w:val="false"/>
-          <w:iCs w:val="false"/>
-          <w:sz w:val="24"/>
-          <w:szCs w:val="24"/>
-          <w:rtl/>
-        </w:rPr>
-        <w:t xml:space="preserve">16.</w:t>
+        <w:t xml:space="preserve">תצהיר המנוח מיום 10.11.2021.</w:t>
+      </w:r>
+      <w:r>
+        <w:rPr>
+          <w:rFonts w:ascii="David" w:cs="David" w:eastAsia="David" w:hAnsi="David"/>
+          <w:b w:val="false"/>
+          <w:bCs w:val="false"/>
+          <w:i w:val="false"/>
+          <w:iCs w:val="false"/>
+          <w:sz w:val="24"/>
+          <w:szCs w:val="24"/>
+          <w:rtl/>
+        </w:rPr>
+        <w:t xml:space="preserve"> הנטען בסעיף 16 לכתב התביעה נסמך על טופס מודפס (עמ' 35), שעליו החתימה התובעת את המנוח בביקור מטעמה.</w:t>
+      </w:r>
+    </w:p>
+    <w:p>
+      <w:pPr>
+        <w:tabs>
+          <w:tab w:val="start" w:pos="480"/>
+        </w:tabs>
+        <w:bidi/>
+        <w:spacing w:after="60" w:line="360" w:lineRule="auto"/>
+        <w:ind w:start="480" w:hanging="480"/>
+        <w:jc w:val="both"/>
+      </w:pPr>
+      <w:r>
+        <w:rPr>
+          <w:rFonts w:ascii="David" w:cs="David" w:eastAsia="David" w:hAnsi="David"/>
+          <w:b w:val="false"/>
+          <w:bCs w:val="false"/>
+          <w:i w:val="false"/>
+          <w:iCs w:val="false"/>
+          <w:sz w:val="24"/>
+          <w:szCs w:val="24"/>
+          <w:rtl/>
+        </w:rPr>
+        <w:t xml:space="preserve">49.</w:t>
+      </w:r>
+      <w:r>
+        <w:rPr>
+          <w:rFonts w:ascii="David" w:cs="David" w:eastAsia="David" w:hAnsi="David"/>
+          <w:sz w:val="24"/>
+          <w:szCs w:val="24"/>
+          <w:rtl/>
+        </w:rPr>
+        <w:tab/>
+      </w:r>
+      <w:r>
+        <w:rPr>
+          <w:rFonts w:ascii="David" w:cs="David" w:eastAsia="David" w:hAnsi="David"/>
+          <w:b w:val="false"/>
+          <w:bCs w:val="false"/>
+          <w:i w:val="false"/>
+          <w:iCs w:val="false"/>
+          <w:sz w:val="24"/>
+          <w:szCs w:val="24"/>
+          <w:rtl/>
+        </w:rPr>
+        <w:t xml:space="preserve">המנוח היה אז כבן שבעים ושמונה. הוא דובר אמהרית, לא ידע קרוא וכתוב ולא שלט בעברית.</w:t>
+      </w:r>
+    </w:p>
+    <w:p>
+      <w:pPr>
+        <w:tabs>
+          <w:tab w:val="start" w:pos="480"/>
+        </w:tabs>
+        <w:bidi/>
+        <w:spacing w:after="60" w:line="360" w:lineRule="auto"/>
+        <w:ind w:start="480" w:hanging="480"/>
+        <w:jc w:val="both"/>
+      </w:pPr>
+      <w:r>
+        <w:rPr>
+          <w:rFonts w:ascii="David" w:cs="David" w:eastAsia="David" w:hAnsi="David"/>
+          <w:b w:val="false"/>
+          <w:bCs w:val="false"/>
+          <w:i w:val="false"/>
+          <w:iCs w:val="false"/>
+          <w:sz w:val="24"/>
+          <w:szCs w:val="24"/>
+          <w:rtl/>
+        </w:rPr>
+        <w:t xml:space="preserve">50.</w:t>
+      </w:r>
+      <w:r>
+        <w:rPr>
+          <w:rFonts w:ascii="David" w:cs="David" w:eastAsia="David" w:hAnsi="David"/>
+          <w:sz w:val="24"/>
+          <w:szCs w:val="24"/>
+          <w:rtl/>
+        </w:rPr>
+        <w:tab/>
+      </w:r>
+      <w:r>
+        <w:rPr>
+          <w:rFonts w:ascii="David" w:cs="David" w:eastAsia="David" w:hAnsi="David"/>
+          <w:b w:val="false"/>
+          <w:bCs w:val="false"/>
+          <w:i w:val="false"/>
+          <w:iCs w:val="false"/>
+          <w:sz w:val="24"/>
+          <w:szCs w:val="24"/>
+          <w:rtl/>
+        </w:rPr>
+        <w:t xml:space="preserve">מי שהחתימה אותו היא גב' נטלי לוגסי, מנהלת תיק הלקוח מטעם התובעת, שאינה דוברת אמהרית; ובדוח הביקור שערכה (עמ' 33) נרשם "ביקור בוצע ב 10/11/21", הוא יום החתימה.</w:t>
+      </w:r>
+    </w:p>
+    <w:p>
+      <w:pPr>
+        <w:tabs>
+          <w:tab w:val="start" w:pos="480"/>
+        </w:tabs>
+        <w:bidi/>
+        <w:spacing w:after="60" w:line="360" w:lineRule="auto"/>
+        <w:ind w:start="480" w:hanging="480"/>
+        <w:jc w:val="both"/>
+      </w:pPr>
+      <w:r>
+        <w:rPr>
+          <w:rFonts w:ascii="David" w:cs="David" w:eastAsia="David" w:hAnsi="David"/>
+          <w:b w:val="false"/>
+          <w:bCs w:val="false"/>
+          <w:i w:val="false"/>
+          <w:iCs w:val="false"/>
+          <w:sz w:val="24"/>
+          <w:szCs w:val="24"/>
+          <w:rtl/>
+        </w:rPr>
+        <w:t xml:space="preserve">51.</w:t>
+      </w:r>
+      <w:r>
+        <w:rPr>
+          <w:rFonts w:ascii="David" w:cs="David" w:eastAsia="David" w:hAnsi="David"/>
+          <w:sz w:val="24"/>
+          <w:szCs w:val="24"/>
+          <w:rtl/>
+        </w:rPr>
+        <w:tab/>
+      </w:r>
+      <w:r>
+        <w:rPr>
+          <w:rFonts w:ascii="David" w:cs="David" w:eastAsia="David" w:hAnsi="David"/>
+          <w:b w:val="false"/>
+          <w:bCs w:val="false"/>
+          <w:i w:val="false"/>
+          <w:iCs w:val="false"/>
+          <w:sz w:val="24"/>
+          <w:szCs w:val="24"/>
+          <w:rtl/>
+        </w:rPr>
+        <w:t xml:space="preserve">בפרק "אישור חתימה" שבתחתית הטופס מציע הנוסח המודפס שתי חלופות, "לאחר שקרא/ה אותה" ו"הקראתי לו/ה", ואיש לא סימן איזו מהן התקיימה. אין בטופס זכר למתורגמן, ואין בו אינדיקציה שתוכנו הובא לידיעת המנוח בשפה שהבין.</w:t>
+      </w:r>
+    </w:p>
+    <w:p>
+      <w:pPr>
+        <w:tabs>
+          <w:tab w:val="start" w:pos="480"/>
+        </w:tabs>
+        <w:bidi/>
+        <w:spacing w:after="60" w:line="360" w:lineRule="auto"/>
+        <w:ind w:start="480" w:hanging="480"/>
+        <w:jc w:val="both"/>
+      </w:pPr>
+      <w:r>
+        <w:rPr>
+          <w:rFonts w:ascii="David" w:cs="David" w:eastAsia="David" w:hAnsi="David"/>
+          <w:b w:val="false"/>
+          <w:bCs w:val="false"/>
+          <w:i w:val="false"/>
+          <w:iCs w:val="false"/>
+          <w:sz w:val="24"/>
+          <w:szCs w:val="24"/>
+          <w:rtl/>
+        </w:rPr>
+        <w:t xml:space="preserve">52.</w:t>
+      </w:r>
+      <w:r>
+        <w:rPr>
+          <w:rFonts w:ascii="David" w:cs="David" w:eastAsia="David" w:hAnsi="David"/>
+          <w:sz w:val="24"/>
+          <w:szCs w:val="24"/>
+          <w:rtl/>
+        </w:rPr>
+        <w:tab/>
+      </w:r>
+      <w:r>
+        <w:rPr>
+          <w:rFonts w:ascii="David" w:cs="David" w:eastAsia="David" w:hAnsi="David"/>
+          <w:b w:val="false"/>
+          <w:bCs w:val="false"/>
+          <w:i w:val="false"/>
+          <w:iCs w:val="false"/>
+          <w:sz w:val="24"/>
+          <w:szCs w:val="24"/>
+          <w:rtl/>
+        </w:rPr>
+        <w:t xml:space="preserve">גוף הטופס כולו מודפס מראש, והמנוח לא הוסיף בו דבר מלבד חתימתו והתאריך.</w:t>
+      </w:r>
+    </w:p>
+    <w:p>
+      <w:pPr>
+        <w:tabs>
+          <w:tab w:val="start" w:pos="480"/>
+        </w:tabs>
+        <w:bidi/>
+        <w:spacing w:after="60" w:line="360" w:lineRule="auto"/>
+        <w:ind w:start="480" w:hanging="480"/>
+        <w:jc w:val="both"/>
+      </w:pPr>
+      <w:r>
+        <w:rPr>
+          <w:rFonts w:ascii="David" w:cs="David" w:eastAsia="David" w:hAnsi="David"/>
+          <w:b w:val="false"/>
+          <w:bCs w:val="false"/>
+          <w:i w:val="false"/>
+          <w:iCs w:val="false"/>
+          <w:sz w:val="24"/>
+          <w:szCs w:val="24"/>
+          <w:rtl/>
+        </w:rPr>
+        <w:t xml:space="preserve">53.</w:t>
+      </w:r>
+      <w:r>
+        <w:rPr>
+          <w:rFonts w:ascii="David" w:cs="David" w:eastAsia="David" w:hAnsi="David"/>
+          <w:sz w:val="24"/>
+          <w:szCs w:val="24"/>
+          <w:rtl/>
+        </w:rPr>
+        <w:tab/>
+      </w:r>
+      <w:r>
+        <w:rPr>
+          <w:rFonts w:ascii="David" w:cs="David" w:eastAsia="David" w:hAnsi="David"/>
+          <w:b w:val="false"/>
+          <w:bCs w:val="false"/>
+          <w:i w:val="false"/>
+          <w:iCs w:val="false"/>
+          <w:sz w:val="24"/>
+          <w:szCs w:val="24"/>
+          <w:rtl/>
+        </w:rPr>
+        <w:t xml:space="preserve">מסמך שהוחתם כך על אדם שאינו יודע קרוא וכתוב, מבלי שהוכח כי הוסבר לו בשפתו, אין ליתן בו משקל. הנתבעת שומרת על זכותה להתנגד להגשתו ולעתור להוצאתו מן התיק.</w:t>
+      </w:r>
+    </w:p>
+    <w:p>
+      <w:pPr>
+        <w:tabs>
+          <w:tab w:val="start" w:pos="480"/>
+        </w:tabs>
+        <w:bidi/>
+        <w:spacing w:after="60" w:line="360" w:lineRule="auto"/>
+        <w:ind w:start="480" w:hanging="480"/>
+        <w:jc w:val="both"/>
+      </w:pPr>
+      <w:r>
+        <w:rPr>
+          <w:rFonts w:ascii="David" w:cs="David" w:eastAsia="David" w:hAnsi="David"/>
+          <w:b w:val="false"/>
+          <w:bCs w:val="false"/>
+          <w:i w:val="false"/>
+          <w:iCs w:val="false"/>
+          <w:sz w:val="24"/>
+          <w:szCs w:val="24"/>
+          <w:rtl/>
+        </w:rPr>
+        <w:t xml:space="preserve">54.</w:t>
+      </w:r>
+      <w:r>
+        <w:rPr>
+          <w:rFonts w:ascii="David" w:cs="David" w:eastAsia="David" w:hAnsi="David"/>
+          <w:sz w:val="24"/>
+          <w:szCs w:val="24"/>
+          <w:rtl/>
+        </w:rPr>
+        <w:tab/>
+      </w:r>
+      <w:r>
+        <w:rPr>
+          <w:rFonts w:ascii="David" w:cs="David" w:eastAsia="David" w:hAnsi="David"/>
+          <w:b w:val="false"/>
+          <w:bCs w:val="false"/>
+          <w:i w:val="false"/>
+          <w:iCs w:val="false"/>
+          <w:sz w:val="24"/>
+          <w:szCs w:val="24"/>
+          <w:rtl/>
+        </w:rPr>
+        <w:t xml:space="preserve">וסעיף 3 לטופס מגלה את תכליתו: כי ההצהרה "לא תאפשר לקרובי לטעון כי גרו איתי בדירה, לרבות לצורך הוכחת משך מגורים בדירה כדי להיחשב 'דיירים ממשיכים'".</w:t>
+      </w:r>
+    </w:p>
+    <w:p>
+      <w:pPr>
+        <w:tabs>
+          <w:tab w:val="start" w:pos="480"/>
+        </w:tabs>
+        <w:bidi/>
+        <w:spacing w:after="60" w:line="360" w:lineRule="auto"/>
+        <w:ind w:start="480" w:hanging="480"/>
+        <w:jc w:val="both"/>
+      </w:pPr>
+      <w:r>
+        <w:rPr>
+          <w:rFonts w:ascii="David" w:cs="David" w:eastAsia="David" w:hAnsi="David"/>
+          <w:b w:val="false"/>
+          <w:bCs w:val="false"/>
+          <w:i w:val="false"/>
+          <w:iCs w:val="false"/>
+          <w:sz w:val="24"/>
+          <w:szCs w:val="24"/>
+          <w:rtl/>
+        </w:rPr>
+        <w:t xml:space="preserve">55.</w:t>
+      </w:r>
+      <w:r>
+        <w:rPr>
+          <w:rFonts w:ascii="David" w:cs="David" w:eastAsia="David" w:hAnsi="David"/>
+          <w:sz w:val="24"/>
+          <w:szCs w:val="24"/>
+          <w:rtl/>
+        </w:rPr>
+        <w:tab/>
+      </w:r>
+      <w:r>
+        <w:rPr>
+          <w:rFonts w:ascii="David" w:cs="David" w:eastAsia="David" w:hAnsi="David"/>
+          <w:b w:val="false"/>
+          <w:bCs w:val="false"/>
+          <w:i w:val="false"/>
+          <w:iCs w:val="false"/>
+          <w:sz w:val="24"/>
+          <w:szCs w:val="24"/>
+          <w:rtl/>
+        </w:rPr>
+        <w:t xml:space="preserve">ברם, המעמד שבחוק זכויות הדייר בדיור הציבורי קם לנתבעת מכוח דין, והיא לא היתה צד לאותו טופס. זכות סטטוטורית של מי שאינו חתום על הטופס אינה ניתנת לוויתור בידי החותם, ולו מטעמי תקנת הציבור שבסעיף 30 לחוק החוזים (חלק כללי), התשל"ג-1973.</w:t>
+      </w:r>
+    </w:p>
+    <w:p>
+      <w:pPr>
+        <w:tabs>
+          <w:tab w:val="start" w:pos="480"/>
+        </w:tabs>
+        <w:bidi/>
+        <w:spacing w:after="60" w:line="360" w:lineRule="auto"/>
+        <w:ind w:start="480" w:hanging="480"/>
+        <w:jc w:val="both"/>
+      </w:pPr>
+      <w:r>
+        <w:rPr>
+          <w:rFonts w:ascii="David" w:cs="David" w:eastAsia="David" w:hAnsi="David"/>
+          <w:b w:val="false"/>
+          <w:bCs w:val="false"/>
+          <w:i w:val="false"/>
+          <w:iCs w:val="false"/>
+          <w:sz w:val="24"/>
+          <w:szCs w:val="24"/>
+          <w:rtl/>
+        </w:rPr>
+        <w:t xml:space="preserve">56.</w:t>
+      </w:r>
+      <w:r>
+        <w:rPr>
+          <w:rFonts w:ascii="David" w:cs="David" w:eastAsia="David" w:hAnsi="David"/>
+          <w:sz w:val="24"/>
+          <w:szCs w:val="24"/>
+          <w:rtl/>
+        </w:rPr>
+        <w:tab/>
+      </w:r>
+      <w:r>
+        <w:rPr>
+          <w:rFonts w:ascii="David" w:cs="David" w:eastAsia="David" w:hAnsi="David"/>
+          <w:b w:val="false"/>
+          <w:bCs w:val="false"/>
+          <w:i w:val="false"/>
+          <w:iCs w:val="false"/>
+          <w:sz w:val="24"/>
+          <w:szCs w:val="24"/>
+          <w:rtl/>
+        </w:rPr>
+        <w:t xml:space="preserve">ומכל מקום עסקינן בטופס אחד ממועד אחד, שאין בו כדי ללמד על התקופה שקדמה לו או על זו שלאחריה.</w:t>
+      </w:r>
+    </w:p>
+    <w:p>
+      <w:pPr>
+        <w:tabs>
+          <w:tab w:val="start" w:pos="480"/>
+        </w:tabs>
+        <w:bidi/>
+        <w:spacing w:after="60" w:line="360" w:lineRule="auto"/>
+        <w:ind w:start="480" w:hanging="480"/>
+        <w:jc w:val="both"/>
+      </w:pPr>
+      <w:r>
+        <w:rPr>
+          <w:rFonts w:ascii="David" w:cs="David" w:eastAsia="David" w:hAnsi="David"/>
+          <w:b w:val="false"/>
+          <w:bCs w:val="false"/>
+          <w:i w:val="false"/>
+          <w:iCs w:val="false"/>
+          <w:sz w:val="24"/>
+          <w:szCs w:val="24"/>
+          <w:rtl/>
+        </w:rPr>
+        <w:t xml:space="preserve">57.</w:t>
       </w:r>
       <w:r>
         <w:rPr>
@@ -1796,53 +3682,112 @@
           <w:szCs w:val="24"/>
           <w:rtl/>
         </w:rPr>
-        <w:t xml:space="preserve">גובה החיוב.</w:t>
-      </w:r>
-      <w:r>
-        <w:rPr>
-          <w:rFonts w:ascii="David" w:cs="David" w:eastAsia="David" w:hAnsi="David"/>
-          <w:b w:val="false"/>
-          <w:bCs w:val="false"/>
-          <w:i w:val="false"/>
-          <w:iCs w:val="false"/>
-          <w:sz w:val="24"/>
-          <w:szCs w:val="24"/>
-          <w:rtl/>
-        </w:rPr>
-        <w:t xml:space="preserve"> התובעת עותרת לסך 36,533.38 ₪, בחיוב חודשי של 2,948.85 ₪, בעוד היא עצמה קבעה באותה תקופה כי שכר הדירה נטו הוא 221.19 ₪. לא הוצגה חוות דעת לשווי, והכרטסת אינה ראיה אלא רישום פנימי; ואת הריבית גובה התובעת מכוח חוזה השכירות, שאת קיומו היא מכחישה.</w:t>
-      </w:r>
-    </w:p>
-    <w:p>
-      <w:pPr>
-        <w:tabs>
-          <w:tab w:val="start" w:pos="480"/>
-        </w:tabs>
-        <w:bidi/>
-        <w:spacing w:after="60" w:line="360" w:lineRule="auto"/>
-        <w:ind w:start="480" w:hanging="480"/>
-        <w:jc w:val="both"/>
-      </w:pPr>
-      <w:r>
-        <w:rPr>
-          <w:rFonts w:ascii="David" w:cs="David" w:eastAsia="David" w:hAnsi="David"/>
-          <w:b w:val="false"/>
-          <w:bCs w:val="false"/>
-          <w:i w:val="false"/>
-          <w:iCs w:val="false"/>
-          <w:sz w:val="24"/>
-          <w:szCs w:val="24"/>
-          <w:rtl/>
-        </w:rPr>
-        <w:t xml:space="preserve">17.</w:t>
-      </w:r>
-      <w:r>
-        <w:rPr>
-          <w:rFonts w:ascii="David" w:cs="David" w:eastAsia="David" w:hAnsi="David"/>
-          <w:sz w:val="24"/>
-          <w:szCs w:val="24"/>
-          <w:rtl/>
-        </w:rPr>
-        <w:tab/>
+        <w:t xml:space="preserve">חומר הרווחה.</w:t>
+      </w:r>
+      <w:r>
+        <w:rPr>
+          <w:rFonts w:ascii="David" w:cs="David" w:eastAsia="David" w:hAnsi="David"/>
+          <w:b w:val="false"/>
+          <w:bCs w:val="false"/>
+          <w:i w:val="false"/>
+          <w:iCs w:val="false"/>
+          <w:sz w:val="24"/>
+          <w:szCs w:val="24"/>
+          <w:rtl/>
+        </w:rPr>
+        <w:t xml:space="preserve"> בחודש יולי 2026 פנה האגף לשירותים חברתיים בעיריית פתח תקווה במכתב שעניינו הנתבעת (נספח ה'), המוכרת באותו אגף כנתמכת (נספח ו').</w:t>
+      </w:r>
+    </w:p>
+    <w:p>
+      <w:pPr>
+        <w:tabs>
+          <w:tab w:val="start" w:pos="480"/>
+        </w:tabs>
+        <w:bidi/>
+        <w:spacing w:after="60" w:line="360" w:lineRule="auto"/>
+        <w:ind w:start="480" w:hanging="480"/>
+        <w:jc w:val="both"/>
+      </w:pPr>
+      <w:r>
+        <w:rPr>
+          <w:rFonts w:ascii="David" w:cs="David" w:eastAsia="David" w:hAnsi="David"/>
+          <w:b w:val="false"/>
+          <w:bCs w:val="false"/>
+          <w:i w:val="false"/>
+          <w:iCs w:val="false"/>
+          <w:sz w:val="24"/>
+          <w:szCs w:val="24"/>
+          <w:rtl/>
+        </w:rPr>
+        <w:t xml:space="preserve">58.</w:t>
+      </w:r>
+      <w:r>
+        <w:rPr>
+          <w:rFonts w:ascii="David" w:cs="David" w:eastAsia="David" w:hAnsi="David"/>
+          <w:sz w:val="24"/>
+          <w:szCs w:val="24"/>
+          <w:rtl/>
+        </w:rPr>
+        <w:tab/>
+      </w:r>
+      <w:r>
+        <w:rPr>
+          <w:rFonts w:ascii="David" w:cs="David" w:eastAsia="David" w:hAnsi="David"/>
+          <w:b w:val="false"/>
+          <w:bCs w:val="false"/>
+          <w:i w:val="false"/>
+          <w:iCs w:val="false"/>
+          <w:sz w:val="24"/>
+          <w:szCs w:val="24"/>
+          <w:rtl/>
+        </w:rPr>
+        <w:t xml:space="preserve">במכתב נמסר כי הנתבעת "היתה מוכרת ברווחה לאורך שנים", וכי היא "בת 42 רווקה ללא ילדים מתמודדת עם נכות נפשית ופיברומיאלגיה, אינה עובדת ומקבלת קיצבה 100% נכות מביטוח לאומי" (נספח ז').</w:t>
+      </w:r>
+    </w:p>
+    <w:p>
+      <w:pPr>
+        <w:tabs>
+          <w:tab w:val="start" w:pos="480"/>
+        </w:tabs>
+        <w:bidi/>
+        <w:spacing w:after="60" w:line="360" w:lineRule="auto"/>
+        <w:ind w:start="480" w:hanging="480"/>
+        <w:jc w:val="both"/>
+      </w:pPr>
+      <w:r>
+        <w:rPr>
+          <w:rFonts w:ascii="David" w:cs="David" w:eastAsia="David" w:hAnsi="David"/>
+          <w:b w:val="false"/>
+          <w:bCs w:val="false"/>
+          <w:i w:val="false"/>
+          <w:iCs w:val="false"/>
+          <w:sz w:val="24"/>
+          <w:szCs w:val="24"/>
+          <w:rtl/>
+        </w:rPr>
+        <w:t xml:space="preserve">59.</w:t>
+      </w:r>
+      <w:r>
+        <w:rPr>
+          <w:rFonts w:ascii="David" w:cs="David" w:eastAsia="David" w:hAnsi="David"/>
+          <w:sz w:val="24"/>
+          <w:szCs w:val="24"/>
+          <w:rtl/>
+        </w:rPr>
+        <w:tab/>
+      </w:r>
+      <w:r>
+        <w:rPr>
+          <w:rFonts w:ascii="David" w:cs="David" w:eastAsia="David" w:hAnsi="David"/>
+          <w:b w:val="false"/>
+          <w:bCs w:val="false"/>
+          <w:i w:val="false"/>
+          <w:iCs w:val="false"/>
+          <w:sz w:val="24"/>
+          <w:szCs w:val="24"/>
+          <w:rtl/>
+        </w:rPr>
+        <w:t xml:space="preserve">ובסיפתו: </w:t>
       </w:r>
       <w:r>
         <w:rPr>
@@ -1855,44 +3800,136 @@
           <w:szCs w:val="24"/>
           <w:rtl/>
         </w:rPr>
-        <w:t xml:space="preserve">התייחסות לסעיפי כתב התביעה.</w:t>
-      </w:r>
-      <w:r>
-        <w:rPr>
-          <w:rFonts w:ascii="David" w:cs="David" w:eastAsia="David" w:hAnsi="David"/>
-          <w:b w:val="false"/>
-          <w:bCs w:val="false"/>
-          <w:i w:val="false"/>
-          <w:iCs w:val="false"/>
-          <w:sz w:val="24"/>
-          <w:szCs w:val="24"/>
-          <w:rtl/>
-        </w:rPr>
-        <w:t xml:space="preserve"> הנטען בסעיפים 1, 5, 6, 7, 8, 13, 14 ו-17 אינו מוכחש ככל שהוא נוגע לזהות הצדדים והדירה, לסמכות, להשכרת הדירה למנוח ולמועד פטירתו; ומוכחשת כל מסקנה משפטית הנגזרת מהם. הנטען בסעיפים 2, 9, 10, 15 ו-16 מוכחש: הנתבעת לא פלשה ואינה מחזיקה שלא כדין, ולא נשלחו אליה התראות. הנטען בסעיפים 3, 4, 11, 18, 19, 21, 22 ו-23 מוכחש מן הטעמים המפורטים לעיל; אין הכחשה לעצם קיומו של המסמך שבנספח 4, ומוכחש כי מדובר בהחלטה שנתקבלה כדין. סעיפים 12 ו-20 אינם טענות שבעובדה הטעונות הכחשה, ואשר לסעיף 20 יוער כי הדיור הציבורי אכן נועד למי שידה אינה משגת, ותכלית זו מכוונת אל הנתבעת.</w:t>
-      </w:r>
-    </w:p>
-    <w:p>
-      <w:pPr>
-        <w:tabs>
-          <w:tab w:val="start" w:pos="480"/>
-        </w:tabs>
-        <w:bidi/>
-        <w:spacing w:after="60" w:line="360" w:lineRule="auto"/>
-        <w:ind w:start="480" w:hanging="480"/>
-        <w:jc w:val="both"/>
-      </w:pPr>
-      <w:r>
-        <w:rPr>
-          <w:rFonts w:ascii="David" w:cs="David" w:eastAsia="David" w:hAnsi="David"/>
-          <w:b w:val="false"/>
-          <w:bCs w:val="false"/>
-          <w:i w:val="false"/>
-          <w:iCs w:val="false"/>
-          <w:sz w:val="24"/>
-          <w:szCs w:val="24"/>
-          <w:rtl/>
-        </w:rPr>
-        <w:t xml:space="preserve">18.</w:t>
+        <w:t xml:space="preserve">"נודה על כל התחשבות במצבה והימנעות מהוצאתה מהדירה בה מתגוררת מזה 30 שנה"</w:t>
+      </w:r>
+      <w:r>
+        <w:rPr>
+          <w:rFonts w:ascii="David" w:cs="David" w:eastAsia="David" w:hAnsi="David"/>
+          <w:b w:val="false"/>
+          <w:bCs w:val="false"/>
+          <w:i w:val="false"/>
+          <w:iCs w:val="false"/>
+          <w:sz w:val="24"/>
+          <w:szCs w:val="24"/>
+          <w:rtl/>
+        </w:rPr>
+        <w:t xml:space="preserve">.</w:t>
+      </w:r>
+    </w:p>
+    <w:p>
+      <w:pPr>
+        <w:tabs>
+          <w:tab w:val="start" w:pos="480"/>
+        </w:tabs>
+        <w:bidi/>
+        <w:spacing w:after="60" w:line="360" w:lineRule="auto"/>
+        <w:ind w:start="480" w:hanging="480"/>
+        <w:jc w:val="both"/>
+      </w:pPr>
+      <w:r>
+        <w:rPr>
+          <w:rFonts w:ascii="David" w:cs="David" w:eastAsia="David" w:hAnsi="David"/>
+          <w:b w:val="false"/>
+          <w:bCs w:val="false"/>
+          <w:i w:val="false"/>
+          <w:iCs w:val="false"/>
+          <w:sz w:val="24"/>
+          <w:szCs w:val="24"/>
+          <w:rtl/>
+        </w:rPr>
+        <w:t xml:space="preserve">60.</w:t>
+      </w:r>
+      <w:r>
+        <w:rPr>
+          <w:rFonts w:ascii="David" w:cs="David" w:eastAsia="David" w:hAnsi="David"/>
+          <w:sz w:val="24"/>
+          <w:szCs w:val="24"/>
+          <w:rtl/>
+        </w:rPr>
+        <w:tab/>
+      </w:r>
+      <w:r>
+        <w:rPr>
+          <w:rFonts w:ascii="David" w:cs="David" w:eastAsia="David" w:hAnsi="David"/>
+          <w:b w:val="false"/>
+          <w:bCs w:val="false"/>
+          <w:i w:val="false"/>
+          <w:iCs w:val="false"/>
+          <w:sz w:val="24"/>
+          <w:szCs w:val="24"/>
+          <w:rtl/>
+        </w:rPr>
+        <w:t xml:space="preserve">וכבר בשנת 2013 פנתה הנתבעת בכתב אל משרד הבינוי והשיכון בבקשה לפתרון דיור, ותיארה כי אין לה קורת גג משלה וכי היא מתגוררת בשכירות. הפנייה נמסרה באמצעות מרכז אלונים, גורם רווחה ושיקום, ואושרה בחותמתו ביום 28.6.2013 (נספח ד').</w:t>
+      </w:r>
+    </w:p>
+    <w:p>
+      <w:pPr>
+        <w:tabs>
+          <w:tab w:val="start" w:pos="480"/>
+        </w:tabs>
+        <w:bidi/>
+        <w:spacing w:after="60" w:line="360" w:lineRule="auto"/>
+        <w:ind w:start="480" w:hanging="480"/>
+        <w:jc w:val="both"/>
+      </w:pPr>
+      <w:r>
+        <w:rPr>
+          <w:rFonts w:ascii="David" w:cs="David" w:eastAsia="David" w:hAnsi="David"/>
+          <w:b w:val="false"/>
+          <w:bCs w:val="false"/>
+          <w:i w:val="false"/>
+          <w:iCs w:val="false"/>
+          <w:sz w:val="24"/>
+          <w:szCs w:val="24"/>
+          <w:rtl/>
+        </w:rPr>
+        <w:t xml:space="preserve">61.</w:t>
+      </w:r>
+      <w:r>
+        <w:rPr>
+          <w:rFonts w:ascii="David" w:cs="David" w:eastAsia="David" w:hAnsi="David"/>
+          <w:sz w:val="24"/>
+          <w:szCs w:val="24"/>
+          <w:rtl/>
+        </w:rPr>
+        <w:tab/>
+      </w:r>
+      <w:r>
+        <w:rPr>
+          <w:rFonts w:ascii="David" w:cs="David" w:eastAsia="David" w:hAnsi="David"/>
+          <w:b w:val="false"/>
+          <w:bCs w:val="false"/>
+          <w:i w:val="false"/>
+          <w:iCs w:val="false"/>
+          <w:sz w:val="24"/>
+          <w:szCs w:val="24"/>
+          <w:rtl/>
+        </w:rPr>
+        <w:t xml:space="preserve">לחומר זה משקל ישיר לעניין הזכאות העצמאית לפי סעיף 3(ב) ולעניין ההשבה. ואולם התובעת החליטה בלא שפנתה לגורמי הרווחה, בנספח 4 אין לו כל התייחסות, ועניינה של הנתבעת לא הובא בפני הוועדה לבחינת מקרים חריגים.</w:t>
+      </w:r>
+    </w:p>
+    <w:p>
+      <w:pPr>
+        <w:tabs>
+          <w:tab w:val="start" w:pos="480"/>
+        </w:tabs>
+        <w:bidi/>
+        <w:spacing w:after="60" w:line="360" w:lineRule="auto"/>
+        <w:ind w:start="480" w:hanging="480"/>
+        <w:jc w:val="both"/>
+      </w:pPr>
+      <w:r>
+        <w:rPr>
+          <w:rFonts w:ascii="David" w:cs="David" w:eastAsia="David" w:hAnsi="David"/>
+          <w:b w:val="false"/>
+          <w:bCs w:val="false"/>
+          <w:i w:val="false"/>
+          <w:iCs w:val="false"/>
+          <w:sz w:val="24"/>
+          <w:szCs w:val="24"/>
+          <w:rtl/>
+        </w:rPr>
+        <w:t xml:space="preserve">62.</w:t>
       </w:r>
       <w:r>
         <w:rPr>
@@ -1914,28 +3951,100 @@
           <w:szCs w:val="24"/>
           <w:rtl/>
         </w:rPr>
-        <w:t xml:space="preserve">סעד.</w:t>
-      </w:r>
-      <w:r>
-        <w:rPr>
-          <w:rFonts w:ascii="David" w:cs="David" w:eastAsia="David" w:hAnsi="David"/>
-          <w:b w:val="false"/>
-          <w:bCs w:val="false"/>
-          <w:i w:val="false"/>
-          <w:iCs w:val="false"/>
-          <w:sz w:val="24"/>
-          <w:szCs w:val="24"/>
-          <w:rtl/>
-        </w:rPr>
-        <w:t xml:space="preserve"> לאור כל האמור מתבקש בית המשפט הנכבד לדחות את התביעה; לחלופין, למוחקה מחמת פיצול סעדים; לחלופין, לקבוע כי לא קמה עילה לדמי שימוש ראויים כל עוד לא נמסרה הודעה לפי סעיף 3(א) ולא חלפו תשעה חודשים ממסירתה; ולחלופי חלופין, להעמיד את החיוב על דמי השכירות המסובסדים בניכוי התשלומים ששולמו. כן מתבקש לחייב את התובעת בהוצאות.</w:t>
-      </w:r>
-    </w:p>
-    <w:p>
-      <w:pPr>
-        <w:bidi/>
-        <w:spacing w:after="120" w:before="0" w:line="360" w:lineRule="auto"/>
-        <w:jc w:val="both"/>
-      </w:pPr>
+        <w:t xml:space="preserve">גובה החיוב.</w:t>
+      </w:r>
+      <w:r>
+        <w:rPr>
+          <w:rFonts w:ascii="David" w:cs="David" w:eastAsia="David" w:hAnsi="David"/>
+          <w:b w:val="false"/>
+          <w:bCs w:val="false"/>
+          <w:i w:val="false"/>
+          <w:iCs w:val="false"/>
+          <w:sz w:val="24"/>
+          <w:szCs w:val="24"/>
+          <w:rtl/>
+        </w:rPr>
+        <w:t xml:space="preserve"> התובעת עותרת לסך 36,533.38 ₪, בחיוב חודשי של 2,948.85 ₪, בעוד היא עצמה קבעה באותה תקופה כי שכר הדירה נטו הוא 221.19 ₪.</w:t>
+      </w:r>
+    </w:p>
+    <w:p>
+      <w:pPr>
+        <w:tabs>
+          <w:tab w:val="start" w:pos="480"/>
+        </w:tabs>
+        <w:bidi/>
+        <w:spacing w:after="60" w:line="360" w:lineRule="auto"/>
+        <w:ind w:start="480" w:hanging="480"/>
+        <w:jc w:val="both"/>
+      </w:pPr>
+      <w:r>
+        <w:rPr>
+          <w:rFonts w:ascii="David" w:cs="David" w:eastAsia="David" w:hAnsi="David"/>
+          <w:b w:val="false"/>
+          <w:bCs w:val="false"/>
+          <w:i w:val="false"/>
+          <w:iCs w:val="false"/>
+          <w:sz w:val="24"/>
+          <w:szCs w:val="24"/>
+          <w:rtl/>
+        </w:rPr>
+        <w:t xml:space="preserve">63.</w:t>
+      </w:r>
+      <w:r>
+        <w:rPr>
+          <w:rFonts w:ascii="David" w:cs="David" w:eastAsia="David" w:hAnsi="David"/>
+          <w:sz w:val="24"/>
+          <w:szCs w:val="24"/>
+          <w:rtl/>
+        </w:rPr>
+        <w:tab/>
+      </w:r>
+      <w:r>
+        <w:rPr>
+          <w:rFonts w:ascii="David" w:cs="David" w:eastAsia="David" w:hAnsi="David"/>
+          <w:b w:val="false"/>
+          <w:bCs w:val="false"/>
+          <w:i w:val="false"/>
+          <w:iCs w:val="false"/>
+          <w:sz w:val="24"/>
+          <w:szCs w:val="24"/>
+          <w:rtl/>
+        </w:rPr>
+        <w:t xml:space="preserve">לא הוצגה חוות דעת לשווי, והכרטסת אינה ראיה אלא רישום פנימי. ואת הריבית גובה התובעת מכוח חוזה השכירות, שאת קיומו היא מכחישה.</w:t>
+      </w:r>
+    </w:p>
+    <w:p>
+      <w:pPr>
+        <w:tabs>
+          <w:tab w:val="start" w:pos="480"/>
+        </w:tabs>
+        <w:bidi/>
+        <w:spacing w:after="60" w:line="360" w:lineRule="auto"/>
+        <w:ind w:start="480" w:hanging="480"/>
+        <w:jc w:val="both"/>
+      </w:pPr>
+      <w:r>
+        <w:rPr>
+          <w:rFonts w:ascii="David" w:cs="David" w:eastAsia="David" w:hAnsi="David"/>
+          <w:b w:val="false"/>
+          <w:bCs w:val="false"/>
+          <w:i w:val="false"/>
+          <w:iCs w:val="false"/>
+          <w:sz w:val="24"/>
+          <w:szCs w:val="24"/>
+          <w:rtl/>
+        </w:rPr>
+        <w:t xml:space="preserve">64.</w:t>
+      </w:r>
+      <w:r>
+        <w:rPr>
+          <w:rFonts w:ascii="David" w:cs="David" w:eastAsia="David" w:hAnsi="David"/>
+          <w:sz w:val="24"/>
+          <w:szCs w:val="24"/>
+          <w:rtl/>
+        </w:rPr>
+        <w:tab/>
+      </w:r>
       <w:r>
         <w:rPr>
           <w:rFonts w:ascii="David" w:cs="David" w:eastAsia="David" w:hAnsi="David"/>
@@ -1947,6 +4056,420 @@
           <w:szCs w:val="24"/>
           <w:rtl/>
         </w:rPr>
+        <w:t xml:space="preserve">התייחסות לסעיפי כתב התביעה.</w:t>
+      </w:r>
+      <w:r>
+        <w:rPr>
+          <w:rFonts w:ascii="David" w:cs="David" w:eastAsia="David" w:hAnsi="David"/>
+          <w:b w:val="false"/>
+          <w:bCs w:val="false"/>
+          <w:i w:val="false"/>
+          <w:iCs w:val="false"/>
+          <w:sz w:val="24"/>
+          <w:szCs w:val="24"/>
+          <w:rtl/>
+        </w:rPr>
+        <w:t xml:space="preserve"> הנטען בסעיפים 1, 5, 6, 7, 8, 13, 14 ו-17 אינו מוכחש ככל שהוא נוגע לזהות הצדדים והדירה, לסמכות, להשכרת הדירה למנוח ולמועד פטירתו; ומוכחשת כל מסקנה משפטית הנגזרת מהם.</w:t>
+      </w:r>
+    </w:p>
+    <w:p>
+      <w:pPr>
+        <w:tabs>
+          <w:tab w:val="start" w:pos="480"/>
+        </w:tabs>
+        <w:bidi/>
+        <w:spacing w:after="60" w:line="360" w:lineRule="auto"/>
+        <w:ind w:start="480" w:hanging="480"/>
+        <w:jc w:val="both"/>
+      </w:pPr>
+      <w:r>
+        <w:rPr>
+          <w:rFonts w:ascii="David" w:cs="David" w:eastAsia="David" w:hAnsi="David"/>
+          <w:b w:val="false"/>
+          <w:bCs w:val="false"/>
+          <w:i w:val="false"/>
+          <w:iCs w:val="false"/>
+          <w:sz w:val="24"/>
+          <w:szCs w:val="24"/>
+          <w:rtl/>
+        </w:rPr>
+        <w:t xml:space="preserve">65.</w:t>
+      </w:r>
+      <w:r>
+        <w:rPr>
+          <w:rFonts w:ascii="David" w:cs="David" w:eastAsia="David" w:hAnsi="David"/>
+          <w:sz w:val="24"/>
+          <w:szCs w:val="24"/>
+          <w:rtl/>
+        </w:rPr>
+        <w:tab/>
+      </w:r>
+      <w:r>
+        <w:rPr>
+          <w:rFonts w:ascii="David" w:cs="David" w:eastAsia="David" w:hAnsi="David"/>
+          <w:b w:val="false"/>
+          <w:bCs w:val="false"/>
+          <w:i w:val="false"/>
+          <w:iCs w:val="false"/>
+          <w:sz w:val="24"/>
+          <w:szCs w:val="24"/>
+          <w:rtl/>
+        </w:rPr>
+        <w:t xml:space="preserve">הנטען בסעיפים 2, 9, 10, 15 ו-16 מוכחש: הנתבעת לא פלשה ואינה מחזיקה שלא כדין, ולא נשלחו אליה התראות.</w:t>
+      </w:r>
+    </w:p>
+    <w:p>
+      <w:pPr>
+        <w:tabs>
+          <w:tab w:val="start" w:pos="480"/>
+        </w:tabs>
+        <w:bidi/>
+        <w:spacing w:after="60" w:line="360" w:lineRule="auto"/>
+        <w:ind w:start="480" w:hanging="480"/>
+        <w:jc w:val="both"/>
+      </w:pPr>
+      <w:r>
+        <w:rPr>
+          <w:rFonts w:ascii="David" w:cs="David" w:eastAsia="David" w:hAnsi="David"/>
+          <w:b w:val="false"/>
+          <w:bCs w:val="false"/>
+          <w:i w:val="false"/>
+          <w:iCs w:val="false"/>
+          <w:sz w:val="24"/>
+          <w:szCs w:val="24"/>
+          <w:rtl/>
+        </w:rPr>
+        <w:t xml:space="preserve">66.</w:t>
+      </w:r>
+      <w:r>
+        <w:rPr>
+          <w:rFonts w:ascii="David" w:cs="David" w:eastAsia="David" w:hAnsi="David"/>
+          <w:sz w:val="24"/>
+          <w:szCs w:val="24"/>
+          <w:rtl/>
+        </w:rPr>
+        <w:tab/>
+      </w:r>
+      <w:r>
+        <w:rPr>
+          <w:rFonts w:ascii="David" w:cs="David" w:eastAsia="David" w:hAnsi="David"/>
+          <w:b w:val="false"/>
+          <w:bCs w:val="false"/>
+          <w:i w:val="false"/>
+          <w:iCs w:val="false"/>
+          <w:sz w:val="24"/>
+          <w:szCs w:val="24"/>
+          <w:rtl/>
+        </w:rPr>
+        <w:t xml:space="preserve">הנטען בסעיפים 3, 4, 11, 18, 19, 21, 22 ו-23 מוכחש מן הטעמים המפורטים לעיל. אין הכחשה לעצם קיומו של המסמך שבנספח 4, ומוכחש כי מדובר בהחלטה שנתקבלה כדין.</w:t>
+      </w:r>
+    </w:p>
+    <w:p>
+      <w:pPr>
+        <w:tabs>
+          <w:tab w:val="start" w:pos="480"/>
+        </w:tabs>
+        <w:bidi/>
+        <w:spacing w:after="60" w:line="360" w:lineRule="auto"/>
+        <w:ind w:start="480" w:hanging="480"/>
+        <w:jc w:val="both"/>
+      </w:pPr>
+      <w:r>
+        <w:rPr>
+          <w:rFonts w:ascii="David" w:cs="David" w:eastAsia="David" w:hAnsi="David"/>
+          <w:b w:val="false"/>
+          <w:bCs w:val="false"/>
+          <w:i w:val="false"/>
+          <w:iCs w:val="false"/>
+          <w:sz w:val="24"/>
+          <w:szCs w:val="24"/>
+          <w:rtl/>
+        </w:rPr>
+        <w:t xml:space="preserve">67.</w:t>
+      </w:r>
+      <w:r>
+        <w:rPr>
+          <w:rFonts w:ascii="David" w:cs="David" w:eastAsia="David" w:hAnsi="David"/>
+          <w:sz w:val="24"/>
+          <w:szCs w:val="24"/>
+          <w:rtl/>
+        </w:rPr>
+        <w:tab/>
+      </w:r>
+      <w:r>
+        <w:rPr>
+          <w:rFonts w:ascii="David" w:cs="David" w:eastAsia="David" w:hAnsi="David"/>
+          <w:b w:val="false"/>
+          <w:bCs w:val="false"/>
+          <w:i w:val="false"/>
+          <w:iCs w:val="false"/>
+          <w:sz w:val="24"/>
+          <w:szCs w:val="24"/>
+          <w:rtl/>
+        </w:rPr>
+        <w:t xml:space="preserve">סעיפים 12 ו-20 אינם טענות שבעובדה הטעונות הכחשה. ואשר לסעיף 20 יוער כי הדיור הציבורי אכן נועד למי שידה אינה משגת, ותכלית זו מכוונת אל הנתבעת.</w:t>
+      </w:r>
+    </w:p>
+    <w:p>
+      <w:pPr>
+        <w:tabs>
+          <w:tab w:val="start" w:pos="480"/>
+        </w:tabs>
+        <w:bidi/>
+        <w:spacing w:after="60" w:line="360" w:lineRule="auto"/>
+        <w:ind w:start="480" w:hanging="480"/>
+        <w:jc w:val="both"/>
+      </w:pPr>
+      <w:r>
+        <w:rPr>
+          <w:rFonts w:ascii="David" w:cs="David" w:eastAsia="David" w:hAnsi="David"/>
+          <w:b w:val="false"/>
+          <w:bCs w:val="false"/>
+          <w:i w:val="false"/>
+          <w:iCs w:val="false"/>
+          <w:sz w:val="24"/>
+          <w:szCs w:val="24"/>
+          <w:rtl/>
+        </w:rPr>
+        <w:t xml:space="preserve">68.</w:t>
+      </w:r>
+      <w:r>
+        <w:rPr>
+          <w:rFonts w:ascii="David" w:cs="David" w:eastAsia="David" w:hAnsi="David"/>
+          <w:sz w:val="24"/>
+          <w:szCs w:val="24"/>
+          <w:rtl/>
+        </w:rPr>
+        <w:tab/>
+      </w:r>
+      <w:r>
+        <w:rPr>
+          <w:rFonts w:ascii="David" w:cs="David" w:eastAsia="David" w:hAnsi="David"/>
+          <w:b/>
+          <w:bCs/>
+          <w:i w:val="false"/>
+          <w:iCs w:val="false"/>
+          <w:sz w:val="24"/>
+          <w:szCs w:val="24"/>
+          <w:rtl/>
+        </w:rPr>
+        <w:t xml:space="preserve">סעד.</w:t>
+      </w:r>
+      <w:r>
+        <w:rPr>
+          <w:rFonts w:ascii="David" w:cs="David" w:eastAsia="David" w:hAnsi="David"/>
+          <w:b w:val="false"/>
+          <w:bCs w:val="false"/>
+          <w:i w:val="false"/>
+          <w:iCs w:val="false"/>
+          <w:sz w:val="24"/>
+          <w:szCs w:val="24"/>
+          <w:rtl/>
+        </w:rPr>
+        <w:t xml:space="preserve"> לאור כל האמור מתבקש בית המשפט הנכבד לדחות את התביעה.</w:t>
+      </w:r>
+    </w:p>
+    <w:p>
+      <w:pPr>
+        <w:tabs>
+          <w:tab w:val="start" w:pos="480"/>
+        </w:tabs>
+        <w:bidi/>
+        <w:spacing w:after="60" w:line="360" w:lineRule="auto"/>
+        <w:ind w:start="480" w:hanging="480"/>
+        <w:jc w:val="both"/>
+      </w:pPr>
+      <w:r>
+        <w:rPr>
+          <w:rFonts w:ascii="David" w:cs="David" w:eastAsia="David" w:hAnsi="David"/>
+          <w:b w:val="false"/>
+          <w:bCs w:val="false"/>
+          <w:i w:val="false"/>
+          <w:iCs w:val="false"/>
+          <w:sz w:val="24"/>
+          <w:szCs w:val="24"/>
+          <w:rtl/>
+        </w:rPr>
+        <w:t xml:space="preserve">69.</w:t>
+      </w:r>
+      <w:r>
+        <w:rPr>
+          <w:rFonts w:ascii="David" w:cs="David" w:eastAsia="David" w:hAnsi="David"/>
+          <w:sz w:val="24"/>
+          <w:szCs w:val="24"/>
+          <w:rtl/>
+        </w:rPr>
+        <w:tab/>
+      </w:r>
+      <w:r>
+        <w:rPr>
+          <w:rFonts w:ascii="David" w:cs="David" w:eastAsia="David" w:hAnsi="David"/>
+          <w:b w:val="false"/>
+          <w:bCs w:val="false"/>
+          <w:i w:val="false"/>
+          <w:iCs w:val="false"/>
+          <w:sz w:val="24"/>
+          <w:szCs w:val="24"/>
+          <w:rtl/>
+        </w:rPr>
+        <w:t xml:space="preserve">לחלופין, למוחקה מחמת פיצול סעדים.</w:t>
+      </w:r>
+    </w:p>
+    <w:p>
+      <w:pPr>
+        <w:tabs>
+          <w:tab w:val="start" w:pos="480"/>
+        </w:tabs>
+        <w:bidi/>
+        <w:spacing w:after="60" w:line="360" w:lineRule="auto"/>
+        <w:ind w:start="480" w:hanging="480"/>
+        <w:jc w:val="both"/>
+      </w:pPr>
+      <w:r>
+        <w:rPr>
+          <w:rFonts w:ascii="David" w:cs="David" w:eastAsia="David" w:hAnsi="David"/>
+          <w:b w:val="false"/>
+          <w:bCs w:val="false"/>
+          <w:i w:val="false"/>
+          <w:iCs w:val="false"/>
+          <w:sz w:val="24"/>
+          <w:szCs w:val="24"/>
+          <w:rtl/>
+        </w:rPr>
+        <w:t xml:space="preserve">70.</w:t>
+      </w:r>
+      <w:r>
+        <w:rPr>
+          <w:rFonts w:ascii="David" w:cs="David" w:eastAsia="David" w:hAnsi="David"/>
+          <w:sz w:val="24"/>
+          <w:szCs w:val="24"/>
+          <w:rtl/>
+        </w:rPr>
+        <w:tab/>
+      </w:r>
+      <w:r>
+        <w:rPr>
+          <w:rFonts w:ascii="David" w:cs="David" w:eastAsia="David" w:hAnsi="David"/>
+          <w:b w:val="false"/>
+          <w:bCs w:val="false"/>
+          <w:i w:val="false"/>
+          <w:iCs w:val="false"/>
+          <w:sz w:val="24"/>
+          <w:szCs w:val="24"/>
+          <w:rtl/>
+        </w:rPr>
+        <w:t xml:space="preserve">לחלופין, לקבוע כי לא קמה עילה לדמי שימוש ראויים כל עוד לא נמסרה הודעה לפי סעיף 3(א) ולא חלפו תשעה חודשים ממסירתה.</w:t>
+      </w:r>
+    </w:p>
+    <w:p>
+      <w:pPr>
+        <w:tabs>
+          <w:tab w:val="start" w:pos="480"/>
+        </w:tabs>
+        <w:bidi/>
+        <w:spacing w:after="60" w:line="360" w:lineRule="auto"/>
+        <w:ind w:start="480" w:hanging="480"/>
+        <w:jc w:val="both"/>
+      </w:pPr>
+      <w:r>
+        <w:rPr>
+          <w:rFonts w:ascii="David" w:cs="David" w:eastAsia="David" w:hAnsi="David"/>
+          <w:b w:val="false"/>
+          <w:bCs w:val="false"/>
+          <w:i w:val="false"/>
+          <w:iCs w:val="false"/>
+          <w:sz w:val="24"/>
+          <w:szCs w:val="24"/>
+          <w:rtl/>
+        </w:rPr>
+        <w:t xml:space="preserve">71.</w:t>
+      </w:r>
+      <w:r>
+        <w:rPr>
+          <w:rFonts w:ascii="David" w:cs="David" w:eastAsia="David" w:hAnsi="David"/>
+          <w:sz w:val="24"/>
+          <w:szCs w:val="24"/>
+          <w:rtl/>
+        </w:rPr>
+        <w:tab/>
+      </w:r>
+      <w:r>
+        <w:rPr>
+          <w:rFonts w:ascii="David" w:cs="David" w:eastAsia="David" w:hAnsi="David"/>
+          <w:b w:val="false"/>
+          <w:bCs w:val="false"/>
+          <w:i w:val="false"/>
+          <w:iCs w:val="false"/>
+          <w:sz w:val="24"/>
+          <w:szCs w:val="24"/>
+          <w:rtl/>
+        </w:rPr>
+        <w:t xml:space="preserve">ולחלופי חלופין, להעמיד את החיוב על דמי השכירות המסובסדים בניכוי התשלומים ששולמו.</w:t>
+      </w:r>
+    </w:p>
+    <w:p>
+      <w:pPr>
+        <w:tabs>
+          <w:tab w:val="start" w:pos="480"/>
+        </w:tabs>
+        <w:bidi/>
+        <w:spacing w:after="60" w:line="360" w:lineRule="auto"/>
+        <w:ind w:start="480" w:hanging="480"/>
+        <w:jc w:val="both"/>
+      </w:pPr>
+      <w:r>
+        <w:rPr>
+          <w:rFonts w:ascii="David" w:cs="David" w:eastAsia="David" w:hAnsi="David"/>
+          <w:b w:val="false"/>
+          <w:bCs w:val="false"/>
+          <w:i w:val="false"/>
+          <w:iCs w:val="false"/>
+          <w:sz w:val="24"/>
+          <w:szCs w:val="24"/>
+          <w:rtl/>
+        </w:rPr>
+        <w:t xml:space="preserve">72.</w:t>
+      </w:r>
+      <w:r>
+        <w:rPr>
+          <w:rFonts w:ascii="David" w:cs="David" w:eastAsia="David" w:hAnsi="David"/>
+          <w:sz w:val="24"/>
+          <w:szCs w:val="24"/>
+          <w:rtl/>
+        </w:rPr>
+        <w:tab/>
+      </w:r>
+      <w:r>
+        <w:rPr>
+          <w:rFonts w:ascii="David" w:cs="David" w:eastAsia="David" w:hAnsi="David"/>
+          <w:b w:val="false"/>
+          <w:bCs w:val="false"/>
+          <w:i w:val="false"/>
+          <w:iCs w:val="false"/>
+          <w:sz w:val="24"/>
+          <w:szCs w:val="24"/>
+          <w:rtl/>
+        </w:rPr>
+        <w:t xml:space="preserve">כן מתבקש לחייב את התובעת בהוצאות.</w:t>
+      </w:r>
+    </w:p>
+    <w:p>
+      <w:pPr>
+        <w:bidi/>
+        <w:spacing w:after="120" w:before="0" w:line="360" w:lineRule="auto"/>
+        <w:jc w:val="both"/>
+      </w:pPr>
+      <w:r>
+        <w:rPr>
+          <w:rFonts w:ascii="David" w:cs="David" w:eastAsia="David" w:hAnsi="David"/>
+          <w:b/>
+          <w:bCs/>
+          <w:i w:val="false"/>
+          <w:iCs w:val="false"/>
+          <w:sz w:val="24"/>
+          <w:szCs w:val="24"/>
+          <w:rtl/>
+        </w:rPr>
         <w:t xml:space="preserve">נספחים:</w:t>
       </w:r>
       <w:r>
@@ -1960,7 +4483,7 @@
           <w:szCs w:val="24"/>
           <w:rtl/>
         </w:rPr>
-        <w:t xml:space="preserve"> א' קבלת עמידר; ב' שובר עמידר; ג' אישור בנק יהב; ד' מכתב הנתבעת למשרד השיכון, 2013; ה' מכתב המחלקה לשירותים חברתיים, יולי 2026; ו' אישור הכרה כנתמכת; ז' אישור המוסד לביטוח לאומי; ח' בקשת ההכרה כדיירת ממשיכה; ט' ייפוי כוח.</w:t>
+        <w:t xml:space="preserve"> א' קבלת עמידר; ב' שובר עמידר; ג' אישור בנק יהב; ד' מכתב הנתבעת למשרד השיכון, 2013; ה' מכתב האגף לשירותים חברתיים, יולי 2026; ו' אישור הכרה כנתמכת; ז' אישור המוסד לביטוח לאומי; ח' בקשת ההכרה כדיירת ממשיכה; ט' ייפוי כוח.</w:t>
       </w:r>
     </w:p>
     <w:p>
@@ -2134,7 +4657,7 @@
           <w:szCs w:val="24"/>
           <w:rtl/>
         </w:rPr>
-        <w:t xml:space="preserve">הריני עושה תצהירי זה כתצהיר תומך לכתב ההגנה מטעמי, לפי תקנה 79(א)(1) לתקנות. העובדות שבכתב ההגנה, להבדיל מן הטענות המשפטיות ומן המסקנות שבו, נכונות וידועות לי מידיעתי האישית; והעובדות הנוגעות למסמכי התובעת ידועות לי מתוך המסמכים עצמם.</w:t>
+        <w:t xml:space="preserve">הריני עושה תצהירי זה כתצהיר תומך לכתב ההגנה מטעמי, לפי תקנה 79(א)(1) לתקנות.</w:t>
       </w:r>
     </w:p>
     <w:p>
@@ -2180,7 +4703,7 @@
           <w:szCs w:val="24"/>
           <w:rtl/>
         </w:rPr>
-        <w:t xml:space="preserve">גדלתי בדירה והתגוררתי בה מילדותי, לרבות ביום 1.8.2009 וברציפות עד לשנת 2019. באותה שנה, על רקע מתח שנתגלע ביני לבין אבי, שכרתי דירה בסמוך; לא חדלתי לבקרו, סייעתי לו והכנתי עבורו אוכל. בסמוך לחודש דצמבר 2023 עזבתי את הדירה השכורה ועברתי לשהות לצדו ולסעוד אותו עד לפטירתו, ומאז אני מתגוררת בדירה ברציפות.</w:t>
+        <w:t xml:space="preserve">העובדות שבכתב ההגנה, להבדיל מן הטענות המשפטיות ומן המסקנות שבו, נכונות וידועות לי מידיעתי האישית; והעובדות הנוגעות למסמכי התובעת ידועות לי מתוך המסמכים עצמם.</w:t>
       </w:r>
     </w:p>
     <w:p>
@@ -2226,6 +4749,98 @@
           <w:szCs w:val="24"/>
           <w:rtl/>
         </w:rPr>
+        <w:t xml:space="preserve">גדלתי בדירה והתגוררתי בה מילדותי, לרבות ביום 1.8.2009 וברציפות עד לשנת 2019. באותה שנה, על רקע מתח שנתגלע ביני לבין אבי, שכרתי דירה בסמוך.</w:t>
+      </w:r>
+    </w:p>
+    <w:p>
+      <w:pPr>
+        <w:tabs>
+          <w:tab w:val="start" w:pos="480"/>
+        </w:tabs>
+        <w:bidi/>
+        <w:spacing w:after="60" w:line="360" w:lineRule="auto"/>
+        <w:ind w:start="480" w:hanging="480"/>
+        <w:jc w:val="both"/>
+      </w:pPr>
+      <w:r>
+        <w:rPr>
+          <w:rFonts w:ascii="David" w:cs="David" w:eastAsia="David" w:hAnsi="David"/>
+          <w:b w:val="false"/>
+          <w:bCs w:val="false"/>
+          <w:i w:val="false"/>
+          <w:iCs w:val="false"/>
+          <w:sz w:val="24"/>
+          <w:szCs w:val="24"/>
+          <w:rtl/>
+        </w:rPr>
+        <w:t xml:space="preserve">4.</w:t>
+      </w:r>
+      <w:r>
+        <w:rPr>
+          <w:rFonts w:ascii="David" w:cs="David" w:eastAsia="David" w:hAnsi="David"/>
+          <w:sz w:val="24"/>
+          <w:szCs w:val="24"/>
+          <w:rtl/>
+        </w:rPr>
+        <w:tab/>
+      </w:r>
+      <w:r>
+        <w:rPr>
+          <w:rFonts w:ascii="David" w:cs="David" w:eastAsia="David" w:hAnsi="David"/>
+          <w:b w:val="false"/>
+          <w:bCs w:val="false"/>
+          <w:i w:val="false"/>
+          <w:iCs w:val="false"/>
+          <w:sz w:val="24"/>
+          <w:szCs w:val="24"/>
+          <w:rtl/>
+        </w:rPr>
+        <w:t xml:space="preserve">לא חדלתי לבקרו, סייעתי לו והכנתי עבורו אוכל. בסמוך לחודש דצמבר 2023 עזבתי את הדירה השכורה ועברתי לשהות לצדו ולסעוד אותו עד לפטירתו, ומאז אני מתגוררת בדירה ברציפות.</w:t>
+      </w:r>
+    </w:p>
+    <w:p>
+      <w:pPr>
+        <w:tabs>
+          <w:tab w:val="start" w:pos="480"/>
+        </w:tabs>
+        <w:bidi/>
+        <w:spacing w:after="60" w:line="360" w:lineRule="auto"/>
+        <w:ind w:start="480" w:hanging="480"/>
+        <w:jc w:val="both"/>
+      </w:pPr>
+      <w:r>
+        <w:rPr>
+          <w:rFonts w:ascii="David" w:cs="David" w:eastAsia="David" w:hAnsi="David"/>
+          <w:b w:val="false"/>
+          <w:bCs w:val="false"/>
+          <w:i w:val="false"/>
+          <w:iCs w:val="false"/>
+          <w:sz w:val="24"/>
+          <w:szCs w:val="24"/>
+          <w:rtl/>
+        </w:rPr>
+        <w:t xml:space="preserve">5.</w:t>
+      </w:r>
+      <w:r>
+        <w:rPr>
+          <w:rFonts w:ascii="David" w:cs="David" w:eastAsia="David" w:hAnsi="David"/>
+          <w:sz w:val="24"/>
+          <w:szCs w:val="24"/>
+          <w:rtl/>
+        </w:rPr>
+        <w:tab/>
+      </w:r>
+      <w:r>
+        <w:rPr>
+          <w:rFonts w:ascii="David" w:cs="David" w:eastAsia="David" w:hAnsi="David"/>
+          <w:b w:val="false"/>
+          <w:bCs w:val="false"/>
+          <w:i w:val="false"/>
+          <w:iCs w:val="false"/>
+          <w:sz w:val="24"/>
+          <w:szCs w:val="24"/>
+          <w:rtl/>
+        </w:rPr>
         <w:t xml:space="preserve">אבי המנוח, מר מנבר וונדימאג'ן ז"ל, ת.ז. 303214381, יליד 1943, עלה מאתיופיה בשנת 1991; הוא היה דובר אמהרית, לא ידע קרוא וכתוב ולא שלט בעברית.</w:t>
       </w:r>
     </w:p>
@@ -2250,7 +4865,7 @@
           <w:szCs w:val="24"/>
           <w:rtl/>
         </w:rPr>
-        <w:t xml:space="preserve">4.</w:t>
+        <w:t xml:space="preserve">6.</w:t>
       </w:r>
       <w:r>
         <w:rPr>
@@ -2296,7 +4911,7 @@
           <w:szCs w:val="24"/>
           <w:rtl/>
         </w:rPr>
-        <w:t xml:space="preserve">5.</w:t>
+        <w:t xml:space="preserve">7.</w:t>
       </w:r>
       <w:r>
         <w:rPr>
@@ -2342,7 +4957,7 @@
           <w:szCs w:val="24"/>
           <w:rtl/>
         </w:rPr>
-        <w:t xml:space="preserve">6.</w:t>
+        <w:t xml:space="preserve">8.</w:t>
       </w:r>
       <w:r>
         <w:rPr>
@@ -2388,7 +5003,7 @@
           <w:szCs w:val="24"/>
           <w:rtl/>
         </w:rPr>
-        <w:t xml:space="preserve">7.</w:t>
+        <w:t xml:space="preserve">9.</w:t>
       </w:r>
       <w:r>
         <w:rPr>
@@ -2434,7 +5049,7 @@
           <w:szCs w:val="24"/>
           <w:rtl/>
         </w:rPr>
-        <w:t xml:space="preserve">8.</w:t>
+        <w:t xml:space="preserve">10.</w:t>
       </w:r>
       <w:r>
         <w:rPr>
@@ -2711,7 +5326,7 @@
           <w:szCs w:val="24"/>
           <w:rtl/>
         </w:rPr>
-        <w:t xml:space="preserve"> הגרסה העובדתית שנקבעה - מגורים בדירה מילדות, לרבות ביום 1.8.2009 וברציפות עד שנת 2019; שכירת דירה בסמוך באותה שנה על רקע מתח עם האב, בלא נטישתו; שיבה אל הדירה בסמוך לדצמבר 2023 לשם סיעודו; ומגורים רצופים מאז - שולבה בסעיף 3 ובחלק השלישי לכתב הגנה זה ובתצהיר. יש לוודא שכתב ההגנה בת"א 12718-06-26 מוסר את אותה גרסה בדיוק, ובפרט את תקופת 2009 עד 2019 ואת הטעם למעבר, שכן הדיונים אוחדו.</w:t>
+        <w:t xml:space="preserve"> הגרסה העובדתית שנקבעה - מגורים בדירה מילדות, לרבות ביום 1.8.2009 וברציפות עד שנת 2019; שכירת דירה בסמוך באותה שנה על רקע מתח עם האב, בלא נטישתו; שיבה אל הדירה בסמוך לדצמבר 2023 לשם סיעודו; ומגורים רצופים מאז - שולבה בחלק השני ובחלק השלישי לכתב הגנה זה ובתצהיר. יש לוודא שכתב ההגנה בת"א 12718-06-26 מוסר את אותה גרסה בדיוק, ובפרט את תקופת 2009 עד 2019 ואת הטעם למעבר, שכן הדיונים אוחדו.</w:t>
       </w:r>
     </w:p>
     <w:p>

--- a/amidar-defense/כתב הגנה - נוסח מעודכן.docx
+++ b/amidar-defense/כתב הגנה - נוסח מעודכן.docx
@@ -617,7 +617,7 @@
           <w:tab w:val="start" w:pos="480"/>
         </w:tabs>
         <w:bidi/>
-        <w:spacing w:after="60" w:line="360" w:lineRule="auto"/>
+        <w:spacing w:after="45" w:line="360" w:lineRule="auto"/>
         <w:ind w:start="480" w:hanging="480"/>
         <w:jc w:val="both"/>
       </w:pPr>
@@ -676,7 +676,7 @@
           <w:tab w:val="start" w:pos="480"/>
         </w:tabs>
         <w:bidi/>
-        <w:spacing w:after="60" w:line="360" w:lineRule="auto"/>
+        <w:spacing w:after="45" w:line="360" w:lineRule="auto"/>
         <w:ind w:start="480" w:hanging="480"/>
         <w:jc w:val="both"/>
       </w:pPr>
@@ -722,7 +722,7 @@
           <w:tab w:val="start" w:pos="480"/>
         </w:tabs>
         <w:bidi/>
-        <w:spacing w:after="60" w:line="360" w:lineRule="auto"/>
+        <w:spacing w:after="45" w:line="360" w:lineRule="auto"/>
         <w:ind w:start="480" w:hanging="480"/>
         <w:jc w:val="both"/>
       </w:pPr>
@@ -768,7 +768,7 @@
           <w:tab w:val="start" w:pos="480"/>
         </w:tabs>
         <w:bidi/>
-        <w:spacing w:after="60" w:line="360" w:lineRule="auto"/>
+        <w:spacing w:after="45" w:line="360" w:lineRule="auto"/>
         <w:ind w:start="480" w:hanging="480"/>
         <w:jc w:val="both"/>
       </w:pPr>
@@ -827,7 +827,7 @@
           <w:tab w:val="start" w:pos="480"/>
         </w:tabs>
         <w:bidi/>
-        <w:spacing w:after="60" w:line="360" w:lineRule="auto"/>
+        <w:spacing w:after="45" w:line="360" w:lineRule="auto"/>
         <w:ind w:start="480" w:hanging="480"/>
         <w:jc w:val="both"/>
       </w:pPr>
@@ -873,7 +873,7 @@
           <w:tab w:val="start" w:pos="480"/>
         </w:tabs>
         <w:bidi/>
-        <w:spacing w:after="60" w:line="360" w:lineRule="auto"/>
+        <w:spacing w:after="45" w:line="360" w:lineRule="auto"/>
         <w:ind w:start="480" w:hanging="480"/>
         <w:jc w:val="both"/>
       </w:pPr>
@@ -932,7 +932,7 @@
           <w:tab w:val="start" w:pos="480"/>
         </w:tabs>
         <w:bidi/>
-        <w:spacing w:after="60" w:line="360" w:lineRule="auto"/>
+        <w:spacing w:after="45" w:line="360" w:lineRule="auto"/>
         <w:ind w:start="480" w:hanging="480"/>
         <w:jc w:val="both"/>
       </w:pPr>
@@ -978,7 +978,7 @@
           <w:tab w:val="start" w:pos="480"/>
         </w:tabs>
         <w:bidi/>
-        <w:spacing w:after="60" w:line="360" w:lineRule="auto"/>
+        <w:spacing w:after="45" w:line="360" w:lineRule="auto"/>
         <w:ind w:start="480" w:hanging="480"/>
         <w:jc w:val="both"/>
       </w:pPr>
@@ -1024,7 +1024,7 @@
           <w:tab w:val="start" w:pos="480"/>
         </w:tabs>
         <w:bidi/>
-        <w:spacing w:after="60" w:line="360" w:lineRule="auto"/>
+        <w:spacing w:after="45" w:line="360" w:lineRule="auto"/>
         <w:ind w:start="480" w:hanging="480"/>
         <w:jc w:val="both"/>
       </w:pPr>
@@ -1070,7 +1070,7 @@
           <w:tab w:val="start" w:pos="480"/>
         </w:tabs>
         <w:bidi/>
-        <w:spacing w:after="60" w:line="360" w:lineRule="auto"/>
+        <w:spacing w:after="45" w:line="360" w:lineRule="auto"/>
         <w:ind w:start="480" w:hanging="480"/>
         <w:jc w:val="both"/>
       </w:pPr>
@@ -1116,7 +1116,7 @@
           <w:tab w:val="start" w:pos="480"/>
         </w:tabs>
         <w:bidi/>
-        <w:spacing w:after="60" w:line="360" w:lineRule="auto"/>
+        <w:spacing w:after="45" w:line="360" w:lineRule="auto"/>
         <w:ind w:start="480" w:hanging="480"/>
         <w:jc w:val="both"/>
       </w:pPr>
@@ -1162,7 +1162,7 @@
           <w:tab w:val="start" w:pos="480"/>
         </w:tabs>
         <w:bidi/>
-        <w:spacing w:after="60" w:line="360" w:lineRule="auto"/>
+        <w:spacing w:after="45" w:line="360" w:lineRule="auto"/>
         <w:ind w:start="480" w:hanging="480"/>
         <w:jc w:val="both"/>
       </w:pPr>
@@ -1208,7 +1208,7 @@
           <w:tab w:val="start" w:pos="480"/>
         </w:tabs>
         <w:bidi/>
-        <w:spacing w:after="60" w:line="360" w:lineRule="auto"/>
+        <w:spacing w:after="45" w:line="360" w:lineRule="auto"/>
         <w:ind w:start="480" w:hanging="480"/>
         <w:jc w:val="both"/>
       </w:pPr>
@@ -1267,7 +1267,7 @@
           <w:tab w:val="start" w:pos="480"/>
         </w:tabs>
         <w:bidi/>
-        <w:spacing w:after="60" w:line="360" w:lineRule="auto"/>
+        <w:spacing w:after="45" w:line="360" w:lineRule="auto"/>
         <w:ind w:start="480" w:hanging="480"/>
         <w:jc w:val="both"/>
       </w:pPr>
@@ -1313,7 +1313,7 @@
           <w:tab w:val="start" w:pos="480"/>
         </w:tabs>
         <w:bidi/>
-        <w:spacing w:after="60" w:line="360" w:lineRule="auto"/>
+        <w:spacing w:after="45" w:line="360" w:lineRule="auto"/>
         <w:ind w:start="480" w:hanging="480"/>
         <w:jc w:val="both"/>
       </w:pPr>
@@ -1372,7 +1372,7 @@
           <w:tab w:val="start" w:pos="480"/>
         </w:tabs>
         <w:bidi/>
-        <w:spacing w:after="60" w:line="360" w:lineRule="auto"/>
+        <w:spacing w:after="45" w:line="360" w:lineRule="auto"/>
         <w:ind w:start="480" w:hanging="480"/>
         <w:jc w:val="both"/>
       </w:pPr>
@@ -1418,7 +1418,7 @@
           <w:tab w:val="start" w:pos="480"/>
         </w:tabs>
         <w:bidi/>
-        <w:spacing w:after="60" w:line="360" w:lineRule="auto"/>
+        <w:spacing w:after="45" w:line="360" w:lineRule="auto"/>
         <w:ind w:start="480" w:hanging="480"/>
         <w:jc w:val="both"/>
       </w:pPr>
@@ -1477,7 +1477,7 @@
           <w:tab w:val="start" w:pos="480"/>
         </w:tabs>
         <w:bidi/>
-        <w:spacing w:after="60" w:line="360" w:lineRule="auto"/>
+        <w:spacing w:after="45" w:line="360" w:lineRule="auto"/>
         <w:ind w:start="480" w:hanging="480"/>
         <w:jc w:val="both"/>
       </w:pPr>
@@ -1536,7 +1536,7 @@
           <w:tab w:val="start" w:pos="480"/>
         </w:tabs>
         <w:bidi/>
-        <w:spacing w:after="60" w:line="360" w:lineRule="auto"/>
+        <w:spacing w:after="45" w:line="360" w:lineRule="auto"/>
         <w:ind w:start="480" w:hanging="480"/>
         <w:jc w:val="both"/>
       </w:pPr>
@@ -1595,7 +1595,7 @@
           <w:tab w:val="start" w:pos="480"/>
         </w:tabs>
         <w:bidi/>
-        <w:spacing w:after="60" w:line="360" w:lineRule="auto"/>
+        <w:spacing w:after="45" w:line="360" w:lineRule="auto"/>
         <w:ind w:start="480" w:hanging="480"/>
         <w:jc w:val="both"/>
       </w:pPr>
@@ -1664,7 +1664,7 @@
           <w:tab w:val="start" w:pos="480"/>
         </w:tabs>
         <w:bidi/>
-        <w:spacing w:after="60" w:line="360" w:lineRule="auto"/>
+        <w:spacing w:after="45" w:line="360" w:lineRule="auto"/>
         <w:ind w:start="480" w:hanging="480"/>
         <w:jc w:val="both"/>
       </w:pPr>
@@ -1723,7 +1723,7 @@
           <w:tab w:val="start" w:pos="480"/>
         </w:tabs>
         <w:bidi/>
-        <w:spacing w:after="60" w:line="360" w:lineRule="auto"/>
+        <w:spacing w:after="45" w:line="360" w:lineRule="auto"/>
         <w:ind w:start="480" w:hanging="480"/>
         <w:jc w:val="both"/>
       </w:pPr>
@@ -1769,7 +1769,7 @@
           <w:tab w:val="start" w:pos="480"/>
         </w:tabs>
         <w:bidi/>
-        <w:spacing w:after="60" w:line="360" w:lineRule="auto"/>
+        <w:spacing w:after="45" w:line="360" w:lineRule="auto"/>
         <w:ind w:start="480" w:hanging="480"/>
         <w:jc w:val="both"/>
       </w:pPr>
@@ -1815,7 +1815,7 @@
           <w:tab w:val="start" w:pos="480"/>
         </w:tabs>
         <w:bidi/>
-        <w:spacing w:after="60" w:line="360" w:lineRule="auto"/>
+        <w:spacing w:after="45" w:line="360" w:lineRule="auto"/>
         <w:ind w:start="480" w:hanging="480"/>
         <w:jc w:val="both"/>
       </w:pPr>
@@ -1874,7 +1874,7 @@
           <w:tab w:val="start" w:pos="480"/>
         </w:tabs>
         <w:bidi/>
-        <w:spacing w:after="60" w:line="360" w:lineRule="auto"/>
+        <w:spacing w:after="45" w:line="360" w:lineRule="auto"/>
         <w:ind w:start="480" w:hanging="480"/>
         <w:jc w:val="both"/>
       </w:pPr>
@@ -1920,7 +1920,7 @@
           <w:tab w:val="start" w:pos="480"/>
         </w:tabs>
         <w:bidi/>
-        <w:spacing w:after="60" w:line="360" w:lineRule="auto"/>
+        <w:spacing w:after="45" w:line="360" w:lineRule="auto"/>
         <w:ind w:start="480" w:hanging="480"/>
         <w:jc w:val="both"/>
       </w:pPr>
@@ -1966,7 +1966,7 @@
           <w:tab w:val="start" w:pos="480"/>
         </w:tabs>
         <w:bidi/>
-        <w:spacing w:after="60" w:line="360" w:lineRule="auto"/>
+        <w:spacing w:after="45" w:line="360" w:lineRule="auto"/>
         <w:ind w:start="480" w:hanging="480"/>
         <w:jc w:val="both"/>
       </w:pPr>
@@ -2012,7 +2012,7 @@
           <w:tab w:val="start" w:pos="480"/>
         </w:tabs>
         <w:bidi/>
-        <w:spacing w:after="60" w:line="360" w:lineRule="auto"/>
+        <w:spacing w:after="45" w:line="360" w:lineRule="auto"/>
         <w:ind w:start="480" w:hanging="480"/>
         <w:jc w:val="both"/>
       </w:pPr>
@@ -2058,7 +2058,7 @@
           <w:tab w:val="start" w:pos="480"/>
         </w:tabs>
         <w:bidi/>
-        <w:spacing w:after="60" w:line="360" w:lineRule="auto"/>
+        <w:spacing w:after="45" w:line="360" w:lineRule="auto"/>
         <w:ind w:start="480" w:hanging="480"/>
         <w:jc w:val="both"/>
       </w:pPr>
@@ -2104,7 +2104,7 @@
           <w:tab w:val="start" w:pos="480"/>
         </w:tabs>
         <w:bidi/>
-        <w:spacing w:after="60" w:line="360" w:lineRule="auto"/>
+        <w:spacing w:after="45" w:line="360" w:lineRule="auto"/>
         <w:ind w:start="480" w:hanging="480"/>
         <w:jc w:val="both"/>
       </w:pPr>
@@ -2189,7 +2189,7 @@
           <w:tab w:val="start" w:pos="480"/>
         </w:tabs>
         <w:bidi/>
-        <w:spacing w:after="60" w:line="360" w:lineRule="auto"/>
+        <w:spacing w:after="45" w:line="360" w:lineRule="auto"/>
         <w:ind w:start="480" w:hanging="480"/>
         <w:jc w:val="both"/>
       </w:pPr>
@@ -2235,7 +2235,7 @@
           <w:tab w:val="start" w:pos="480"/>
         </w:tabs>
         <w:bidi/>
-        <w:spacing w:after="60" w:line="360" w:lineRule="auto"/>
+        <w:spacing w:after="45" w:line="360" w:lineRule="auto"/>
         <w:ind w:start="480" w:hanging="480"/>
         <w:jc w:val="both"/>
       </w:pPr>
@@ -2385,7 +2385,7 @@
           <w:tab w:val="start" w:pos="480"/>
         </w:tabs>
         <w:bidi/>
-        <w:spacing w:after="60" w:line="360" w:lineRule="auto"/>
+        <w:spacing w:after="45" w:line="360" w:lineRule="auto"/>
         <w:ind w:start="480" w:hanging="480"/>
         <w:jc w:val="both"/>
       </w:pPr>
@@ -2470,7 +2470,7 @@
           <w:tab w:val="start" w:pos="480"/>
         </w:tabs>
         <w:bidi/>
-        <w:spacing w:after="60" w:line="360" w:lineRule="auto"/>
+        <w:spacing w:after="45" w:line="360" w:lineRule="auto"/>
         <w:ind w:start="480" w:hanging="480"/>
         <w:jc w:val="both"/>
       </w:pPr>
@@ -2542,7 +2542,7 @@
           <w:tab w:val="start" w:pos="480"/>
         </w:tabs>
         <w:bidi/>
-        <w:spacing w:after="60" w:line="360" w:lineRule="auto"/>
+        <w:spacing w:after="45" w:line="360" w:lineRule="auto"/>
         <w:ind w:start="480" w:hanging="480"/>
         <w:jc w:val="both"/>
       </w:pPr>
@@ -2588,7 +2588,7 @@
           <w:tab w:val="start" w:pos="480"/>
         </w:tabs>
         <w:bidi/>
-        <w:spacing w:after="60" w:line="360" w:lineRule="auto"/>
+        <w:spacing w:after="45" w:line="360" w:lineRule="auto"/>
         <w:ind w:start="480" w:hanging="480"/>
         <w:jc w:val="both"/>
       </w:pPr>
@@ -2634,7 +2634,7 @@
           <w:tab w:val="start" w:pos="480"/>
         </w:tabs>
         <w:bidi/>
-        <w:spacing w:after="60" w:line="360" w:lineRule="auto"/>
+        <w:spacing w:after="45" w:line="360" w:lineRule="auto"/>
         <w:ind w:start="480" w:hanging="480"/>
         <w:jc w:val="both"/>
       </w:pPr>
@@ -2693,7 +2693,7 @@
           <w:tab w:val="start" w:pos="480"/>
         </w:tabs>
         <w:bidi/>
-        <w:spacing w:after="60" w:line="360" w:lineRule="auto"/>
+        <w:spacing w:after="45" w:line="360" w:lineRule="auto"/>
         <w:ind w:start="480" w:hanging="480"/>
         <w:jc w:val="both"/>
       </w:pPr>
@@ -2739,7 +2739,7 @@
           <w:tab w:val="start" w:pos="480"/>
         </w:tabs>
         <w:bidi/>
-        <w:spacing w:after="60" w:line="360" w:lineRule="auto"/>
+        <w:spacing w:after="45" w:line="360" w:lineRule="auto"/>
         <w:ind w:start="480" w:hanging="480"/>
         <w:jc w:val="both"/>
       </w:pPr>
@@ -2785,7 +2785,7 @@
           <w:tab w:val="start" w:pos="480"/>
         </w:tabs>
         <w:bidi/>
-        <w:spacing w:after="60" w:line="360" w:lineRule="auto"/>
+        <w:spacing w:after="45" w:line="360" w:lineRule="auto"/>
         <w:ind w:start="480" w:hanging="480"/>
         <w:jc w:val="both"/>
       </w:pPr>
@@ -2831,7 +2831,7 @@
           <w:tab w:val="start" w:pos="480"/>
         </w:tabs>
         <w:bidi/>
-        <w:spacing w:after="60" w:line="360" w:lineRule="auto"/>
+        <w:spacing w:after="45" w:line="360" w:lineRule="auto"/>
         <w:ind w:start="480" w:hanging="480"/>
         <w:jc w:val="both"/>
       </w:pPr>
@@ -2877,7 +2877,7 @@
           <w:tab w:val="start" w:pos="480"/>
         </w:tabs>
         <w:bidi/>
-        <w:spacing w:after="60" w:line="360" w:lineRule="auto"/>
+        <w:spacing w:after="45" w:line="360" w:lineRule="auto"/>
         <w:ind w:start="480" w:hanging="480"/>
         <w:jc w:val="both"/>
       </w:pPr>
@@ -2923,7 +2923,7 @@
           <w:tab w:val="start" w:pos="480"/>
         </w:tabs>
         <w:bidi/>
-        <w:spacing w:after="60" w:line="360" w:lineRule="auto"/>
+        <w:spacing w:after="45" w:line="360" w:lineRule="auto"/>
         <w:ind w:start="480" w:hanging="480"/>
         <w:jc w:val="both"/>
       </w:pPr>
@@ -2982,7 +2982,7 @@
           <w:tab w:val="start" w:pos="480"/>
         </w:tabs>
         <w:bidi/>
-        <w:spacing w:after="60" w:line="360" w:lineRule="auto"/>
+        <w:spacing w:after="45" w:line="360" w:lineRule="auto"/>
         <w:ind w:start="480" w:hanging="480"/>
         <w:jc w:val="both"/>
       </w:pPr>
@@ -3028,7 +3028,7 @@
           <w:tab w:val="start" w:pos="480"/>
         </w:tabs>
         <w:bidi/>
-        <w:spacing w:after="60" w:line="360" w:lineRule="auto"/>
+        <w:spacing w:after="45" w:line="360" w:lineRule="auto"/>
         <w:ind w:start="480" w:hanging="480"/>
         <w:jc w:val="both"/>
       </w:pPr>
@@ -3100,7 +3100,7 @@
           <w:tab w:val="start" w:pos="480"/>
         </w:tabs>
         <w:bidi/>
-        <w:spacing w:after="60" w:line="360" w:lineRule="auto"/>
+        <w:spacing w:after="45" w:line="360" w:lineRule="auto"/>
         <w:ind w:start="480" w:hanging="480"/>
         <w:jc w:val="both"/>
       </w:pPr>
@@ -3172,7 +3172,7 @@
           <w:tab w:val="start" w:pos="480"/>
         </w:tabs>
         <w:bidi/>
-        <w:spacing w:after="60" w:line="360" w:lineRule="auto"/>
+        <w:spacing w:after="45" w:line="360" w:lineRule="auto"/>
         <w:ind w:start="480" w:hanging="480"/>
         <w:jc w:val="both"/>
       </w:pPr>
@@ -3218,7 +3218,7 @@
           <w:tab w:val="start" w:pos="480"/>
         </w:tabs>
         <w:bidi/>
-        <w:spacing w:after="60" w:line="360" w:lineRule="auto"/>
+        <w:spacing w:after="45" w:line="360" w:lineRule="auto"/>
         <w:ind w:start="480" w:hanging="480"/>
         <w:jc w:val="both"/>
       </w:pPr>
@@ -3277,7 +3277,7 @@
           <w:tab w:val="start" w:pos="480"/>
         </w:tabs>
         <w:bidi/>
-        <w:spacing w:after="60" w:line="360" w:lineRule="auto"/>
+        <w:spacing w:after="45" w:line="360" w:lineRule="auto"/>
         <w:ind w:start="480" w:hanging="480"/>
         <w:jc w:val="both"/>
       </w:pPr>
@@ -3323,7 +3323,7 @@
           <w:tab w:val="start" w:pos="480"/>
         </w:tabs>
         <w:bidi/>
-        <w:spacing w:after="60" w:line="360" w:lineRule="auto"/>
+        <w:spacing w:after="45" w:line="360" w:lineRule="auto"/>
         <w:ind w:start="480" w:hanging="480"/>
         <w:jc w:val="both"/>
       </w:pPr>
@@ -3369,7 +3369,7 @@
           <w:tab w:val="start" w:pos="480"/>
         </w:tabs>
         <w:bidi/>
-        <w:spacing w:after="60" w:line="360" w:lineRule="auto"/>
+        <w:spacing w:after="45" w:line="360" w:lineRule="auto"/>
         <w:ind w:start="480" w:hanging="480"/>
         <w:jc w:val="both"/>
       </w:pPr>
@@ -3415,7 +3415,7 @@
           <w:tab w:val="start" w:pos="480"/>
         </w:tabs>
         <w:bidi/>
-        <w:spacing w:after="60" w:line="360" w:lineRule="auto"/>
+        <w:spacing w:after="45" w:line="360" w:lineRule="auto"/>
         <w:ind w:start="480" w:hanging="480"/>
         <w:jc w:val="both"/>
       </w:pPr>
@@ -3461,7 +3461,7 @@
           <w:tab w:val="start" w:pos="480"/>
         </w:tabs>
         <w:bidi/>
-        <w:spacing w:after="60" w:line="360" w:lineRule="auto"/>
+        <w:spacing w:after="45" w:line="360" w:lineRule="auto"/>
         <w:ind w:start="480" w:hanging="480"/>
         <w:jc w:val="both"/>
       </w:pPr>
@@ -3507,7 +3507,7 @@
           <w:tab w:val="start" w:pos="480"/>
         </w:tabs>
         <w:bidi/>
-        <w:spacing w:after="60" w:line="360" w:lineRule="auto"/>
+        <w:spacing w:after="45" w:line="360" w:lineRule="auto"/>
         <w:ind w:start="480" w:hanging="480"/>
         <w:jc w:val="both"/>
       </w:pPr>
@@ -3553,7 +3553,7 @@
           <w:tab w:val="start" w:pos="480"/>
         </w:tabs>
         <w:bidi/>
-        <w:spacing w:after="60" w:line="360" w:lineRule="auto"/>
+        <w:spacing w:after="45" w:line="360" w:lineRule="auto"/>
         <w:ind w:start="480" w:hanging="480"/>
         <w:jc w:val="both"/>
       </w:pPr>
@@ -3599,7 +3599,7 @@
           <w:tab w:val="start" w:pos="480"/>
         </w:tabs>
         <w:bidi/>
-        <w:spacing w:after="60" w:line="360" w:lineRule="auto"/>
+        <w:spacing w:after="45" w:line="360" w:lineRule="auto"/>
         <w:ind w:start="480" w:hanging="480"/>
         <w:jc w:val="both"/>
       </w:pPr>
@@ -3645,7 +3645,7 @@
           <w:tab w:val="start" w:pos="480"/>
         </w:tabs>
         <w:bidi/>
-        <w:spacing w:after="60" w:line="360" w:lineRule="auto"/>
+        <w:spacing w:after="45" w:line="360" w:lineRule="auto"/>
         <w:ind w:start="480" w:hanging="480"/>
         <w:jc w:val="both"/>
       </w:pPr>
@@ -3704,7 +3704,7 @@
           <w:tab w:val="start" w:pos="480"/>
         </w:tabs>
         <w:bidi/>
-        <w:spacing w:after="60" w:line="360" w:lineRule="auto"/>
+        <w:spacing w:after="45" w:line="360" w:lineRule="auto"/>
         <w:ind w:start="480" w:hanging="480"/>
         <w:jc w:val="both"/>
       </w:pPr>
@@ -3750,7 +3750,7 @@
           <w:tab w:val="start" w:pos="480"/>
         </w:tabs>
         <w:bidi/>
-        <w:spacing w:after="60" w:line="360" w:lineRule="auto"/>
+        <w:spacing w:after="45" w:line="360" w:lineRule="auto"/>
         <w:ind w:start="480" w:hanging="480"/>
         <w:jc w:val="both"/>
       </w:pPr>
@@ -3822,7 +3822,7 @@
           <w:tab w:val="start" w:pos="480"/>
         </w:tabs>
         <w:bidi/>
-        <w:spacing w:after="60" w:line="360" w:lineRule="auto"/>
+        <w:spacing w:after="45" w:line="360" w:lineRule="auto"/>
         <w:ind w:start="480" w:hanging="480"/>
         <w:jc w:val="both"/>
       </w:pPr>
@@ -3868,7 +3868,7 @@
           <w:tab w:val="start" w:pos="480"/>
         </w:tabs>
         <w:bidi/>
-        <w:spacing w:after="60" w:line="360" w:lineRule="auto"/>
+        <w:spacing w:after="45" w:line="360" w:lineRule="auto"/>
         <w:ind w:start="480" w:hanging="480"/>
         <w:jc w:val="both"/>
       </w:pPr>
@@ -3914,7 +3914,7 @@
           <w:tab w:val="start" w:pos="480"/>
         </w:tabs>
         <w:bidi/>
-        <w:spacing w:after="60" w:line="360" w:lineRule="auto"/>
+        <w:spacing w:after="45" w:line="360" w:lineRule="auto"/>
         <w:ind w:start="480" w:hanging="480"/>
         <w:jc w:val="both"/>
       </w:pPr>
@@ -3973,7 +3973,7 @@
           <w:tab w:val="start" w:pos="480"/>
         </w:tabs>
         <w:bidi/>
-        <w:spacing w:after="60" w:line="360" w:lineRule="auto"/>
+        <w:spacing w:after="45" w:line="360" w:lineRule="auto"/>
         <w:ind w:start="480" w:hanging="480"/>
         <w:jc w:val="both"/>
       </w:pPr>
@@ -4019,7 +4019,7 @@
           <w:tab w:val="start" w:pos="480"/>
         </w:tabs>
         <w:bidi/>
-        <w:spacing w:after="60" w:line="360" w:lineRule="auto"/>
+        <w:spacing w:after="45" w:line="360" w:lineRule="auto"/>
         <w:ind w:start="480" w:hanging="480"/>
         <w:jc w:val="both"/>
       </w:pPr>
@@ -4078,7 +4078,7 @@
           <w:tab w:val="start" w:pos="480"/>
         </w:tabs>
         <w:bidi/>
-        <w:spacing w:after="60" w:line="360" w:lineRule="auto"/>
+        <w:spacing w:after="45" w:line="360" w:lineRule="auto"/>
         <w:ind w:start="480" w:hanging="480"/>
         <w:jc w:val="both"/>
       </w:pPr>
@@ -4124,7 +4124,7 @@
           <w:tab w:val="start" w:pos="480"/>
         </w:tabs>
         <w:bidi/>
-        <w:spacing w:after="60" w:line="360" w:lineRule="auto"/>
+        <w:spacing w:after="45" w:line="360" w:lineRule="auto"/>
         <w:ind w:start="480" w:hanging="480"/>
         <w:jc w:val="both"/>
       </w:pPr>
@@ -4170,7 +4170,7 @@
           <w:tab w:val="start" w:pos="480"/>
         </w:tabs>
         <w:bidi/>
-        <w:spacing w:after="60" w:line="360" w:lineRule="auto"/>
+        <w:spacing w:after="45" w:line="360" w:lineRule="auto"/>
         <w:ind w:start="480" w:hanging="480"/>
         <w:jc w:val="both"/>
       </w:pPr>
@@ -4216,7 +4216,7 @@
           <w:tab w:val="start" w:pos="480"/>
         </w:tabs>
         <w:bidi/>
-        <w:spacing w:after="60" w:line="360" w:lineRule="auto"/>
+        <w:spacing w:after="45" w:line="360" w:lineRule="auto"/>
         <w:ind w:start="480" w:hanging="480"/>
         <w:jc w:val="both"/>
       </w:pPr>
@@ -4266,191 +4266,7 @@
           <w:szCs w:val="24"/>
           <w:rtl/>
         </w:rPr>
-        <w:t xml:space="preserve"> לאור כל האמור מתבקש בית המשפט הנכבד לדחות את התביעה.</w:t>
-      </w:r>
-    </w:p>
-    <w:p>
-      <w:pPr>
-        <w:tabs>
-          <w:tab w:val="start" w:pos="480"/>
-        </w:tabs>
-        <w:bidi/>
-        <w:spacing w:after="60" w:line="360" w:lineRule="auto"/>
-        <w:ind w:start="480" w:hanging="480"/>
-        <w:jc w:val="both"/>
-      </w:pPr>
-      <w:r>
-        <w:rPr>
-          <w:rFonts w:ascii="David" w:cs="David" w:eastAsia="David" w:hAnsi="David"/>
-          <w:b w:val="false"/>
-          <w:bCs w:val="false"/>
-          <w:i w:val="false"/>
-          <w:iCs w:val="false"/>
-          <w:sz w:val="24"/>
-          <w:szCs w:val="24"/>
-          <w:rtl/>
-        </w:rPr>
-        <w:t xml:space="preserve">69.</w:t>
-      </w:r>
-      <w:r>
-        <w:rPr>
-          <w:rFonts w:ascii="David" w:cs="David" w:eastAsia="David" w:hAnsi="David"/>
-          <w:sz w:val="24"/>
-          <w:szCs w:val="24"/>
-          <w:rtl/>
-        </w:rPr>
-        <w:tab/>
-      </w:r>
-      <w:r>
-        <w:rPr>
-          <w:rFonts w:ascii="David" w:cs="David" w:eastAsia="David" w:hAnsi="David"/>
-          <w:b w:val="false"/>
-          <w:bCs w:val="false"/>
-          <w:i w:val="false"/>
-          <w:iCs w:val="false"/>
-          <w:sz w:val="24"/>
-          <w:szCs w:val="24"/>
-          <w:rtl/>
-        </w:rPr>
-        <w:t xml:space="preserve">לחלופין, למוחקה מחמת פיצול סעדים.</w:t>
-      </w:r>
-    </w:p>
-    <w:p>
-      <w:pPr>
-        <w:tabs>
-          <w:tab w:val="start" w:pos="480"/>
-        </w:tabs>
-        <w:bidi/>
-        <w:spacing w:after="60" w:line="360" w:lineRule="auto"/>
-        <w:ind w:start="480" w:hanging="480"/>
-        <w:jc w:val="both"/>
-      </w:pPr>
-      <w:r>
-        <w:rPr>
-          <w:rFonts w:ascii="David" w:cs="David" w:eastAsia="David" w:hAnsi="David"/>
-          <w:b w:val="false"/>
-          <w:bCs w:val="false"/>
-          <w:i w:val="false"/>
-          <w:iCs w:val="false"/>
-          <w:sz w:val="24"/>
-          <w:szCs w:val="24"/>
-          <w:rtl/>
-        </w:rPr>
-        <w:t xml:space="preserve">70.</w:t>
-      </w:r>
-      <w:r>
-        <w:rPr>
-          <w:rFonts w:ascii="David" w:cs="David" w:eastAsia="David" w:hAnsi="David"/>
-          <w:sz w:val="24"/>
-          <w:szCs w:val="24"/>
-          <w:rtl/>
-        </w:rPr>
-        <w:tab/>
-      </w:r>
-      <w:r>
-        <w:rPr>
-          <w:rFonts w:ascii="David" w:cs="David" w:eastAsia="David" w:hAnsi="David"/>
-          <w:b w:val="false"/>
-          <w:bCs w:val="false"/>
-          <w:i w:val="false"/>
-          <w:iCs w:val="false"/>
-          <w:sz w:val="24"/>
-          <w:szCs w:val="24"/>
-          <w:rtl/>
-        </w:rPr>
-        <w:t xml:space="preserve">לחלופין, לקבוע כי לא קמה עילה לדמי שימוש ראויים כל עוד לא נמסרה הודעה לפי סעיף 3(א) ולא חלפו תשעה חודשים ממסירתה.</w:t>
-      </w:r>
-    </w:p>
-    <w:p>
-      <w:pPr>
-        <w:tabs>
-          <w:tab w:val="start" w:pos="480"/>
-        </w:tabs>
-        <w:bidi/>
-        <w:spacing w:after="60" w:line="360" w:lineRule="auto"/>
-        <w:ind w:start="480" w:hanging="480"/>
-        <w:jc w:val="both"/>
-      </w:pPr>
-      <w:r>
-        <w:rPr>
-          <w:rFonts w:ascii="David" w:cs="David" w:eastAsia="David" w:hAnsi="David"/>
-          <w:b w:val="false"/>
-          <w:bCs w:val="false"/>
-          <w:i w:val="false"/>
-          <w:iCs w:val="false"/>
-          <w:sz w:val="24"/>
-          <w:szCs w:val="24"/>
-          <w:rtl/>
-        </w:rPr>
-        <w:t xml:space="preserve">71.</w:t>
-      </w:r>
-      <w:r>
-        <w:rPr>
-          <w:rFonts w:ascii="David" w:cs="David" w:eastAsia="David" w:hAnsi="David"/>
-          <w:sz w:val="24"/>
-          <w:szCs w:val="24"/>
-          <w:rtl/>
-        </w:rPr>
-        <w:tab/>
-      </w:r>
-      <w:r>
-        <w:rPr>
-          <w:rFonts w:ascii="David" w:cs="David" w:eastAsia="David" w:hAnsi="David"/>
-          <w:b w:val="false"/>
-          <w:bCs w:val="false"/>
-          <w:i w:val="false"/>
-          <w:iCs w:val="false"/>
-          <w:sz w:val="24"/>
-          <w:szCs w:val="24"/>
-          <w:rtl/>
-        </w:rPr>
-        <w:t xml:space="preserve">ולחלופי חלופין, להעמיד את החיוב על דמי השכירות המסובסדים בניכוי התשלומים ששולמו.</w:t>
-      </w:r>
-    </w:p>
-    <w:p>
-      <w:pPr>
-        <w:tabs>
-          <w:tab w:val="start" w:pos="480"/>
-        </w:tabs>
-        <w:bidi/>
-        <w:spacing w:after="60" w:line="360" w:lineRule="auto"/>
-        <w:ind w:start="480" w:hanging="480"/>
-        <w:jc w:val="both"/>
-      </w:pPr>
-      <w:r>
-        <w:rPr>
-          <w:rFonts w:ascii="David" w:cs="David" w:eastAsia="David" w:hAnsi="David"/>
-          <w:b w:val="false"/>
-          <w:bCs w:val="false"/>
-          <w:i w:val="false"/>
-          <w:iCs w:val="false"/>
-          <w:sz w:val="24"/>
-          <w:szCs w:val="24"/>
-          <w:rtl/>
-        </w:rPr>
-        <w:t xml:space="preserve">72.</w:t>
-      </w:r>
-      <w:r>
-        <w:rPr>
-          <w:rFonts w:ascii="David" w:cs="David" w:eastAsia="David" w:hAnsi="David"/>
-          <w:sz w:val="24"/>
-          <w:szCs w:val="24"/>
-          <w:rtl/>
-        </w:rPr>
-        <w:tab/>
-      </w:r>
-      <w:r>
-        <w:rPr>
-          <w:rFonts w:ascii="David" w:cs="David" w:eastAsia="David" w:hAnsi="David"/>
-          <w:b w:val="false"/>
-          <w:bCs w:val="false"/>
-          <w:i w:val="false"/>
-          <w:iCs w:val="false"/>
-          <w:sz w:val="24"/>
-          <w:szCs w:val="24"/>
-          <w:rtl/>
-        </w:rPr>
-        <w:t xml:space="preserve">כן מתבקש לחייב את התובעת בהוצאות.</w:t>
+        <w:t xml:space="preserve"> לאור כל האמור מתבקש בית המשפט הנכבד לדחות את התביעה; לחלופין, למוחקה מחמת פיצול סעדים; לחלופין, לקבוע כי לא קמה עילה לדמי שימוש ראויים כל עוד לא נמסרה הודעה לפי סעיף 3(א) ולא חלפו תשעה חודשים ממסירתה; ולחלופי חלופין, להעמיד את החיוב על דמי השכירות המסובסדים בניכוי התשלומים ששולמו. כן מתבקש לחייב את התובעת בהוצאות.</w:t>
       </w:r>
     </w:p>
     <w:p>
@@ -4620,7 +4436,7 @@
           <w:tab w:val="start" w:pos="480"/>
         </w:tabs>
         <w:bidi/>
-        <w:spacing w:after="60" w:line="360" w:lineRule="auto"/>
+        <w:spacing w:after="45" w:line="360" w:lineRule="auto"/>
         <w:ind w:start="480" w:hanging="480"/>
         <w:jc w:val="both"/>
       </w:pPr>
@@ -4666,7 +4482,7 @@
           <w:tab w:val="start" w:pos="480"/>
         </w:tabs>
         <w:bidi/>
-        <w:spacing w:after="60" w:line="360" w:lineRule="auto"/>
+        <w:spacing w:after="45" w:line="360" w:lineRule="auto"/>
         <w:ind w:start="480" w:hanging="480"/>
         <w:jc w:val="both"/>
       </w:pPr>
@@ -4712,7 +4528,7 @@
           <w:tab w:val="start" w:pos="480"/>
         </w:tabs>
         <w:bidi/>
-        <w:spacing w:after="60" w:line="360" w:lineRule="auto"/>
+        <w:spacing w:after="45" w:line="360" w:lineRule="auto"/>
         <w:ind w:start="480" w:hanging="480"/>
         <w:jc w:val="both"/>
       </w:pPr>
@@ -4758,7 +4574,7 @@
           <w:tab w:val="start" w:pos="480"/>
         </w:tabs>
         <w:bidi/>
-        <w:spacing w:after="60" w:line="360" w:lineRule="auto"/>
+        <w:spacing w:after="45" w:line="360" w:lineRule="auto"/>
         <w:ind w:start="480" w:hanging="480"/>
         <w:jc w:val="both"/>
       </w:pPr>
@@ -4804,7 +4620,7 @@
           <w:tab w:val="start" w:pos="480"/>
         </w:tabs>
         <w:bidi/>
-        <w:spacing w:after="60" w:line="360" w:lineRule="auto"/>
+        <w:spacing w:after="45" w:line="360" w:lineRule="auto"/>
         <w:ind w:start="480" w:hanging="480"/>
         <w:jc w:val="both"/>
       </w:pPr>
@@ -4850,7 +4666,7 @@
           <w:tab w:val="start" w:pos="480"/>
         </w:tabs>
         <w:bidi/>
-        <w:spacing w:after="60" w:line="360" w:lineRule="auto"/>
+        <w:spacing w:after="45" w:line="360" w:lineRule="auto"/>
         <w:ind w:start="480" w:hanging="480"/>
         <w:jc w:val="both"/>
       </w:pPr>
@@ -4896,7 +4712,7 @@
           <w:tab w:val="start" w:pos="480"/>
         </w:tabs>
         <w:bidi/>
-        <w:spacing w:after="60" w:line="360" w:lineRule="auto"/>
+        <w:spacing w:after="45" w:line="360" w:lineRule="auto"/>
         <w:ind w:start="480" w:hanging="480"/>
         <w:jc w:val="both"/>
       </w:pPr>
@@ -4942,7 +4758,7 @@
           <w:tab w:val="start" w:pos="480"/>
         </w:tabs>
         <w:bidi/>
-        <w:spacing w:after="60" w:line="360" w:lineRule="auto"/>
+        <w:spacing w:after="45" w:line="360" w:lineRule="auto"/>
         <w:ind w:start="480" w:hanging="480"/>
         <w:jc w:val="both"/>
       </w:pPr>
@@ -4988,7 +4804,7 @@
           <w:tab w:val="start" w:pos="480"/>
         </w:tabs>
         <w:bidi/>
-        <w:spacing w:after="60" w:line="360" w:lineRule="auto"/>
+        <w:spacing w:after="45" w:line="360" w:lineRule="auto"/>
         <w:ind w:start="480" w:hanging="480"/>
         <w:jc w:val="both"/>
       </w:pPr>
@@ -5034,7 +4850,7 @@
           <w:tab w:val="start" w:pos="480"/>
         </w:tabs>
         <w:bidi/>
-        <w:spacing w:after="60" w:line="360" w:lineRule="auto"/>
+        <w:spacing w:after="45" w:line="360" w:lineRule="auto"/>
         <w:ind w:start="480" w:hanging="480"/>
         <w:jc w:val="both"/>
       </w:pPr>
@@ -5276,7 +5092,7 @@
           <w:tab w:val="start" w:pos="480"/>
         </w:tabs>
         <w:bidi/>
-        <w:spacing w:after="60" w:line="360" w:lineRule="auto"/>
+        <w:spacing w:after="45" w:line="360" w:lineRule="auto"/>
         <w:ind w:start="480" w:hanging="480"/>
         <w:jc w:val="both"/>
       </w:pPr>
@@ -5335,7 +5151,7 @@
           <w:tab w:val="start" w:pos="480"/>
         </w:tabs>
         <w:bidi/>
-        <w:spacing w:after="60" w:line="360" w:lineRule="auto"/>
+        <w:spacing w:after="45" w:line="360" w:lineRule="auto"/>
         <w:ind w:start="480" w:hanging="480"/>
         <w:jc w:val="both"/>
       </w:pPr>
@@ -5381,7 +5197,7 @@
           <w:tab w:val="start" w:pos="480"/>
         </w:tabs>
         <w:bidi/>
-        <w:spacing w:after="60" w:line="360" w:lineRule="auto"/>
+        <w:spacing w:after="45" w:line="360" w:lineRule="auto"/>
         <w:ind w:start="480" w:hanging="480"/>
         <w:jc w:val="both"/>
       </w:pPr>
@@ -5427,7 +5243,7 @@
           <w:tab w:val="start" w:pos="480"/>
         </w:tabs>
         <w:bidi/>
-        <w:spacing w:after="60" w:line="360" w:lineRule="auto"/>
+        <w:spacing w:after="45" w:line="360" w:lineRule="auto"/>
         <w:ind w:start="480" w:hanging="480"/>
         <w:jc w:val="both"/>
       </w:pPr>
@@ -5473,7 +5289,7 @@
           <w:tab w:val="start" w:pos="480"/>
         </w:tabs>
         <w:bidi/>
-        <w:spacing w:after="60" w:line="360" w:lineRule="auto"/>
+        <w:spacing w:after="45" w:line="360" w:lineRule="auto"/>
         <w:ind w:start="480" w:hanging="480"/>
         <w:jc w:val="both"/>
       </w:pPr>
@@ -5519,7 +5335,7 @@
           <w:tab w:val="start" w:pos="480"/>
         </w:tabs>
         <w:bidi/>
-        <w:spacing w:after="60" w:line="360" w:lineRule="auto"/>
+        <w:spacing w:after="45" w:line="360" w:lineRule="auto"/>
         <w:ind w:start="480" w:hanging="480"/>
         <w:jc w:val="both"/>
       </w:pPr>
@@ -5565,7 +5381,7 @@
           <w:tab w:val="start" w:pos="480"/>
         </w:tabs>
         <w:bidi/>
-        <w:spacing w:after="60" w:line="360" w:lineRule="auto"/>
+        <w:spacing w:after="45" w:line="360" w:lineRule="auto"/>
         <w:ind w:start="480" w:hanging="480"/>
         <w:jc w:val="both"/>
       </w:pPr>
@@ -5611,7 +5427,7 @@
           <w:tab w:val="start" w:pos="480"/>
         </w:tabs>
         <w:bidi/>
-        <w:spacing w:after="60" w:line="360" w:lineRule="auto"/>
+        <w:spacing w:after="45" w:line="360" w:lineRule="auto"/>
         <w:ind w:start="480" w:hanging="480"/>
         <w:jc w:val="both"/>
       </w:pPr>
@@ -5657,7 +5473,7 @@
           <w:tab w:val="start" w:pos="480"/>
         </w:tabs>
         <w:bidi/>
-        <w:spacing w:after="60" w:line="360" w:lineRule="auto"/>
+        <w:spacing w:after="45" w:line="360" w:lineRule="auto"/>
         <w:ind w:start="480" w:hanging="480"/>
         <w:jc w:val="both"/>
       </w:pPr>
@@ -5703,7 +5519,7 @@
           <w:tab w:val="start" w:pos="480"/>
         </w:tabs>
         <w:bidi/>
-        <w:spacing w:after="60" w:line="360" w:lineRule="auto"/>
+        <w:spacing w:after="45" w:line="360" w:lineRule="auto"/>
         <w:ind w:start="480" w:hanging="480"/>
         <w:jc w:val="both"/>
       </w:pPr>
@@ -5749,7 +5565,7 @@
           <w:tab w:val="start" w:pos="480"/>
         </w:tabs>
         <w:bidi/>
-        <w:spacing w:after="60" w:line="360" w:lineRule="auto"/>
+        <w:spacing w:after="45" w:line="360" w:lineRule="auto"/>
         <w:ind w:start="480" w:hanging="480"/>
         <w:jc w:val="both"/>
       </w:pPr>

--- a/amidar-defense/כתב הגנה - נוסח מעודכן.docx
+++ b/amidar-defense/כתב הגנה - נוסח מעודכן.docx
@@ -667,7 +667,7 @@
           <w:szCs w:val="24"/>
           <w:rtl/>
         </w:rPr>
-        <w:t xml:space="preserve"> התובעת מציינת בכתב תביעתה כי תלויה ועומדת נגד הנתבעת תביעה לסילוק יד, ת"א 12718-06-26, "בגין אותה מסכת עובדתית".</w:t>
+        <w:t xml:space="preserve"> התובעת מציינת בכתב תביעתה כי תלויה ועומדת נגד הנתבעת תביעה לסילוק יד, ת"א 12718-06-26, "בגין אותה מסכת עובדתית". תקנות 24 ו-25(ב) לתקנות סדר הדין האזרחי, התשע"ט-2018 מחייבות לכלול בכתב תביעה אחד את כל העילות והסעדים בשל אותה מסכת עובדתית, זולת אם ניתנה רשות לפיצול; רשות כזו לא נטענה ולא הוצגה, ואף ההחלטה על איחוד הדיון אין בה משום רשות בדיעבד. דין התביעה להימחק.</w:t>
       </w:r>
     </w:p>
     <w:p>
@@ -705,15 +705,28 @@
       <w:r>
         <w:rPr>
           <w:rFonts w:ascii="David" w:cs="David" w:eastAsia="David" w:hAnsi="David"/>
-          <w:b w:val="false"/>
-          <w:bCs w:val="false"/>
-          <w:i w:val="false"/>
-          <w:iCs w:val="false"/>
-          <w:sz w:val="24"/>
-          <w:szCs w:val="24"/>
-          <w:rtl/>
-        </w:rPr>
-        <w:t xml:space="preserve">תקנות 24 ו-25(ב) לתקנות סדר הדין האזרחי, התשע"ט-2018 מחייבות לכלול בכתב תביעה אחד את כל העילות והסעדים בשל אותה מסכת עובדתית, זולת אם ניתנה רשות לפיצול. רשות כזו לא נטענה ולא הוצגה, ודין התביעה להימחק.</w:t>
+          <w:b/>
+          <w:bCs/>
+          <w:i w:val="false"/>
+          <w:iCs w:val="false"/>
+          <w:sz w:val="24"/>
+          <w:szCs w:val="24"/>
+          <w:rtl/>
+        </w:rPr>
+        <w:t xml:space="preserve">אי-צירוף מסמכים.</w:t>
+      </w:r>
+      <w:r>
+        <w:rPr>
+          <w:rFonts w:ascii="David" w:cs="David" w:eastAsia="David" w:hAnsi="David"/>
+          <w:b w:val="false"/>
+          <w:bCs w:val="false"/>
+          <w:i w:val="false"/>
+          <w:iCs w:val="false"/>
+          <w:sz w:val="24"/>
+          <w:szCs w:val="24"/>
+          <w:rtl/>
+        </w:rPr>
+        <w:t xml:space="preserve"> התביעה נשענת על טענה אחת: כי ועדה מוסמכת שללה מן הנתבעת מעמד של דיירת ממשיכה. ההחלטה עצמה לא צורפה, וכמוה גם ההתראות הנטענות בסעיף 2 לכתב התביעה, בניגוד לתקנה 79(א)(2).</w:t>
       </w:r>
     </w:p>
     <w:p>
@@ -751,15 +764,28 @@
       <w:r>
         <w:rPr>
           <w:rFonts w:ascii="David" w:cs="David" w:eastAsia="David" w:hAnsi="David"/>
-          <w:b w:val="false"/>
-          <w:bCs w:val="false"/>
-          <w:i w:val="false"/>
-          <w:iCs w:val="false"/>
-          <w:sz w:val="24"/>
-          <w:szCs w:val="24"/>
-          <w:rtl/>
-        </w:rPr>
-        <w:t xml:space="preserve">אף ההחלטה על איחוד הדיון בין ההליכים אין בה משום רשות לפיצול בדיעבד.</w:t>
+          <w:b/>
+          <w:bCs/>
+          <w:i w:val="false"/>
+          <w:iCs w:val="false"/>
+          <w:sz w:val="24"/>
+          <w:szCs w:val="24"/>
+          <w:rtl/>
+        </w:rPr>
+        <w:t xml:space="preserve">הנתבעת אינה פולשת.</w:t>
+      </w:r>
+      <w:r>
+        <w:rPr>
+          <w:rFonts w:ascii="David" w:cs="David" w:eastAsia="David" w:hAnsi="David"/>
+          <w:b w:val="false"/>
+          <w:bCs w:val="false"/>
+          <w:i w:val="false"/>
+          <w:iCs w:val="false"/>
+          <w:sz w:val="24"/>
+          <w:szCs w:val="24"/>
+          <w:rtl/>
+        </w:rPr>
+        <w:t xml:space="preserve"> היא בתו של הדייר החוזי, מר מנבר וונדימאג'ן ז"ל, שהתגורר בדירה מיום 8.8.1996 ועד לפטירתו ביום 16.2.2024. הנתבעת גדלה בדירה והתגוררה בה מילדותה, לרבות ביום 1.8.2009 וברציפות עד לשנת 2019, שבה שכרה דירה בסמוך על רקע מתח שנתגלע בינה לבין אביה.</w:t>
       </w:r>
     </w:p>
     <w:p>
@@ -797,28 +823,15 @@
       <w:r>
         <w:rPr>
           <w:rFonts w:ascii="David" w:cs="David" w:eastAsia="David" w:hAnsi="David"/>
-          <w:b/>
-          <w:bCs/>
-          <w:i w:val="false"/>
-          <w:iCs w:val="false"/>
-          <w:sz w:val="24"/>
-          <w:szCs w:val="24"/>
-          <w:rtl/>
-        </w:rPr>
-        <w:t xml:space="preserve">אי-צירוף מסמכים.</w:t>
-      </w:r>
-      <w:r>
-        <w:rPr>
-          <w:rFonts w:ascii="David" w:cs="David" w:eastAsia="David" w:hAnsi="David"/>
-          <w:b w:val="false"/>
-          <w:bCs w:val="false"/>
-          <w:i w:val="false"/>
-          <w:iCs w:val="false"/>
-          <w:sz w:val="24"/>
-          <w:szCs w:val="24"/>
-          <w:rtl/>
-        </w:rPr>
-        <w:t xml:space="preserve"> התביעה נשענת על טענה אחת: כי ועדה מוסמכת שללה מן הנתבעת מעמד של דיירת ממשיכה. ההחלטה עצמה לא צורפה.</w:t>
+          <w:b w:val="false"/>
+          <w:bCs w:val="false"/>
+          <w:i w:val="false"/>
+          <w:iCs w:val="false"/>
+          <w:sz w:val="24"/>
+          <w:szCs w:val="24"/>
+          <w:rtl/>
+        </w:rPr>
+        <w:t xml:space="preserve">בסמוך לחודש דצמבר 2023 שבה אל הדירה כדי לסעוד את אביה עד לפטירתו, ומאז היא מתגוררת בה, והדירה היא ביתה היחיד. מי שאלה נסיבות כניסתה אינה "פולשת", ולכל היותר עסקינן בבת-רשות.</w:t>
       </w:r>
     </w:p>
     <w:p>
@@ -864,7 +877,7 @@
           <w:szCs w:val="24"/>
           <w:rtl/>
         </w:rPr>
-        <w:t xml:space="preserve">אף ההתראות הנטענות בסעיף 2 לכתב התביעה לא צורפו, בניגוד לתקנה 79(א)(2).</w:t>
+        <w:t xml:space="preserve">לחלופין תטען הנתבעת כי היא "דייר ממשיך" כהגדרתו בסעיף 1 לחוק זכויות הדייר בדיור הציבורי, התשנ"ח-1998; ולעניין הוראת המעבר, התנאי שהתובעת עצמה הציבה בראש טבלת ביקורי המעגל שבנספח 4 הוא "ביקורי מעגל לדייר הממשיך מתאריך 1.8.09 ועד מועד הבקשה ולא פחות מ-4 שנות מגורים רצופות", והנתבעת התגוררה בדירה מיום 1.8.2009 וברציפות כעשר שנים. מכל מקום, שאלת מגוריה לא נבדקה מעולם ומקומה להתברר בראיות.</w:t>
       </w:r>
     </w:p>
     <w:p>
@@ -910,20 +923,20 @@
           <w:szCs w:val="24"/>
           <w:rtl/>
         </w:rPr>
-        <w:t xml:space="preserve">הנתבעת אינה פולשת.</w:t>
-      </w:r>
-      <w:r>
-        <w:rPr>
-          <w:rFonts w:ascii="David" w:cs="David" w:eastAsia="David" w:hAnsi="David"/>
-          <w:b w:val="false"/>
-          <w:bCs w:val="false"/>
-          <w:i w:val="false"/>
-          <w:iCs w:val="false"/>
-          <w:sz w:val="24"/>
-          <w:szCs w:val="24"/>
-          <w:rtl/>
-        </w:rPr>
-        <w:t xml:space="preserve"> היא בתו של הדייר החוזי, מר מנבר וונדימאג'ן ז"ל, שהתגורר בדירה מיום 8.8.1996 ועד לפטירתו ביום 16.2.2024.</w:t>
+        <w:t xml:space="preserve">גם לשיטת התובעת אין מדובר בהחזקה שלא כדין.</w:t>
+      </w:r>
+      <w:r>
+        <w:rPr>
+          <w:rFonts w:ascii="David" w:cs="David" w:eastAsia="David" w:hAnsi="David"/>
+          <w:b w:val="false"/>
+          <w:bCs w:val="false"/>
+          <w:i w:val="false"/>
+          <w:iCs w:val="false"/>
+          <w:sz w:val="24"/>
+          <w:szCs w:val="24"/>
+          <w:rtl/>
+        </w:rPr>
+        <w:t xml:space="preserve"> סעיף 3(א) לחוק אינו הופך דייר ממשיך שאינו זכאי עצמאית לפולש, אלא מחייבו לפנות את הדירה "בתוך תשעה חודשים מהמועד שבו נמסרה לו הודעה מאת משרד הבינוי והשיכון, בדבר אי-זכאותו לדירה ציבורית לפי הכללים".</w:t>
       </w:r>
     </w:p>
     <w:p>
@@ -969,7 +982,7 @@
           <w:szCs w:val="24"/>
           <w:rtl/>
         </w:rPr>
-        <w:t xml:space="preserve">הנתבעת גדלה בדירה והתגוררה בה מילדותה, לרבות ביום 1.8.2009 וברציפות עד לשנת 2019. באותה שנה שכרה דירה בסמוך, על רקע מתח שנתגלע בינה לבין אביה.</w:t>
+        <w:t xml:space="preserve">הודעה כזו לא נמסרה ואיננה בין נספחי כתב התביעה. כל עוד לא נמסרה, ובמשך תשעה חודשים לאחריה, החזקת הנתבעת כדין ולא קמה עילה לדמי שימוש ראויים.</w:t>
       </w:r>
     </w:p>
     <w:p>
@@ -1007,15 +1020,28 @@
       <w:r>
         <w:rPr>
           <w:rFonts w:ascii="David" w:cs="David" w:eastAsia="David" w:hAnsi="David"/>
-          <w:b w:val="false"/>
-          <w:bCs w:val="false"/>
-          <w:i w:val="false"/>
-          <w:iCs w:val="false"/>
-          <w:sz w:val="24"/>
-          <w:szCs w:val="24"/>
-          <w:rtl/>
-        </w:rPr>
-        <w:t xml:space="preserve">בסמוך לחודש דצמבר 2023 שבה אל הדירה כדי לסעוד את אביה עד לפטירתו, ומאז היא מתגוררת בה. הדירה היא ביתה היחיד.</w:t>
+          <w:b/>
+          <w:bCs/>
+          <w:i w:val="false"/>
+          <w:iCs w:val="false"/>
+          <w:sz w:val="24"/>
+          <w:szCs w:val="24"/>
+          <w:rtl/>
+        </w:rPr>
+        <w:t xml:space="preserve">התובעת עצמה לא ראתה בנתבעת פולשת.</w:t>
+      </w:r>
+      <w:r>
+        <w:rPr>
+          <w:rFonts w:ascii="David" w:cs="David" w:eastAsia="David" w:hAnsi="David"/>
+          <w:b w:val="false"/>
+          <w:bCs w:val="false"/>
+          <w:i w:val="false"/>
+          <w:iCs w:val="false"/>
+          <w:sz w:val="24"/>
+          <w:szCs w:val="24"/>
+          <w:rtl/>
+        </w:rPr>
+        <w:t xml:space="preserve"> ביום 3.7.2024, בידיעה על הפטירה, רשמה נציגתה כי סטטוס החוזה "פעיל", שכר הדירה נטו 221.19 ₪, הנחת המדרוג בתוקף עד 30.9.2024 ו"חוב בתביעה" 0; היא אף הוסיפה לגבות תשלומים בפועל, ולא מסרה הודעה בכתב על סיום השכירות כנדרש בסעיף 2 לחוזה.</w:t>
       </w:r>
     </w:p>
     <w:p>
@@ -1053,15 +1079,28 @@
       <w:r>
         <w:rPr>
           <w:rFonts w:ascii="David" w:cs="David" w:eastAsia="David" w:hAnsi="David"/>
-          <w:b w:val="false"/>
-          <w:bCs w:val="false"/>
-          <w:i w:val="false"/>
-          <w:iCs w:val="false"/>
-          <w:sz w:val="24"/>
-          <w:szCs w:val="24"/>
-          <w:rtl/>
-        </w:rPr>
-        <w:t xml:space="preserve">מי שאלה נסיבות כניסתה אינה "פולשת", ולכל היותר עסקינן בבת-רשות.</w:t>
+          <w:b/>
+          <w:bCs/>
+          <w:i w:val="false"/>
+          <w:iCs w:val="false"/>
+          <w:sz w:val="24"/>
+          <w:szCs w:val="24"/>
+          <w:rtl/>
+        </w:rPr>
+        <w:t xml:space="preserve">ההחלטה בטלה והסכום לא הוכח.</w:t>
+      </w:r>
+      <w:r>
+        <w:rPr>
+          <w:rFonts w:ascii="David" w:cs="David" w:eastAsia="David" w:hAnsi="David"/>
+          <w:b w:val="false"/>
+          <w:bCs w:val="false"/>
+          <w:i w:val="false"/>
+          <w:iCs w:val="false"/>
+          <w:sz w:val="24"/>
+          <w:szCs w:val="24"/>
+          <w:rtl/>
+        </w:rPr>
+        <w:t xml:space="preserve"> ההחלטה ניתנה ללא הנמקה, ללא שימוע וללא המצאה, על יסוד תשתית הסותרת את עצמה ומבלי שנבחנה זכאותה העצמאית של הנתבעת; הנתבעת תוקפת אותה בתקיפה עקיפה. ואשר לסכום, לא הוצגה חוות דעת, והחיוב החודשי שגזרה התובעת לעצמה גבוה פי שלושה עשר משכר הדירה נטו שהיא עצמה קבעה.</w:t>
       </w:r>
     </w:p>
     <w:p>
@@ -1099,472 +1138,6 @@
       <w:r>
         <w:rPr>
           <w:rFonts w:ascii="David" w:cs="David" w:eastAsia="David" w:hAnsi="David"/>
-          <w:b w:val="false"/>
-          <w:bCs w:val="false"/>
-          <w:i w:val="false"/>
-          <w:iCs w:val="false"/>
-          <w:sz w:val="24"/>
-          <w:szCs w:val="24"/>
-          <w:rtl/>
-        </w:rPr>
-        <w:t xml:space="preserve">לחלופין תטען הנתבעת כי היא "דייר ממשיך" כהגדרתו בסעיף 1 לחוק זכויות הדייר בדיור הציבורי, התשנ"ח-1998.</w:t>
-      </w:r>
-    </w:p>
-    <w:p>
-      <w:pPr>
-        <w:tabs>
-          <w:tab w:val="start" w:pos="480"/>
-        </w:tabs>
-        <w:bidi/>
-        <w:spacing w:after="45" w:line="360" w:lineRule="auto"/>
-        <w:ind w:start="480" w:hanging="480"/>
-        <w:jc w:val="both"/>
-      </w:pPr>
-      <w:r>
-        <w:rPr>
-          <w:rFonts w:ascii="David" w:cs="David" w:eastAsia="David" w:hAnsi="David"/>
-          <w:b w:val="false"/>
-          <w:bCs w:val="false"/>
-          <w:i w:val="false"/>
-          <w:iCs w:val="false"/>
-          <w:sz w:val="24"/>
-          <w:szCs w:val="24"/>
-          <w:rtl/>
-        </w:rPr>
-        <w:t xml:space="preserve">11.</w:t>
-      </w:r>
-      <w:r>
-        <w:rPr>
-          <w:rFonts w:ascii="David" w:cs="David" w:eastAsia="David" w:hAnsi="David"/>
-          <w:sz w:val="24"/>
-          <w:szCs w:val="24"/>
-          <w:rtl/>
-        </w:rPr>
-        <w:tab/>
-      </w:r>
-      <w:r>
-        <w:rPr>
-          <w:rFonts w:ascii="David" w:cs="David" w:eastAsia="David" w:hAnsi="David"/>
-          <w:b w:val="false"/>
-          <w:bCs w:val="false"/>
-          <w:i w:val="false"/>
-          <w:iCs w:val="false"/>
-          <w:sz w:val="24"/>
-          <w:szCs w:val="24"/>
-          <w:rtl/>
-        </w:rPr>
-        <w:t xml:space="preserve">ולעניין הוראת המעבר, התנאי שהתובעת עצמה הציבה בראש טבלת ביקורי המעגל שבנספח 4 הוא "ביקורי מעגל לדייר הממשיך מתאריך 1.8.09 ועד מועד הבקשה ולא פחות מ-4 שנות מגורים רצופות". הנתבעת התגוררה בדירה מיום 1.8.2009 וברציפות כעשר שנים.</w:t>
-      </w:r>
-    </w:p>
-    <w:p>
-      <w:pPr>
-        <w:tabs>
-          <w:tab w:val="start" w:pos="480"/>
-        </w:tabs>
-        <w:bidi/>
-        <w:spacing w:after="45" w:line="360" w:lineRule="auto"/>
-        <w:ind w:start="480" w:hanging="480"/>
-        <w:jc w:val="both"/>
-      </w:pPr>
-      <w:r>
-        <w:rPr>
-          <w:rFonts w:ascii="David" w:cs="David" w:eastAsia="David" w:hAnsi="David"/>
-          <w:b w:val="false"/>
-          <w:bCs w:val="false"/>
-          <w:i w:val="false"/>
-          <w:iCs w:val="false"/>
-          <w:sz w:val="24"/>
-          <w:szCs w:val="24"/>
-          <w:rtl/>
-        </w:rPr>
-        <w:t xml:space="preserve">12.</w:t>
-      </w:r>
-      <w:r>
-        <w:rPr>
-          <w:rFonts w:ascii="David" w:cs="David" w:eastAsia="David" w:hAnsi="David"/>
-          <w:sz w:val="24"/>
-          <w:szCs w:val="24"/>
-          <w:rtl/>
-        </w:rPr>
-        <w:tab/>
-      </w:r>
-      <w:r>
-        <w:rPr>
-          <w:rFonts w:ascii="David" w:cs="David" w:eastAsia="David" w:hAnsi="David"/>
-          <w:b w:val="false"/>
-          <w:bCs w:val="false"/>
-          <w:i w:val="false"/>
-          <w:iCs w:val="false"/>
-          <w:sz w:val="24"/>
-          <w:szCs w:val="24"/>
-          <w:rtl/>
-        </w:rPr>
-        <w:t xml:space="preserve">מכל מקום, שאלת מגוריה של הנתבעת לא נבדקה מעולם, ומקומה להתברר בראיות.</w:t>
-      </w:r>
-    </w:p>
-    <w:p>
-      <w:pPr>
-        <w:tabs>
-          <w:tab w:val="start" w:pos="480"/>
-        </w:tabs>
-        <w:bidi/>
-        <w:spacing w:after="45" w:line="360" w:lineRule="auto"/>
-        <w:ind w:start="480" w:hanging="480"/>
-        <w:jc w:val="both"/>
-      </w:pPr>
-      <w:r>
-        <w:rPr>
-          <w:rFonts w:ascii="David" w:cs="David" w:eastAsia="David" w:hAnsi="David"/>
-          <w:b w:val="false"/>
-          <w:bCs w:val="false"/>
-          <w:i w:val="false"/>
-          <w:iCs w:val="false"/>
-          <w:sz w:val="24"/>
-          <w:szCs w:val="24"/>
-          <w:rtl/>
-        </w:rPr>
-        <w:t xml:space="preserve">13.</w:t>
-      </w:r>
-      <w:r>
-        <w:rPr>
-          <w:rFonts w:ascii="David" w:cs="David" w:eastAsia="David" w:hAnsi="David"/>
-          <w:sz w:val="24"/>
-          <w:szCs w:val="24"/>
-          <w:rtl/>
-        </w:rPr>
-        <w:tab/>
-      </w:r>
-      <w:r>
-        <w:rPr>
-          <w:rFonts w:ascii="David" w:cs="David" w:eastAsia="David" w:hAnsi="David"/>
-          <w:b/>
-          <w:bCs/>
-          <w:i w:val="false"/>
-          <w:iCs w:val="false"/>
-          <w:sz w:val="24"/>
-          <w:szCs w:val="24"/>
-          <w:rtl/>
-        </w:rPr>
-        <w:t xml:space="preserve">גם לשיטת התובעת אין מדובר בהחזקה שלא כדין.</w:t>
-      </w:r>
-      <w:r>
-        <w:rPr>
-          <w:rFonts w:ascii="David" w:cs="David" w:eastAsia="David" w:hAnsi="David"/>
-          <w:b w:val="false"/>
-          <w:bCs w:val="false"/>
-          <w:i w:val="false"/>
-          <w:iCs w:val="false"/>
-          <w:sz w:val="24"/>
-          <w:szCs w:val="24"/>
-          <w:rtl/>
-        </w:rPr>
-        <w:t xml:space="preserve"> סעיף 3(א) לחוק אינו הופך דייר ממשיך שאינו זכאי עצמאית לפולש, אלא מחייבו לפנות את הדירה "בתוך תשעה חודשים מהמועד שבו נמסרה לו הודעה מאת משרד הבינוי והשיכון, בדבר אי-זכאותו לדירה ציבורית לפי הכללים".</w:t>
-      </w:r>
-    </w:p>
-    <w:p>
-      <w:pPr>
-        <w:tabs>
-          <w:tab w:val="start" w:pos="480"/>
-        </w:tabs>
-        <w:bidi/>
-        <w:spacing w:after="45" w:line="360" w:lineRule="auto"/>
-        <w:ind w:start="480" w:hanging="480"/>
-        <w:jc w:val="both"/>
-      </w:pPr>
-      <w:r>
-        <w:rPr>
-          <w:rFonts w:ascii="David" w:cs="David" w:eastAsia="David" w:hAnsi="David"/>
-          <w:b w:val="false"/>
-          <w:bCs w:val="false"/>
-          <w:i w:val="false"/>
-          <w:iCs w:val="false"/>
-          <w:sz w:val="24"/>
-          <w:szCs w:val="24"/>
-          <w:rtl/>
-        </w:rPr>
-        <w:t xml:space="preserve">14.</w:t>
-      </w:r>
-      <w:r>
-        <w:rPr>
-          <w:rFonts w:ascii="David" w:cs="David" w:eastAsia="David" w:hAnsi="David"/>
-          <w:sz w:val="24"/>
-          <w:szCs w:val="24"/>
-          <w:rtl/>
-        </w:rPr>
-        <w:tab/>
-      </w:r>
-      <w:r>
-        <w:rPr>
-          <w:rFonts w:ascii="David" w:cs="David" w:eastAsia="David" w:hAnsi="David"/>
-          <w:b w:val="false"/>
-          <w:bCs w:val="false"/>
-          <w:i w:val="false"/>
-          <w:iCs w:val="false"/>
-          <w:sz w:val="24"/>
-          <w:szCs w:val="24"/>
-          <w:rtl/>
-        </w:rPr>
-        <w:t xml:space="preserve">הודעה כזו לא נמסרה ואיננה בין נספחי כתב התביעה. כל עוד לא נמסרה, ובמשך תשעה חודשים לאחריה, החזקת הנתבעת כדין ולא קמה עילה לדמי שימוש ראויים.</w:t>
-      </w:r>
-    </w:p>
-    <w:p>
-      <w:pPr>
-        <w:tabs>
-          <w:tab w:val="start" w:pos="480"/>
-        </w:tabs>
-        <w:bidi/>
-        <w:spacing w:after="45" w:line="360" w:lineRule="auto"/>
-        <w:ind w:start="480" w:hanging="480"/>
-        <w:jc w:val="both"/>
-      </w:pPr>
-      <w:r>
-        <w:rPr>
-          <w:rFonts w:ascii="David" w:cs="David" w:eastAsia="David" w:hAnsi="David"/>
-          <w:b w:val="false"/>
-          <w:bCs w:val="false"/>
-          <w:i w:val="false"/>
-          <w:iCs w:val="false"/>
-          <w:sz w:val="24"/>
-          <w:szCs w:val="24"/>
-          <w:rtl/>
-        </w:rPr>
-        <w:t xml:space="preserve">15.</w:t>
-      </w:r>
-      <w:r>
-        <w:rPr>
-          <w:rFonts w:ascii="David" w:cs="David" w:eastAsia="David" w:hAnsi="David"/>
-          <w:sz w:val="24"/>
-          <w:szCs w:val="24"/>
-          <w:rtl/>
-        </w:rPr>
-        <w:tab/>
-      </w:r>
-      <w:r>
-        <w:rPr>
-          <w:rFonts w:ascii="David" w:cs="David" w:eastAsia="David" w:hAnsi="David"/>
-          <w:b/>
-          <w:bCs/>
-          <w:i w:val="false"/>
-          <w:iCs w:val="false"/>
-          <w:sz w:val="24"/>
-          <w:szCs w:val="24"/>
-          <w:rtl/>
-        </w:rPr>
-        <w:t xml:space="preserve">התובעת עצמה לא ראתה בנתבעת פולשת.</w:t>
-      </w:r>
-      <w:r>
-        <w:rPr>
-          <w:rFonts w:ascii="David" w:cs="David" w:eastAsia="David" w:hAnsi="David"/>
-          <w:b w:val="false"/>
-          <w:bCs w:val="false"/>
-          <w:i w:val="false"/>
-          <w:iCs w:val="false"/>
-          <w:sz w:val="24"/>
-          <w:szCs w:val="24"/>
-          <w:rtl/>
-        </w:rPr>
-        <w:t xml:space="preserve"> ביום 3.7.2024, בידיעה על הפטירה, רשמה נציגתה כי סטטוס החוזה "פעיל", שכר הדירה נטו 221.19 ₪, הנחת המדרוג בתוקף עד 30.9.2024 ו"חוב בתביעה" 0.</w:t>
-      </w:r>
-    </w:p>
-    <w:p>
-      <w:pPr>
-        <w:tabs>
-          <w:tab w:val="start" w:pos="480"/>
-        </w:tabs>
-        <w:bidi/>
-        <w:spacing w:after="45" w:line="360" w:lineRule="auto"/>
-        <w:ind w:start="480" w:hanging="480"/>
-        <w:jc w:val="both"/>
-      </w:pPr>
-      <w:r>
-        <w:rPr>
-          <w:rFonts w:ascii="David" w:cs="David" w:eastAsia="David" w:hAnsi="David"/>
-          <w:b w:val="false"/>
-          <w:bCs w:val="false"/>
-          <w:i w:val="false"/>
-          <w:iCs w:val="false"/>
-          <w:sz w:val="24"/>
-          <w:szCs w:val="24"/>
-          <w:rtl/>
-        </w:rPr>
-        <w:t xml:space="preserve">16.</w:t>
-      </w:r>
-      <w:r>
-        <w:rPr>
-          <w:rFonts w:ascii="David" w:cs="David" w:eastAsia="David" w:hAnsi="David"/>
-          <w:sz w:val="24"/>
-          <w:szCs w:val="24"/>
-          <w:rtl/>
-        </w:rPr>
-        <w:tab/>
-      </w:r>
-      <w:r>
-        <w:rPr>
-          <w:rFonts w:ascii="David" w:cs="David" w:eastAsia="David" w:hAnsi="David"/>
-          <w:b w:val="false"/>
-          <w:bCs w:val="false"/>
-          <w:i w:val="false"/>
-          <w:iCs w:val="false"/>
-          <w:sz w:val="24"/>
-          <w:szCs w:val="24"/>
-          <w:rtl/>
-        </w:rPr>
-        <w:t xml:space="preserve">התובעת אף הוסיפה לגבות תשלומים בפועל, ולא מסרה הודעה בכתב על סיום השכירות כנדרש בסעיף 2 לחוזה.</w:t>
-      </w:r>
-    </w:p>
-    <w:p>
-      <w:pPr>
-        <w:tabs>
-          <w:tab w:val="start" w:pos="480"/>
-        </w:tabs>
-        <w:bidi/>
-        <w:spacing w:after="45" w:line="360" w:lineRule="auto"/>
-        <w:ind w:start="480" w:hanging="480"/>
-        <w:jc w:val="both"/>
-      </w:pPr>
-      <w:r>
-        <w:rPr>
-          <w:rFonts w:ascii="David" w:cs="David" w:eastAsia="David" w:hAnsi="David"/>
-          <w:b w:val="false"/>
-          <w:bCs w:val="false"/>
-          <w:i w:val="false"/>
-          <w:iCs w:val="false"/>
-          <w:sz w:val="24"/>
-          <w:szCs w:val="24"/>
-          <w:rtl/>
-        </w:rPr>
-        <w:t xml:space="preserve">17.</w:t>
-      </w:r>
-      <w:r>
-        <w:rPr>
-          <w:rFonts w:ascii="David" w:cs="David" w:eastAsia="David" w:hAnsi="David"/>
-          <w:sz w:val="24"/>
-          <w:szCs w:val="24"/>
-          <w:rtl/>
-        </w:rPr>
-        <w:tab/>
-      </w:r>
-      <w:r>
-        <w:rPr>
-          <w:rFonts w:ascii="David" w:cs="David" w:eastAsia="David" w:hAnsi="David"/>
-          <w:b/>
-          <w:bCs/>
-          <w:i w:val="false"/>
-          <w:iCs w:val="false"/>
-          <w:sz w:val="24"/>
-          <w:szCs w:val="24"/>
-          <w:rtl/>
-        </w:rPr>
-        <w:t xml:space="preserve">ההחלטה בטלה.</w:t>
-      </w:r>
-      <w:r>
-        <w:rPr>
-          <w:rFonts w:ascii="David" w:cs="David" w:eastAsia="David" w:hAnsi="David"/>
-          <w:b w:val="false"/>
-          <w:bCs w:val="false"/>
-          <w:i w:val="false"/>
-          <w:iCs w:val="false"/>
-          <w:sz w:val="24"/>
-          <w:szCs w:val="24"/>
-          <w:rtl/>
-        </w:rPr>
-        <w:t xml:space="preserve"> היא ניתנה ללא הנמקה, ללא שימוע וללא המצאה, על יסוד תשתית הסותרת את עצמה ומבלי שנבחנה זכאותה העצמאית של הנתבעת. הנתבעת תוקפת אותה בתקיפה עקיפה.</w:t>
-      </w:r>
-    </w:p>
-    <w:p>
-      <w:pPr>
-        <w:tabs>
-          <w:tab w:val="start" w:pos="480"/>
-        </w:tabs>
-        <w:bidi/>
-        <w:spacing w:after="45" w:line="360" w:lineRule="auto"/>
-        <w:ind w:start="480" w:hanging="480"/>
-        <w:jc w:val="both"/>
-      </w:pPr>
-      <w:r>
-        <w:rPr>
-          <w:rFonts w:ascii="David" w:cs="David" w:eastAsia="David" w:hAnsi="David"/>
-          <w:b w:val="false"/>
-          <w:bCs w:val="false"/>
-          <w:i w:val="false"/>
-          <w:iCs w:val="false"/>
-          <w:sz w:val="24"/>
-          <w:szCs w:val="24"/>
-          <w:rtl/>
-        </w:rPr>
-        <w:t xml:space="preserve">18.</w:t>
-      </w:r>
-      <w:r>
-        <w:rPr>
-          <w:rFonts w:ascii="David" w:cs="David" w:eastAsia="David" w:hAnsi="David"/>
-          <w:sz w:val="24"/>
-          <w:szCs w:val="24"/>
-          <w:rtl/>
-        </w:rPr>
-        <w:tab/>
-      </w:r>
-      <w:r>
-        <w:rPr>
-          <w:rFonts w:ascii="David" w:cs="David" w:eastAsia="David" w:hAnsi="David"/>
-          <w:b/>
-          <w:bCs/>
-          <w:i w:val="false"/>
-          <w:iCs w:val="false"/>
-          <w:sz w:val="24"/>
-          <w:szCs w:val="24"/>
-          <w:rtl/>
-        </w:rPr>
-        <w:t xml:space="preserve">הסכום לא הוכח.</w:t>
-      </w:r>
-      <w:r>
-        <w:rPr>
-          <w:rFonts w:ascii="David" w:cs="David" w:eastAsia="David" w:hAnsi="David"/>
-          <w:b w:val="false"/>
-          <w:bCs w:val="false"/>
-          <w:i w:val="false"/>
-          <w:iCs w:val="false"/>
-          <w:sz w:val="24"/>
-          <w:szCs w:val="24"/>
-          <w:rtl/>
-        </w:rPr>
-        <w:t xml:space="preserve"> לא הוצגה חוות דעת, והחיוב החודשי שגזרה התובעת לעצמה גבוה פי שלושה עשר משכר הדירה נטו שהיא עצמה קבעה.</w:t>
-      </w:r>
-    </w:p>
-    <w:p>
-      <w:pPr>
-        <w:tabs>
-          <w:tab w:val="start" w:pos="480"/>
-        </w:tabs>
-        <w:bidi/>
-        <w:spacing w:after="45" w:line="360" w:lineRule="auto"/>
-        <w:ind w:start="480" w:hanging="480"/>
-        <w:jc w:val="both"/>
-      </w:pPr>
-      <w:r>
-        <w:rPr>
-          <w:rFonts w:ascii="David" w:cs="David" w:eastAsia="David" w:hAnsi="David"/>
-          <w:b w:val="false"/>
-          <w:bCs w:val="false"/>
-          <w:i w:val="false"/>
-          <w:iCs w:val="false"/>
-          <w:sz w:val="24"/>
-          <w:szCs w:val="24"/>
-          <w:rtl/>
-        </w:rPr>
-        <w:t xml:space="preserve">19.</w:t>
-      </w:r>
-      <w:r>
-        <w:rPr>
-          <w:rFonts w:ascii="David" w:cs="David" w:eastAsia="David" w:hAnsi="David"/>
-          <w:sz w:val="24"/>
-          <w:szCs w:val="24"/>
-          <w:rtl/>
-        </w:rPr>
-        <w:tab/>
-      </w:r>
-      <w:r>
-        <w:rPr>
-          <w:rFonts w:ascii="David" w:cs="David" w:eastAsia="David" w:hAnsi="David"/>
           <w:b/>
           <w:bCs/>
           <w:i w:val="false"/>
@@ -1586,53 +1159,7 @@
           <w:szCs w:val="24"/>
           <w:rtl/>
         </w:rPr>
-        <w:t xml:space="preserve"> דין התביעה להידחות.</w:t>
-      </w:r>
-    </w:p>
-    <w:p>
-      <w:pPr>
-        <w:tabs>
-          <w:tab w:val="start" w:pos="480"/>
-        </w:tabs>
-        <w:bidi/>
-        <w:spacing w:after="45" w:line="360" w:lineRule="auto"/>
-        <w:ind w:start="480" w:hanging="480"/>
-        <w:jc w:val="both"/>
-      </w:pPr>
-      <w:r>
-        <w:rPr>
-          <w:rFonts w:ascii="David" w:cs="David" w:eastAsia="David" w:hAnsi="David"/>
-          <w:b w:val="false"/>
-          <w:bCs w:val="false"/>
-          <w:i w:val="false"/>
-          <w:iCs w:val="false"/>
-          <w:sz w:val="24"/>
-          <w:szCs w:val="24"/>
-          <w:rtl/>
-        </w:rPr>
-        <w:t xml:space="preserve">20.</w:t>
-      </w:r>
-      <w:r>
-        <w:rPr>
-          <w:rFonts w:ascii="David" w:cs="David" w:eastAsia="David" w:hAnsi="David"/>
-          <w:sz w:val="24"/>
-          <w:szCs w:val="24"/>
-          <w:rtl/>
-        </w:rPr>
-        <w:tab/>
-      </w:r>
-      <w:r>
-        <w:rPr>
-          <w:rFonts w:ascii="David" w:cs="David" w:eastAsia="David" w:hAnsi="David"/>
-          <w:b w:val="false"/>
-          <w:bCs w:val="false"/>
-          <w:i w:val="false"/>
-          <w:iCs w:val="false"/>
-          <w:sz w:val="24"/>
-          <w:szCs w:val="24"/>
-          <w:rtl/>
-        </w:rPr>
-        <w:t xml:space="preserve">לחלופין, ולנוכח היות הנתבעת נכה בשיעור 100% שאינה עובדת, מוכרת ברווחה וסמוכה על קצבת המוסד לביטוח לאומי, מתבקש פטור מהשבה לפי סעיף 2 לחוק עשיית עושר ולא במשפט, התשל"ט-1979, או העמדת החיוב על דמי השכירות המסובסדים בניכוי התשלומים ששולמו.</w:t>
+        <w:t xml:space="preserve"> דין התביעה להידחות. לחלופין, ולנוכח היות הנתבעת נכה בשיעור 100% שאינה עובדת, מוכרת ברווחה וסמוכה על קצבת המוסד לביטוח לאומי, מתבקש פטור מהשבה לפי סעיף 2 לחוק עשיית עושר ולא במשפט, התשל"ט-1979, או העמדת החיוב על דמי השכירות המסובסדים בניכוי התשלומים ששולמו.</w:t>
       </w:r>
     </w:p>
     <w:p>
@@ -1679,6 +1206,713 @@
           <w:szCs w:val="24"/>
           <w:rtl/>
         </w:rPr>
+        <w:t xml:space="preserve">11.</w:t>
+      </w:r>
+      <w:r>
+        <w:rPr>
+          <w:rFonts w:ascii="David" w:cs="David" w:eastAsia="David" w:hAnsi="David"/>
+          <w:sz w:val="24"/>
+          <w:szCs w:val="24"/>
+          <w:rtl/>
+        </w:rPr>
+        <w:tab/>
+      </w:r>
+      <w:r>
+        <w:rPr>
+          <w:rFonts w:ascii="David" w:cs="David" w:eastAsia="David" w:hAnsi="David"/>
+          <w:b/>
+          <w:bCs/>
+          <w:i w:val="false"/>
+          <w:iCs w:val="false"/>
+          <w:sz w:val="24"/>
+          <w:szCs w:val="24"/>
+          <w:rtl/>
+        </w:rPr>
+        <w:t xml:space="preserve">הרקע.</w:t>
+      </w:r>
+      <w:r>
+        <w:rPr>
+          <w:rFonts w:ascii="David" w:cs="David" w:eastAsia="David" w:hAnsi="David"/>
+          <w:b w:val="false"/>
+          <w:bCs w:val="false"/>
+          <w:i w:val="false"/>
+          <w:iCs w:val="false"/>
+          <w:sz w:val="24"/>
+          <w:szCs w:val="24"/>
+          <w:rtl/>
+        </w:rPr>
+        <w:t xml:space="preserve"> הדירה ברח' צה"ל 72/6 בפתח תקווה הושכרה לאביה המנוח של הנתבעת על פי חוזה מיום 29.8.1996, ומועד האכלוס הרשום בכל טופסי התובעת הוא 8.8.1996. המנוח, יליד 1943, עלה לישראל מאתיופיה בשנת 1991 ונפטר ביום 16.2.2024. תעודת הפטירה, שהתובעת עצמה צירפה כנספח 3, נשלחה ביום 10.3.2024 מלשכת רשות האוכלוסין בפתח תקווה אל הנתבעת, בכתובת הדירה.</w:t>
+      </w:r>
+    </w:p>
+    <w:p>
+      <w:pPr>
+        <w:tabs>
+          <w:tab w:val="start" w:pos="480"/>
+        </w:tabs>
+        <w:bidi/>
+        <w:spacing w:after="45" w:line="360" w:lineRule="auto"/>
+        <w:ind w:start="480" w:hanging="480"/>
+        <w:jc w:val="both"/>
+      </w:pPr>
+      <w:r>
+        <w:rPr>
+          <w:rFonts w:ascii="David" w:cs="David" w:eastAsia="David" w:hAnsi="David"/>
+          <w:b w:val="false"/>
+          <w:bCs w:val="false"/>
+          <w:i w:val="false"/>
+          <w:iCs w:val="false"/>
+          <w:sz w:val="24"/>
+          <w:szCs w:val="24"/>
+          <w:rtl/>
+        </w:rPr>
+        <w:t xml:space="preserve">12.</w:t>
+      </w:r>
+      <w:r>
+        <w:rPr>
+          <w:rFonts w:ascii="David" w:cs="David" w:eastAsia="David" w:hAnsi="David"/>
+          <w:sz w:val="24"/>
+          <w:szCs w:val="24"/>
+          <w:rtl/>
+        </w:rPr>
+        <w:tab/>
+      </w:r>
+      <w:r>
+        <w:rPr>
+          <w:rFonts w:ascii="David" w:cs="David" w:eastAsia="David" w:hAnsi="David"/>
+          <w:b/>
+          <w:bCs/>
+          <w:i w:val="false"/>
+          <w:iCs w:val="false"/>
+          <w:sz w:val="24"/>
+          <w:szCs w:val="24"/>
+          <w:rtl/>
+        </w:rPr>
+        <w:t xml:space="preserve">נסיבות מגוריה של הנתבעת.</w:t>
+      </w:r>
+      <w:r>
+        <w:rPr>
+          <w:rFonts w:ascii="David" w:cs="David" w:eastAsia="David" w:hAnsi="David"/>
+          <w:b w:val="false"/>
+          <w:bCs w:val="false"/>
+          <w:i w:val="false"/>
+          <w:iCs w:val="false"/>
+          <w:sz w:val="24"/>
+          <w:szCs w:val="24"/>
+          <w:rtl/>
+        </w:rPr>
+        <w:t xml:space="preserve"> היא גדלה בדירה והתגוררה בה מילדותה, לרבות ביום 1.8.2009 וברציפות עד לשנת 2019. באותה שנה, על רקע מתח וקושי שנתגלעו בינה לבין אביה, שכרה דירה בסמוך כדי שיהיה בידה מקום לינה נפרד.</w:t>
+      </w:r>
+    </w:p>
+    <w:p>
+      <w:pPr>
+        <w:tabs>
+          <w:tab w:val="start" w:pos="480"/>
+        </w:tabs>
+        <w:bidi/>
+        <w:spacing w:after="45" w:line="360" w:lineRule="auto"/>
+        <w:ind w:start="480" w:hanging="480"/>
+        <w:jc w:val="both"/>
+      </w:pPr>
+      <w:r>
+        <w:rPr>
+          <w:rFonts w:ascii="David" w:cs="David" w:eastAsia="David" w:hAnsi="David"/>
+          <w:b w:val="false"/>
+          <w:bCs w:val="false"/>
+          <w:i w:val="false"/>
+          <w:iCs w:val="false"/>
+          <w:sz w:val="24"/>
+          <w:szCs w:val="24"/>
+          <w:rtl/>
+        </w:rPr>
+        <w:t xml:space="preserve">13.</w:t>
+      </w:r>
+      <w:r>
+        <w:rPr>
+          <w:rFonts w:ascii="David" w:cs="David" w:eastAsia="David" w:hAnsi="David"/>
+          <w:sz w:val="24"/>
+          <w:szCs w:val="24"/>
+          <w:rtl/>
+        </w:rPr>
+        <w:tab/>
+      </w:r>
+      <w:r>
+        <w:rPr>
+          <w:rFonts w:ascii="David" w:cs="David" w:eastAsia="David" w:hAnsi="David"/>
+          <w:b w:val="false"/>
+          <w:bCs w:val="false"/>
+          <w:i w:val="false"/>
+          <w:iCs w:val="false"/>
+          <w:sz w:val="24"/>
+          <w:szCs w:val="24"/>
+          <w:rtl/>
+        </w:rPr>
+        <w:t xml:space="preserve">היא לא נטשה את אביה ולא חדלה מלבקרו: הגיעה אליו בתדירות גבוהה, הכינה עבורו אוכל ודאגה לצרכיו. בסמוך לחודש דצמבר 2023, כשבעה חודשים בטרם פקע חוזה השכירות שלה, עזבה את הדירה השכורה ועברה לשהות לצד אביה ולסעוד אותו עד לפטירתו.</w:t>
+      </w:r>
+    </w:p>
+    <w:p>
+      <w:pPr>
+        <w:tabs>
+          <w:tab w:val="start" w:pos="480"/>
+        </w:tabs>
+        <w:bidi/>
+        <w:spacing w:after="45" w:line="360" w:lineRule="auto"/>
+        <w:ind w:start="480" w:hanging="480"/>
+        <w:jc w:val="both"/>
+      </w:pPr>
+      <w:r>
+        <w:rPr>
+          <w:rFonts w:ascii="David" w:cs="David" w:eastAsia="David" w:hAnsi="David"/>
+          <w:b w:val="false"/>
+          <w:bCs w:val="false"/>
+          <w:i w:val="false"/>
+          <w:iCs w:val="false"/>
+          <w:sz w:val="24"/>
+          <w:szCs w:val="24"/>
+          <w:rtl/>
+        </w:rPr>
+        <w:t xml:space="preserve">14.</w:t>
+      </w:r>
+      <w:r>
+        <w:rPr>
+          <w:rFonts w:ascii="David" w:cs="David" w:eastAsia="David" w:hAnsi="David"/>
+          <w:sz w:val="24"/>
+          <w:szCs w:val="24"/>
+          <w:rtl/>
+        </w:rPr>
+        <w:tab/>
+      </w:r>
+      <w:r>
+        <w:rPr>
+          <w:rFonts w:ascii="David" w:cs="David" w:eastAsia="David" w:hAnsi="David"/>
+          <w:b w:val="false"/>
+          <w:bCs w:val="false"/>
+          <w:i w:val="false"/>
+          <w:iCs w:val="false"/>
+          <w:sz w:val="24"/>
+          <w:szCs w:val="24"/>
+          <w:rtl/>
+        </w:rPr>
+        <w:t xml:space="preserve">מאז היא מתגוררת בדירה ברציפות. הדירה היא ביתה היחיד; אין לה דירה בבעלותה ומעולם לא היתה לה. ודוק, בטבלת ביקורי המעגל שבנספח 4 נרשם "לא" ביחס לדייר ממשיך בכל אחת מן השנים 2010 עד 2019, עשור שלם שבו התגוררה הנתבעת בדירה, ובלא שנשאלה, זומנה או נשמעה ולו פעם אחת.</w:t>
+      </w:r>
+    </w:p>
+    <w:p>
+      <w:pPr>
+        <w:tabs>
+          <w:tab w:val="start" w:pos="480"/>
+        </w:tabs>
+        <w:bidi/>
+        <w:spacing w:after="45" w:line="360" w:lineRule="auto"/>
+        <w:ind w:start="480" w:hanging="480"/>
+        <w:jc w:val="both"/>
+      </w:pPr>
+      <w:r>
+        <w:rPr>
+          <w:rFonts w:ascii="David" w:cs="David" w:eastAsia="David" w:hAnsi="David"/>
+          <w:b w:val="false"/>
+          <w:bCs w:val="false"/>
+          <w:i w:val="false"/>
+          <w:iCs w:val="false"/>
+          <w:sz w:val="24"/>
+          <w:szCs w:val="24"/>
+          <w:rtl/>
+        </w:rPr>
+        <w:t xml:space="preserve">15.</w:t>
+      </w:r>
+      <w:r>
+        <w:rPr>
+          <w:rFonts w:ascii="David" w:cs="David" w:eastAsia="David" w:hAnsi="David"/>
+          <w:sz w:val="24"/>
+          <w:szCs w:val="24"/>
+          <w:rtl/>
+        </w:rPr>
+        <w:tab/>
+      </w:r>
+      <w:r>
+        <w:rPr>
+          <w:rFonts w:ascii="David" w:cs="David" w:eastAsia="David" w:hAnsi="David"/>
+          <w:b/>
+          <w:bCs/>
+          <w:i w:val="false"/>
+          <w:iCs w:val="false"/>
+          <w:sz w:val="24"/>
+          <w:szCs w:val="24"/>
+          <w:rtl/>
+        </w:rPr>
+        <w:t xml:space="preserve">הביקור מיום 3.7.2024.</w:t>
+      </w:r>
+      <w:r>
+        <w:rPr>
+          <w:rFonts w:ascii="David" w:cs="David" w:eastAsia="David" w:hAnsi="David"/>
+          <w:b w:val="false"/>
+          <w:bCs w:val="false"/>
+          <w:i w:val="false"/>
+          <w:iCs w:val="false"/>
+          <w:sz w:val="24"/>
+          <w:szCs w:val="24"/>
+          <w:rtl/>
+        </w:rPr>
+        <w:t xml:space="preserve"> כארבעה חודשים וחצי לאחר הפטירה ערכה נציגת התובעת ביקור בדירה, ורשמה בטופס "סיכום ביקור" (עמ' 38 לכתב התביעה): </w:t>
+      </w:r>
+      <w:r>
+        <w:rPr>
+          <w:rFonts w:ascii="David" w:cs="David" w:eastAsia="David" w:hAnsi="David"/>
+          <w:b/>
+          <w:bCs/>
+          <w:i w:val="false"/>
+          <w:iCs w:val="false"/>
+          <w:sz w:val="24"/>
+          <w:szCs w:val="24"/>
+          <w:rtl/>
+        </w:rPr>
+        <w:t xml:space="preserve">"דייר חוזי נפטר, ביקור עם הבת עדן טדלה"</w:t>
+      </w:r>
+      <w:r>
+        <w:rPr>
+          <w:rFonts w:ascii="David" w:cs="David" w:eastAsia="David" w:hAnsi="David"/>
+          <w:b w:val="false"/>
+          <w:bCs w:val="false"/>
+          <w:i w:val="false"/>
+          <w:iCs w:val="false"/>
+          <w:sz w:val="24"/>
+          <w:szCs w:val="24"/>
+          <w:rtl/>
+        </w:rPr>
+        <w:t xml:space="preserve">. "עדן" הוא שמה העברי של הנתבעת, והביקור נערך עמה בדירה.</w:t>
+      </w:r>
+    </w:p>
+    <w:p>
+      <w:pPr>
+        <w:tabs>
+          <w:tab w:val="start" w:pos="480"/>
+        </w:tabs>
+        <w:bidi/>
+        <w:spacing w:after="45" w:line="360" w:lineRule="auto"/>
+        <w:ind w:start="480" w:hanging="480"/>
+        <w:jc w:val="both"/>
+      </w:pPr>
+      <w:r>
+        <w:rPr>
+          <w:rFonts w:ascii="David" w:cs="David" w:eastAsia="David" w:hAnsi="David"/>
+          <w:b w:val="false"/>
+          <w:bCs w:val="false"/>
+          <w:i w:val="false"/>
+          <w:iCs w:val="false"/>
+          <w:sz w:val="24"/>
+          <w:szCs w:val="24"/>
+          <w:rtl/>
+        </w:rPr>
+        <w:t xml:space="preserve">16.</w:t>
+      </w:r>
+      <w:r>
+        <w:rPr>
+          <w:rFonts w:ascii="David" w:cs="David" w:eastAsia="David" w:hAnsi="David"/>
+          <w:sz w:val="24"/>
+          <w:szCs w:val="24"/>
+          <w:rtl/>
+        </w:rPr>
+        <w:tab/>
+      </w:r>
+      <w:r>
+        <w:rPr>
+          <w:rFonts w:ascii="David" w:cs="David" w:eastAsia="David" w:hAnsi="David"/>
+          <w:b w:val="false"/>
+          <w:bCs w:val="false"/>
+          <w:i w:val="false"/>
+          <w:iCs w:val="false"/>
+          <w:sz w:val="24"/>
+          <w:szCs w:val="24"/>
+          <w:rtl/>
+        </w:rPr>
+        <w:t xml:space="preserve">בהתאם לכך אף סומן בטבלה שבנספח 4, בשורת אותו ביקור, כי דייר ממשיך מתגורר בדירה. ובאותו טופס נרשם: </w:t>
+      </w:r>
+      <w:r>
+        <w:rPr>
+          <w:rFonts w:ascii="David" w:cs="David" w:eastAsia="David" w:hAnsi="David"/>
+          <w:b/>
+          <w:bCs/>
+          <w:i w:val="false"/>
+          <w:iCs w:val="false"/>
+          <w:sz w:val="24"/>
+          <w:szCs w:val="24"/>
+          <w:rtl/>
+        </w:rPr>
+        <w:t xml:space="preserve">"סטטוס חוזה: פעיל"</w:t>
+      </w:r>
+      <w:r>
+        <w:rPr>
+          <w:rFonts w:ascii="David" w:cs="David" w:eastAsia="David" w:hAnsi="David"/>
+          <w:b w:val="false"/>
+          <w:bCs w:val="false"/>
+          <w:i w:val="false"/>
+          <w:iCs w:val="false"/>
+          <w:sz w:val="24"/>
+          <w:szCs w:val="24"/>
+          <w:rtl/>
+        </w:rPr>
+        <w:t xml:space="preserve">; "שימוש בפועל: מגורים"; </w:t>
+      </w:r>
+      <w:r>
+        <w:rPr>
+          <w:rFonts w:ascii="David" w:cs="David" w:eastAsia="David" w:hAnsi="David"/>
+          <w:b/>
+          <w:bCs/>
+          <w:i w:val="false"/>
+          <w:iCs w:val="false"/>
+          <w:sz w:val="24"/>
+          <w:szCs w:val="24"/>
+          <w:rtl/>
+        </w:rPr>
+        <w:t xml:space="preserve">"שכ"ד נטו: 221.19"</w:t>
+      </w:r>
+      <w:r>
+        <w:rPr>
+          <w:rFonts w:ascii="David" w:cs="David" w:eastAsia="David" w:hAnsi="David"/>
+          <w:b w:val="false"/>
+          <w:bCs w:val="false"/>
+          <w:i w:val="false"/>
+          <w:iCs w:val="false"/>
+          <w:sz w:val="24"/>
+          <w:szCs w:val="24"/>
+          <w:rtl/>
+        </w:rPr>
+        <w:t xml:space="preserve">; </w:t>
+      </w:r>
+      <w:r>
+        <w:rPr>
+          <w:rFonts w:ascii="David" w:cs="David" w:eastAsia="David" w:hAnsi="David"/>
+          <w:b/>
+          <w:bCs/>
+          <w:i w:val="false"/>
+          <w:iCs w:val="false"/>
+          <w:sz w:val="24"/>
+          <w:szCs w:val="24"/>
+          <w:rtl/>
+        </w:rPr>
+        <w:t xml:space="preserve">"מועד סיום הנחה: 30/09/2024"</w:t>
+      </w:r>
+      <w:r>
+        <w:rPr>
+          <w:rFonts w:ascii="David" w:cs="David" w:eastAsia="David" w:hAnsi="David"/>
+          <w:b w:val="false"/>
+          <w:bCs w:val="false"/>
+          <w:i w:val="false"/>
+          <w:iCs w:val="false"/>
+          <w:sz w:val="24"/>
+          <w:szCs w:val="24"/>
+          <w:rtl/>
+        </w:rPr>
+        <w:t xml:space="preserve">; </w:t>
+      </w:r>
+      <w:r>
+        <w:rPr>
+          <w:rFonts w:ascii="David" w:cs="David" w:eastAsia="David" w:hAnsi="David"/>
+          <w:b/>
+          <w:bCs/>
+          <w:i w:val="false"/>
+          <w:iCs w:val="false"/>
+          <w:sz w:val="24"/>
+          <w:szCs w:val="24"/>
+          <w:rtl/>
+        </w:rPr>
+        <w:t xml:space="preserve">"חוב בתביעה: 0"</w:t>
+      </w:r>
+      <w:r>
+        <w:rPr>
+          <w:rFonts w:ascii="David" w:cs="David" w:eastAsia="David" w:hAnsi="David"/>
+          <w:b w:val="false"/>
+          <w:bCs w:val="false"/>
+          <w:i w:val="false"/>
+          <w:iCs w:val="false"/>
+          <w:sz w:val="24"/>
+          <w:szCs w:val="24"/>
+          <w:rtl/>
+        </w:rPr>
+        <w:t xml:space="preserve">.</w:t>
+      </w:r>
+    </w:p>
+    <w:p>
+      <w:pPr>
+        <w:tabs>
+          <w:tab w:val="start" w:pos="480"/>
+        </w:tabs>
+        <w:bidi/>
+        <w:spacing w:after="45" w:line="360" w:lineRule="auto"/>
+        <w:ind w:start="480" w:hanging="480"/>
+        <w:jc w:val="both"/>
+      </w:pPr>
+      <w:r>
+        <w:rPr>
+          <w:rFonts w:ascii="David" w:cs="David" w:eastAsia="David" w:hAnsi="David"/>
+          <w:b w:val="false"/>
+          <w:bCs w:val="false"/>
+          <w:i w:val="false"/>
+          <w:iCs w:val="false"/>
+          <w:sz w:val="24"/>
+          <w:szCs w:val="24"/>
+          <w:rtl/>
+        </w:rPr>
+        <w:t xml:space="preserve">17.</w:t>
+      </w:r>
+      <w:r>
+        <w:rPr>
+          <w:rFonts w:ascii="David" w:cs="David" w:eastAsia="David" w:hAnsi="David"/>
+          <w:sz w:val="24"/>
+          <w:szCs w:val="24"/>
+          <w:rtl/>
+        </w:rPr>
+        <w:tab/>
+      </w:r>
+      <w:r>
+        <w:rPr>
+          <w:rFonts w:ascii="David" w:cs="David" w:eastAsia="David" w:hAnsi="David"/>
+          <w:b/>
+          <w:bCs/>
+          <w:i w:val="false"/>
+          <w:iCs w:val="false"/>
+          <w:sz w:val="24"/>
+          <w:szCs w:val="24"/>
+          <w:rtl/>
+        </w:rPr>
+        <w:t xml:space="preserve">הכספים.</w:t>
+      </w:r>
+      <w:r>
+        <w:rPr>
+          <w:rFonts w:ascii="David" w:cs="David" w:eastAsia="David" w:hAnsi="David"/>
+          <w:b w:val="false"/>
+          <w:bCs w:val="false"/>
+          <w:i w:val="false"/>
+          <w:iCs w:val="false"/>
+          <w:sz w:val="24"/>
+          <w:szCs w:val="24"/>
+          <w:rtl/>
+        </w:rPr>
+        <w:t xml:space="preserve"> ביום 23.7.2024, כחמישה חודשים לאחר הפטירה, הנפיקה התובעת קבלה על סך 1,355.71 ₪ בגין </w:t>
+      </w:r>
+      <w:r>
+        <w:rPr>
+          <w:rFonts w:ascii="David" w:cs="David" w:eastAsia="David" w:hAnsi="David"/>
+          <w:b/>
+          <w:bCs/>
+          <w:i w:val="false"/>
+          <w:iCs w:val="false"/>
+          <w:sz w:val="24"/>
+          <w:szCs w:val="24"/>
+          <w:rtl/>
+        </w:rPr>
+        <w:t xml:space="preserve">שכר דירה</w:t>
+      </w:r>
+      <w:r>
+        <w:rPr>
+          <w:rFonts w:ascii="David" w:cs="David" w:eastAsia="David" w:hAnsi="David"/>
+          <w:b w:val="false"/>
+          <w:bCs w:val="false"/>
+          <w:i w:val="false"/>
+          <w:iCs w:val="false"/>
+          <w:sz w:val="24"/>
+          <w:szCs w:val="24"/>
+          <w:rtl/>
+        </w:rPr>
+        <w:t xml:space="preserve"> (קוד 101) לחודשים 02/2024 עד 07/2024, על שם הדייר החוזי המנוח ולחשבונו; הסכום שולם (נספח א').</w:t>
+      </w:r>
+    </w:p>
+    <w:p>
+      <w:pPr>
+        <w:tabs>
+          <w:tab w:val="start" w:pos="480"/>
+        </w:tabs>
+        <w:bidi/>
+        <w:spacing w:after="45" w:line="360" w:lineRule="auto"/>
+        <w:ind w:start="480" w:hanging="480"/>
+        <w:jc w:val="both"/>
+      </w:pPr>
+      <w:r>
+        <w:rPr>
+          <w:rFonts w:ascii="David" w:cs="David" w:eastAsia="David" w:hAnsi="David"/>
+          <w:b w:val="false"/>
+          <w:bCs w:val="false"/>
+          <w:i w:val="false"/>
+          <w:iCs w:val="false"/>
+          <w:sz w:val="24"/>
+          <w:szCs w:val="24"/>
+          <w:rtl/>
+        </w:rPr>
+        <w:t xml:space="preserve">18.</w:t>
+      </w:r>
+      <w:r>
+        <w:rPr>
+          <w:rFonts w:ascii="David" w:cs="David" w:eastAsia="David" w:hAnsi="David"/>
+          <w:sz w:val="24"/>
+          <w:szCs w:val="24"/>
+          <w:rtl/>
+        </w:rPr>
+        <w:tab/>
+      </w:r>
+      <w:r>
+        <w:rPr>
+          <w:rFonts w:ascii="David" w:cs="David" w:eastAsia="David" w:hAnsi="David"/>
+          <w:b w:val="false"/>
+          <w:bCs w:val="false"/>
+          <w:i w:val="false"/>
+          <w:iCs w:val="false"/>
+          <w:sz w:val="24"/>
+          <w:szCs w:val="24"/>
+          <w:rtl/>
+        </w:rPr>
+        <w:t xml:space="preserve">ואולם ביום 17.9.2024, לאחר החלטת הוועדה, הוציאה התובעת שובר על שם הנתבעת, ובו נדרשה לשלם בגין אותם חודשים בתוספת שניים סך 21,730.81 ₪ תחת הכותרת </w:t>
+      </w:r>
+      <w:r>
+        <w:rPr>
+          <w:rFonts w:ascii="David" w:cs="David" w:eastAsia="David" w:hAnsi="David"/>
+          <w:b/>
+          <w:bCs/>
+          <w:i w:val="false"/>
+          <w:iCs w:val="false"/>
+          <w:sz w:val="24"/>
+          <w:szCs w:val="24"/>
+          <w:rtl/>
+        </w:rPr>
+        <w:t xml:space="preserve">"דמי שמוש ראויים"</w:t>
+      </w:r>
+      <w:r>
+        <w:rPr>
+          <w:rFonts w:ascii="David" w:cs="David" w:eastAsia="David" w:hAnsi="David"/>
+          <w:b w:val="false"/>
+          <w:bCs w:val="false"/>
+          <w:i w:val="false"/>
+          <w:iCs w:val="false"/>
+          <w:sz w:val="24"/>
+          <w:szCs w:val="24"/>
+          <w:rtl/>
+        </w:rPr>
+        <w:t xml:space="preserve"> (קוד 103). כך חויבה הדירה פעמיים (נספח ב').</w:t>
+      </w:r>
+    </w:p>
+    <w:p>
+      <w:pPr>
+        <w:tabs>
+          <w:tab w:val="start" w:pos="480"/>
+        </w:tabs>
+        <w:bidi/>
+        <w:spacing w:after="45" w:line="360" w:lineRule="auto"/>
+        <w:ind w:start="480" w:hanging="480"/>
+        <w:jc w:val="both"/>
+      </w:pPr>
+      <w:r>
+        <w:rPr>
+          <w:rFonts w:ascii="David" w:cs="David" w:eastAsia="David" w:hAnsi="David"/>
+          <w:b w:val="false"/>
+          <w:bCs w:val="false"/>
+          <w:i w:val="false"/>
+          <w:iCs w:val="false"/>
+          <w:sz w:val="24"/>
+          <w:szCs w:val="24"/>
+          <w:rtl/>
+        </w:rPr>
+        <w:t xml:space="preserve">19.</w:t>
+      </w:r>
+      <w:r>
+        <w:rPr>
+          <w:rFonts w:ascii="David" w:cs="David" w:eastAsia="David" w:hAnsi="David"/>
+          <w:sz w:val="24"/>
+          <w:szCs w:val="24"/>
+          <w:rtl/>
+        </w:rPr>
+        <w:tab/>
+      </w:r>
+      <w:r>
+        <w:rPr>
+          <w:rFonts w:ascii="David" w:cs="David" w:eastAsia="David" w:hAnsi="David"/>
+          <w:b w:val="false"/>
+          <w:bCs w:val="false"/>
+          <w:i w:val="false"/>
+          <w:iCs w:val="false"/>
+          <w:sz w:val="24"/>
+          <w:szCs w:val="24"/>
+          <w:rtl/>
+        </w:rPr>
+        <w:t xml:space="preserve">ביום 27.3.2025 שילמה הנתבעת 2,911.01 ₪ נוספים על פי שובר שהתובעת שלחה אליה (נספח ג'). אף לפי הכרטסת, מספר חודשי אי-התשלום הוא 12 מתוך למעלה מעשרים וארבעה.</w:t>
+      </w:r>
+    </w:p>
+    <w:p>
+      <w:pPr>
+        <w:tabs>
+          <w:tab w:val="start" w:pos="480"/>
+        </w:tabs>
+        <w:bidi/>
+        <w:spacing w:after="45" w:line="360" w:lineRule="auto"/>
+        <w:ind w:start="480" w:hanging="480"/>
+        <w:jc w:val="both"/>
+      </w:pPr>
+      <w:r>
+        <w:rPr>
+          <w:rFonts w:ascii="David" w:cs="David" w:eastAsia="David" w:hAnsi="David"/>
+          <w:b w:val="false"/>
+          <w:bCs w:val="false"/>
+          <w:i w:val="false"/>
+          <w:iCs w:val="false"/>
+          <w:sz w:val="24"/>
+          <w:szCs w:val="24"/>
+          <w:rtl/>
+        </w:rPr>
+        <w:t xml:space="preserve">20.</w:t>
+      </w:r>
+      <w:r>
+        <w:rPr>
+          <w:rFonts w:ascii="David" w:cs="David" w:eastAsia="David" w:hAnsi="David"/>
+          <w:sz w:val="24"/>
+          <w:szCs w:val="24"/>
+          <w:rtl/>
+        </w:rPr>
+        <w:tab/>
+      </w:r>
+      <w:r>
+        <w:rPr>
+          <w:rFonts w:ascii="David" w:cs="David" w:eastAsia="David" w:hAnsi="David"/>
+          <w:b/>
+          <w:bCs/>
+          <w:i w:val="false"/>
+          <w:iCs w:val="false"/>
+          <w:sz w:val="24"/>
+          <w:szCs w:val="24"/>
+          <w:rtl/>
+        </w:rPr>
+        <w:t xml:space="preserve">פגמי הטופס.</w:t>
+      </w:r>
+      <w:r>
+        <w:rPr>
+          <w:rFonts w:ascii="David" w:cs="David" w:eastAsia="David" w:hAnsi="David"/>
+          <w:b w:val="false"/>
+          <w:bCs w:val="false"/>
+          <w:i w:val="false"/>
+          <w:iCs w:val="false"/>
+          <w:sz w:val="24"/>
+          <w:szCs w:val="24"/>
+          <w:rtl/>
+        </w:rPr>
+        <w:t xml:space="preserve"> נספח 4 אינו החלטה אלא טופס שרובו לא מולא. הפרק "נימוקים והמלצות" נותר ריק; הפרק "החלטת הוועדה המחוזית" נושא שתי שורות בכתב יד שאינן קריאות בעותק שהומצא, ואין בהן דיון בתנאי החוק; והשדה "מצ"ב החלטת ועדה מיום ___" ריק, בעוד המסמך שאליו הוא מפנה לא הוצג.</w:t>
+      </w:r>
+    </w:p>
+    <w:p>
+      <w:pPr>
+        <w:tabs>
+          <w:tab w:val="start" w:pos="480"/>
+        </w:tabs>
+        <w:bidi/>
+        <w:spacing w:after="45" w:line="360" w:lineRule="auto"/>
+        <w:ind w:start="480" w:hanging="480"/>
+        <w:jc w:val="both"/>
+      </w:pPr>
+      <w:r>
+        <w:rPr>
+          <w:rFonts w:ascii="David" w:cs="David" w:eastAsia="David" w:hAnsi="David"/>
+          <w:b w:val="false"/>
+          <w:bCs w:val="false"/>
+          <w:i w:val="false"/>
+          <w:iCs w:val="false"/>
+          <w:sz w:val="24"/>
+          <w:szCs w:val="24"/>
+          <w:rtl/>
+        </w:rPr>
         <w:t xml:space="preserve">21.</w:t>
       </w:r>
       <w:r>
@@ -1693,28 +1927,15 @@
       <w:r>
         <w:rPr>
           <w:rFonts w:ascii="David" w:cs="David" w:eastAsia="David" w:hAnsi="David"/>
-          <w:b/>
-          <w:bCs/>
-          <w:i w:val="false"/>
-          <w:iCs w:val="false"/>
-          <w:sz w:val="24"/>
-          <w:szCs w:val="24"/>
-          <w:rtl/>
-        </w:rPr>
-        <w:t xml:space="preserve">הרקע.</w:t>
-      </w:r>
-      <w:r>
-        <w:rPr>
-          <w:rFonts w:ascii="David" w:cs="David" w:eastAsia="David" w:hAnsi="David"/>
-          <w:b w:val="false"/>
-          <w:bCs w:val="false"/>
-          <w:i w:val="false"/>
-          <w:iCs w:val="false"/>
-          <w:sz w:val="24"/>
-          <w:szCs w:val="24"/>
-          <w:rtl/>
-        </w:rPr>
-        <w:t xml:space="preserve"> הדירה ברח' צה"ל 72/6 בפתח תקווה הושכרה לאביה המנוח של הנתבעת על פי חוזה מיום 29.8.1996, ומועד האכלוס הרשום בכל טופסי התובעת הוא 8.8.1996.</w:t>
+          <w:b w:val="false"/>
+          <w:bCs w:val="false"/>
+          <w:i w:val="false"/>
+          <w:iCs w:val="false"/>
+          <w:sz w:val="24"/>
+          <w:szCs w:val="24"/>
+          <w:rtl/>
+        </w:rPr>
+        <w:t xml:space="preserve">חובת ההנמקה קבועה בסעיף 2 לחוק לתיקון סדרי המינהל (החלטות והנמקות), התשי"ט-1958. והרובריקה שיועדה לסגן מנהל מרכז השירות, שבה אמורים היו להירשם אישורי משרד הבינוי והשיכון והממצאים, נותרה ריקה בכל שורותיה, בלא שם ובלא חתימה.</w:t>
       </w:r>
     </w:p>
     <w:p>
@@ -1760,7 +1981,7 @@
           <w:szCs w:val="24"/>
           <w:rtl/>
         </w:rPr>
-        <w:t xml:space="preserve">המנוח, יליד 1943, עלה לישראל מאתיופיה בשנת 1991 ונפטר ביום 16.2.2024.</w:t>
+        <w:t xml:space="preserve">בכלל אותן שורות ריקות השדות "חסר דירה" ו"מומש סיוע בשכ"ד", שבהם נבחנת זכאותה העצמאית של הנתבעת לדירה ציבורית לפי הכללים - היא החלופה שבסעיף 3(ב) לחוק, אשר בהתקיימה רואים את הדייר הממשיך כמי שבא בנעלי הזכאי לכל דבר ועניין.</w:t>
       </w:r>
     </w:p>
     <w:p>
@@ -1806,7 +2027,7 @@
           <w:szCs w:val="24"/>
           <w:rtl/>
         </w:rPr>
-        <w:t xml:space="preserve">תעודת הפטירה, שהתובעת עצמה צירפה כנספח 3, נשלחה ביום 10.3.2024 מלשכת רשות האוכלוסין בפתח תקווה אל הנתבעת, בכתובת הדירה.</w:t>
+        <w:t xml:space="preserve">משכך, הקביעה שבסעיף 19 לכתב התביעה, ולפיה לא עמדה הנתבעת בתבחינים, אינה קביעה אלא הנחה. ומכל מקום, ועדה פנימית של התובעת אינה משרד הבינוי והשיכון.</w:t>
       </w:r>
     </w:p>
     <w:p>
@@ -1852,20 +2073,20 @@
           <w:szCs w:val="24"/>
           <w:rtl/>
         </w:rPr>
-        <w:t xml:space="preserve">נסיבות מגוריה של הנתבעת.</w:t>
-      </w:r>
-      <w:r>
-        <w:rPr>
-          <w:rFonts w:ascii="David" w:cs="David" w:eastAsia="David" w:hAnsi="David"/>
-          <w:b w:val="false"/>
-          <w:bCs w:val="false"/>
-          <w:i w:val="false"/>
-          <w:iCs w:val="false"/>
-          <w:sz w:val="24"/>
-          <w:szCs w:val="24"/>
-          <w:rtl/>
-        </w:rPr>
-        <w:t xml:space="preserve"> היא גדלה בדירה והתגוררה בה מילדותה, לרבות ביום 1.8.2009 וברציפות עד לשנת 2019.</w:t>
+        <w:t xml:space="preserve">התשתית סותרת את עצמה.</w:t>
+      </w:r>
+      <w:r>
+        <w:rPr>
+          <w:rFonts w:ascii="David" w:cs="David" w:eastAsia="David" w:hAnsi="David"/>
+          <w:b w:val="false"/>
+          <w:bCs w:val="false"/>
+          <w:i w:val="false"/>
+          <w:iCs w:val="false"/>
+          <w:sz w:val="24"/>
+          <w:szCs w:val="24"/>
+          <w:rtl/>
+        </w:rPr>
+        <w:t xml:space="preserve"> מסקנת הטופס נסמכת כולה על טבלת ביקורי המעגל שערכה התובעת לעצמה (עמ' 42), וזו אינה יכולה לשאתה. ביחס לביקור מיום 3.7.2024 נרשם בטבלה כי הדייר החוזי "גר: כן", ארבעה חודשים וחצי לאחר פטירתו.</w:t>
       </w:r>
     </w:p>
     <w:p>
@@ -1911,7 +2132,33 @@
           <w:szCs w:val="24"/>
           <w:rtl/>
         </w:rPr>
-        <w:t xml:space="preserve">באותה שנה, על רקע מתח וקושי שנתגלעו בינה לבין אביה, שכרה דירה בסמוך כדי שיהיה בידה מקום לינה נפרד.</w:t>
+        <w:t xml:space="preserve">ולגבי הביקור מיום 18.12.2023, האחרון בחיי המנוח, נרשם אצל הדייר הממשיך "לא"; ואילו דוח הביקור לאותו מועד ממש (עמ' 37) קובע: </w:t>
+      </w:r>
+      <w:r>
+        <w:rPr>
+          <w:rFonts w:ascii="David" w:cs="David" w:eastAsia="David" w:hAnsi="David"/>
+          <w:b/>
+          <w:bCs/>
+          <w:i w:val="false"/>
+          <w:iCs w:val="false"/>
+          <w:sz w:val="24"/>
+          <w:szCs w:val="24"/>
+          <w:rtl/>
+        </w:rPr>
+        <w:t xml:space="preserve">"נקבע מספר פעמים ביקור בית, הדייר אומר אני אהיה בבית, לא נצא"</w:t>
+      </w:r>
+      <w:r>
+        <w:rPr>
+          <w:rFonts w:ascii="David" w:cs="David" w:eastAsia="David" w:hAnsi="David"/>
+          <w:b w:val="false"/>
+          <w:bCs w:val="false"/>
+          <w:i w:val="false"/>
+          <w:iCs w:val="false"/>
+          <w:sz w:val="24"/>
+          <w:szCs w:val="24"/>
+          <w:rtl/>
+        </w:rPr>
+        <w:t xml:space="preserve"> [כך במקור].</w:t>
       </w:r>
     </w:p>
     <w:p>
@@ -1957,7 +2204,33 @@
           <w:szCs w:val="24"/>
           <w:rtl/>
         </w:rPr>
-        <w:t xml:space="preserve">היא לא נטשה את אביה ולא חדלה מלבקרו: הגיעה אליו בתדירות גבוהה, הכינה עבורו אוכל ודאגה לצרכיו.</w:t>
+        <w:t xml:space="preserve">ואף על פי כן נושא אותו דוח דירוגי מצב מפורטים לכל חדרי הדירה, שלושה סימוני אישור ובהם "אני מאשר בחתימתי את כל הנתונים שבסיכום זה לאחר שקראתי אותו והבנתי אותו", וחותמת </w:t>
+      </w:r>
+      <w:r>
+        <w:rPr>
+          <w:rFonts w:ascii="David" w:cs="David" w:eastAsia="David" w:hAnsi="David"/>
+          <w:b/>
+          <w:bCs/>
+          <w:i w:val="false"/>
+          <w:iCs w:val="false"/>
+          <w:sz w:val="24"/>
+          <w:szCs w:val="24"/>
+          <w:rtl/>
+        </w:rPr>
+        <w:t xml:space="preserve">"מסרב לחתום"</w:t>
+      </w:r>
+      <w:r>
+        <w:rPr>
+          <w:rFonts w:ascii="David" w:cs="David" w:eastAsia="David" w:hAnsi="David"/>
+          <w:b w:val="false"/>
+          <w:bCs w:val="false"/>
+          <w:i w:val="false"/>
+          <w:iCs w:val="false"/>
+          <w:sz w:val="24"/>
+          <w:szCs w:val="24"/>
+          <w:rtl/>
+        </w:rPr>
+        <w:t xml:space="preserve">. קרי, בדיקה פנימית של הדירה כולה וקביעה פוזיטיבית, על יסוד ביקור שלא נערך. והמוקדם שברישומי הטבלה הוא מיום 11.8.2010, כך שביחס ליום 1.8.2009, נקודת המוצא של אמת המידה, אין בה דבר.</w:t>
       </w:r>
     </w:p>
     <w:p>
@@ -1995,15 +2268,28 @@
       <w:r>
         <w:rPr>
           <w:rFonts w:ascii="David" w:cs="David" w:eastAsia="David" w:hAnsi="David"/>
-          <w:b w:val="false"/>
-          <w:bCs w:val="false"/>
-          <w:i w:val="false"/>
-          <w:iCs w:val="false"/>
-          <w:sz w:val="24"/>
-          <w:szCs w:val="24"/>
-          <w:rtl/>
-        </w:rPr>
-        <w:t xml:space="preserve">בסמוך לחודש דצמבר 2023, כשבעה חודשים בטרם פקע חוזה השכירות שלה, עזבה את הדירה השכורה ועברה לשהות לצד אביה ולסעוד אותו עד לפטירתו.</w:t>
+          <w:b/>
+          <w:bCs/>
+          <w:i w:val="false"/>
+          <w:iCs w:val="false"/>
+          <w:sz w:val="24"/>
+          <w:szCs w:val="24"/>
+          <w:rtl/>
+        </w:rPr>
+        <w:t xml:space="preserve">תצהיר המנוח מיום 10.11.2021.</w:t>
+      </w:r>
+      <w:r>
+        <w:rPr>
+          <w:rFonts w:ascii="David" w:cs="David" w:eastAsia="David" w:hAnsi="David"/>
+          <w:b w:val="false"/>
+          <w:bCs w:val="false"/>
+          <w:i w:val="false"/>
+          <w:iCs w:val="false"/>
+          <w:sz w:val="24"/>
+          <w:szCs w:val="24"/>
+          <w:rtl/>
+        </w:rPr>
+        <w:t xml:space="preserve"> הנטען בסעיף 16 לכתב התביעה נסמך על טופס מודפס (עמ' 35), שעליו החתימה התובעת את המנוח בביקור מטעמה. המנוח היה אז כבן שבעים ושמונה; הוא דובר אמהרית, לא ידע קרוא וכתוב ולא שלט בעברית.</w:t>
       </w:r>
     </w:p>
     <w:p>
@@ -2049,7 +2335,7 @@
           <w:szCs w:val="24"/>
           <w:rtl/>
         </w:rPr>
-        <w:t xml:space="preserve">מאז היא מתגוררת בדירה ברציפות. הדירה היא ביתה היחיד; אין לה דירה בבעלותה ומעולם לא היתה לה.</w:t>
+        <w:t xml:space="preserve">מי שהחתימה אותו היא גב' נטלי לוגסי, מנהלת תיק הלקוח מטעם התובעת, שאינה דוברת אמהרית; ובדוח הביקור שערכה (עמ' 33) נרשם "ביקור בוצע ב 10/11/21", הוא יום החתימה.</w:t>
       </w:r>
     </w:p>
     <w:p>
@@ -2095,7 +2381,7 @@
           <w:szCs w:val="24"/>
           <w:rtl/>
         </w:rPr>
-        <w:t xml:space="preserve">ודוק, בטבלת ביקורי המעגל שבנספח 4 נרשם "לא" ביחס לדייר ממשיך בכל אחת מן השנים 2010 עד 2019, עשור שלם שבו התגוררה הנתבעת בדירה, ובלא שנשאלה, זומנה או נשמעה ולו פעם אחת.</w:t>
+        <w:t xml:space="preserve">בפרק "אישור חתימה" שבתחתית הטופס מציע הנוסח המודפס שתי חלופות, "לאחר שקרא/ה אותה" ו"הקראתי לו/ה", ואיש לא סימן איזו מהן התקיימה. אין בטופס זכר למתורגמן ואין בו אינדיקציה שתוכנו הובא לידיעת המנוח בשפה שהבין; וגוף הטופס כולו מודפס מראש, והמנוח לא הוסיף בו דבר מלבד חתימתו והתאריך.</w:t>
       </w:r>
     </w:p>
     <w:p>
@@ -2133,54 +2419,15 @@
       <w:r>
         <w:rPr>
           <w:rFonts w:ascii="David" w:cs="David" w:eastAsia="David" w:hAnsi="David"/>
-          <w:b/>
-          <w:bCs/>
-          <w:i w:val="false"/>
-          <w:iCs w:val="false"/>
-          <w:sz w:val="24"/>
-          <w:szCs w:val="24"/>
-          <w:rtl/>
-        </w:rPr>
-        <w:t xml:space="preserve">הביקור מיום 3.7.2024.</w:t>
-      </w:r>
-      <w:r>
-        <w:rPr>
-          <w:rFonts w:ascii="David" w:cs="David" w:eastAsia="David" w:hAnsi="David"/>
-          <w:b w:val="false"/>
-          <w:bCs w:val="false"/>
-          <w:i w:val="false"/>
-          <w:iCs w:val="false"/>
-          <w:sz w:val="24"/>
-          <w:szCs w:val="24"/>
-          <w:rtl/>
-        </w:rPr>
-        <w:t xml:space="preserve"> כארבעה חודשים וחצי לאחר הפטירה ערכה נציגת התובעת ביקור בדירה, ורשמה בטופס "סיכום ביקור" (עמ' 38 לכתב התביעה): </w:t>
-      </w:r>
-      <w:r>
-        <w:rPr>
-          <w:rFonts w:ascii="David" w:cs="David" w:eastAsia="David" w:hAnsi="David"/>
-          <w:b/>
-          <w:bCs/>
-          <w:i w:val="false"/>
-          <w:iCs w:val="false"/>
-          <w:sz w:val="24"/>
-          <w:szCs w:val="24"/>
-          <w:rtl/>
-        </w:rPr>
-        <w:t xml:space="preserve">"דייר חוזי נפטר, ביקור עם הבת עדן טדלה"</w:t>
-      </w:r>
-      <w:r>
-        <w:rPr>
-          <w:rFonts w:ascii="David" w:cs="David" w:eastAsia="David" w:hAnsi="David"/>
-          <w:b w:val="false"/>
-          <w:bCs w:val="false"/>
-          <w:i w:val="false"/>
-          <w:iCs w:val="false"/>
-          <w:sz w:val="24"/>
-          <w:szCs w:val="24"/>
-          <w:rtl/>
-        </w:rPr>
-        <w:t xml:space="preserve">.</w:t>
+          <w:b w:val="false"/>
+          <w:bCs w:val="false"/>
+          <w:i w:val="false"/>
+          <w:iCs w:val="false"/>
+          <w:sz w:val="24"/>
+          <w:szCs w:val="24"/>
+          <w:rtl/>
+        </w:rPr>
+        <w:t xml:space="preserve">מסמך שהוחתם כך על אדם שאינו יודע קרוא וכתוב, מבלי שהוכח כי הוסבר לו בשפתו, אין ליתן בו משקל. הנתבעת שומרת על זכותה להתנגד להגשתו ולעתור להוצאתו מן התיק.</w:t>
       </w:r>
     </w:p>
     <w:p>
@@ -2226,7 +2473,7 @@
           <w:szCs w:val="24"/>
           <w:rtl/>
         </w:rPr>
-        <w:t xml:space="preserve">"עדן" הוא שמה העברי של הנתבעת, והביקור נערך עמה בדירה. בהתאם לכך אף סומן בטבלה שבנספח 4, בשורת אותו ביקור, כי דייר ממשיך מתגורר בדירה.</w:t>
+        <w:t xml:space="preserve">וסעיף 3 לטופס מגלה את תכליתו: כי ההצהרה "לא תאפשר לקרובי לטעון כי גרו איתי בדירה, לרבות לצורך הוכחת משך מגורים בדירה כדי להיחשב 'דיירים ממשיכים'".</w:t>
       </w:r>
     </w:p>
     <w:p>
@@ -2272,111 +2519,7 @@
           <w:szCs w:val="24"/>
           <w:rtl/>
         </w:rPr>
-        <w:t xml:space="preserve">באותו טופס נרשם: </w:t>
-      </w:r>
-      <w:r>
-        <w:rPr>
-          <w:rFonts w:ascii="David" w:cs="David" w:eastAsia="David" w:hAnsi="David"/>
-          <w:b/>
-          <w:bCs/>
-          <w:i w:val="false"/>
-          <w:iCs w:val="false"/>
-          <w:sz w:val="24"/>
-          <w:szCs w:val="24"/>
-          <w:rtl/>
-        </w:rPr>
-        <w:t xml:space="preserve">"סטטוס חוזה: פעיל"</w:t>
-      </w:r>
-      <w:r>
-        <w:rPr>
-          <w:rFonts w:ascii="David" w:cs="David" w:eastAsia="David" w:hAnsi="David"/>
-          <w:b w:val="false"/>
-          <w:bCs w:val="false"/>
-          <w:i w:val="false"/>
-          <w:iCs w:val="false"/>
-          <w:sz w:val="24"/>
-          <w:szCs w:val="24"/>
-          <w:rtl/>
-        </w:rPr>
-        <w:t xml:space="preserve">; "שימוש בפועל: מגורים"; </w:t>
-      </w:r>
-      <w:r>
-        <w:rPr>
-          <w:rFonts w:ascii="David" w:cs="David" w:eastAsia="David" w:hAnsi="David"/>
-          <w:b/>
-          <w:bCs/>
-          <w:i w:val="false"/>
-          <w:iCs w:val="false"/>
-          <w:sz w:val="24"/>
-          <w:szCs w:val="24"/>
-          <w:rtl/>
-        </w:rPr>
-        <w:t xml:space="preserve">"שכ"ד נטו: 221.19"</w:t>
-      </w:r>
-      <w:r>
-        <w:rPr>
-          <w:rFonts w:ascii="David" w:cs="David" w:eastAsia="David" w:hAnsi="David"/>
-          <w:b w:val="false"/>
-          <w:bCs w:val="false"/>
-          <w:i w:val="false"/>
-          <w:iCs w:val="false"/>
-          <w:sz w:val="24"/>
-          <w:szCs w:val="24"/>
-          <w:rtl/>
-        </w:rPr>
-        <w:t xml:space="preserve">; </w:t>
-      </w:r>
-      <w:r>
-        <w:rPr>
-          <w:rFonts w:ascii="David" w:cs="David" w:eastAsia="David" w:hAnsi="David"/>
-          <w:b/>
-          <w:bCs/>
-          <w:i w:val="false"/>
-          <w:iCs w:val="false"/>
-          <w:sz w:val="24"/>
-          <w:szCs w:val="24"/>
-          <w:rtl/>
-        </w:rPr>
-        <w:t xml:space="preserve">"מועד סיום הנחה: 30/09/2024"</w:t>
-      </w:r>
-      <w:r>
-        <w:rPr>
-          <w:rFonts w:ascii="David" w:cs="David" w:eastAsia="David" w:hAnsi="David"/>
-          <w:b w:val="false"/>
-          <w:bCs w:val="false"/>
-          <w:i w:val="false"/>
-          <w:iCs w:val="false"/>
-          <w:sz w:val="24"/>
-          <w:szCs w:val="24"/>
-          <w:rtl/>
-        </w:rPr>
-        <w:t xml:space="preserve">; </w:t>
-      </w:r>
-      <w:r>
-        <w:rPr>
-          <w:rFonts w:ascii="David" w:cs="David" w:eastAsia="David" w:hAnsi="David"/>
-          <w:b/>
-          <w:bCs/>
-          <w:i w:val="false"/>
-          <w:iCs w:val="false"/>
-          <w:sz w:val="24"/>
-          <w:szCs w:val="24"/>
-          <w:rtl/>
-        </w:rPr>
-        <w:t xml:space="preserve">"חוב בתביעה: 0"</w:t>
-      </w:r>
-      <w:r>
-        <w:rPr>
-          <w:rFonts w:ascii="David" w:cs="David" w:eastAsia="David" w:hAnsi="David"/>
-          <w:b w:val="false"/>
-          <w:bCs w:val="false"/>
-          <w:i w:val="false"/>
-          <w:iCs w:val="false"/>
-          <w:sz w:val="24"/>
-          <w:szCs w:val="24"/>
-          <w:rtl/>
-        </w:rPr>
-        <w:t xml:space="preserve">.</w:t>
+        <w:t xml:space="preserve">ברם, המעמד שבחוק זכויות הדייר בדיור הציבורי קם לנתבעת מכוח דין, והיא לא היתה צד לאותו טופס. זכות סטטוטורית של מי שאינו חתום על הטופס אינה ניתנת לוויתור בידי החותם, ולו מטעמי תקנת הציבור שבסעיף 30 לחוק החוזים (חלק כללי), התשל"ג-1973. ומכל מקום עסקינן בטופס אחד ממועד אחד, שאין בו כדי ללמד על התקופה שקדמה לו או על זו שלאחריה.</w:t>
       </w:r>
     </w:p>
     <w:p>
@@ -2422,46 +2565,20 @@
           <w:szCs w:val="24"/>
           <w:rtl/>
         </w:rPr>
-        <w:t xml:space="preserve">הכספים.</w:t>
-      </w:r>
-      <w:r>
-        <w:rPr>
-          <w:rFonts w:ascii="David" w:cs="David" w:eastAsia="David" w:hAnsi="David"/>
-          <w:b w:val="false"/>
-          <w:bCs w:val="false"/>
-          <w:i w:val="false"/>
-          <w:iCs w:val="false"/>
-          <w:sz w:val="24"/>
-          <w:szCs w:val="24"/>
-          <w:rtl/>
-        </w:rPr>
-        <w:t xml:space="preserve"> ביום 23.7.2024, כחמישה חודשים לאחר הפטירה, הנפיקה התובעת קבלה על סך 1,355.71 ₪ בגין </w:t>
-      </w:r>
-      <w:r>
-        <w:rPr>
-          <w:rFonts w:ascii="David" w:cs="David" w:eastAsia="David" w:hAnsi="David"/>
-          <w:b/>
-          <w:bCs/>
-          <w:i w:val="false"/>
-          <w:iCs w:val="false"/>
-          <w:sz w:val="24"/>
-          <w:szCs w:val="24"/>
-          <w:rtl/>
-        </w:rPr>
-        <w:t xml:space="preserve">שכר דירה</w:t>
-      </w:r>
-      <w:r>
-        <w:rPr>
-          <w:rFonts w:ascii="David" w:cs="David" w:eastAsia="David" w:hAnsi="David"/>
-          <w:b w:val="false"/>
-          <w:bCs w:val="false"/>
-          <w:i w:val="false"/>
-          <w:iCs w:val="false"/>
-          <w:sz w:val="24"/>
-          <w:szCs w:val="24"/>
-          <w:rtl/>
-        </w:rPr>
-        <w:t xml:space="preserve"> (קוד 101) לחודשים 02/2024 עד 07/2024, על שם הדייר החוזי המנוח ולחשבונו; הסכום שולם (נספח א').</w:t>
+        <w:t xml:space="preserve">חומר הרווחה.</w:t>
+      </w:r>
+      <w:r>
+        <w:rPr>
+          <w:rFonts w:ascii="David" w:cs="David" w:eastAsia="David" w:hAnsi="David"/>
+          <w:b w:val="false"/>
+          <w:bCs w:val="false"/>
+          <w:i w:val="false"/>
+          <w:iCs w:val="false"/>
+          <w:sz w:val="24"/>
+          <w:szCs w:val="24"/>
+          <w:rtl/>
+        </w:rPr>
+        <w:t xml:space="preserve"> בחודש יולי 2026 פנה האגף לשירותים חברתיים בעיריית פתח תקווה במכתב שעניינו הנתבעת (נספח ה'), המוכרת באותו אגף כנתמכת (נספח ו'). במכתב נמסר כי הנתבעת "היתה מוכרת ברווחה לאורך שנים", וכי היא "בת 42 רווקה ללא ילדים מתמודדת עם נכות נפשית ופיברומיאלגיה, אינה עובדת ומקבלת קיצבה 100% נכות מביטוח לאומי" (נספח ז').</w:t>
       </w:r>
     </w:p>
     <w:p>
@@ -2507,33 +2624,33 @@
           <w:szCs w:val="24"/>
           <w:rtl/>
         </w:rPr>
-        <w:t xml:space="preserve">ואולם ביום 17.9.2024, לאחר החלטת הוועדה, הוציאה התובעת שובר על שם הנתבעת, ובו נדרשה לשלם בגין אותם חודשים בתוספת שניים סך 21,730.81 ₪ תחת הכותרת </w:t>
-      </w:r>
-      <w:r>
-        <w:rPr>
-          <w:rFonts w:ascii="David" w:cs="David" w:eastAsia="David" w:hAnsi="David"/>
-          <w:b/>
-          <w:bCs/>
-          <w:i w:val="false"/>
-          <w:iCs w:val="false"/>
-          <w:sz w:val="24"/>
-          <w:szCs w:val="24"/>
-          <w:rtl/>
-        </w:rPr>
-        <w:t xml:space="preserve">"דמי שמוש ראויים"</w:t>
-      </w:r>
-      <w:r>
-        <w:rPr>
-          <w:rFonts w:ascii="David" w:cs="David" w:eastAsia="David" w:hAnsi="David"/>
-          <w:b w:val="false"/>
-          <w:bCs w:val="false"/>
-          <w:i w:val="false"/>
-          <w:iCs w:val="false"/>
-          <w:sz w:val="24"/>
-          <w:szCs w:val="24"/>
-          <w:rtl/>
-        </w:rPr>
-        <w:t xml:space="preserve"> (קוד 103). כך חויבה הדירה פעמיים (נספח ב').</w:t>
+        <w:t xml:space="preserve">ובסיפתו: </w:t>
+      </w:r>
+      <w:r>
+        <w:rPr>
+          <w:rFonts w:ascii="David" w:cs="David" w:eastAsia="David" w:hAnsi="David"/>
+          <w:b/>
+          <w:bCs/>
+          <w:i w:val="false"/>
+          <w:iCs w:val="false"/>
+          <w:sz w:val="24"/>
+          <w:szCs w:val="24"/>
+          <w:rtl/>
+        </w:rPr>
+        <w:t xml:space="preserve">"נודה על כל התחשבות במצבה והימנעות מהוצאתה מהדירה בה מתגוררת מזה 30 שנה"</w:t>
+      </w:r>
+      <w:r>
+        <w:rPr>
+          <w:rFonts w:ascii="David" w:cs="David" w:eastAsia="David" w:hAnsi="David"/>
+          <w:b w:val="false"/>
+          <w:bCs w:val="false"/>
+          <w:i w:val="false"/>
+          <w:iCs w:val="false"/>
+          <w:sz w:val="24"/>
+          <w:szCs w:val="24"/>
+          <w:rtl/>
+        </w:rPr>
+        <w:t xml:space="preserve">. וכבר בשנת 2013 פנתה הנתבעת בכתב אל משרד הבינוי והשיכון בבקשה לפתרון דיור, ותיארה כי אין לה קורת גג משלה וכי היא מתגוררת בשכירות; הפנייה נמסרה באמצעות מרכז אלונים, גורם רווחה ושיקום, ואושרה בחותמתו ביום 28.6.2013 (נספח ד').</w:t>
       </w:r>
     </w:p>
     <w:p>
@@ -2579,7 +2696,7 @@
           <w:szCs w:val="24"/>
           <w:rtl/>
         </w:rPr>
-        <w:t xml:space="preserve">ביום 27.3.2025 שילמה הנתבעת 2,911.01 ₪ נוספים על פי שובר שהתובעת שלחה אליה (נספח ג').</w:t>
+        <w:t xml:space="preserve">לחומר זה משקל ישיר לעניין הזכאות העצמאית לפי סעיף 3(ב) ולעניין ההשבה. ואולם התובעת החליטה בלא שפנתה לגורמי הרווחה, בנספח 4 אין לו כל התייחסות, ועניינה של הנתבעת לא הובא בפני הוועדה לבחינת מקרים חריגים.</w:t>
       </w:r>
     </w:p>
     <w:p>
@@ -2617,15 +2734,28 @@
       <w:r>
         <w:rPr>
           <w:rFonts w:ascii="David" w:cs="David" w:eastAsia="David" w:hAnsi="David"/>
-          <w:b w:val="false"/>
-          <w:bCs w:val="false"/>
-          <w:i w:val="false"/>
-          <w:iCs w:val="false"/>
-          <w:sz w:val="24"/>
-          <w:szCs w:val="24"/>
-          <w:rtl/>
-        </w:rPr>
-        <w:t xml:space="preserve">אף לפי הכרטסת, מספר חודשי אי-התשלום הוא 12 מתוך למעלה מעשרים וארבעה.</w:t>
+          <w:b/>
+          <w:bCs/>
+          <w:i w:val="false"/>
+          <w:iCs w:val="false"/>
+          <w:sz w:val="24"/>
+          <w:szCs w:val="24"/>
+          <w:rtl/>
+        </w:rPr>
+        <w:t xml:space="preserve">גובה החיוב.</w:t>
+      </w:r>
+      <w:r>
+        <w:rPr>
+          <w:rFonts w:ascii="David" w:cs="David" w:eastAsia="David" w:hAnsi="David"/>
+          <w:b w:val="false"/>
+          <w:bCs w:val="false"/>
+          <w:i w:val="false"/>
+          <w:iCs w:val="false"/>
+          <w:sz w:val="24"/>
+          <w:szCs w:val="24"/>
+          <w:rtl/>
+        </w:rPr>
+        <w:t xml:space="preserve"> התובעת עותרת לסך 36,533.38 ₪, בחיוב חודשי של 2,948.85 ₪, בעוד היא עצמה קבעה באותה תקופה כי שכר הדירה נטו הוא 221.19 ₪. לא הוצגה חוות דעת לשווי, והכרטסת אינה ראיה אלא רישום פנימי; ואת הריבית גובה התובעת מכוח חוזה השכירות, שאת קיומו היא מכחישה.</w:t>
       </w:r>
     </w:p>
     <w:p>
@@ -2671,20 +2801,20 @@
           <w:szCs w:val="24"/>
           <w:rtl/>
         </w:rPr>
-        <w:t xml:space="preserve">פגמי הטופס.</w:t>
-      </w:r>
-      <w:r>
-        <w:rPr>
-          <w:rFonts w:ascii="David" w:cs="David" w:eastAsia="David" w:hAnsi="David"/>
-          <w:b w:val="false"/>
-          <w:bCs w:val="false"/>
-          <w:i w:val="false"/>
-          <w:iCs w:val="false"/>
-          <w:sz w:val="24"/>
-          <w:szCs w:val="24"/>
-          <w:rtl/>
-        </w:rPr>
-        <w:t xml:space="preserve"> נספח 4 אינו החלטה אלא טופס שרובו לא מולא. הפרק "נימוקים והמלצות" נותר ריק.</w:t>
+        <w:t xml:space="preserve">התייחסות לסעיפי כתב התביעה.</w:t>
+      </w:r>
+      <w:r>
+        <w:rPr>
+          <w:rFonts w:ascii="David" w:cs="David" w:eastAsia="David" w:hAnsi="David"/>
+          <w:b w:val="false"/>
+          <w:bCs w:val="false"/>
+          <w:i w:val="false"/>
+          <w:iCs w:val="false"/>
+          <w:sz w:val="24"/>
+          <w:szCs w:val="24"/>
+          <w:rtl/>
+        </w:rPr>
+        <w:t xml:space="preserve"> הנטען בסעיפים 1, 5, 6, 7, 8, 13, 14 ו-17 אינו מוכחש ככל שהוא נוגע לזהות הצדדים והדירה, לסמכות, להשכרת הדירה למנוח ולמועד פטירתו; ומוכחשת כל מסקנה משפטית הנגזרת מהם. הנטען בסעיפים 2, 9, 10, 15 ו-16 מוכחש: הנתבעת לא פלשה ואינה מחזיקה שלא כדין, ולא נשלחו אליה התראות.</w:t>
       </w:r>
     </w:p>
     <w:p>
@@ -2730,7 +2860,7 @@
           <w:szCs w:val="24"/>
           <w:rtl/>
         </w:rPr>
-        <w:t xml:space="preserve">הפרק "החלטת הוועדה המחוזית" נושא שתי שורות בכתב יד שאינן קריאות בעותק שהומצא, ואין בהן דיון בתנאי החוק. חובת ההנמקה קבועה בסעיף 2 לחוק לתיקון סדרי המינהל (החלטות והנמקות), התשי"ט-1958.</w:t>
+        <w:t xml:space="preserve">הנטען בסעיפים 3, 4, 11, 18, 19, 21, 22 ו-23 מוכחש מן הטעמים המפורטים לעיל; אין הכחשה לעצם קיומו של המסמך שבנספח 4, ומוכחש כי מדובר בהחלטה שנתקבלה כדין. סעיפים 12 ו-20 אינם טענות שבעובדה הטעונות הכחשה, ואשר לסעיף 20 יוער כי הדיור הציבורי אכן נועד למי שידה אינה משגת, ותכלית זו מכוונת אל הנתבעת.</w:t>
       </w:r>
     </w:p>
     <w:p>
@@ -2755,1483 +2885,6 @@
           <w:rtl/>
         </w:rPr>
         <w:t xml:space="preserve">39.</w:t>
-      </w:r>
-      <w:r>
-        <w:rPr>
-          <w:rFonts w:ascii="David" w:cs="David" w:eastAsia="David" w:hAnsi="David"/>
-          <w:sz w:val="24"/>
-          <w:szCs w:val="24"/>
-          <w:rtl/>
-        </w:rPr>
-        <w:tab/>
-      </w:r>
-      <w:r>
-        <w:rPr>
-          <w:rFonts w:ascii="David" w:cs="David" w:eastAsia="David" w:hAnsi="David"/>
-          <w:b w:val="false"/>
-          <w:bCs w:val="false"/>
-          <w:i w:val="false"/>
-          <w:iCs w:val="false"/>
-          <w:sz w:val="24"/>
-          <w:szCs w:val="24"/>
-          <w:rtl/>
-        </w:rPr>
-        <w:t xml:space="preserve">השדה "מצ"ב החלטת ועדה מיום ___" ריק, והמסמך שאליו הוא מפנה לא הוצג.</w:t>
-      </w:r>
-    </w:p>
-    <w:p>
-      <w:pPr>
-        <w:tabs>
-          <w:tab w:val="start" w:pos="480"/>
-        </w:tabs>
-        <w:bidi/>
-        <w:spacing w:after="45" w:line="360" w:lineRule="auto"/>
-        <w:ind w:start="480" w:hanging="480"/>
-        <w:jc w:val="both"/>
-      </w:pPr>
-      <w:r>
-        <w:rPr>
-          <w:rFonts w:ascii="David" w:cs="David" w:eastAsia="David" w:hAnsi="David"/>
-          <w:b w:val="false"/>
-          <w:bCs w:val="false"/>
-          <w:i w:val="false"/>
-          <w:iCs w:val="false"/>
-          <w:sz w:val="24"/>
-          <w:szCs w:val="24"/>
-          <w:rtl/>
-        </w:rPr>
-        <w:t xml:space="preserve">40.</w:t>
-      </w:r>
-      <w:r>
-        <w:rPr>
-          <w:rFonts w:ascii="David" w:cs="David" w:eastAsia="David" w:hAnsi="David"/>
-          <w:sz w:val="24"/>
-          <w:szCs w:val="24"/>
-          <w:rtl/>
-        </w:rPr>
-        <w:tab/>
-      </w:r>
-      <w:r>
-        <w:rPr>
-          <w:rFonts w:ascii="David" w:cs="David" w:eastAsia="David" w:hAnsi="David"/>
-          <w:b w:val="false"/>
-          <w:bCs w:val="false"/>
-          <w:i w:val="false"/>
-          <w:iCs w:val="false"/>
-          <w:sz w:val="24"/>
-          <w:szCs w:val="24"/>
-          <w:rtl/>
-        </w:rPr>
-        <w:t xml:space="preserve">הרובריקה שיועדה לסגן מנהל מרכז השירות, שבה אמורים היו להירשם אישורי משרד הבינוי והשיכון והממצאים, נותרה ריקה בכל שורותיה, בלא שם ובלא חתימה.</w:t>
-      </w:r>
-    </w:p>
-    <w:p>
-      <w:pPr>
-        <w:tabs>
-          <w:tab w:val="start" w:pos="480"/>
-        </w:tabs>
-        <w:bidi/>
-        <w:spacing w:after="45" w:line="360" w:lineRule="auto"/>
-        <w:ind w:start="480" w:hanging="480"/>
-        <w:jc w:val="both"/>
-      </w:pPr>
-      <w:r>
-        <w:rPr>
-          <w:rFonts w:ascii="David" w:cs="David" w:eastAsia="David" w:hAnsi="David"/>
-          <w:b w:val="false"/>
-          <w:bCs w:val="false"/>
-          <w:i w:val="false"/>
-          <w:iCs w:val="false"/>
-          <w:sz w:val="24"/>
-          <w:szCs w:val="24"/>
-          <w:rtl/>
-        </w:rPr>
-        <w:t xml:space="preserve">41.</w:t>
-      </w:r>
-      <w:r>
-        <w:rPr>
-          <w:rFonts w:ascii="David" w:cs="David" w:eastAsia="David" w:hAnsi="David"/>
-          <w:sz w:val="24"/>
-          <w:szCs w:val="24"/>
-          <w:rtl/>
-        </w:rPr>
-        <w:tab/>
-      </w:r>
-      <w:r>
-        <w:rPr>
-          <w:rFonts w:ascii="David" w:cs="David" w:eastAsia="David" w:hAnsi="David"/>
-          <w:b w:val="false"/>
-          <w:bCs w:val="false"/>
-          <w:i w:val="false"/>
-          <w:iCs w:val="false"/>
-          <w:sz w:val="24"/>
-          <w:szCs w:val="24"/>
-          <w:rtl/>
-        </w:rPr>
-        <w:t xml:space="preserve">בכלל אותן שורות ריקות השדות "חסר דירה" ו"מומש סיוע בשכ"ד", שבהם נבחנת זכאותה העצמאית של הנתבעת לדירה ציבורית לפי הכללים - היא החלופה שבסעיף 3(ב) לחוק, אשר בהתקיימה רואים את הדייר הממשיך כמי שבא בנעלי הזכאי לכל דבר ועניין.</w:t>
-      </w:r>
-    </w:p>
-    <w:p>
-      <w:pPr>
-        <w:tabs>
-          <w:tab w:val="start" w:pos="480"/>
-        </w:tabs>
-        <w:bidi/>
-        <w:spacing w:after="45" w:line="360" w:lineRule="auto"/>
-        <w:ind w:start="480" w:hanging="480"/>
-        <w:jc w:val="both"/>
-      </w:pPr>
-      <w:r>
-        <w:rPr>
-          <w:rFonts w:ascii="David" w:cs="David" w:eastAsia="David" w:hAnsi="David"/>
-          <w:b w:val="false"/>
-          <w:bCs w:val="false"/>
-          <w:i w:val="false"/>
-          <w:iCs w:val="false"/>
-          <w:sz w:val="24"/>
-          <w:szCs w:val="24"/>
-          <w:rtl/>
-        </w:rPr>
-        <w:t xml:space="preserve">42.</w:t>
-      </w:r>
-      <w:r>
-        <w:rPr>
-          <w:rFonts w:ascii="David" w:cs="David" w:eastAsia="David" w:hAnsi="David"/>
-          <w:sz w:val="24"/>
-          <w:szCs w:val="24"/>
-          <w:rtl/>
-        </w:rPr>
-        <w:tab/>
-      </w:r>
-      <w:r>
-        <w:rPr>
-          <w:rFonts w:ascii="David" w:cs="David" w:eastAsia="David" w:hAnsi="David"/>
-          <w:b w:val="false"/>
-          <w:bCs w:val="false"/>
-          <w:i w:val="false"/>
-          <w:iCs w:val="false"/>
-          <w:sz w:val="24"/>
-          <w:szCs w:val="24"/>
-          <w:rtl/>
-        </w:rPr>
-        <w:t xml:space="preserve">משכך, הקביעה שבסעיף 19 לכתב התביעה, ולפיה לא עמדה הנתבעת בתבחינים, אינה קביעה אלא הנחה. ומכל מקום, ועדה פנימית של התובעת אינה משרד הבינוי והשיכון.</w:t>
-      </w:r>
-    </w:p>
-    <w:p>
-      <w:pPr>
-        <w:tabs>
-          <w:tab w:val="start" w:pos="480"/>
-        </w:tabs>
-        <w:bidi/>
-        <w:spacing w:after="45" w:line="360" w:lineRule="auto"/>
-        <w:ind w:start="480" w:hanging="480"/>
-        <w:jc w:val="both"/>
-      </w:pPr>
-      <w:r>
-        <w:rPr>
-          <w:rFonts w:ascii="David" w:cs="David" w:eastAsia="David" w:hAnsi="David"/>
-          <w:b w:val="false"/>
-          <w:bCs w:val="false"/>
-          <w:i w:val="false"/>
-          <w:iCs w:val="false"/>
-          <w:sz w:val="24"/>
-          <w:szCs w:val="24"/>
-          <w:rtl/>
-        </w:rPr>
-        <w:t xml:space="preserve">43.</w:t>
-      </w:r>
-      <w:r>
-        <w:rPr>
-          <w:rFonts w:ascii="David" w:cs="David" w:eastAsia="David" w:hAnsi="David"/>
-          <w:sz w:val="24"/>
-          <w:szCs w:val="24"/>
-          <w:rtl/>
-        </w:rPr>
-        <w:tab/>
-      </w:r>
-      <w:r>
-        <w:rPr>
-          <w:rFonts w:ascii="David" w:cs="David" w:eastAsia="David" w:hAnsi="David"/>
-          <w:b/>
-          <w:bCs/>
-          <w:i w:val="false"/>
-          <w:iCs w:val="false"/>
-          <w:sz w:val="24"/>
-          <w:szCs w:val="24"/>
-          <w:rtl/>
-        </w:rPr>
-        <w:t xml:space="preserve">התשתית סותרת את עצמה.</w:t>
-      </w:r>
-      <w:r>
-        <w:rPr>
-          <w:rFonts w:ascii="David" w:cs="David" w:eastAsia="David" w:hAnsi="David"/>
-          <w:b w:val="false"/>
-          <w:bCs w:val="false"/>
-          <w:i w:val="false"/>
-          <w:iCs w:val="false"/>
-          <w:sz w:val="24"/>
-          <w:szCs w:val="24"/>
-          <w:rtl/>
-        </w:rPr>
-        <w:t xml:space="preserve"> מסקנת הטופס נסמכת כולה על טבלת ביקורי המעגל שערכה התובעת לעצמה (עמ' 42), וזו אינה יכולה לשאתה.</w:t>
-      </w:r>
-    </w:p>
-    <w:p>
-      <w:pPr>
-        <w:tabs>
-          <w:tab w:val="start" w:pos="480"/>
-        </w:tabs>
-        <w:bidi/>
-        <w:spacing w:after="45" w:line="360" w:lineRule="auto"/>
-        <w:ind w:start="480" w:hanging="480"/>
-        <w:jc w:val="both"/>
-      </w:pPr>
-      <w:r>
-        <w:rPr>
-          <w:rFonts w:ascii="David" w:cs="David" w:eastAsia="David" w:hAnsi="David"/>
-          <w:b w:val="false"/>
-          <w:bCs w:val="false"/>
-          <w:i w:val="false"/>
-          <w:iCs w:val="false"/>
-          <w:sz w:val="24"/>
-          <w:szCs w:val="24"/>
-          <w:rtl/>
-        </w:rPr>
-        <w:t xml:space="preserve">44.</w:t>
-      </w:r>
-      <w:r>
-        <w:rPr>
-          <w:rFonts w:ascii="David" w:cs="David" w:eastAsia="David" w:hAnsi="David"/>
-          <w:sz w:val="24"/>
-          <w:szCs w:val="24"/>
-          <w:rtl/>
-        </w:rPr>
-        <w:tab/>
-      </w:r>
-      <w:r>
-        <w:rPr>
-          <w:rFonts w:ascii="David" w:cs="David" w:eastAsia="David" w:hAnsi="David"/>
-          <w:b w:val="false"/>
-          <w:bCs w:val="false"/>
-          <w:i w:val="false"/>
-          <w:iCs w:val="false"/>
-          <w:sz w:val="24"/>
-          <w:szCs w:val="24"/>
-          <w:rtl/>
-        </w:rPr>
-        <w:t xml:space="preserve">ביחס לביקור מיום 3.7.2024 נרשם בטבלה כי הדייר החוזי "גר: כן", ארבעה חודשים וחצי לאחר פטירתו.</w:t>
-      </w:r>
-    </w:p>
-    <w:p>
-      <w:pPr>
-        <w:tabs>
-          <w:tab w:val="start" w:pos="480"/>
-        </w:tabs>
-        <w:bidi/>
-        <w:spacing w:after="45" w:line="360" w:lineRule="auto"/>
-        <w:ind w:start="480" w:hanging="480"/>
-        <w:jc w:val="both"/>
-      </w:pPr>
-      <w:r>
-        <w:rPr>
-          <w:rFonts w:ascii="David" w:cs="David" w:eastAsia="David" w:hAnsi="David"/>
-          <w:b w:val="false"/>
-          <w:bCs w:val="false"/>
-          <w:i w:val="false"/>
-          <w:iCs w:val="false"/>
-          <w:sz w:val="24"/>
-          <w:szCs w:val="24"/>
-          <w:rtl/>
-        </w:rPr>
-        <w:t xml:space="preserve">45.</w:t>
-      </w:r>
-      <w:r>
-        <w:rPr>
-          <w:rFonts w:ascii="David" w:cs="David" w:eastAsia="David" w:hAnsi="David"/>
-          <w:sz w:val="24"/>
-          <w:szCs w:val="24"/>
-          <w:rtl/>
-        </w:rPr>
-        <w:tab/>
-      </w:r>
-      <w:r>
-        <w:rPr>
-          <w:rFonts w:ascii="David" w:cs="David" w:eastAsia="David" w:hAnsi="David"/>
-          <w:b w:val="false"/>
-          <w:bCs w:val="false"/>
-          <w:i w:val="false"/>
-          <w:iCs w:val="false"/>
-          <w:sz w:val="24"/>
-          <w:szCs w:val="24"/>
-          <w:rtl/>
-        </w:rPr>
-        <w:t xml:space="preserve">ולגבי הביקור מיום 18.12.2023, האחרון בחיי המנוח, נרשם אצל הדייר הממשיך "לא"; ואילו דוח הביקור לאותו מועד ממש (עמ' 37) קובע: </w:t>
-      </w:r>
-      <w:r>
-        <w:rPr>
-          <w:rFonts w:ascii="David" w:cs="David" w:eastAsia="David" w:hAnsi="David"/>
-          <w:b/>
-          <w:bCs/>
-          <w:i w:val="false"/>
-          <w:iCs w:val="false"/>
-          <w:sz w:val="24"/>
-          <w:szCs w:val="24"/>
-          <w:rtl/>
-        </w:rPr>
-        <w:t xml:space="preserve">"נקבע מספר פעמים ביקור בית, הדייר אומר אני אהיה בבית, לא נצא"</w:t>
-      </w:r>
-      <w:r>
-        <w:rPr>
-          <w:rFonts w:ascii="David" w:cs="David" w:eastAsia="David" w:hAnsi="David"/>
-          <w:b w:val="false"/>
-          <w:bCs w:val="false"/>
-          <w:i w:val="false"/>
-          <w:iCs w:val="false"/>
-          <w:sz w:val="24"/>
-          <w:szCs w:val="24"/>
-          <w:rtl/>
-        </w:rPr>
-        <w:t xml:space="preserve"> [כך במקור].</w:t>
-      </w:r>
-    </w:p>
-    <w:p>
-      <w:pPr>
-        <w:tabs>
-          <w:tab w:val="start" w:pos="480"/>
-        </w:tabs>
-        <w:bidi/>
-        <w:spacing w:after="45" w:line="360" w:lineRule="auto"/>
-        <w:ind w:start="480" w:hanging="480"/>
-        <w:jc w:val="both"/>
-      </w:pPr>
-      <w:r>
-        <w:rPr>
-          <w:rFonts w:ascii="David" w:cs="David" w:eastAsia="David" w:hAnsi="David"/>
-          <w:b w:val="false"/>
-          <w:bCs w:val="false"/>
-          <w:i w:val="false"/>
-          <w:iCs w:val="false"/>
-          <w:sz w:val="24"/>
-          <w:szCs w:val="24"/>
-          <w:rtl/>
-        </w:rPr>
-        <w:t xml:space="preserve">46.</w:t>
-      </w:r>
-      <w:r>
-        <w:rPr>
-          <w:rFonts w:ascii="David" w:cs="David" w:eastAsia="David" w:hAnsi="David"/>
-          <w:sz w:val="24"/>
-          <w:szCs w:val="24"/>
-          <w:rtl/>
-        </w:rPr>
-        <w:tab/>
-      </w:r>
-      <w:r>
-        <w:rPr>
-          <w:rFonts w:ascii="David" w:cs="David" w:eastAsia="David" w:hAnsi="David"/>
-          <w:b w:val="false"/>
-          <w:bCs w:val="false"/>
-          <w:i w:val="false"/>
-          <w:iCs w:val="false"/>
-          <w:sz w:val="24"/>
-          <w:szCs w:val="24"/>
-          <w:rtl/>
-        </w:rPr>
-        <w:t xml:space="preserve">ואף על פי כן נושא אותו דוח דירוגי מצב מפורטים לכל חדרי הדירה, שלושה סימוני אישור ובהם "אני מאשר בחתימתי את כל הנתונים שבסיכום זה לאחר שקראתי אותו והבנתי אותו", וחותמת </w:t>
-      </w:r>
-      <w:r>
-        <w:rPr>
-          <w:rFonts w:ascii="David" w:cs="David" w:eastAsia="David" w:hAnsi="David"/>
-          <w:b/>
-          <w:bCs/>
-          <w:i w:val="false"/>
-          <w:iCs w:val="false"/>
-          <w:sz w:val="24"/>
-          <w:szCs w:val="24"/>
-          <w:rtl/>
-        </w:rPr>
-        <w:t xml:space="preserve">"מסרב לחתום"</w:t>
-      </w:r>
-      <w:r>
-        <w:rPr>
-          <w:rFonts w:ascii="David" w:cs="David" w:eastAsia="David" w:hAnsi="David"/>
-          <w:b w:val="false"/>
-          <w:bCs w:val="false"/>
-          <w:i w:val="false"/>
-          <w:iCs w:val="false"/>
-          <w:sz w:val="24"/>
-          <w:szCs w:val="24"/>
-          <w:rtl/>
-        </w:rPr>
-        <w:t xml:space="preserve">. קרי, בדיקה פנימית של הדירה כולה וקביעה פוזיטיבית, על יסוד ביקור שלא נערך.</w:t>
-      </w:r>
-    </w:p>
-    <w:p>
-      <w:pPr>
-        <w:tabs>
-          <w:tab w:val="start" w:pos="480"/>
-        </w:tabs>
-        <w:bidi/>
-        <w:spacing w:after="45" w:line="360" w:lineRule="auto"/>
-        <w:ind w:start="480" w:hanging="480"/>
-        <w:jc w:val="both"/>
-      </w:pPr>
-      <w:r>
-        <w:rPr>
-          <w:rFonts w:ascii="David" w:cs="David" w:eastAsia="David" w:hAnsi="David"/>
-          <w:b w:val="false"/>
-          <w:bCs w:val="false"/>
-          <w:i w:val="false"/>
-          <w:iCs w:val="false"/>
-          <w:sz w:val="24"/>
-          <w:szCs w:val="24"/>
-          <w:rtl/>
-        </w:rPr>
-        <w:t xml:space="preserve">47.</w:t>
-      </w:r>
-      <w:r>
-        <w:rPr>
-          <w:rFonts w:ascii="David" w:cs="David" w:eastAsia="David" w:hAnsi="David"/>
-          <w:sz w:val="24"/>
-          <w:szCs w:val="24"/>
-          <w:rtl/>
-        </w:rPr>
-        <w:tab/>
-      </w:r>
-      <w:r>
-        <w:rPr>
-          <w:rFonts w:ascii="David" w:cs="David" w:eastAsia="David" w:hAnsi="David"/>
-          <w:b w:val="false"/>
-          <w:bCs w:val="false"/>
-          <w:i w:val="false"/>
-          <w:iCs w:val="false"/>
-          <w:sz w:val="24"/>
-          <w:szCs w:val="24"/>
-          <w:rtl/>
-        </w:rPr>
-        <w:t xml:space="preserve">והמוקדם שברישומי הטבלה הוא מיום 11.8.2010, כך שביחס ליום 1.8.2009, נקודת המוצא של אמת המידה, אין בה דבר.</w:t>
-      </w:r>
-    </w:p>
-    <w:p>
-      <w:pPr>
-        <w:tabs>
-          <w:tab w:val="start" w:pos="480"/>
-        </w:tabs>
-        <w:bidi/>
-        <w:spacing w:after="45" w:line="360" w:lineRule="auto"/>
-        <w:ind w:start="480" w:hanging="480"/>
-        <w:jc w:val="both"/>
-      </w:pPr>
-      <w:r>
-        <w:rPr>
-          <w:rFonts w:ascii="David" w:cs="David" w:eastAsia="David" w:hAnsi="David"/>
-          <w:b w:val="false"/>
-          <w:bCs w:val="false"/>
-          <w:i w:val="false"/>
-          <w:iCs w:val="false"/>
-          <w:sz w:val="24"/>
-          <w:szCs w:val="24"/>
-          <w:rtl/>
-        </w:rPr>
-        <w:t xml:space="preserve">48.</w:t>
-      </w:r>
-      <w:r>
-        <w:rPr>
-          <w:rFonts w:ascii="David" w:cs="David" w:eastAsia="David" w:hAnsi="David"/>
-          <w:sz w:val="24"/>
-          <w:szCs w:val="24"/>
-          <w:rtl/>
-        </w:rPr>
-        <w:tab/>
-      </w:r>
-      <w:r>
-        <w:rPr>
-          <w:rFonts w:ascii="David" w:cs="David" w:eastAsia="David" w:hAnsi="David"/>
-          <w:b/>
-          <w:bCs/>
-          <w:i w:val="false"/>
-          <w:iCs w:val="false"/>
-          <w:sz w:val="24"/>
-          <w:szCs w:val="24"/>
-          <w:rtl/>
-        </w:rPr>
-        <w:t xml:space="preserve">תצהיר המנוח מיום 10.11.2021.</w:t>
-      </w:r>
-      <w:r>
-        <w:rPr>
-          <w:rFonts w:ascii="David" w:cs="David" w:eastAsia="David" w:hAnsi="David"/>
-          <w:b w:val="false"/>
-          <w:bCs w:val="false"/>
-          <w:i w:val="false"/>
-          <w:iCs w:val="false"/>
-          <w:sz w:val="24"/>
-          <w:szCs w:val="24"/>
-          <w:rtl/>
-        </w:rPr>
-        <w:t xml:space="preserve"> הנטען בסעיף 16 לכתב התביעה נסמך על טופס מודפס (עמ' 35), שעליו החתימה התובעת את המנוח בביקור מטעמה.</w:t>
-      </w:r>
-    </w:p>
-    <w:p>
-      <w:pPr>
-        <w:tabs>
-          <w:tab w:val="start" w:pos="480"/>
-        </w:tabs>
-        <w:bidi/>
-        <w:spacing w:after="45" w:line="360" w:lineRule="auto"/>
-        <w:ind w:start="480" w:hanging="480"/>
-        <w:jc w:val="both"/>
-      </w:pPr>
-      <w:r>
-        <w:rPr>
-          <w:rFonts w:ascii="David" w:cs="David" w:eastAsia="David" w:hAnsi="David"/>
-          <w:b w:val="false"/>
-          <w:bCs w:val="false"/>
-          <w:i w:val="false"/>
-          <w:iCs w:val="false"/>
-          <w:sz w:val="24"/>
-          <w:szCs w:val="24"/>
-          <w:rtl/>
-        </w:rPr>
-        <w:t xml:space="preserve">49.</w:t>
-      </w:r>
-      <w:r>
-        <w:rPr>
-          <w:rFonts w:ascii="David" w:cs="David" w:eastAsia="David" w:hAnsi="David"/>
-          <w:sz w:val="24"/>
-          <w:szCs w:val="24"/>
-          <w:rtl/>
-        </w:rPr>
-        <w:tab/>
-      </w:r>
-      <w:r>
-        <w:rPr>
-          <w:rFonts w:ascii="David" w:cs="David" w:eastAsia="David" w:hAnsi="David"/>
-          <w:b w:val="false"/>
-          <w:bCs w:val="false"/>
-          <w:i w:val="false"/>
-          <w:iCs w:val="false"/>
-          <w:sz w:val="24"/>
-          <w:szCs w:val="24"/>
-          <w:rtl/>
-        </w:rPr>
-        <w:t xml:space="preserve">המנוח היה אז כבן שבעים ושמונה. הוא דובר אמהרית, לא ידע קרוא וכתוב ולא שלט בעברית.</w:t>
-      </w:r>
-    </w:p>
-    <w:p>
-      <w:pPr>
-        <w:tabs>
-          <w:tab w:val="start" w:pos="480"/>
-        </w:tabs>
-        <w:bidi/>
-        <w:spacing w:after="45" w:line="360" w:lineRule="auto"/>
-        <w:ind w:start="480" w:hanging="480"/>
-        <w:jc w:val="both"/>
-      </w:pPr>
-      <w:r>
-        <w:rPr>
-          <w:rFonts w:ascii="David" w:cs="David" w:eastAsia="David" w:hAnsi="David"/>
-          <w:b w:val="false"/>
-          <w:bCs w:val="false"/>
-          <w:i w:val="false"/>
-          <w:iCs w:val="false"/>
-          <w:sz w:val="24"/>
-          <w:szCs w:val="24"/>
-          <w:rtl/>
-        </w:rPr>
-        <w:t xml:space="preserve">50.</w:t>
-      </w:r>
-      <w:r>
-        <w:rPr>
-          <w:rFonts w:ascii="David" w:cs="David" w:eastAsia="David" w:hAnsi="David"/>
-          <w:sz w:val="24"/>
-          <w:szCs w:val="24"/>
-          <w:rtl/>
-        </w:rPr>
-        <w:tab/>
-      </w:r>
-      <w:r>
-        <w:rPr>
-          <w:rFonts w:ascii="David" w:cs="David" w:eastAsia="David" w:hAnsi="David"/>
-          <w:b w:val="false"/>
-          <w:bCs w:val="false"/>
-          <w:i w:val="false"/>
-          <w:iCs w:val="false"/>
-          <w:sz w:val="24"/>
-          <w:szCs w:val="24"/>
-          <w:rtl/>
-        </w:rPr>
-        <w:t xml:space="preserve">מי שהחתימה אותו היא גב' נטלי לוגסי, מנהלת תיק הלקוח מטעם התובעת, שאינה דוברת אמהרית; ובדוח הביקור שערכה (עמ' 33) נרשם "ביקור בוצע ב 10/11/21", הוא יום החתימה.</w:t>
-      </w:r>
-    </w:p>
-    <w:p>
-      <w:pPr>
-        <w:tabs>
-          <w:tab w:val="start" w:pos="480"/>
-        </w:tabs>
-        <w:bidi/>
-        <w:spacing w:after="45" w:line="360" w:lineRule="auto"/>
-        <w:ind w:start="480" w:hanging="480"/>
-        <w:jc w:val="both"/>
-      </w:pPr>
-      <w:r>
-        <w:rPr>
-          <w:rFonts w:ascii="David" w:cs="David" w:eastAsia="David" w:hAnsi="David"/>
-          <w:b w:val="false"/>
-          <w:bCs w:val="false"/>
-          <w:i w:val="false"/>
-          <w:iCs w:val="false"/>
-          <w:sz w:val="24"/>
-          <w:szCs w:val="24"/>
-          <w:rtl/>
-        </w:rPr>
-        <w:t xml:space="preserve">51.</w:t>
-      </w:r>
-      <w:r>
-        <w:rPr>
-          <w:rFonts w:ascii="David" w:cs="David" w:eastAsia="David" w:hAnsi="David"/>
-          <w:sz w:val="24"/>
-          <w:szCs w:val="24"/>
-          <w:rtl/>
-        </w:rPr>
-        <w:tab/>
-      </w:r>
-      <w:r>
-        <w:rPr>
-          <w:rFonts w:ascii="David" w:cs="David" w:eastAsia="David" w:hAnsi="David"/>
-          <w:b w:val="false"/>
-          <w:bCs w:val="false"/>
-          <w:i w:val="false"/>
-          <w:iCs w:val="false"/>
-          <w:sz w:val="24"/>
-          <w:szCs w:val="24"/>
-          <w:rtl/>
-        </w:rPr>
-        <w:t xml:space="preserve">בפרק "אישור חתימה" שבתחתית הטופס מציע הנוסח המודפס שתי חלופות, "לאחר שקרא/ה אותה" ו"הקראתי לו/ה", ואיש לא סימן איזו מהן התקיימה. אין בטופס זכר למתורגמן, ואין בו אינדיקציה שתוכנו הובא לידיעת המנוח בשפה שהבין.</w:t>
-      </w:r>
-    </w:p>
-    <w:p>
-      <w:pPr>
-        <w:tabs>
-          <w:tab w:val="start" w:pos="480"/>
-        </w:tabs>
-        <w:bidi/>
-        <w:spacing w:after="45" w:line="360" w:lineRule="auto"/>
-        <w:ind w:start="480" w:hanging="480"/>
-        <w:jc w:val="both"/>
-      </w:pPr>
-      <w:r>
-        <w:rPr>
-          <w:rFonts w:ascii="David" w:cs="David" w:eastAsia="David" w:hAnsi="David"/>
-          <w:b w:val="false"/>
-          <w:bCs w:val="false"/>
-          <w:i w:val="false"/>
-          <w:iCs w:val="false"/>
-          <w:sz w:val="24"/>
-          <w:szCs w:val="24"/>
-          <w:rtl/>
-        </w:rPr>
-        <w:t xml:space="preserve">52.</w:t>
-      </w:r>
-      <w:r>
-        <w:rPr>
-          <w:rFonts w:ascii="David" w:cs="David" w:eastAsia="David" w:hAnsi="David"/>
-          <w:sz w:val="24"/>
-          <w:szCs w:val="24"/>
-          <w:rtl/>
-        </w:rPr>
-        <w:tab/>
-      </w:r>
-      <w:r>
-        <w:rPr>
-          <w:rFonts w:ascii="David" w:cs="David" w:eastAsia="David" w:hAnsi="David"/>
-          <w:b w:val="false"/>
-          <w:bCs w:val="false"/>
-          <w:i w:val="false"/>
-          <w:iCs w:val="false"/>
-          <w:sz w:val="24"/>
-          <w:szCs w:val="24"/>
-          <w:rtl/>
-        </w:rPr>
-        <w:t xml:space="preserve">גוף הטופס כולו מודפס מראש, והמנוח לא הוסיף בו דבר מלבד חתימתו והתאריך.</w:t>
-      </w:r>
-    </w:p>
-    <w:p>
-      <w:pPr>
-        <w:tabs>
-          <w:tab w:val="start" w:pos="480"/>
-        </w:tabs>
-        <w:bidi/>
-        <w:spacing w:after="45" w:line="360" w:lineRule="auto"/>
-        <w:ind w:start="480" w:hanging="480"/>
-        <w:jc w:val="both"/>
-      </w:pPr>
-      <w:r>
-        <w:rPr>
-          <w:rFonts w:ascii="David" w:cs="David" w:eastAsia="David" w:hAnsi="David"/>
-          <w:b w:val="false"/>
-          <w:bCs w:val="false"/>
-          <w:i w:val="false"/>
-          <w:iCs w:val="false"/>
-          <w:sz w:val="24"/>
-          <w:szCs w:val="24"/>
-          <w:rtl/>
-        </w:rPr>
-        <w:t xml:space="preserve">53.</w:t>
-      </w:r>
-      <w:r>
-        <w:rPr>
-          <w:rFonts w:ascii="David" w:cs="David" w:eastAsia="David" w:hAnsi="David"/>
-          <w:sz w:val="24"/>
-          <w:szCs w:val="24"/>
-          <w:rtl/>
-        </w:rPr>
-        <w:tab/>
-      </w:r>
-      <w:r>
-        <w:rPr>
-          <w:rFonts w:ascii="David" w:cs="David" w:eastAsia="David" w:hAnsi="David"/>
-          <w:b w:val="false"/>
-          <w:bCs w:val="false"/>
-          <w:i w:val="false"/>
-          <w:iCs w:val="false"/>
-          <w:sz w:val="24"/>
-          <w:szCs w:val="24"/>
-          <w:rtl/>
-        </w:rPr>
-        <w:t xml:space="preserve">מסמך שהוחתם כך על אדם שאינו יודע קרוא וכתוב, מבלי שהוכח כי הוסבר לו בשפתו, אין ליתן בו משקל. הנתבעת שומרת על זכותה להתנגד להגשתו ולעתור להוצאתו מן התיק.</w:t>
-      </w:r>
-    </w:p>
-    <w:p>
-      <w:pPr>
-        <w:tabs>
-          <w:tab w:val="start" w:pos="480"/>
-        </w:tabs>
-        <w:bidi/>
-        <w:spacing w:after="45" w:line="360" w:lineRule="auto"/>
-        <w:ind w:start="480" w:hanging="480"/>
-        <w:jc w:val="both"/>
-      </w:pPr>
-      <w:r>
-        <w:rPr>
-          <w:rFonts w:ascii="David" w:cs="David" w:eastAsia="David" w:hAnsi="David"/>
-          <w:b w:val="false"/>
-          <w:bCs w:val="false"/>
-          <w:i w:val="false"/>
-          <w:iCs w:val="false"/>
-          <w:sz w:val="24"/>
-          <w:szCs w:val="24"/>
-          <w:rtl/>
-        </w:rPr>
-        <w:t xml:space="preserve">54.</w:t>
-      </w:r>
-      <w:r>
-        <w:rPr>
-          <w:rFonts w:ascii="David" w:cs="David" w:eastAsia="David" w:hAnsi="David"/>
-          <w:sz w:val="24"/>
-          <w:szCs w:val="24"/>
-          <w:rtl/>
-        </w:rPr>
-        <w:tab/>
-      </w:r>
-      <w:r>
-        <w:rPr>
-          <w:rFonts w:ascii="David" w:cs="David" w:eastAsia="David" w:hAnsi="David"/>
-          <w:b w:val="false"/>
-          <w:bCs w:val="false"/>
-          <w:i w:val="false"/>
-          <w:iCs w:val="false"/>
-          <w:sz w:val="24"/>
-          <w:szCs w:val="24"/>
-          <w:rtl/>
-        </w:rPr>
-        <w:t xml:space="preserve">וסעיף 3 לטופס מגלה את תכליתו: כי ההצהרה "לא תאפשר לקרובי לטעון כי גרו איתי בדירה, לרבות לצורך הוכחת משך מגורים בדירה כדי להיחשב 'דיירים ממשיכים'".</w:t>
-      </w:r>
-    </w:p>
-    <w:p>
-      <w:pPr>
-        <w:tabs>
-          <w:tab w:val="start" w:pos="480"/>
-        </w:tabs>
-        <w:bidi/>
-        <w:spacing w:after="45" w:line="360" w:lineRule="auto"/>
-        <w:ind w:start="480" w:hanging="480"/>
-        <w:jc w:val="both"/>
-      </w:pPr>
-      <w:r>
-        <w:rPr>
-          <w:rFonts w:ascii="David" w:cs="David" w:eastAsia="David" w:hAnsi="David"/>
-          <w:b w:val="false"/>
-          <w:bCs w:val="false"/>
-          <w:i w:val="false"/>
-          <w:iCs w:val="false"/>
-          <w:sz w:val="24"/>
-          <w:szCs w:val="24"/>
-          <w:rtl/>
-        </w:rPr>
-        <w:t xml:space="preserve">55.</w:t>
-      </w:r>
-      <w:r>
-        <w:rPr>
-          <w:rFonts w:ascii="David" w:cs="David" w:eastAsia="David" w:hAnsi="David"/>
-          <w:sz w:val="24"/>
-          <w:szCs w:val="24"/>
-          <w:rtl/>
-        </w:rPr>
-        <w:tab/>
-      </w:r>
-      <w:r>
-        <w:rPr>
-          <w:rFonts w:ascii="David" w:cs="David" w:eastAsia="David" w:hAnsi="David"/>
-          <w:b w:val="false"/>
-          <w:bCs w:val="false"/>
-          <w:i w:val="false"/>
-          <w:iCs w:val="false"/>
-          <w:sz w:val="24"/>
-          <w:szCs w:val="24"/>
-          <w:rtl/>
-        </w:rPr>
-        <w:t xml:space="preserve">ברם, המעמד שבחוק זכויות הדייר בדיור הציבורי קם לנתבעת מכוח דין, והיא לא היתה צד לאותו טופס. זכות סטטוטורית של מי שאינו חתום על הטופס אינה ניתנת לוויתור בידי החותם, ולו מטעמי תקנת הציבור שבסעיף 30 לחוק החוזים (חלק כללי), התשל"ג-1973.</w:t>
-      </w:r>
-    </w:p>
-    <w:p>
-      <w:pPr>
-        <w:tabs>
-          <w:tab w:val="start" w:pos="480"/>
-        </w:tabs>
-        <w:bidi/>
-        <w:spacing w:after="45" w:line="360" w:lineRule="auto"/>
-        <w:ind w:start="480" w:hanging="480"/>
-        <w:jc w:val="both"/>
-      </w:pPr>
-      <w:r>
-        <w:rPr>
-          <w:rFonts w:ascii="David" w:cs="David" w:eastAsia="David" w:hAnsi="David"/>
-          <w:b w:val="false"/>
-          <w:bCs w:val="false"/>
-          <w:i w:val="false"/>
-          <w:iCs w:val="false"/>
-          <w:sz w:val="24"/>
-          <w:szCs w:val="24"/>
-          <w:rtl/>
-        </w:rPr>
-        <w:t xml:space="preserve">56.</w:t>
-      </w:r>
-      <w:r>
-        <w:rPr>
-          <w:rFonts w:ascii="David" w:cs="David" w:eastAsia="David" w:hAnsi="David"/>
-          <w:sz w:val="24"/>
-          <w:szCs w:val="24"/>
-          <w:rtl/>
-        </w:rPr>
-        <w:tab/>
-      </w:r>
-      <w:r>
-        <w:rPr>
-          <w:rFonts w:ascii="David" w:cs="David" w:eastAsia="David" w:hAnsi="David"/>
-          <w:b w:val="false"/>
-          <w:bCs w:val="false"/>
-          <w:i w:val="false"/>
-          <w:iCs w:val="false"/>
-          <w:sz w:val="24"/>
-          <w:szCs w:val="24"/>
-          <w:rtl/>
-        </w:rPr>
-        <w:t xml:space="preserve">ומכל מקום עסקינן בטופס אחד ממועד אחד, שאין בו כדי ללמד על התקופה שקדמה לו או על זו שלאחריה.</w:t>
-      </w:r>
-    </w:p>
-    <w:p>
-      <w:pPr>
-        <w:tabs>
-          <w:tab w:val="start" w:pos="480"/>
-        </w:tabs>
-        <w:bidi/>
-        <w:spacing w:after="45" w:line="360" w:lineRule="auto"/>
-        <w:ind w:start="480" w:hanging="480"/>
-        <w:jc w:val="both"/>
-      </w:pPr>
-      <w:r>
-        <w:rPr>
-          <w:rFonts w:ascii="David" w:cs="David" w:eastAsia="David" w:hAnsi="David"/>
-          <w:b w:val="false"/>
-          <w:bCs w:val="false"/>
-          <w:i w:val="false"/>
-          <w:iCs w:val="false"/>
-          <w:sz w:val="24"/>
-          <w:szCs w:val="24"/>
-          <w:rtl/>
-        </w:rPr>
-        <w:t xml:space="preserve">57.</w:t>
-      </w:r>
-      <w:r>
-        <w:rPr>
-          <w:rFonts w:ascii="David" w:cs="David" w:eastAsia="David" w:hAnsi="David"/>
-          <w:sz w:val="24"/>
-          <w:szCs w:val="24"/>
-          <w:rtl/>
-        </w:rPr>
-        <w:tab/>
-      </w:r>
-      <w:r>
-        <w:rPr>
-          <w:rFonts w:ascii="David" w:cs="David" w:eastAsia="David" w:hAnsi="David"/>
-          <w:b/>
-          <w:bCs/>
-          <w:i w:val="false"/>
-          <w:iCs w:val="false"/>
-          <w:sz w:val="24"/>
-          <w:szCs w:val="24"/>
-          <w:rtl/>
-        </w:rPr>
-        <w:t xml:space="preserve">חומר הרווחה.</w:t>
-      </w:r>
-      <w:r>
-        <w:rPr>
-          <w:rFonts w:ascii="David" w:cs="David" w:eastAsia="David" w:hAnsi="David"/>
-          <w:b w:val="false"/>
-          <w:bCs w:val="false"/>
-          <w:i w:val="false"/>
-          <w:iCs w:val="false"/>
-          <w:sz w:val="24"/>
-          <w:szCs w:val="24"/>
-          <w:rtl/>
-        </w:rPr>
-        <w:t xml:space="preserve"> בחודש יולי 2026 פנה האגף לשירותים חברתיים בעיריית פתח תקווה במכתב שעניינו הנתבעת (נספח ה'), המוכרת באותו אגף כנתמכת (נספח ו').</w:t>
-      </w:r>
-    </w:p>
-    <w:p>
-      <w:pPr>
-        <w:tabs>
-          <w:tab w:val="start" w:pos="480"/>
-        </w:tabs>
-        <w:bidi/>
-        <w:spacing w:after="45" w:line="360" w:lineRule="auto"/>
-        <w:ind w:start="480" w:hanging="480"/>
-        <w:jc w:val="both"/>
-      </w:pPr>
-      <w:r>
-        <w:rPr>
-          <w:rFonts w:ascii="David" w:cs="David" w:eastAsia="David" w:hAnsi="David"/>
-          <w:b w:val="false"/>
-          <w:bCs w:val="false"/>
-          <w:i w:val="false"/>
-          <w:iCs w:val="false"/>
-          <w:sz w:val="24"/>
-          <w:szCs w:val="24"/>
-          <w:rtl/>
-        </w:rPr>
-        <w:t xml:space="preserve">58.</w:t>
-      </w:r>
-      <w:r>
-        <w:rPr>
-          <w:rFonts w:ascii="David" w:cs="David" w:eastAsia="David" w:hAnsi="David"/>
-          <w:sz w:val="24"/>
-          <w:szCs w:val="24"/>
-          <w:rtl/>
-        </w:rPr>
-        <w:tab/>
-      </w:r>
-      <w:r>
-        <w:rPr>
-          <w:rFonts w:ascii="David" w:cs="David" w:eastAsia="David" w:hAnsi="David"/>
-          <w:b w:val="false"/>
-          <w:bCs w:val="false"/>
-          <w:i w:val="false"/>
-          <w:iCs w:val="false"/>
-          <w:sz w:val="24"/>
-          <w:szCs w:val="24"/>
-          <w:rtl/>
-        </w:rPr>
-        <w:t xml:space="preserve">במכתב נמסר כי הנתבעת "היתה מוכרת ברווחה לאורך שנים", וכי היא "בת 42 רווקה ללא ילדים מתמודדת עם נכות נפשית ופיברומיאלגיה, אינה עובדת ומקבלת קיצבה 100% נכות מביטוח לאומי" (נספח ז').</w:t>
-      </w:r>
-    </w:p>
-    <w:p>
-      <w:pPr>
-        <w:tabs>
-          <w:tab w:val="start" w:pos="480"/>
-        </w:tabs>
-        <w:bidi/>
-        <w:spacing w:after="45" w:line="360" w:lineRule="auto"/>
-        <w:ind w:start="480" w:hanging="480"/>
-        <w:jc w:val="both"/>
-      </w:pPr>
-      <w:r>
-        <w:rPr>
-          <w:rFonts w:ascii="David" w:cs="David" w:eastAsia="David" w:hAnsi="David"/>
-          <w:b w:val="false"/>
-          <w:bCs w:val="false"/>
-          <w:i w:val="false"/>
-          <w:iCs w:val="false"/>
-          <w:sz w:val="24"/>
-          <w:szCs w:val="24"/>
-          <w:rtl/>
-        </w:rPr>
-        <w:t xml:space="preserve">59.</w:t>
-      </w:r>
-      <w:r>
-        <w:rPr>
-          <w:rFonts w:ascii="David" w:cs="David" w:eastAsia="David" w:hAnsi="David"/>
-          <w:sz w:val="24"/>
-          <w:szCs w:val="24"/>
-          <w:rtl/>
-        </w:rPr>
-        <w:tab/>
-      </w:r>
-      <w:r>
-        <w:rPr>
-          <w:rFonts w:ascii="David" w:cs="David" w:eastAsia="David" w:hAnsi="David"/>
-          <w:b w:val="false"/>
-          <w:bCs w:val="false"/>
-          <w:i w:val="false"/>
-          <w:iCs w:val="false"/>
-          <w:sz w:val="24"/>
-          <w:szCs w:val="24"/>
-          <w:rtl/>
-        </w:rPr>
-        <w:t xml:space="preserve">ובסיפתו: </w:t>
-      </w:r>
-      <w:r>
-        <w:rPr>
-          <w:rFonts w:ascii="David" w:cs="David" w:eastAsia="David" w:hAnsi="David"/>
-          <w:b/>
-          <w:bCs/>
-          <w:i w:val="false"/>
-          <w:iCs w:val="false"/>
-          <w:sz w:val="24"/>
-          <w:szCs w:val="24"/>
-          <w:rtl/>
-        </w:rPr>
-        <w:t xml:space="preserve">"נודה על כל התחשבות במצבה והימנעות מהוצאתה מהדירה בה מתגוררת מזה 30 שנה"</w:t>
-      </w:r>
-      <w:r>
-        <w:rPr>
-          <w:rFonts w:ascii="David" w:cs="David" w:eastAsia="David" w:hAnsi="David"/>
-          <w:b w:val="false"/>
-          <w:bCs w:val="false"/>
-          <w:i w:val="false"/>
-          <w:iCs w:val="false"/>
-          <w:sz w:val="24"/>
-          <w:szCs w:val="24"/>
-          <w:rtl/>
-        </w:rPr>
-        <w:t xml:space="preserve">.</w:t>
-      </w:r>
-    </w:p>
-    <w:p>
-      <w:pPr>
-        <w:tabs>
-          <w:tab w:val="start" w:pos="480"/>
-        </w:tabs>
-        <w:bidi/>
-        <w:spacing w:after="45" w:line="360" w:lineRule="auto"/>
-        <w:ind w:start="480" w:hanging="480"/>
-        <w:jc w:val="both"/>
-      </w:pPr>
-      <w:r>
-        <w:rPr>
-          <w:rFonts w:ascii="David" w:cs="David" w:eastAsia="David" w:hAnsi="David"/>
-          <w:b w:val="false"/>
-          <w:bCs w:val="false"/>
-          <w:i w:val="false"/>
-          <w:iCs w:val="false"/>
-          <w:sz w:val="24"/>
-          <w:szCs w:val="24"/>
-          <w:rtl/>
-        </w:rPr>
-        <w:t xml:space="preserve">60.</w:t>
-      </w:r>
-      <w:r>
-        <w:rPr>
-          <w:rFonts w:ascii="David" w:cs="David" w:eastAsia="David" w:hAnsi="David"/>
-          <w:sz w:val="24"/>
-          <w:szCs w:val="24"/>
-          <w:rtl/>
-        </w:rPr>
-        <w:tab/>
-      </w:r>
-      <w:r>
-        <w:rPr>
-          <w:rFonts w:ascii="David" w:cs="David" w:eastAsia="David" w:hAnsi="David"/>
-          <w:b w:val="false"/>
-          <w:bCs w:val="false"/>
-          <w:i w:val="false"/>
-          <w:iCs w:val="false"/>
-          <w:sz w:val="24"/>
-          <w:szCs w:val="24"/>
-          <w:rtl/>
-        </w:rPr>
-        <w:t xml:space="preserve">וכבר בשנת 2013 פנתה הנתבעת בכתב אל משרד הבינוי והשיכון בבקשה לפתרון דיור, ותיארה כי אין לה קורת גג משלה וכי היא מתגוררת בשכירות. הפנייה נמסרה באמצעות מרכז אלונים, גורם רווחה ושיקום, ואושרה בחותמתו ביום 28.6.2013 (נספח ד').</w:t>
-      </w:r>
-    </w:p>
-    <w:p>
-      <w:pPr>
-        <w:tabs>
-          <w:tab w:val="start" w:pos="480"/>
-        </w:tabs>
-        <w:bidi/>
-        <w:spacing w:after="45" w:line="360" w:lineRule="auto"/>
-        <w:ind w:start="480" w:hanging="480"/>
-        <w:jc w:val="both"/>
-      </w:pPr>
-      <w:r>
-        <w:rPr>
-          <w:rFonts w:ascii="David" w:cs="David" w:eastAsia="David" w:hAnsi="David"/>
-          <w:b w:val="false"/>
-          <w:bCs w:val="false"/>
-          <w:i w:val="false"/>
-          <w:iCs w:val="false"/>
-          <w:sz w:val="24"/>
-          <w:szCs w:val="24"/>
-          <w:rtl/>
-        </w:rPr>
-        <w:t xml:space="preserve">61.</w:t>
-      </w:r>
-      <w:r>
-        <w:rPr>
-          <w:rFonts w:ascii="David" w:cs="David" w:eastAsia="David" w:hAnsi="David"/>
-          <w:sz w:val="24"/>
-          <w:szCs w:val="24"/>
-          <w:rtl/>
-        </w:rPr>
-        <w:tab/>
-      </w:r>
-      <w:r>
-        <w:rPr>
-          <w:rFonts w:ascii="David" w:cs="David" w:eastAsia="David" w:hAnsi="David"/>
-          <w:b w:val="false"/>
-          <w:bCs w:val="false"/>
-          <w:i w:val="false"/>
-          <w:iCs w:val="false"/>
-          <w:sz w:val="24"/>
-          <w:szCs w:val="24"/>
-          <w:rtl/>
-        </w:rPr>
-        <w:t xml:space="preserve">לחומר זה משקל ישיר לעניין הזכאות העצמאית לפי סעיף 3(ב) ולעניין ההשבה. ואולם התובעת החליטה בלא שפנתה לגורמי הרווחה, בנספח 4 אין לו כל התייחסות, ועניינה של הנתבעת לא הובא בפני הוועדה לבחינת מקרים חריגים.</w:t>
-      </w:r>
-    </w:p>
-    <w:p>
-      <w:pPr>
-        <w:tabs>
-          <w:tab w:val="start" w:pos="480"/>
-        </w:tabs>
-        <w:bidi/>
-        <w:spacing w:after="45" w:line="360" w:lineRule="auto"/>
-        <w:ind w:start="480" w:hanging="480"/>
-        <w:jc w:val="both"/>
-      </w:pPr>
-      <w:r>
-        <w:rPr>
-          <w:rFonts w:ascii="David" w:cs="David" w:eastAsia="David" w:hAnsi="David"/>
-          <w:b w:val="false"/>
-          <w:bCs w:val="false"/>
-          <w:i w:val="false"/>
-          <w:iCs w:val="false"/>
-          <w:sz w:val="24"/>
-          <w:szCs w:val="24"/>
-          <w:rtl/>
-        </w:rPr>
-        <w:t xml:space="preserve">62.</w:t>
-      </w:r>
-      <w:r>
-        <w:rPr>
-          <w:rFonts w:ascii="David" w:cs="David" w:eastAsia="David" w:hAnsi="David"/>
-          <w:sz w:val="24"/>
-          <w:szCs w:val="24"/>
-          <w:rtl/>
-        </w:rPr>
-        <w:tab/>
-      </w:r>
-      <w:r>
-        <w:rPr>
-          <w:rFonts w:ascii="David" w:cs="David" w:eastAsia="David" w:hAnsi="David"/>
-          <w:b/>
-          <w:bCs/>
-          <w:i w:val="false"/>
-          <w:iCs w:val="false"/>
-          <w:sz w:val="24"/>
-          <w:szCs w:val="24"/>
-          <w:rtl/>
-        </w:rPr>
-        <w:t xml:space="preserve">גובה החיוב.</w:t>
-      </w:r>
-      <w:r>
-        <w:rPr>
-          <w:rFonts w:ascii="David" w:cs="David" w:eastAsia="David" w:hAnsi="David"/>
-          <w:b w:val="false"/>
-          <w:bCs w:val="false"/>
-          <w:i w:val="false"/>
-          <w:iCs w:val="false"/>
-          <w:sz w:val="24"/>
-          <w:szCs w:val="24"/>
-          <w:rtl/>
-        </w:rPr>
-        <w:t xml:space="preserve"> התובעת עותרת לסך 36,533.38 ₪, בחיוב חודשי של 2,948.85 ₪, בעוד היא עצמה קבעה באותה תקופה כי שכר הדירה נטו הוא 221.19 ₪.</w:t>
-      </w:r>
-    </w:p>
-    <w:p>
-      <w:pPr>
-        <w:tabs>
-          <w:tab w:val="start" w:pos="480"/>
-        </w:tabs>
-        <w:bidi/>
-        <w:spacing w:after="45" w:line="360" w:lineRule="auto"/>
-        <w:ind w:start="480" w:hanging="480"/>
-        <w:jc w:val="both"/>
-      </w:pPr>
-      <w:r>
-        <w:rPr>
-          <w:rFonts w:ascii="David" w:cs="David" w:eastAsia="David" w:hAnsi="David"/>
-          <w:b w:val="false"/>
-          <w:bCs w:val="false"/>
-          <w:i w:val="false"/>
-          <w:iCs w:val="false"/>
-          <w:sz w:val="24"/>
-          <w:szCs w:val="24"/>
-          <w:rtl/>
-        </w:rPr>
-        <w:t xml:space="preserve">63.</w:t>
-      </w:r>
-      <w:r>
-        <w:rPr>
-          <w:rFonts w:ascii="David" w:cs="David" w:eastAsia="David" w:hAnsi="David"/>
-          <w:sz w:val="24"/>
-          <w:szCs w:val="24"/>
-          <w:rtl/>
-        </w:rPr>
-        <w:tab/>
-      </w:r>
-      <w:r>
-        <w:rPr>
-          <w:rFonts w:ascii="David" w:cs="David" w:eastAsia="David" w:hAnsi="David"/>
-          <w:b w:val="false"/>
-          <w:bCs w:val="false"/>
-          <w:i w:val="false"/>
-          <w:iCs w:val="false"/>
-          <w:sz w:val="24"/>
-          <w:szCs w:val="24"/>
-          <w:rtl/>
-        </w:rPr>
-        <w:t xml:space="preserve">לא הוצגה חוות דעת לשווי, והכרטסת אינה ראיה אלא רישום פנימי. ואת הריבית גובה התובעת מכוח חוזה השכירות, שאת קיומו היא מכחישה.</w:t>
-      </w:r>
-    </w:p>
-    <w:p>
-      <w:pPr>
-        <w:tabs>
-          <w:tab w:val="start" w:pos="480"/>
-        </w:tabs>
-        <w:bidi/>
-        <w:spacing w:after="45" w:line="360" w:lineRule="auto"/>
-        <w:ind w:start="480" w:hanging="480"/>
-        <w:jc w:val="both"/>
-      </w:pPr>
-      <w:r>
-        <w:rPr>
-          <w:rFonts w:ascii="David" w:cs="David" w:eastAsia="David" w:hAnsi="David"/>
-          <w:b w:val="false"/>
-          <w:bCs w:val="false"/>
-          <w:i w:val="false"/>
-          <w:iCs w:val="false"/>
-          <w:sz w:val="24"/>
-          <w:szCs w:val="24"/>
-          <w:rtl/>
-        </w:rPr>
-        <w:t xml:space="preserve">64.</w:t>
-      </w:r>
-      <w:r>
-        <w:rPr>
-          <w:rFonts w:ascii="David" w:cs="David" w:eastAsia="David" w:hAnsi="David"/>
-          <w:sz w:val="24"/>
-          <w:szCs w:val="24"/>
-          <w:rtl/>
-        </w:rPr>
-        <w:tab/>
-      </w:r>
-      <w:r>
-        <w:rPr>
-          <w:rFonts w:ascii="David" w:cs="David" w:eastAsia="David" w:hAnsi="David"/>
-          <w:b/>
-          <w:bCs/>
-          <w:i w:val="false"/>
-          <w:iCs w:val="false"/>
-          <w:sz w:val="24"/>
-          <w:szCs w:val="24"/>
-          <w:rtl/>
-        </w:rPr>
-        <w:t xml:space="preserve">התייחסות לסעיפי כתב התביעה.</w:t>
-      </w:r>
-      <w:r>
-        <w:rPr>
-          <w:rFonts w:ascii="David" w:cs="David" w:eastAsia="David" w:hAnsi="David"/>
-          <w:b w:val="false"/>
-          <w:bCs w:val="false"/>
-          <w:i w:val="false"/>
-          <w:iCs w:val="false"/>
-          <w:sz w:val="24"/>
-          <w:szCs w:val="24"/>
-          <w:rtl/>
-        </w:rPr>
-        <w:t xml:space="preserve"> הנטען בסעיפים 1, 5, 6, 7, 8, 13, 14 ו-17 אינו מוכחש ככל שהוא נוגע לזהות הצדדים והדירה, לסמכות, להשכרת הדירה למנוח ולמועד פטירתו; ומוכחשת כל מסקנה משפטית הנגזרת מהם.</w:t>
-      </w:r>
-    </w:p>
-    <w:p>
-      <w:pPr>
-        <w:tabs>
-          <w:tab w:val="start" w:pos="480"/>
-        </w:tabs>
-        <w:bidi/>
-        <w:spacing w:after="45" w:line="360" w:lineRule="auto"/>
-        <w:ind w:start="480" w:hanging="480"/>
-        <w:jc w:val="both"/>
-      </w:pPr>
-      <w:r>
-        <w:rPr>
-          <w:rFonts w:ascii="David" w:cs="David" w:eastAsia="David" w:hAnsi="David"/>
-          <w:b w:val="false"/>
-          <w:bCs w:val="false"/>
-          <w:i w:val="false"/>
-          <w:iCs w:val="false"/>
-          <w:sz w:val="24"/>
-          <w:szCs w:val="24"/>
-          <w:rtl/>
-        </w:rPr>
-        <w:t xml:space="preserve">65.</w:t>
-      </w:r>
-      <w:r>
-        <w:rPr>
-          <w:rFonts w:ascii="David" w:cs="David" w:eastAsia="David" w:hAnsi="David"/>
-          <w:sz w:val="24"/>
-          <w:szCs w:val="24"/>
-          <w:rtl/>
-        </w:rPr>
-        <w:tab/>
-      </w:r>
-      <w:r>
-        <w:rPr>
-          <w:rFonts w:ascii="David" w:cs="David" w:eastAsia="David" w:hAnsi="David"/>
-          <w:b w:val="false"/>
-          <w:bCs w:val="false"/>
-          <w:i w:val="false"/>
-          <w:iCs w:val="false"/>
-          <w:sz w:val="24"/>
-          <w:szCs w:val="24"/>
-          <w:rtl/>
-        </w:rPr>
-        <w:t xml:space="preserve">הנטען בסעיפים 2, 9, 10, 15 ו-16 מוכחש: הנתבעת לא פלשה ואינה מחזיקה שלא כדין, ולא נשלחו אליה התראות.</w:t>
-      </w:r>
-    </w:p>
-    <w:p>
-      <w:pPr>
-        <w:tabs>
-          <w:tab w:val="start" w:pos="480"/>
-        </w:tabs>
-        <w:bidi/>
-        <w:spacing w:after="45" w:line="360" w:lineRule="auto"/>
-        <w:ind w:start="480" w:hanging="480"/>
-        <w:jc w:val="both"/>
-      </w:pPr>
-      <w:r>
-        <w:rPr>
-          <w:rFonts w:ascii="David" w:cs="David" w:eastAsia="David" w:hAnsi="David"/>
-          <w:b w:val="false"/>
-          <w:bCs w:val="false"/>
-          <w:i w:val="false"/>
-          <w:iCs w:val="false"/>
-          <w:sz w:val="24"/>
-          <w:szCs w:val="24"/>
-          <w:rtl/>
-        </w:rPr>
-        <w:t xml:space="preserve">66.</w:t>
-      </w:r>
-      <w:r>
-        <w:rPr>
-          <w:rFonts w:ascii="David" w:cs="David" w:eastAsia="David" w:hAnsi="David"/>
-          <w:sz w:val="24"/>
-          <w:szCs w:val="24"/>
-          <w:rtl/>
-        </w:rPr>
-        <w:tab/>
-      </w:r>
-      <w:r>
-        <w:rPr>
-          <w:rFonts w:ascii="David" w:cs="David" w:eastAsia="David" w:hAnsi="David"/>
-          <w:b w:val="false"/>
-          <w:bCs w:val="false"/>
-          <w:i w:val="false"/>
-          <w:iCs w:val="false"/>
-          <w:sz w:val="24"/>
-          <w:szCs w:val="24"/>
-          <w:rtl/>
-        </w:rPr>
-        <w:t xml:space="preserve">הנטען בסעיפים 3, 4, 11, 18, 19, 21, 22 ו-23 מוכחש מן הטעמים המפורטים לעיל. אין הכחשה לעצם קיומו של המסמך שבנספח 4, ומוכחש כי מדובר בהחלטה שנתקבלה כדין.</w:t>
-      </w:r>
-    </w:p>
-    <w:p>
-      <w:pPr>
-        <w:tabs>
-          <w:tab w:val="start" w:pos="480"/>
-        </w:tabs>
-        <w:bidi/>
-        <w:spacing w:after="45" w:line="360" w:lineRule="auto"/>
-        <w:ind w:start="480" w:hanging="480"/>
-        <w:jc w:val="both"/>
-      </w:pPr>
-      <w:r>
-        <w:rPr>
-          <w:rFonts w:ascii="David" w:cs="David" w:eastAsia="David" w:hAnsi="David"/>
-          <w:b w:val="false"/>
-          <w:bCs w:val="false"/>
-          <w:i w:val="false"/>
-          <w:iCs w:val="false"/>
-          <w:sz w:val="24"/>
-          <w:szCs w:val="24"/>
-          <w:rtl/>
-        </w:rPr>
-        <w:t xml:space="preserve">67.</w:t>
-      </w:r>
-      <w:r>
-        <w:rPr>
-          <w:rFonts w:ascii="David" w:cs="David" w:eastAsia="David" w:hAnsi="David"/>
-          <w:sz w:val="24"/>
-          <w:szCs w:val="24"/>
-          <w:rtl/>
-        </w:rPr>
-        <w:tab/>
-      </w:r>
-      <w:r>
-        <w:rPr>
-          <w:rFonts w:ascii="David" w:cs="David" w:eastAsia="David" w:hAnsi="David"/>
-          <w:b w:val="false"/>
-          <w:bCs w:val="false"/>
-          <w:i w:val="false"/>
-          <w:iCs w:val="false"/>
-          <w:sz w:val="24"/>
-          <w:szCs w:val="24"/>
-          <w:rtl/>
-        </w:rPr>
-        <w:t xml:space="preserve">סעיפים 12 ו-20 אינם טענות שבעובדה הטעונות הכחשה. ואשר לסעיף 20 יוער כי הדיור הציבורי אכן נועד למי שידה אינה משגת, ותכלית זו מכוונת אל הנתבעת.</w:t>
-      </w:r>
-    </w:p>
-    <w:p>
-      <w:pPr>
-        <w:tabs>
-          <w:tab w:val="start" w:pos="480"/>
-        </w:tabs>
-        <w:bidi/>
-        <w:spacing w:after="45" w:line="360" w:lineRule="auto"/>
-        <w:ind w:start="480" w:hanging="480"/>
-        <w:jc w:val="both"/>
-      </w:pPr>
-      <w:r>
-        <w:rPr>
-          <w:rFonts w:ascii="David" w:cs="David" w:eastAsia="David" w:hAnsi="David"/>
-          <w:b w:val="false"/>
-          <w:bCs w:val="false"/>
-          <w:i w:val="false"/>
-          <w:iCs w:val="false"/>
-          <w:sz w:val="24"/>
-          <w:szCs w:val="24"/>
-          <w:rtl/>
-        </w:rPr>
-        <w:t xml:space="preserve">68.</w:t>
       </w:r>
       <w:r>
         <w:rPr>

--- a/amidar-defense/כתב הגנה - נוסח מעודכן.docx
+++ b/amidar-defense/כתב הגנה - נוסח מעודכן.docx
@@ -667,7 +667,7 @@
           <w:szCs w:val="24"/>
           <w:rtl/>
         </w:rPr>
-        <w:t xml:space="preserve"> התובעת מציינת בכתב תביעתה כי תלויה ועומדת נגד הנתבעת תביעה לסילוק יד, ת"א 12718-06-26, "בגין אותה מסכת עובדתית". תקנות 24 ו-25(ב) לתקנות סדר הדין האזרחי, התשע"ט-2018 מחייבות לכלול בכתב תביעה אחד את כל העילות והסעדים בשל אותה מסכת עובדתית, זולת אם ניתנה רשות לפיצול; רשות כזו לא נטענה ולא הוצגה, ואף ההחלטה על איחוד הדיון אין בה משום רשות בדיעבד. דין התביעה להימחק.</w:t>
+        <w:t xml:space="preserve"> התובעת מציינת בכתב תביעתה כי תלויה ועומדת נגד הנתבעת תביעה לסילוק יד, ת"א 12718-06-26, "בגין אותה מסכת עובדתית", וכי ניתנה החלטה על איחוד הדיון בין ההליכים.</w:t>
       </w:r>
     </w:p>
     <w:p>
@@ -692,6 +692,52 @@
           <w:rtl/>
         </w:rPr>
         <w:t xml:space="preserve">2.</w:t>
+      </w:r>
+      <w:r>
+        <w:rPr>
+          <w:rFonts w:ascii="David" w:cs="David" w:eastAsia="David" w:hAnsi="David"/>
+          <w:sz w:val="24"/>
+          <w:szCs w:val="24"/>
+          <w:rtl/>
+        </w:rPr>
+        <w:tab/>
+      </w:r>
+      <w:r>
+        <w:rPr>
+          <w:rFonts w:ascii="David" w:cs="David" w:eastAsia="David" w:hAnsi="David"/>
+          <w:b w:val="false"/>
+          <w:bCs w:val="false"/>
+          <w:i w:val="false"/>
+          <w:iCs w:val="false"/>
+          <w:sz w:val="24"/>
+          <w:szCs w:val="24"/>
+          <w:rtl/>
+        </w:rPr>
+        <w:t xml:space="preserve">תקנות 24 ו-25(ב) לתקנות מחייבות לכלול בכתב תביעה אחד את כל העילות והסעדים בשל אותה מסכת עובדתית, זולת אם ניתנה רשות לפיצול. רשות כזו לא נטענה ולא הוצגה, ובהחלטת האיחוד אין רשות בדיעבד; דין התביעה להימחק.</w:t>
+      </w:r>
+    </w:p>
+    <w:p>
+      <w:pPr>
+        <w:tabs>
+          <w:tab w:val="start" w:pos="480"/>
+        </w:tabs>
+        <w:bidi/>
+        <w:spacing w:after="45" w:line="360" w:lineRule="auto"/>
+        <w:ind w:start="480" w:hanging="480"/>
+        <w:jc w:val="both"/>
+      </w:pPr>
+      <w:r>
+        <w:rPr>
+          <w:rFonts w:ascii="David" w:cs="David" w:eastAsia="David" w:hAnsi="David"/>
+          <w:b w:val="false"/>
+          <w:bCs w:val="false"/>
+          <w:i w:val="false"/>
+          <w:iCs w:val="false"/>
+          <w:sz w:val="24"/>
+          <w:szCs w:val="24"/>
+          <w:rtl/>
+        </w:rPr>
+        <w:t xml:space="preserve">3.</w:t>
       </w:r>
       <w:r>
         <w:rPr>
@@ -750,7 +796,7 @@
           <w:szCs w:val="24"/>
           <w:rtl/>
         </w:rPr>
-        <w:t xml:space="preserve">3.</w:t>
+        <w:t xml:space="preserve">4.</w:t>
       </w:r>
       <w:r>
         <w:rPr>
@@ -785,53 +831,7 @@
           <w:szCs w:val="24"/>
           <w:rtl/>
         </w:rPr>
-        <w:t xml:space="preserve"> היא בתו של הדייר החוזי, מר מנבר וונדימאג'ן ז"ל, שהתגורר בדירה מיום 8.8.1996 ועד לפטירתו ביום 16.2.2024. הנתבעת גדלה בדירה והתגוררה בה מילדותה, לרבות ביום 1.8.2009 וברציפות עד לשנת 2019, שבה שכרה דירה בסמוך על רקע מתח שנתגלע בינה לבין אביה.</w:t>
-      </w:r>
-    </w:p>
-    <w:p>
-      <w:pPr>
-        <w:tabs>
-          <w:tab w:val="start" w:pos="480"/>
-        </w:tabs>
-        <w:bidi/>
-        <w:spacing w:after="45" w:line="360" w:lineRule="auto"/>
-        <w:ind w:start="480" w:hanging="480"/>
-        <w:jc w:val="both"/>
-      </w:pPr>
-      <w:r>
-        <w:rPr>
-          <w:rFonts w:ascii="David" w:cs="David" w:eastAsia="David" w:hAnsi="David"/>
-          <w:b w:val="false"/>
-          <w:bCs w:val="false"/>
-          <w:i w:val="false"/>
-          <w:iCs w:val="false"/>
-          <w:sz w:val="24"/>
-          <w:szCs w:val="24"/>
-          <w:rtl/>
-        </w:rPr>
-        <w:t xml:space="preserve">4.</w:t>
-      </w:r>
-      <w:r>
-        <w:rPr>
-          <w:rFonts w:ascii="David" w:cs="David" w:eastAsia="David" w:hAnsi="David"/>
-          <w:sz w:val="24"/>
-          <w:szCs w:val="24"/>
-          <w:rtl/>
-        </w:rPr>
-        <w:tab/>
-      </w:r>
-      <w:r>
-        <w:rPr>
-          <w:rFonts w:ascii="David" w:cs="David" w:eastAsia="David" w:hAnsi="David"/>
-          <w:b w:val="false"/>
-          <w:bCs w:val="false"/>
-          <w:i w:val="false"/>
-          <w:iCs w:val="false"/>
-          <w:sz w:val="24"/>
-          <w:szCs w:val="24"/>
-          <w:rtl/>
-        </w:rPr>
-        <w:t xml:space="preserve">בסמוך לחודש דצמבר 2023 שבה אל הדירה כדי לסעוד את אביה עד לפטירתו, ומאז היא מתגוררת בה, והדירה היא ביתה היחיד. מי שאלה נסיבות כניסתה אינה "פולשת", ולכל היותר עסקינן בבת-רשות.</w:t>
+        <w:t xml:space="preserve"> היא בתו של הדייר החוזי, מר מנבר וונדימאג'ן ז"ל, שהתגורר בדירה מיום 8.8.1996 ועד לפטירתו ביום 16.2.2024. הנתבעת גדלה בדירה ושבה אליה בסמוך לדצמבר 2023 כדי לסעוד את אביה עד לפטירתו.</w:t>
       </w:r>
     </w:p>
     <w:p>
@@ -877,7 +877,7 @@
           <w:szCs w:val="24"/>
           <w:rtl/>
         </w:rPr>
-        <w:t xml:space="preserve">לחלופין תטען הנתבעת כי היא "דייר ממשיך" כהגדרתו בסעיף 1 לחוק זכויות הדייר בדיור הציבורי, התשנ"ח-1998; ולעניין הוראת המעבר, התנאי שהתובעת עצמה הציבה בראש טבלת ביקורי המעגל שבנספח 4 הוא "ביקורי מעגל לדייר הממשיך מתאריך 1.8.09 ועד מועד הבקשה ולא פחות מ-4 שנות מגורים רצופות", והנתבעת התגוררה בדירה מיום 1.8.2009 וברציפות כעשר שנים. מכל מקום, שאלת מגוריה לא נבדקה מעולם ומקומה להתברר בראיות.</w:t>
+        <w:t xml:space="preserve">מאז היא מתגוררת בדירה, שהיא ביתה היחיד. מי שאלה נסיבות כניסתה אינה "פולשת", ולכל היותר עסקינן בבת-רשות.</w:t>
       </w:r>
     </w:p>
     <w:p>
@@ -902,6 +902,144 @@
           <w:rtl/>
         </w:rPr>
         <w:t xml:space="preserve">6.</w:t>
+      </w:r>
+      <w:r>
+        <w:rPr>
+          <w:rFonts w:ascii="David" w:cs="David" w:eastAsia="David" w:hAnsi="David"/>
+          <w:sz w:val="24"/>
+          <w:szCs w:val="24"/>
+          <w:rtl/>
+        </w:rPr>
+        <w:tab/>
+      </w:r>
+      <w:r>
+        <w:rPr>
+          <w:rFonts w:ascii="David" w:cs="David" w:eastAsia="David" w:hAnsi="David"/>
+          <w:b w:val="false"/>
+          <w:bCs w:val="false"/>
+          <w:i w:val="false"/>
+          <w:iCs w:val="false"/>
+          <w:sz w:val="24"/>
+          <w:szCs w:val="24"/>
+          <w:rtl/>
+        </w:rPr>
+        <w:t xml:space="preserve">לחלופין תטען הנתבעת כי היא "דייר ממשיך" כהגדרתו בסעיף 1 לחוק זכויות הדייר בדיור הציבורי, התשנ"ח-1998, וכי מתקיים בה תנאי הוראת המעבר, שבגדרה מוסיף לחול עליה נוסחו הקודם של סעיף 3 לחוק.</w:t>
+      </w:r>
+    </w:p>
+    <w:p>
+      <w:pPr>
+        <w:tabs>
+          <w:tab w:val="start" w:pos="480"/>
+        </w:tabs>
+        <w:bidi/>
+        <w:spacing w:after="45" w:line="360" w:lineRule="auto"/>
+        <w:ind w:start="480" w:hanging="480"/>
+        <w:jc w:val="both"/>
+      </w:pPr>
+      <w:r>
+        <w:rPr>
+          <w:rFonts w:ascii="David" w:cs="David" w:eastAsia="David" w:hAnsi="David"/>
+          <w:b w:val="false"/>
+          <w:bCs w:val="false"/>
+          <w:i w:val="false"/>
+          <w:iCs w:val="false"/>
+          <w:sz w:val="24"/>
+          <w:szCs w:val="24"/>
+          <w:rtl/>
+        </w:rPr>
+        <w:t xml:space="preserve">7.</w:t>
+      </w:r>
+      <w:r>
+        <w:rPr>
+          <w:rFonts w:ascii="David" w:cs="David" w:eastAsia="David" w:hAnsi="David"/>
+          <w:sz w:val="24"/>
+          <w:szCs w:val="24"/>
+          <w:rtl/>
+        </w:rPr>
+        <w:tab/>
+      </w:r>
+      <w:r>
+        <w:rPr>
+          <w:rFonts w:ascii="David" w:cs="David" w:eastAsia="David" w:hAnsi="David"/>
+          <w:b w:val="false"/>
+          <w:bCs w:val="false"/>
+          <w:i w:val="false"/>
+          <w:iCs w:val="false"/>
+          <w:sz w:val="24"/>
+          <w:szCs w:val="24"/>
+          <w:rtl/>
+        </w:rPr>
+        <w:t xml:space="preserve">ודוק, זהו התנאי שהתובעת עצמה הציבה בראש טבלת ביקורי המעגל שבנספח 4: "ביקורי מעגל לדייר הממשיך מתאריך 1.8.09 ועד מועד הבקשה ולא פחות מ-4 שנות מגורים רצופות". הנתבעת התגוררה בדירה מיום 1.8.2009 וברציפות כעשר שנים.</w:t>
+      </w:r>
+    </w:p>
+    <w:p>
+      <w:pPr>
+        <w:tabs>
+          <w:tab w:val="start" w:pos="480"/>
+        </w:tabs>
+        <w:bidi/>
+        <w:spacing w:after="45" w:line="360" w:lineRule="auto"/>
+        <w:ind w:start="480" w:hanging="480"/>
+        <w:jc w:val="both"/>
+      </w:pPr>
+      <w:r>
+        <w:rPr>
+          <w:rFonts w:ascii="David" w:cs="David" w:eastAsia="David" w:hAnsi="David"/>
+          <w:b w:val="false"/>
+          <w:bCs w:val="false"/>
+          <w:i w:val="false"/>
+          <w:iCs w:val="false"/>
+          <w:sz w:val="24"/>
+          <w:szCs w:val="24"/>
+          <w:rtl/>
+        </w:rPr>
+        <w:t xml:space="preserve">8.</w:t>
+      </w:r>
+      <w:r>
+        <w:rPr>
+          <w:rFonts w:ascii="David" w:cs="David" w:eastAsia="David" w:hAnsi="David"/>
+          <w:sz w:val="24"/>
+          <w:szCs w:val="24"/>
+          <w:rtl/>
+        </w:rPr>
+        <w:tab/>
+      </w:r>
+      <w:r>
+        <w:rPr>
+          <w:rFonts w:ascii="David" w:cs="David" w:eastAsia="David" w:hAnsi="David"/>
+          <w:b w:val="false"/>
+          <w:bCs w:val="false"/>
+          <w:i w:val="false"/>
+          <w:iCs w:val="false"/>
+          <w:sz w:val="24"/>
+          <w:szCs w:val="24"/>
+          <w:rtl/>
+        </w:rPr>
+        <w:t xml:space="preserve">ומכל מקום, שאלת מגוריה לא נבדקה מעולם ומקומה להתברר בראיות.</w:t>
+      </w:r>
+    </w:p>
+    <w:p>
+      <w:pPr>
+        <w:tabs>
+          <w:tab w:val="start" w:pos="480"/>
+        </w:tabs>
+        <w:bidi/>
+        <w:spacing w:after="45" w:line="360" w:lineRule="auto"/>
+        <w:ind w:start="480" w:hanging="480"/>
+        <w:jc w:val="both"/>
+      </w:pPr>
+      <w:r>
+        <w:rPr>
+          <w:rFonts w:ascii="David" w:cs="David" w:eastAsia="David" w:hAnsi="David"/>
+          <w:b w:val="false"/>
+          <w:bCs w:val="false"/>
+          <w:i w:val="false"/>
+          <w:iCs w:val="false"/>
+          <w:sz w:val="24"/>
+          <w:szCs w:val="24"/>
+          <w:rtl/>
+        </w:rPr>
+        <w:t xml:space="preserve">9.</w:t>
       </w:r>
       <w:r>
         <w:rPr>
@@ -936,77 +1074,77 @@
           <w:szCs w:val="24"/>
           <w:rtl/>
         </w:rPr>
-        <w:t xml:space="preserve"> סעיף 3(א) לחוק אינו הופך דייר ממשיך שאינו זכאי עצמאית לפולש, אלא מחייבו לפנות את הדירה "בתוך תשעה חודשים מהמועד שבו נמסרה לו הודעה מאת משרד הבינוי והשיכון, בדבר אי-זכאותו לדירה ציבורית לפי הכללים".</w:t>
-      </w:r>
-    </w:p>
-    <w:p>
-      <w:pPr>
-        <w:tabs>
-          <w:tab w:val="start" w:pos="480"/>
-        </w:tabs>
-        <w:bidi/>
-        <w:spacing w:after="45" w:line="360" w:lineRule="auto"/>
-        <w:ind w:start="480" w:hanging="480"/>
-        <w:jc w:val="both"/>
-      </w:pPr>
-      <w:r>
-        <w:rPr>
-          <w:rFonts w:ascii="David" w:cs="David" w:eastAsia="David" w:hAnsi="David"/>
-          <w:b w:val="false"/>
-          <w:bCs w:val="false"/>
-          <w:i w:val="false"/>
-          <w:iCs w:val="false"/>
-          <w:sz w:val="24"/>
-          <w:szCs w:val="24"/>
-          <w:rtl/>
-        </w:rPr>
-        <w:t xml:space="preserve">7.</w:t>
-      </w:r>
-      <w:r>
-        <w:rPr>
-          <w:rFonts w:ascii="David" w:cs="David" w:eastAsia="David" w:hAnsi="David"/>
-          <w:sz w:val="24"/>
-          <w:szCs w:val="24"/>
-          <w:rtl/>
-        </w:rPr>
-        <w:tab/>
-      </w:r>
-      <w:r>
-        <w:rPr>
-          <w:rFonts w:ascii="David" w:cs="David" w:eastAsia="David" w:hAnsi="David"/>
-          <w:b w:val="false"/>
-          <w:bCs w:val="false"/>
-          <w:i w:val="false"/>
-          <w:iCs w:val="false"/>
-          <w:sz w:val="24"/>
-          <w:szCs w:val="24"/>
-          <w:rtl/>
-        </w:rPr>
-        <w:t xml:space="preserve">הודעה כזו לא נמסרה ואיננה בין נספחי כתב התביעה. כל עוד לא נמסרה, ובמשך תשעה חודשים לאחריה, החזקת הנתבעת כדין ולא קמה עילה לדמי שימוש ראויים.</w:t>
-      </w:r>
-    </w:p>
-    <w:p>
-      <w:pPr>
-        <w:tabs>
-          <w:tab w:val="start" w:pos="480"/>
-        </w:tabs>
-        <w:bidi/>
-        <w:spacing w:after="45" w:line="360" w:lineRule="auto"/>
-        <w:ind w:start="480" w:hanging="480"/>
-        <w:jc w:val="both"/>
-      </w:pPr>
-      <w:r>
-        <w:rPr>
-          <w:rFonts w:ascii="David" w:cs="David" w:eastAsia="David" w:hAnsi="David"/>
-          <w:b w:val="false"/>
-          <w:bCs w:val="false"/>
-          <w:i w:val="false"/>
-          <w:iCs w:val="false"/>
-          <w:sz w:val="24"/>
-          <w:szCs w:val="24"/>
-          <w:rtl/>
-        </w:rPr>
-        <w:t xml:space="preserve">8.</w:t>
+        <w:t xml:space="preserve"> סעיף 3(א) לחוק אינו הופך דייר ממשיך לפולש, אלא מחייבו לפנות את הדירה "בתוך תשעה חודשים מהמועד שבו נמסרה לו הודעה מאת משרד הבינוי והשיכון, בדבר אי-זכאותו לדירה ציבורית לפי הכללים".</w:t>
+      </w:r>
+    </w:p>
+    <w:p>
+      <w:pPr>
+        <w:tabs>
+          <w:tab w:val="start" w:pos="480"/>
+        </w:tabs>
+        <w:bidi/>
+        <w:spacing w:after="45" w:line="360" w:lineRule="auto"/>
+        <w:ind w:start="480" w:hanging="480"/>
+        <w:jc w:val="both"/>
+      </w:pPr>
+      <w:r>
+        <w:rPr>
+          <w:rFonts w:ascii="David" w:cs="David" w:eastAsia="David" w:hAnsi="David"/>
+          <w:b w:val="false"/>
+          <w:bCs w:val="false"/>
+          <w:i w:val="false"/>
+          <w:iCs w:val="false"/>
+          <w:sz w:val="24"/>
+          <w:szCs w:val="24"/>
+          <w:rtl/>
+        </w:rPr>
+        <w:t xml:space="preserve">10.</w:t>
+      </w:r>
+      <w:r>
+        <w:rPr>
+          <w:rFonts w:ascii="David" w:cs="David" w:eastAsia="David" w:hAnsi="David"/>
+          <w:sz w:val="24"/>
+          <w:szCs w:val="24"/>
+          <w:rtl/>
+        </w:rPr>
+        <w:tab/>
+      </w:r>
+      <w:r>
+        <w:rPr>
+          <w:rFonts w:ascii="David" w:cs="David" w:eastAsia="David" w:hAnsi="David"/>
+          <w:b w:val="false"/>
+          <w:bCs w:val="false"/>
+          <w:i w:val="false"/>
+          <w:iCs w:val="false"/>
+          <w:sz w:val="24"/>
+          <w:szCs w:val="24"/>
+          <w:rtl/>
+        </w:rPr>
+        <w:t xml:space="preserve">הודעה כזו לא נמסרה לנתבעת ואיננה בין נספחי כתב התביעה. כל עוד לא נמסרה, ובמשך תשעה חודשים לאחר מסירתה, החזקתה בדירה כדין ולא קמה עילה לדמי שימוש ראויים.</w:t>
+      </w:r>
+    </w:p>
+    <w:p>
+      <w:pPr>
+        <w:tabs>
+          <w:tab w:val="start" w:pos="480"/>
+        </w:tabs>
+        <w:bidi/>
+        <w:spacing w:after="45" w:line="360" w:lineRule="auto"/>
+        <w:ind w:start="480" w:hanging="480"/>
+        <w:jc w:val="both"/>
+      </w:pPr>
+      <w:r>
+        <w:rPr>
+          <w:rFonts w:ascii="David" w:cs="David" w:eastAsia="David" w:hAnsi="David"/>
+          <w:b w:val="false"/>
+          <w:bCs w:val="false"/>
+          <w:i w:val="false"/>
+          <w:iCs w:val="false"/>
+          <w:sz w:val="24"/>
+          <w:szCs w:val="24"/>
+          <w:rtl/>
+        </w:rPr>
+        <w:t xml:space="preserve">11.</w:t>
       </w:r>
       <w:r>
         <w:rPr>
@@ -1041,31 +1179,31 @@
           <w:szCs w:val="24"/>
           <w:rtl/>
         </w:rPr>
-        <w:t xml:space="preserve"> ביום 3.7.2024, בידיעה על הפטירה, רשמה נציגתה כי סטטוס החוזה "פעיל", שכר הדירה נטו 221.19 ₪, הנחת המדרוג בתוקף עד 30.9.2024 ו"חוב בתביעה" 0; היא אף הוסיפה לגבות תשלומים בפועל, ולא מסרה הודעה בכתב על סיום השכירות כנדרש בסעיף 2 לחוזה.</w:t>
-      </w:r>
-    </w:p>
-    <w:p>
-      <w:pPr>
-        <w:tabs>
-          <w:tab w:val="start" w:pos="480"/>
-        </w:tabs>
-        <w:bidi/>
-        <w:spacing w:after="45" w:line="360" w:lineRule="auto"/>
-        <w:ind w:start="480" w:hanging="480"/>
-        <w:jc w:val="both"/>
-      </w:pPr>
-      <w:r>
-        <w:rPr>
-          <w:rFonts w:ascii="David" w:cs="David" w:eastAsia="David" w:hAnsi="David"/>
-          <w:b w:val="false"/>
-          <w:bCs w:val="false"/>
-          <w:i w:val="false"/>
-          <w:iCs w:val="false"/>
-          <w:sz w:val="24"/>
-          <w:szCs w:val="24"/>
-          <w:rtl/>
-        </w:rPr>
-        <w:t xml:space="preserve">9.</w:t>
+        <w:t xml:space="preserve"> ביום 3.7.2024, בידיעה על הפטירה, רשמה נציגתה כי סטטוס החוזה "פעיל", שכר הדירה נטו 221.19 ₪, הנחת המדרוג בתוקף עד 30.9.2024 ו"חוב בתביעה" 0; והיא אף הוסיפה לגבות תשלומים בפועל.</w:t>
+      </w:r>
+    </w:p>
+    <w:p>
+      <w:pPr>
+        <w:tabs>
+          <w:tab w:val="start" w:pos="480"/>
+        </w:tabs>
+        <w:bidi/>
+        <w:spacing w:after="45" w:line="360" w:lineRule="auto"/>
+        <w:ind w:start="480" w:hanging="480"/>
+        <w:jc w:val="both"/>
+      </w:pPr>
+      <w:r>
+        <w:rPr>
+          <w:rFonts w:ascii="David" w:cs="David" w:eastAsia="David" w:hAnsi="David"/>
+          <w:b w:val="false"/>
+          <w:bCs w:val="false"/>
+          <w:i w:val="false"/>
+          <w:iCs w:val="false"/>
+          <w:sz w:val="24"/>
+          <w:szCs w:val="24"/>
+          <w:rtl/>
+        </w:rPr>
+        <w:t xml:space="preserve">12.</w:t>
       </w:r>
       <w:r>
         <w:rPr>
@@ -1100,31 +1238,77 @@
           <w:szCs w:val="24"/>
           <w:rtl/>
         </w:rPr>
-        <w:t xml:space="preserve"> ההחלטה ניתנה ללא הנמקה, ללא שימוע וללא המצאה, על יסוד תשתית הסותרת את עצמה ומבלי שנבחנה זכאותה העצמאית של הנתבעת; הנתבעת תוקפת אותה בתקיפה עקיפה. ואשר לסכום, לא הוצגה חוות דעת, והחיוב החודשי שגזרה התובעת לעצמה גבוה פי שלושה עשר משכר הדירה נטו שהיא עצמה קבעה.</w:t>
-      </w:r>
-    </w:p>
-    <w:p>
-      <w:pPr>
-        <w:tabs>
-          <w:tab w:val="start" w:pos="480"/>
-        </w:tabs>
-        <w:bidi/>
-        <w:spacing w:after="45" w:line="360" w:lineRule="auto"/>
-        <w:ind w:start="480" w:hanging="480"/>
-        <w:jc w:val="both"/>
-      </w:pPr>
-      <w:r>
-        <w:rPr>
-          <w:rFonts w:ascii="David" w:cs="David" w:eastAsia="David" w:hAnsi="David"/>
-          <w:b w:val="false"/>
-          <w:bCs w:val="false"/>
-          <w:i w:val="false"/>
-          <w:iCs w:val="false"/>
-          <w:sz w:val="24"/>
-          <w:szCs w:val="24"/>
-          <w:rtl/>
-        </w:rPr>
-        <w:t xml:space="preserve">10.</w:t>
+        <w:t xml:space="preserve"> ההחלטה ניתנה ללא הנמקה, ללא שימוע וללא המצאה, על יסוד תשתית הסותרת את עצמה ומבלי שנבחנה זכאותה העצמאית של הנתבעת; הנתבעת תוקפת אותה בתקיפה עקיפה.</w:t>
+      </w:r>
+    </w:p>
+    <w:p>
+      <w:pPr>
+        <w:tabs>
+          <w:tab w:val="start" w:pos="480"/>
+        </w:tabs>
+        <w:bidi/>
+        <w:spacing w:after="45" w:line="360" w:lineRule="auto"/>
+        <w:ind w:start="480" w:hanging="480"/>
+        <w:jc w:val="both"/>
+      </w:pPr>
+      <w:r>
+        <w:rPr>
+          <w:rFonts w:ascii="David" w:cs="David" w:eastAsia="David" w:hAnsi="David"/>
+          <w:b w:val="false"/>
+          <w:bCs w:val="false"/>
+          <w:i w:val="false"/>
+          <w:iCs w:val="false"/>
+          <w:sz w:val="24"/>
+          <w:szCs w:val="24"/>
+          <w:rtl/>
+        </w:rPr>
+        <w:t xml:space="preserve">13.</w:t>
+      </w:r>
+      <w:r>
+        <w:rPr>
+          <w:rFonts w:ascii="David" w:cs="David" w:eastAsia="David" w:hAnsi="David"/>
+          <w:sz w:val="24"/>
+          <w:szCs w:val="24"/>
+          <w:rtl/>
+        </w:rPr>
+        <w:tab/>
+      </w:r>
+      <w:r>
+        <w:rPr>
+          <w:rFonts w:ascii="David" w:cs="David" w:eastAsia="David" w:hAnsi="David"/>
+          <w:b w:val="false"/>
+          <w:bCs w:val="false"/>
+          <w:i w:val="false"/>
+          <w:iCs w:val="false"/>
+          <w:sz w:val="24"/>
+          <w:szCs w:val="24"/>
+          <w:rtl/>
+        </w:rPr>
+        <w:t xml:space="preserve">ואשר לסכום, לא הוצגה חוות דעת לשווי, והחיוב החודשי שגזרה התובעת לעצמה גבוה פי שלושה עשר משכר הדירה נטו שהיא עצמה קבעה. אף לא נמסרה הודעה בכתב על סיום השכירות, כנדרש בסעיף 2 לחוזה.</w:t>
+      </w:r>
+    </w:p>
+    <w:p>
+      <w:pPr>
+        <w:tabs>
+          <w:tab w:val="start" w:pos="480"/>
+        </w:tabs>
+        <w:bidi/>
+        <w:spacing w:after="45" w:line="360" w:lineRule="auto"/>
+        <w:ind w:start="480" w:hanging="480"/>
+        <w:jc w:val="both"/>
+      </w:pPr>
+      <w:r>
+        <w:rPr>
+          <w:rFonts w:ascii="David" w:cs="David" w:eastAsia="David" w:hAnsi="David"/>
+          <w:b w:val="false"/>
+          <w:bCs w:val="false"/>
+          <w:i w:val="false"/>
+          <w:iCs w:val="false"/>
+          <w:sz w:val="24"/>
+          <w:szCs w:val="24"/>
+          <w:rtl/>
+        </w:rPr>
+        <w:t xml:space="preserve">14.</w:t>
       </w:r>
       <w:r>
         <w:rPr>
@@ -1159,7 +1343,7 @@
           <w:szCs w:val="24"/>
           <w:rtl/>
         </w:rPr>
-        <w:t xml:space="preserve"> דין התביעה להידחות. לחלופין, ולנוכח היות הנתבעת נכה בשיעור 100% שאינה עובדת, מוכרת ברווחה וסמוכה על קצבת המוסד לביטוח לאומי, מתבקש פטור מהשבה לפי סעיף 2 לחוק עשיית עושר ולא במשפט, התשל"ט-1979, או העמדת החיוב על דמי השכירות המסובסדים בניכוי התשלומים ששולמו.</w:t>
+        <w:t xml:space="preserve"> דין התביעה להידחות. לחלופין, ולנוכח היות הנתבעת נכה בשיעור 100% שאינה עובדת, מוכרת ברווחה וסמוכה על קצבת המוסד לביטוח לאומי, מתבקש פטור מהשבה לפי סעיף 2 לחוק עשיית עושר ולא במשפט, התשל"ט-1979.</w:t>
       </w:r>
     </w:p>
     <w:p>
@@ -1206,7 +1390,7 @@
           <w:szCs w:val="24"/>
           <w:rtl/>
         </w:rPr>
-        <w:t xml:space="preserve">11.</w:t>
+        <w:t xml:space="preserve">15.</w:t>
       </w:r>
       <w:r>
         <w:rPr>
@@ -1241,31 +1425,77 @@
           <w:szCs w:val="24"/>
           <w:rtl/>
         </w:rPr>
-        <w:t xml:space="preserve"> הדירה ברח' צה"ל 72/6 בפתח תקווה הושכרה לאביה המנוח של הנתבעת על פי חוזה מיום 29.8.1996, ומועד האכלוס הרשום בכל טופסי התובעת הוא 8.8.1996. המנוח, יליד 1943, עלה לישראל מאתיופיה בשנת 1991 ונפטר ביום 16.2.2024. תעודת הפטירה, שהתובעת עצמה צירפה כנספח 3, נשלחה ביום 10.3.2024 מלשכת רשות האוכלוסין בפתח תקווה אל הנתבעת, בכתובת הדירה.</w:t>
-      </w:r>
-    </w:p>
-    <w:p>
-      <w:pPr>
-        <w:tabs>
-          <w:tab w:val="start" w:pos="480"/>
-        </w:tabs>
-        <w:bidi/>
-        <w:spacing w:after="45" w:line="360" w:lineRule="auto"/>
-        <w:ind w:start="480" w:hanging="480"/>
-        <w:jc w:val="both"/>
-      </w:pPr>
-      <w:r>
-        <w:rPr>
-          <w:rFonts w:ascii="David" w:cs="David" w:eastAsia="David" w:hAnsi="David"/>
-          <w:b w:val="false"/>
-          <w:bCs w:val="false"/>
-          <w:i w:val="false"/>
-          <w:iCs w:val="false"/>
-          <w:sz w:val="24"/>
-          <w:szCs w:val="24"/>
-          <w:rtl/>
-        </w:rPr>
-        <w:t xml:space="preserve">12.</w:t>
+        <w:t xml:space="preserve"> הדירה ברח' צה"ל 72/6 בפתח תקווה הושכרה לאביה המנוח של הנתבעת על פי חוזה מיום 29.8.1996. המנוח, יליד 1943, עלה לישראל מאתיופיה בשנת 1991 ונפטר ביום 16.2.2024.</w:t>
+      </w:r>
+    </w:p>
+    <w:p>
+      <w:pPr>
+        <w:tabs>
+          <w:tab w:val="start" w:pos="480"/>
+        </w:tabs>
+        <w:bidi/>
+        <w:spacing w:after="45" w:line="360" w:lineRule="auto"/>
+        <w:ind w:start="480" w:hanging="480"/>
+        <w:jc w:val="both"/>
+      </w:pPr>
+      <w:r>
+        <w:rPr>
+          <w:rFonts w:ascii="David" w:cs="David" w:eastAsia="David" w:hAnsi="David"/>
+          <w:b w:val="false"/>
+          <w:bCs w:val="false"/>
+          <w:i w:val="false"/>
+          <w:iCs w:val="false"/>
+          <w:sz w:val="24"/>
+          <w:szCs w:val="24"/>
+          <w:rtl/>
+        </w:rPr>
+        <w:t xml:space="preserve">16.</w:t>
+      </w:r>
+      <w:r>
+        <w:rPr>
+          <w:rFonts w:ascii="David" w:cs="David" w:eastAsia="David" w:hAnsi="David"/>
+          <w:sz w:val="24"/>
+          <w:szCs w:val="24"/>
+          <w:rtl/>
+        </w:rPr>
+        <w:tab/>
+      </w:r>
+      <w:r>
+        <w:rPr>
+          <w:rFonts w:ascii="David" w:cs="David" w:eastAsia="David" w:hAnsi="David"/>
+          <w:b w:val="false"/>
+          <w:bCs w:val="false"/>
+          <w:i w:val="false"/>
+          <w:iCs w:val="false"/>
+          <w:sz w:val="24"/>
+          <w:szCs w:val="24"/>
+          <w:rtl/>
+        </w:rPr>
+        <w:t xml:space="preserve">תעודת הפטירה, שהתובעת עצמה צירפה כנספח 3, נשלחה ביום 10.3.2024 מלשכת רשות האוכלוסין בפתח תקווה אל הנתבעת, בכתובת הדירה.</w:t>
+      </w:r>
+    </w:p>
+    <w:p>
+      <w:pPr>
+        <w:tabs>
+          <w:tab w:val="start" w:pos="480"/>
+        </w:tabs>
+        <w:bidi/>
+        <w:spacing w:after="45" w:line="360" w:lineRule="auto"/>
+        <w:ind w:start="480" w:hanging="480"/>
+        <w:jc w:val="both"/>
+      </w:pPr>
+      <w:r>
+        <w:rPr>
+          <w:rFonts w:ascii="David" w:cs="David" w:eastAsia="David" w:hAnsi="David"/>
+          <w:b w:val="false"/>
+          <w:bCs w:val="false"/>
+          <w:i w:val="false"/>
+          <w:iCs w:val="false"/>
+          <w:sz w:val="24"/>
+          <w:szCs w:val="24"/>
+          <w:rtl/>
+        </w:rPr>
+        <w:t xml:space="preserve">17.</w:t>
       </w:r>
       <w:r>
         <w:rPr>
@@ -1324,99 +1554,145 @@
           <w:szCs w:val="24"/>
           <w:rtl/>
         </w:rPr>
-        <w:t xml:space="preserve">13.</w:t>
-      </w:r>
-      <w:r>
-        <w:rPr>
-          <w:rFonts w:ascii="David" w:cs="David" w:eastAsia="David" w:hAnsi="David"/>
-          <w:sz w:val="24"/>
-          <w:szCs w:val="24"/>
-          <w:rtl/>
-        </w:rPr>
-        <w:tab/>
-      </w:r>
-      <w:r>
-        <w:rPr>
-          <w:rFonts w:ascii="David" w:cs="David" w:eastAsia="David" w:hAnsi="David"/>
-          <w:b w:val="false"/>
-          <w:bCs w:val="false"/>
-          <w:i w:val="false"/>
-          <w:iCs w:val="false"/>
-          <w:sz w:val="24"/>
-          <w:szCs w:val="24"/>
-          <w:rtl/>
-        </w:rPr>
-        <w:t xml:space="preserve">היא לא נטשה את אביה ולא חדלה מלבקרו: הגיעה אליו בתדירות גבוהה, הכינה עבורו אוכל ודאגה לצרכיו. בסמוך לחודש דצמבר 2023, כשבעה חודשים בטרם פקע חוזה השכירות שלה, עזבה את הדירה השכורה ועברה לשהות לצד אביה ולסעוד אותו עד לפטירתו.</w:t>
-      </w:r>
-    </w:p>
-    <w:p>
-      <w:pPr>
-        <w:tabs>
-          <w:tab w:val="start" w:pos="480"/>
-        </w:tabs>
-        <w:bidi/>
-        <w:spacing w:after="45" w:line="360" w:lineRule="auto"/>
-        <w:ind w:start="480" w:hanging="480"/>
-        <w:jc w:val="both"/>
-      </w:pPr>
-      <w:r>
-        <w:rPr>
-          <w:rFonts w:ascii="David" w:cs="David" w:eastAsia="David" w:hAnsi="David"/>
-          <w:b w:val="false"/>
-          <w:bCs w:val="false"/>
-          <w:i w:val="false"/>
-          <w:iCs w:val="false"/>
-          <w:sz w:val="24"/>
-          <w:szCs w:val="24"/>
-          <w:rtl/>
-        </w:rPr>
-        <w:t xml:space="preserve">14.</w:t>
-      </w:r>
-      <w:r>
-        <w:rPr>
-          <w:rFonts w:ascii="David" w:cs="David" w:eastAsia="David" w:hAnsi="David"/>
-          <w:sz w:val="24"/>
-          <w:szCs w:val="24"/>
-          <w:rtl/>
-        </w:rPr>
-        <w:tab/>
-      </w:r>
-      <w:r>
-        <w:rPr>
-          <w:rFonts w:ascii="David" w:cs="David" w:eastAsia="David" w:hAnsi="David"/>
-          <w:b w:val="false"/>
-          <w:bCs w:val="false"/>
-          <w:i w:val="false"/>
-          <w:iCs w:val="false"/>
-          <w:sz w:val="24"/>
-          <w:szCs w:val="24"/>
-          <w:rtl/>
-        </w:rPr>
-        <w:t xml:space="preserve">מאז היא מתגוררת בדירה ברציפות. הדירה היא ביתה היחיד; אין לה דירה בבעלותה ומעולם לא היתה לה. ודוק, בטבלת ביקורי המעגל שבנספח 4 נרשם "לא" ביחס לדייר ממשיך בכל אחת מן השנים 2010 עד 2019, עשור שלם שבו התגוררה הנתבעת בדירה, ובלא שנשאלה, זומנה או נשמעה ולו פעם אחת.</w:t>
-      </w:r>
-    </w:p>
-    <w:p>
-      <w:pPr>
-        <w:tabs>
-          <w:tab w:val="start" w:pos="480"/>
-        </w:tabs>
-        <w:bidi/>
-        <w:spacing w:after="45" w:line="360" w:lineRule="auto"/>
-        <w:ind w:start="480" w:hanging="480"/>
-        <w:jc w:val="both"/>
-      </w:pPr>
-      <w:r>
-        <w:rPr>
-          <w:rFonts w:ascii="David" w:cs="David" w:eastAsia="David" w:hAnsi="David"/>
-          <w:b w:val="false"/>
-          <w:bCs w:val="false"/>
-          <w:i w:val="false"/>
-          <w:iCs w:val="false"/>
-          <w:sz w:val="24"/>
-          <w:szCs w:val="24"/>
-          <w:rtl/>
-        </w:rPr>
-        <w:t xml:space="preserve">15.</w:t>
+        <w:t xml:space="preserve">18.</w:t>
+      </w:r>
+      <w:r>
+        <w:rPr>
+          <w:rFonts w:ascii="David" w:cs="David" w:eastAsia="David" w:hAnsi="David"/>
+          <w:sz w:val="24"/>
+          <w:szCs w:val="24"/>
+          <w:rtl/>
+        </w:rPr>
+        <w:tab/>
+      </w:r>
+      <w:r>
+        <w:rPr>
+          <w:rFonts w:ascii="David" w:cs="David" w:eastAsia="David" w:hAnsi="David"/>
+          <w:b w:val="false"/>
+          <w:bCs w:val="false"/>
+          <w:i w:val="false"/>
+          <w:iCs w:val="false"/>
+          <w:sz w:val="24"/>
+          <w:szCs w:val="24"/>
+          <w:rtl/>
+        </w:rPr>
+        <w:t xml:space="preserve">היא לא נטשה את אביה ולא חדלה מלבקרו: הגיעה אליו בתדירות גבוהה, הכינה עבורו אוכל ודאגה לצרכיו. הדירה היא ביתה היחיד, ואין לה דירה בבעלותה.</w:t>
+      </w:r>
+    </w:p>
+    <w:p>
+      <w:pPr>
+        <w:tabs>
+          <w:tab w:val="start" w:pos="480"/>
+        </w:tabs>
+        <w:bidi/>
+        <w:spacing w:after="45" w:line="360" w:lineRule="auto"/>
+        <w:ind w:start="480" w:hanging="480"/>
+        <w:jc w:val="both"/>
+      </w:pPr>
+      <w:r>
+        <w:rPr>
+          <w:rFonts w:ascii="David" w:cs="David" w:eastAsia="David" w:hAnsi="David"/>
+          <w:b w:val="false"/>
+          <w:bCs w:val="false"/>
+          <w:i w:val="false"/>
+          <w:iCs w:val="false"/>
+          <w:sz w:val="24"/>
+          <w:szCs w:val="24"/>
+          <w:rtl/>
+        </w:rPr>
+        <w:t xml:space="preserve">19.</w:t>
+      </w:r>
+      <w:r>
+        <w:rPr>
+          <w:rFonts w:ascii="David" w:cs="David" w:eastAsia="David" w:hAnsi="David"/>
+          <w:sz w:val="24"/>
+          <w:szCs w:val="24"/>
+          <w:rtl/>
+        </w:rPr>
+        <w:tab/>
+      </w:r>
+      <w:r>
+        <w:rPr>
+          <w:rFonts w:ascii="David" w:cs="David" w:eastAsia="David" w:hAnsi="David"/>
+          <w:b w:val="false"/>
+          <w:bCs w:val="false"/>
+          <w:i w:val="false"/>
+          <w:iCs w:val="false"/>
+          <w:sz w:val="24"/>
+          <w:szCs w:val="24"/>
+          <w:rtl/>
+        </w:rPr>
+        <w:t xml:space="preserve">בסמוך לחודש דצמבר 2023, כשבעה חודשים בטרם פקע חוזה השכירות שלה, עזבה את הדירה השכורה ועברה לשהות לצד אביה ולסעוד אותו עד לפטירתו; ומאז היא מתגוררת בדירה ברציפות.</w:t>
+      </w:r>
+    </w:p>
+    <w:p>
+      <w:pPr>
+        <w:tabs>
+          <w:tab w:val="start" w:pos="480"/>
+        </w:tabs>
+        <w:bidi/>
+        <w:spacing w:after="45" w:line="360" w:lineRule="auto"/>
+        <w:ind w:start="480" w:hanging="480"/>
+        <w:jc w:val="both"/>
+      </w:pPr>
+      <w:r>
+        <w:rPr>
+          <w:rFonts w:ascii="David" w:cs="David" w:eastAsia="David" w:hAnsi="David"/>
+          <w:b w:val="false"/>
+          <w:bCs w:val="false"/>
+          <w:i w:val="false"/>
+          <w:iCs w:val="false"/>
+          <w:sz w:val="24"/>
+          <w:szCs w:val="24"/>
+          <w:rtl/>
+        </w:rPr>
+        <w:t xml:space="preserve">20.</w:t>
+      </w:r>
+      <w:r>
+        <w:rPr>
+          <w:rFonts w:ascii="David" w:cs="David" w:eastAsia="David" w:hAnsi="David"/>
+          <w:sz w:val="24"/>
+          <w:szCs w:val="24"/>
+          <w:rtl/>
+        </w:rPr>
+        <w:tab/>
+      </w:r>
+      <w:r>
+        <w:rPr>
+          <w:rFonts w:ascii="David" w:cs="David" w:eastAsia="David" w:hAnsi="David"/>
+          <w:b w:val="false"/>
+          <w:bCs w:val="false"/>
+          <w:i w:val="false"/>
+          <w:iCs w:val="false"/>
+          <w:sz w:val="24"/>
+          <w:szCs w:val="24"/>
+          <w:rtl/>
+        </w:rPr>
+        <w:t xml:space="preserve">ודוק, בטבלת ביקורי המעגל שבנספח 4 נרשם "לא" ביחס לדייר ממשיך בכל אחת מן השנים 2010 עד 2019, עשור שלם שבו התגוררה הנתבעת בדירה, בלא שנשאלה, זומנה או נשמעה ולו פעם אחת.</w:t>
+      </w:r>
+    </w:p>
+    <w:p>
+      <w:pPr>
+        <w:tabs>
+          <w:tab w:val="start" w:pos="480"/>
+        </w:tabs>
+        <w:bidi/>
+        <w:spacing w:after="45" w:line="360" w:lineRule="auto"/>
+        <w:ind w:start="480" w:hanging="480"/>
+        <w:jc w:val="both"/>
+      </w:pPr>
+      <w:r>
+        <w:rPr>
+          <w:rFonts w:ascii="David" w:cs="David" w:eastAsia="David" w:hAnsi="David"/>
+          <w:b w:val="false"/>
+          <w:bCs w:val="false"/>
+          <w:i w:val="false"/>
+          <w:iCs w:val="false"/>
+          <w:sz w:val="24"/>
+          <w:szCs w:val="24"/>
+          <w:rtl/>
+        </w:rPr>
+        <w:t xml:space="preserve">21.</w:t>
       </w:r>
       <w:r>
         <w:rPr>
@@ -1477,53 +1753,53 @@
           <w:szCs w:val="24"/>
           <w:rtl/>
         </w:rPr>
-        <w:t xml:space="preserve">. "עדן" הוא שמה העברי של הנתבעת, והביקור נערך עמה בדירה.</w:t>
-      </w:r>
-    </w:p>
-    <w:p>
-      <w:pPr>
-        <w:tabs>
-          <w:tab w:val="start" w:pos="480"/>
-        </w:tabs>
-        <w:bidi/>
-        <w:spacing w:after="45" w:line="360" w:lineRule="auto"/>
-        <w:ind w:start="480" w:hanging="480"/>
-        <w:jc w:val="both"/>
-      </w:pPr>
-      <w:r>
-        <w:rPr>
-          <w:rFonts w:ascii="David" w:cs="David" w:eastAsia="David" w:hAnsi="David"/>
-          <w:b w:val="false"/>
-          <w:bCs w:val="false"/>
-          <w:i w:val="false"/>
-          <w:iCs w:val="false"/>
-          <w:sz w:val="24"/>
-          <w:szCs w:val="24"/>
-          <w:rtl/>
-        </w:rPr>
-        <w:t xml:space="preserve">16.</w:t>
-      </w:r>
-      <w:r>
-        <w:rPr>
-          <w:rFonts w:ascii="David" w:cs="David" w:eastAsia="David" w:hAnsi="David"/>
-          <w:sz w:val="24"/>
-          <w:szCs w:val="24"/>
-          <w:rtl/>
-        </w:rPr>
-        <w:tab/>
-      </w:r>
-      <w:r>
-        <w:rPr>
-          <w:rFonts w:ascii="David" w:cs="David" w:eastAsia="David" w:hAnsi="David"/>
-          <w:b w:val="false"/>
-          <w:bCs w:val="false"/>
-          <w:i w:val="false"/>
-          <w:iCs w:val="false"/>
-          <w:sz w:val="24"/>
-          <w:szCs w:val="24"/>
-          <w:rtl/>
-        </w:rPr>
-        <w:t xml:space="preserve">בהתאם לכך אף סומן בטבלה שבנספח 4, בשורת אותו ביקור, כי דייר ממשיך מתגורר בדירה. ובאותו טופס נרשם: </w:t>
+        <w:t xml:space="preserve">. "עדן" הוא שמה העברי של הנתבעת, והביקור נערך עמה בדירה;</w:t>
+      </w:r>
+    </w:p>
+    <w:p>
+      <w:pPr>
+        <w:tabs>
+          <w:tab w:val="start" w:pos="480"/>
+        </w:tabs>
+        <w:bidi/>
+        <w:spacing w:after="45" w:line="360" w:lineRule="auto"/>
+        <w:ind w:start="480" w:hanging="480"/>
+        <w:jc w:val="both"/>
+      </w:pPr>
+      <w:r>
+        <w:rPr>
+          <w:rFonts w:ascii="David" w:cs="David" w:eastAsia="David" w:hAnsi="David"/>
+          <w:b w:val="false"/>
+          <w:bCs w:val="false"/>
+          <w:i w:val="false"/>
+          <w:iCs w:val="false"/>
+          <w:sz w:val="24"/>
+          <w:szCs w:val="24"/>
+          <w:rtl/>
+        </w:rPr>
+        <w:t xml:space="preserve">22.</w:t>
+      </w:r>
+      <w:r>
+        <w:rPr>
+          <w:rFonts w:ascii="David" w:cs="David" w:eastAsia="David" w:hAnsi="David"/>
+          <w:sz w:val="24"/>
+          <w:szCs w:val="24"/>
+          <w:rtl/>
+        </w:rPr>
+        <w:tab/>
+      </w:r>
+      <w:r>
+        <w:rPr>
+          <w:rFonts w:ascii="David" w:cs="David" w:eastAsia="David" w:hAnsi="David"/>
+          <w:b w:val="false"/>
+          <w:bCs w:val="false"/>
+          <w:i w:val="false"/>
+          <w:iCs w:val="false"/>
+          <w:sz w:val="24"/>
+          <w:szCs w:val="24"/>
+          <w:rtl/>
+        </w:rPr>
+        <w:t xml:space="preserve">ובהתאם לכך אף סומן בטבלה שבנספח 4, בשורת אותו ביקור, כי דייר ממשיך מתגורר בדירה. ובאותו טופס נרשם: </w:t>
       </w:r>
       <w:r>
         <w:rPr>
@@ -1651,7 +1927,7 @@
           <w:szCs w:val="24"/>
           <w:rtl/>
         </w:rPr>
-        <w:t xml:space="preserve">17.</w:t>
+        <w:t xml:space="preserve">23.</w:t>
       </w:r>
       <w:r>
         <w:rPr>
@@ -1736,7 +2012,7 @@
           <w:szCs w:val="24"/>
           <w:rtl/>
         </w:rPr>
-        <w:t xml:space="preserve">18.</w:t>
+        <w:t xml:space="preserve">24.</w:t>
       </w:r>
       <w:r>
         <w:rPr>
@@ -1784,77 +2060,77 @@
           <w:szCs w:val="24"/>
           <w:rtl/>
         </w:rPr>
-        <w:t xml:space="preserve"> (קוד 103). כך חויבה הדירה פעמיים (נספח ב').</w:t>
-      </w:r>
-    </w:p>
-    <w:p>
-      <w:pPr>
-        <w:tabs>
-          <w:tab w:val="start" w:pos="480"/>
-        </w:tabs>
-        <w:bidi/>
-        <w:spacing w:after="45" w:line="360" w:lineRule="auto"/>
-        <w:ind w:start="480" w:hanging="480"/>
-        <w:jc w:val="both"/>
-      </w:pPr>
-      <w:r>
-        <w:rPr>
-          <w:rFonts w:ascii="David" w:cs="David" w:eastAsia="David" w:hAnsi="David"/>
-          <w:b w:val="false"/>
-          <w:bCs w:val="false"/>
-          <w:i w:val="false"/>
-          <w:iCs w:val="false"/>
-          <w:sz w:val="24"/>
-          <w:szCs w:val="24"/>
-          <w:rtl/>
-        </w:rPr>
-        <w:t xml:space="preserve">19.</w:t>
-      </w:r>
-      <w:r>
-        <w:rPr>
-          <w:rFonts w:ascii="David" w:cs="David" w:eastAsia="David" w:hAnsi="David"/>
-          <w:sz w:val="24"/>
-          <w:szCs w:val="24"/>
-          <w:rtl/>
-        </w:rPr>
-        <w:tab/>
-      </w:r>
-      <w:r>
-        <w:rPr>
-          <w:rFonts w:ascii="David" w:cs="David" w:eastAsia="David" w:hAnsi="David"/>
-          <w:b w:val="false"/>
-          <w:bCs w:val="false"/>
-          <w:i w:val="false"/>
-          <w:iCs w:val="false"/>
-          <w:sz w:val="24"/>
-          <w:szCs w:val="24"/>
-          <w:rtl/>
-        </w:rPr>
-        <w:t xml:space="preserve">ביום 27.3.2025 שילמה הנתבעת 2,911.01 ₪ נוספים על פי שובר שהתובעת שלחה אליה (נספח ג'). אף לפי הכרטסת, מספר חודשי אי-התשלום הוא 12 מתוך למעלה מעשרים וארבעה.</w:t>
-      </w:r>
-    </w:p>
-    <w:p>
-      <w:pPr>
-        <w:tabs>
-          <w:tab w:val="start" w:pos="480"/>
-        </w:tabs>
-        <w:bidi/>
-        <w:spacing w:after="45" w:line="360" w:lineRule="auto"/>
-        <w:ind w:start="480" w:hanging="480"/>
-        <w:jc w:val="both"/>
-      </w:pPr>
-      <w:r>
-        <w:rPr>
-          <w:rFonts w:ascii="David" w:cs="David" w:eastAsia="David" w:hAnsi="David"/>
-          <w:b w:val="false"/>
-          <w:bCs w:val="false"/>
-          <w:i w:val="false"/>
-          <w:iCs w:val="false"/>
-          <w:sz w:val="24"/>
-          <w:szCs w:val="24"/>
-          <w:rtl/>
-        </w:rPr>
-        <w:t xml:space="preserve">20.</w:t>
+        <w:t xml:space="preserve"> (קוד 103); כך חויבה הדירה פעמיים (נספח ב').</w:t>
+      </w:r>
+    </w:p>
+    <w:p>
+      <w:pPr>
+        <w:tabs>
+          <w:tab w:val="start" w:pos="480"/>
+        </w:tabs>
+        <w:bidi/>
+        <w:spacing w:after="45" w:line="360" w:lineRule="auto"/>
+        <w:ind w:start="480" w:hanging="480"/>
+        <w:jc w:val="both"/>
+      </w:pPr>
+      <w:r>
+        <w:rPr>
+          <w:rFonts w:ascii="David" w:cs="David" w:eastAsia="David" w:hAnsi="David"/>
+          <w:b w:val="false"/>
+          <w:bCs w:val="false"/>
+          <w:i w:val="false"/>
+          <w:iCs w:val="false"/>
+          <w:sz w:val="24"/>
+          <w:szCs w:val="24"/>
+          <w:rtl/>
+        </w:rPr>
+        <w:t xml:space="preserve">25.</w:t>
+      </w:r>
+      <w:r>
+        <w:rPr>
+          <w:rFonts w:ascii="David" w:cs="David" w:eastAsia="David" w:hAnsi="David"/>
+          <w:sz w:val="24"/>
+          <w:szCs w:val="24"/>
+          <w:rtl/>
+        </w:rPr>
+        <w:tab/>
+      </w:r>
+      <w:r>
+        <w:rPr>
+          <w:rFonts w:ascii="David" w:cs="David" w:eastAsia="David" w:hAnsi="David"/>
+          <w:b w:val="false"/>
+          <w:bCs w:val="false"/>
+          <w:i w:val="false"/>
+          <w:iCs w:val="false"/>
+          <w:sz w:val="24"/>
+          <w:szCs w:val="24"/>
+          <w:rtl/>
+        </w:rPr>
+        <w:t xml:space="preserve">ביום 27.3.2025 שילמה הנתבעת 2,911.01 ₪ נוספים על פי שובר שהתובעת שלחה אליה (נספח ג'). ואף לפי הכרטסת, מספר חודשי אי-התשלום הוא 12 מתוך למעלה מעשרים וארבעה.</w:t>
+      </w:r>
+    </w:p>
+    <w:p>
+      <w:pPr>
+        <w:tabs>
+          <w:tab w:val="start" w:pos="480"/>
+        </w:tabs>
+        <w:bidi/>
+        <w:spacing w:after="45" w:line="360" w:lineRule="auto"/>
+        <w:ind w:start="480" w:hanging="480"/>
+        <w:jc w:val="both"/>
+      </w:pPr>
+      <w:r>
+        <w:rPr>
+          <w:rFonts w:ascii="David" w:cs="David" w:eastAsia="David" w:hAnsi="David"/>
+          <w:b w:val="false"/>
+          <w:bCs w:val="false"/>
+          <w:i w:val="false"/>
+          <w:iCs w:val="false"/>
+          <w:sz w:val="24"/>
+          <w:szCs w:val="24"/>
+          <w:rtl/>
+        </w:rPr>
+        <w:t xml:space="preserve">26.</w:t>
       </w:r>
       <w:r>
         <w:rPr>
@@ -1889,169 +2165,215 @@
           <w:szCs w:val="24"/>
           <w:rtl/>
         </w:rPr>
-        <w:t xml:space="preserve"> נספח 4 אינו החלטה אלא טופס שרובו לא מולא. הפרק "נימוקים והמלצות" נותר ריק; הפרק "החלטת הוועדה המחוזית" נושא שתי שורות בכתב יד שאינן קריאות בעותק שהומצא, ואין בהן דיון בתנאי החוק; והשדה "מצ"ב החלטת ועדה מיום ___" ריק, בעוד המסמך שאליו הוא מפנה לא הוצג.</w:t>
-      </w:r>
-    </w:p>
-    <w:p>
-      <w:pPr>
-        <w:tabs>
-          <w:tab w:val="start" w:pos="480"/>
-        </w:tabs>
-        <w:bidi/>
-        <w:spacing w:after="45" w:line="360" w:lineRule="auto"/>
-        <w:ind w:start="480" w:hanging="480"/>
-        <w:jc w:val="both"/>
-      </w:pPr>
-      <w:r>
-        <w:rPr>
-          <w:rFonts w:ascii="David" w:cs="David" w:eastAsia="David" w:hAnsi="David"/>
-          <w:b w:val="false"/>
-          <w:bCs w:val="false"/>
-          <w:i w:val="false"/>
-          <w:iCs w:val="false"/>
-          <w:sz w:val="24"/>
-          <w:szCs w:val="24"/>
-          <w:rtl/>
-        </w:rPr>
-        <w:t xml:space="preserve">21.</w:t>
-      </w:r>
-      <w:r>
-        <w:rPr>
-          <w:rFonts w:ascii="David" w:cs="David" w:eastAsia="David" w:hAnsi="David"/>
-          <w:sz w:val="24"/>
-          <w:szCs w:val="24"/>
-          <w:rtl/>
-        </w:rPr>
-        <w:tab/>
-      </w:r>
-      <w:r>
-        <w:rPr>
-          <w:rFonts w:ascii="David" w:cs="David" w:eastAsia="David" w:hAnsi="David"/>
-          <w:b w:val="false"/>
-          <w:bCs w:val="false"/>
-          <w:i w:val="false"/>
-          <w:iCs w:val="false"/>
-          <w:sz w:val="24"/>
-          <w:szCs w:val="24"/>
-          <w:rtl/>
-        </w:rPr>
-        <w:t xml:space="preserve">חובת ההנמקה קבועה בסעיף 2 לחוק לתיקון סדרי המינהל (החלטות והנמקות), התשי"ט-1958. והרובריקה שיועדה לסגן מנהל מרכז השירות, שבה אמורים היו להירשם אישורי משרד הבינוי והשיכון והממצאים, נותרה ריקה בכל שורותיה, בלא שם ובלא חתימה.</w:t>
-      </w:r>
-    </w:p>
-    <w:p>
-      <w:pPr>
-        <w:tabs>
-          <w:tab w:val="start" w:pos="480"/>
-        </w:tabs>
-        <w:bidi/>
-        <w:spacing w:after="45" w:line="360" w:lineRule="auto"/>
-        <w:ind w:start="480" w:hanging="480"/>
-        <w:jc w:val="both"/>
-      </w:pPr>
-      <w:r>
-        <w:rPr>
-          <w:rFonts w:ascii="David" w:cs="David" w:eastAsia="David" w:hAnsi="David"/>
-          <w:b w:val="false"/>
-          <w:bCs w:val="false"/>
-          <w:i w:val="false"/>
-          <w:iCs w:val="false"/>
-          <w:sz w:val="24"/>
-          <w:szCs w:val="24"/>
-          <w:rtl/>
-        </w:rPr>
-        <w:t xml:space="preserve">22.</w:t>
-      </w:r>
-      <w:r>
-        <w:rPr>
-          <w:rFonts w:ascii="David" w:cs="David" w:eastAsia="David" w:hAnsi="David"/>
-          <w:sz w:val="24"/>
-          <w:szCs w:val="24"/>
-          <w:rtl/>
-        </w:rPr>
-        <w:tab/>
-      </w:r>
-      <w:r>
-        <w:rPr>
-          <w:rFonts w:ascii="David" w:cs="David" w:eastAsia="David" w:hAnsi="David"/>
-          <w:b w:val="false"/>
-          <w:bCs w:val="false"/>
-          <w:i w:val="false"/>
-          <w:iCs w:val="false"/>
-          <w:sz w:val="24"/>
-          <w:szCs w:val="24"/>
-          <w:rtl/>
-        </w:rPr>
-        <w:t xml:space="preserve">בכלל אותן שורות ריקות השדות "חסר דירה" ו"מומש סיוע בשכ"ד", שבהם נבחנת זכאותה העצמאית של הנתבעת לדירה ציבורית לפי הכללים - היא החלופה שבסעיף 3(ב) לחוק, אשר בהתקיימה רואים את הדייר הממשיך כמי שבא בנעלי הזכאי לכל דבר ועניין.</w:t>
-      </w:r>
-    </w:p>
-    <w:p>
-      <w:pPr>
-        <w:tabs>
-          <w:tab w:val="start" w:pos="480"/>
-        </w:tabs>
-        <w:bidi/>
-        <w:spacing w:after="45" w:line="360" w:lineRule="auto"/>
-        <w:ind w:start="480" w:hanging="480"/>
-        <w:jc w:val="both"/>
-      </w:pPr>
-      <w:r>
-        <w:rPr>
-          <w:rFonts w:ascii="David" w:cs="David" w:eastAsia="David" w:hAnsi="David"/>
-          <w:b w:val="false"/>
-          <w:bCs w:val="false"/>
-          <w:i w:val="false"/>
-          <w:iCs w:val="false"/>
-          <w:sz w:val="24"/>
-          <w:szCs w:val="24"/>
-          <w:rtl/>
-        </w:rPr>
-        <w:t xml:space="preserve">23.</w:t>
-      </w:r>
-      <w:r>
-        <w:rPr>
-          <w:rFonts w:ascii="David" w:cs="David" w:eastAsia="David" w:hAnsi="David"/>
-          <w:sz w:val="24"/>
-          <w:szCs w:val="24"/>
-          <w:rtl/>
-        </w:rPr>
-        <w:tab/>
-      </w:r>
-      <w:r>
-        <w:rPr>
-          <w:rFonts w:ascii="David" w:cs="David" w:eastAsia="David" w:hAnsi="David"/>
-          <w:b w:val="false"/>
-          <w:bCs w:val="false"/>
-          <w:i w:val="false"/>
-          <w:iCs w:val="false"/>
-          <w:sz w:val="24"/>
-          <w:szCs w:val="24"/>
-          <w:rtl/>
-        </w:rPr>
-        <w:t xml:space="preserve">משכך, הקביעה שבסעיף 19 לכתב התביעה, ולפיה לא עמדה הנתבעת בתבחינים, אינה קביעה אלא הנחה. ומכל מקום, ועדה פנימית של התובעת אינה משרד הבינוי והשיכון.</w:t>
-      </w:r>
-    </w:p>
-    <w:p>
-      <w:pPr>
-        <w:tabs>
-          <w:tab w:val="start" w:pos="480"/>
-        </w:tabs>
-        <w:bidi/>
-        <w:spacing w:after="45" w:line="360" w:lineRule="auto"/>
-        <w:ind w:start="480" w:hanging="480"/>
-        <w:jc w:val="both"/>
-      </w:pPr>
-      <w:r>
-        <w:rPr>
-          <w:rFonts w:ascii="David" w:cs="David" w:eastAsia="David" w:hAnsi="David"/>
-          <w:b w:val="false"/>
-          <w:bCs w:val="false"/>
-          <w:i w:val="false"/>
-          <w:iCs w:val="false"/>
-          <w:sz w:val="24"/>
-          <w:szCs w:val="24"/>
-          <w:rtl/>
-        </w:rPr>
-        <w:t xml:space="preserve">24.</w:t>
+        <w:t xml:space="preserve"> נספח 4 אינו החלטה אלא טופס שרובו לא מולא. הפרק "נימוקים והמלצות" נותר ריק, והפרק "החלטת הוועדה המחוזית" נושא שתי שורות בכתב יד שאינן קריאות בעותק שהומצא, ואין בהן דיון בתנאי החוק.</w:t>
+      </w:r>
+    </w:p>
+    <w:p>
+      <w:pPr>
+        <w:tabs>
+          <w:tab w:val="start" w:pos="480"/>
+        </w:tabs>
+        <w:bidi/>
+        <w:spacing w:after="45" w:line="360" w:lineRule="auto"/>
+        <w:ind w:start="480" w:hanging="480"/>
+        <w:jc w:val="both"/>
+      </w:pPr>
+      <w:r>
+        <w:rPr>
+          <w:rFonts w:ascii="David" w:cs="David" w:eastAsia="David" w:hAnsi="David"/>
+          <w:b w:val="false"/>
+          <w:bCs w:val="false"/>
+          <w:i w:val="false"/>
+          <w:iCs w:val="false"/>
+          <w:sz w:val="24"/>
+          <w:szCs w:val="24"/>
+          <w:rtl/>
+        </w:rPr>
+        <w:t xml:space="preserve">27.</w:t>
+      </w:r>
+      <w:r>
+        <w:rPr>
+          <w:rFonts w:ascii="David" w:cs="David" w:eastAsia="David" w:hAnsi="David"/>
+          <w:sz w:val="24"/>
+          <w:szCs w:val="24"/>
+          <w:rtl/>
+        </w:rPr>
+        <w:tab/>
+      </w:r>
+      <w:r>
+        <w:rPr>
+          <w:rFonts w:ascii="David" w:cs="David" w:eastAsia="David" w:hAnsi="David"/>
+          <w:b w:val="false"/>
+          <w:bCs w:val="false"/>
+          <w:i w:val="false"/>
+          <w:iCs w:val="false"/>
+          <w:sz w:val="24"/>
+          <w:szCs w:val="24"/>
+          <w:rtl/>
+        </w:rPr>
+        <w:t xml:space="preserve">השדה "מצ"ב החלטת ועדה מיום ___" נותר ריק, בעוד המסמך שאליו הוא מפנה לא הוצג; וחובת ההנמקה קבועה בסעיף 2 לחוק לתיקון סדרי המינהל (החלטות והנמקות), התשי"ט-1958.</w:t>
+      </w:r>
+    </w:p>
+    <w:p>
+      <w:pPr>
+        <w:tabs>
+          <w:tab w:val="start" w:pos="480"/>
+        </w:tabs>
+        <w:bidi/>
+        <w:spacing w:after="45" w:line="360" w:lineRule="auto"/>
+        <w:ind w:start="480" w:hanging="480"/>
+        <w:jc w:val="both"/>
+      </w:pPr>
+      <w:r>
+        <w:rPr>
+          <w:rFonts w:ascii="David" w:cs="David" w:eastAsia="David" w:hAnsi="David"/>
+          <w:b w:val="false"/>
+          <w:bCs w:val="false"/>
+          <w:i w:val="false"/>
+          <w:iCs w:val="false"/>
+          <w:sz w:val="24"/>
+          <w:szCs w:val="24"/>
+          <w:rtl/>
+        </w:rPr>
+        <w:t xml:space="preserve">28.</w:t>
+      </w:r>
+      <w:r>
+        <w:rPr>
+          <w:rFonts w:ascii="David" w:cs="David" w:eastAsia="David" w:hAnsi="David"/>
+          <w:sz w:val="24"/>
+          <w:szCs w:val="24"/>
+          <w:rtl/>
+        </w:rPr>
+        <w:tab/>
+      </w:r>
+      <w:r>
+        <w:rPr>
+          <w:rFonts w:ascii="David" w:cs="David" w:eastAsia="David" w:hAnsi="David"/>
+          <w:b w:val="false"/>
+          <w:bCs w:val="false"/>
+          <w:i w:val="false"/>
+          <w:iCs w:val="false"/>
+          <w:sz w:val="24"/>
+          <w:szCs w:val="24"/>
+          <w:rtl/>
+        </w:rPr>
+        <w:t xml:space="preserve">הרובריקה שיועדה לסגן מנהל מרכז השירות, שבה אמורים היו להירשם אישורי משרד הבינוי והשיכון והממצאים, נותרה ריקה בכל שורותיה, בלא שם ובלא חתימה.</w:t>
+      </w:r>
+    </w:p>
+    <w:p>
+      <w:pPr>
+        <w:tabs>
+          <w:tab w:val="start" w:pos="480"/>
+        </w:tabs>
+        <w:bidi/>
+        <w:spacing w:after="45" w:line="360" w:lineRule="auto"/>
+        <w:ind w:start="480" w:hanging="480"/>
+        <w:jc w:val="both"/>
+      </w:pPr>
+      <w:r>
+        <w:rPr>
+          <w:rFonts w:ascii="David" w:cs="David" w:eastAsia="David" w:hAnsi="David"/>
+          <w:b w:val="false"/>
+          <w:bCs w:val="false"/>
+          <w:i w:val="false"/>
+          <w:iCs w:val="false"/>
+          <w:sz w:val="24"/>
+          <w:szCs w:val="24"/>
+          <w:rtl/>
+        </w:rPr>
+        <w:t xml:space="preserve">29.</w:t>
+      </w:r>
+      <w:r>
+        <w:rPr>
+          <w:rFonts w:ascii="David" w:cs="David" w:eastAsia="David" w:hAnsi="David"/>
+          <w:sz w:val="24"/>
+          <w:szCs w:val="24"/>
+          <w:rtl/>
+        </w:rPr>
+        <w:tab/>
+      </w:r>
+      <w:r>
+        <w:rPr>
+          <w:rFonts w:ascii="David" w:cs="David" w:eastAsia="David" w:hAnsi="David"/>
+          <w:b w:val="false"/>
+          <w:bCs w:val="false"/>
+          <w:i w:val="false"/>
+          <w:iCs w:val="false"/>
+          <w:sz w:val="24"/>
+          <w:szCs w:val="24"/>
+          <w:rtl/>
+        </w:rPr>
+        <w:t xml:space="preserve">בכלל אותן שורות ריקות השדות "חסר דירה" ו"מומש סיוע בשכ"ד", שבהם נבחנת זכאותה העצמאית של הנתבעת לדירה ציבורית לפי הכללים - היא החלופה שבסעיף 3(ב) לחוק, אשר בהתקיימה רואים את הדייר הממשיך כמי שבא בנעלי הזכאי.</w:t>
+      </w:r>
+    </w:p>
+    <w:p>
+      <w:pPr>
+        <w:tabs>
+          <w:tab w:val="start" w:pos="480"/>
+        </w:tabs>
+        <w:bidi/>
+        <w:spacing w:after="45" w:line="360" w:lineRule="auto"/>
+        <w:ind w:start="480" w:hanging="480"/>
+        <w:jc w:val="both"/>
+      </w:pPr>
+      <w:r>
+        <w:rPr>
+          <w:rFonts w:ascii="David" w:cs="David" w:eastAsia="David" w:hAnsi="David"/>
+          <w:b w:val="false"/>
+          <w:bCs w:val="false"/>
+          <w:i w:val="false"/>
+          <w:iCs w:val="false"/>
+          <w:sz w:val="24"/>
+          <w:szCs w:val="24"/>
+          <w:rtl/>
+        </w:rPr>
+        <w:t xml:space="preserve">30.</w:t>
+      </w:r>
+      <w:r>
+        <w:rPr>
+          <w:rFonts w:ascii="David" w:cs="David" w:eastAsia="David" w:hAnsi="David"/>
+          <w:sz w:val="24"/>
+          <w:szCs w:val="24"/>
+          <w:rtl/>
+        </w:rPr>
+        <w:tab/>
+      </w:r>
+      <w:r>
+        <w:rPr>
+          <w:rFonts w:ascii="David" w:cs="David" w:eastAsia="David" w:hAnsi="David"/>
+          <w:b w:val="false"/>
+          <w:bCs w:val="false"/>
+          <w:i w:val="false"/>
+          <w:iCs w:val="false"/>
+          <w:sz w:val="24"/>
+          <w:szCs w:val="24"/>
+          <w:rtl/>
+        </w:rPr>
+        <w:t xml:space="preserve">משכך, הקביעה שבסעיף 19 לכתב התביעה, ולפיה לא עמדה הנתבעת בתבחינים, אינה קביעה אלא הנחה; ומכל מקום, ועדה פנימית של התובעת אינה משרד הבינוי והשיכון.</w:t>
+      </w:r>
+    </w:p>
+    <w:p>
+      <w:pPr>
+        <w:tabs>
+          <w:tab w:val="start" w:pos="480"/>
+        </w:tabs>
+        <w:bidi/>
+        <w:spacing w:after="45" w:line="360" w:lineRule="auto"/>
+        <w:ind w:start="480" w:hanging="480"/>
+        <w:jc w:val="both"/>
+      </w:pPr>
+      <w:r>
+        <w:rPr>
+          <w:rFonts w:ascii="David" w:cs="David" w:eastAsia="David" w:hAnsi="David"/>
+          <w:b w:val="false"/>
+          <w:bCs w:val="false"/>
+          <w:i w:val="false"/>
+          <w:iCs w:val="false"/>
+          <w:sz w:val="24"/>
+          <w:szCs w:val="24"/>
+          <w:rtl/>
+        </w:rPr>
+        <w:t xml:space="preserve">31.</w:t>
       </w:r>
       <w:r>
         <w:rPr>
@@ -2110,7 +2432,7 @@
           <w:szCs w:val="24"/>
           <w:rtl/>
         </w:rPr>
-        <w:t xml:space="preserve">25.</w:t>
+        <w:t xml:space="preserve">32.</w:t>
       </w:r>
       <w:r>
         <w:rPr>
@@ -2182,7 +2504,7 @@
           <w:szCs w:val="24"/>
           <w:rtl/>
         </w:rPr>
-        <w:t xml:space="preserve">26.</w:t>
+        <w:t xml:space="preserve">33.</w:t>
       </w:r>
       <w:r>
         <w:rPr>
@@ -2230,31 +2552,77 @@
           <w:szCs w:val="24"/>
           <w:rtl/>
         </w:rPr>
-        <w:t xml:space="preserve">. קרי, בדיקה פנימית של הדירה כולה וקביעה פוזיטיבית, על יסוד ביקור שלא נערך. והמוקדם שברישומי הטבלה הוא מיום 11.8.2010, כך שביחס ליום 1.8.2009, נקודת המוצא של אמת המידה, אין בה דבר.</w:t>
-      </w:r>
-    </w:p>
-    <w:p>
-      <w:pPr>
-        <w:tabs>
-          <w:tab w:val="start" w:pos="480"/>
-        </w:tabs>
-        <w:bidi/>
-        <w:spacing w:after="45" w:line="360" w:lineRule="auto"/>
-        <w:ind w:start="480" w:hanging="480"/>
-        <w:jc w:val="both"/>
-      </w:pPr>
-      <w:r>
-        <w:rPr>
-          <w:rFonts w:ascii="David" w:cs="David" w:eastAsia="David" w:hAnsi="David"/>
-          <w:b w:val="false"/>
-          <w:bCs w:val="false"/>
-          <w:i w:val="false"/>
-          <w:iCs w:val="false"/>
-          <w:sz w:val="24"/>
-          <w:szCs w:val="24"/>
-          <w:rtl/>
-        </w:rPr>
-        <w:t xml:space="preserve">27.</w:t>
+        <w:t xml:space="preserve">.</w:t>
+      </w:r>
+    </w:p>
+    <w:p>
+      <w:pPr>
+        <w:tabs>
+          <w:tab w:val="start" w:pos="480"/>
+        </w:tabs>
+        <w:bidi/>
+        <w:spacing w:after="45" w:line="360" w:lineRule="auto"/>
+        <w:ind w:start="480" w:hanging="480"/>
+        <w:jc w:val="both"/>
+      </w:pPr>
+      <w:r>
+        <w:rPr>
+          <w:rFonts w:ascii="David" w:cs="David" w:eastAsia="David" w:hAnsi="David"/>
+          <w:b w:val="false"/>
+          <w:bCs w:val="false"/>
+          <w:i w:val="false"/>
+          <w:iCs w:val="false"/>
+          <w:sz w:val="24"/>
+          <w:szCs w:val="24"/>
+          <w:rtl/>
+        </w:rPr>
+        <w:t xml:space="preserve">34.</w:t>
+      </w:r>
+      <w:r>
+        <w:rPr>
+          <w:rFonts w:ascii="David" w:cs="David" w:eastAsia="David" w:hAnsi="David"/>
+          <w:sz w:val="24"/>
+          <w:szCs w:val="24"/>
+          <w:rtl/>
+        </w:rPr>
+        <w:tab/>
+      </w:r>
+      <w:r>
+        <w:rPr>
+          <w:rFonts w:ascii="David" w:cs="David" w:eastAsia="David" w:hAnsi="David"/>
+          <w:b w:val="false"/>
+          <w:bCs w:val="false"/>
+          <w:i w:val="false"/>
+          <w:iCs w:val="false"/>
+          <w:sz w:val="24"/>
+          <w:szCs w:val="24"/>
+          <w:rtl/>
+        </w:rPr>
+        <w:t xml:space="preserve">קרי, בדיקה פנימית של הדירה כולה וקביעה פוזיטיבית, על יסוד ביקור שלא נערך. והמוקדם שברישומי הטבלה הוא מיום 11.8.2010, כך שביחס ליום 1.8.2009, נקודת המוצא של אמת המידה, אין בה דבר.</w:t>
+      </w:r>
+    </w:p>
+    <w:p>
+      <w:pPr>
+        <w:tabs>
+          <w:tab w:val="start" w:pos="480"/>
+        </w:tabs>
+        <w:bidi/>
+        <w:spacing w:after="45" w:line="360" w:lineRule="auto"/>
+        <w:ind w:start="480" w:hanging="480"/>
+        <w:jc w:val="both"/>
+      </w:pPr>
+      <w:r>
+        <w:rPr>
+          <w:rFonts w:ascii="David" w:cs="David" w:eastAsia="David" w:hAnsi="David"/>
+          <w:b w:val="false"/>
+          <w:bCs w:val="false"/>
+          <w:i w:val="false"/>
+          <w:iCs w:val="false"/>
+          <w:sz w:val="24"/>
+          <w:szCs w:val="24"/>
+          <w:rtl/>
+        </w:rPr>
+        <w:t xml:space="preserve">35.</w:t>
       </w:r>
       <w:r>
         <w:rPr>
@@ -2313,7 +2681,7 @@
           <w:szCs w:val="24"/>
           <w:rtl/>
         </w:rPr>
-        <w:t xml:space="preserve">28.</w:t>
+        <w:t xml:space="preserve">36.</w:t>
       </w:r>
       <w:r>
         <w:rPr>
@@ -2359,191 +2727,191 @@
           <w:szCs w:val="24"/>
           <w:rtl/>
         </w:rPr>
-        <w:t xml:space="preserve">29.</w:t>
-      </w:r>
-      <w:r>
-        <w:rPr>
-          <w:rFonts w:ascii="David" w:cs="David" w:eastAsia="David" w:hAnsi="David"/>
-          <w:sz w:val="24"/>
-          <w:szCs w:val="24"/>
-          <w:rtl/>
-        </w:rPr>
-        <w:tab/>
-      </w:r>
-      <w:r>
-        <w:rPr>
-          <w:rFonts w:ascii="David" w:cs="David" w:eastAsia="David" w:hAnsi="David"/>
-          <w:b w:val="false"/>
-          <w:bCs w:val="false"/>
-          <w:i w:val="false"/>
-          <w:iCs w:val="false"/>
-          <w:sz w:val="24"/>
-          <w:szCs w:val="24"/>
-          <w:rtl/>
-        </w:rPr>
-        <w:t xml:space="preserve">בפרק "אישור חתימה" שבתחתית הטופס מציע הנוסח המודפס שתי חלופות, "לאחר שקרא/ה אותה" ו"הקראתי לו/ה", ואיש לא סימן איזו מהן התקיימה. אין בטופס זכר למתורגמן ואין בו אינדיקציה שתוכנו הובא לידיעת המנוח בשפה שהבין; וגוף הטופס כולו מודפס מראש, והמנוח לא הוסיף בו דבר מלבד חתימתו והתאריך.</w:t>
-      </w:r>
-    </w:p>
-    <w:p>
-      <w:pPr>
-        <w:tabs>
-          <w:tab w:val="start" w:pos="480"/>
-        </w:tabs>
-        <w:bidi/>
-        <w:spacing w:after="45" w:line="360" w:lineRule="auto"/>
-        <w:ind w:start="480" w:hanging="480"/>
-        <w:jc w:val="both"/>
-      </w:pPr>
-      <w:r>
-        <w:rPr>
-          <w:rFonts w:ascii="David" w:cs="David" w:eastAsia="David" w:hAnsi="David"/>
-          <w:b w:val="false"/>
-          <w:bCs w:val="false"/>
-          <w:i w:val="false"/>
-          <w:iCs w:val="false"/>
-          <w:sz w:val="24"/>
-          <w:szCs w:val="24"/>
-          <w:rtl/>
-        </w:rPr>
-        <w:t xml:space="preserve">30.</w:t>
-      </w:r>
-      <w:r>
-        <w:rPr>
-          <w:rFonts w:ascii="David" w:cs="David" w:eastAsia="David" w:hAnsi="David"/>
-          <w:sz w:val="24"/>
-          <w:szCs w:val="24"/>
-          <w:rtl/>
-        </w:rPr>
-        <w:tab/>
-      </w:r>
-      <w:r>
-        <w:rPr>
-          <w:rFonts w:ascii="David" w:cs="David" w:eastAsia="David" w:hAnsi="David"/>
-          <w:b w:val="false"/>
-          <w:bCs w:val="false"/>
-          <w:i w:val="false"/>
-          <w:iCs w:val="false"/>
-          <w:sz w:val="24"/>
-          <w:szCs w:val="24"/>
-          <w:rtl/>
-        </w:rPr>
-        <w:t xml:space="preserve">מסמך שהוחתם כך על אדם שאינו יודע קרוא וכתוב, מבלי שהוכח כי הוסבר לו בשפתו, אין ליתן בו משקל. הנתבעת שומרת על זכותה להתנגד להגשתו ולעתור להוצאתו מן התיק.</w:t>
-      </w:r>
-    </w:p>
-    <w:p>
-      <w:pPr>
-        <w:tabs>
-          <w:tab w:val="start" w:pos="480"/>
-        </w:tabs>
-        <w:bidi/>
-        <w:spacing w:after="45" w:line="360" w:lineRule="auto"/>
-        <w:ind w:start="480" w:hanging="480"/>
-        <w:jc w:val="both"/>
-      </w:pPr>
-      <w:r>
-        <w:rPr>
-          <w:rFonts w:ascii="David" w:cs="David" w:eastAsia="David" w:hAnsi="David"/>
-          <w:b w:val="false"/>
-          <w:bCs w:val="false"/>
-          <w:i w:val="false"/>
-          <w:iCs w:val="false"/>
-          <w:sz w:val="24"/>
-          <w:szCs w:val="24"/>
-          <w:rtl/>
-        </w:rPr>
-        <w:t xml:space="preserve">31.</w:t>
-      </w:r>
-      <w:r>
-        <w:rPr>
-          <w:rFonts w:ascii="David" w:cs="David" w:eastAsia="David" w:hAnsi="David"/>
-          <w:sz w:val="24"/>
-          <w:szCs w:val="24"/>
-          <w:rtl/>
-        </w:rPr>
-        <w:tab/>
-      </w:r>
-      <w:r>
-        <w:rPr>
-          <w:rFonts w:ascii="David" w:cs="David" w:eastAsia="David" w:hAnsi="David"/>
-          <w:b w:val="false"/>
-          <w:bCs w:val="false"/>
-          <w:i w:val="false"/>
-          <w:iCs w:val="false"/>
-          <w:sz w:val="24"/>
-          <w:szCs w:val="24"/>
-          <w:rtl/>
-        </w:rPr>
-        <w:t xml:space="preserve">וסעיף 3 לטופס מגלה את תכליתו: כי ההצהרה "לא תאפשר לקרובי לטעון כי גרו איתי בדירה, לרבות לצורך הוכחת משך מגורים בדירה כדי להיחשב 'דיירים ממשיכים'".</w:t>
-      </w:r>
-    </w:p>
-    <w:p>
-      <w:pPr>
-        <w:tabs>
-          <w:tab w:val="start" w:pos="480"/>
-        </w:tabs>
-        <w:bidi/>
-        <w:spacing w:after="45" w:line="360" w:lineRule="auto"/>
-        <w:ind w:start="480" w:hanging="480"/>
-        <w:jc w:val="both"/>
-      </w:pPr>
-      <w:r>
-        <w:rPr>
-          <w:rFonts w:ascii="David" w:cs="David" w:eastAsia="David" w:hAnsi="David"/>
-          <w:b w:val="false"/>
-          <w:bCs w:val="false"/>
-          <w:i w:val="false"/>
-          <w:iCs w:val="false"/>
-          <w:sz w:val="24"/>
-          <w:szCs w:val="24"/>
-          <w:rtl/>
-        </w:rPr>
-        <w:t xml:space="preserve">32.</w:t>
-      </w:r>
-      <w:r>
-        <w:rPr>
-          <w:rFonts w:ascii="David" w:cs="David" w:eastAsia="David" w:hAnsi="David"/>
-          <w:sz w:val="24"/>
-          <w:szCs w:val="24"/>
-          <w:rtl/>
-        </w:rPr>
-        <w:tab/>
-      </w:r>
-      <w:r>
-        <w:rPr>
-          <w:rFonts w:ascii="David" w:cs="David" w:eastAsia="David" w:hAnsi="David"/>
-          <w:b w:val="false"/>
-          <w:bCs w:val="false"/>
-          <w:i w:val="false"/>
-          <w:iCs w:val="false"/>
-          <w:sz w:val="24"/>
-          <w:szCs w:val="24"/>
-          <w:rtl/>
-        </w:rPr>
-        <w:t xml:space="preserve">ברם, המעמד שבחוק זכויות הדייר בדיור הציבורי קם לנתבעת מכוח דין, והיא לא היתה צד לאותו טופס. זכות סטטוטורית של מי שאינו חתום על הטופס אינה ניתנת לוויתור בידי החותם, ולו מטעמי תקנת הציבור שבסעיף 30 לחוק החוזים (חלק כללי), התשל"ג-1973. ומכל מקום עסקינן בטופס אחד ממועד אחד, שאין בו כדי ללמד על התקופה שקדמה לו או על זו שלאחריה.</w:t>
-      </w:r>
-    </w:p>
-    <w:p>
-      <w:pPr>
-        <w:tabs>
-          <w:tab w:val="start" w:pos="480"/>
-        </w:tabs>
-        <w:bidi/>
-        <w:spacing w:after="45" w:line="360" w:lineRule="auto"/>
-        <w:ind w:start="480" w:hanging="480"/>
-        <w:jc w:val="both"/>
-      </w:pPr>
-      <w:r>
-        <w:rPr>
-          <w:rFonts w:ascii="David" w:cs="David" w:eastAsia="David" w:hAnsi="David"/>
-          <w:b w:val="false"/>
-          <w:bCs w:val="false"/>
-          <w:i w:val="false"/>
-          <w:iCs w:val="false"/>
-          <w:sz w:val="24"/>
-          <w:szCs w:val="24"/>
-          <w:rtl/>
-        </w:rPr>
-        <w:t xml:space="preserve">33.</w:t>
+        <w:t xml:space="preserve">37.</w:t>
+      </w:r>
+      <w:r>
+        <w:rPr>
+          <w:rFonts w:ascii="David" w:cs="David" w:eastAsia="David" w:hAnsi="David"/>
+          <w:sz w:val="24"/>
+          <w:szCs w:val="24"/>
+          <w:rtl/>
+        </w:rPr>
+        <w:tab/>
+      </w:r>
+      <w:r>
+        <w:rPr>
+          <w:rFonts w:ascii="David" w:cs="David" w:eastAsia="David" w:hAnsi="David"/>
+          <w:b w:val="false"/>
+          <w:bCs w:val="false"/>
+          <w:i w:val="false"/>
+          <w:iCs w:val="false"/>
+          <w:sz w:val="24"/>
+          <w:szCs w:val="24"/>
+          <w:rtl/>
+        </w:rPr>
+        <w:t xml:space="preserve">בפרק "אישור חתימה" שבתחתית הטופס מציע הנוסח המודפס שתי חלופות, "לאחר שקרא/ה אותה" ו"הקראתי לו/ה", ואיש לא סימן איזו מהן התקיימה; אין בו זכר למתורגמן ואין אינדיקציה שתוכנו הובא לידיעת המנוח בשפה שהבין.</w:t>
+      </w:r>
+    </w:p>
+    <w:p>
+      <w:pPr>
+        <w:tabs>
+          <w:tab w:val="start" w:pos="480"/>
+        </w:tabs>
+        <w:bidi/>
+        <w:spacing w:after="45" w:line="360" w:lineRule="auto"/>
+        <w:ind w:start="480" w:hanging="480"/>
+        <w:jc w:val="both"/>
+      </w:pPr>
+      <w:r>
+        <w:rPr>
+          <w:rFonts w:ascii="David" w:cs="David" w:eastAsia="David" w:hAnsi="David"/>
+          <w:b w:val="false"/>
+          <w:bCs w:val="false"/>
+          <w:i w:val="false"/>
+          <w:iCs w:val="false"/>
+          <w:sz w:val="24"/>
+          <w:szCs w:val="24"/>
+          <w:rtl/>
+        </w:rPr>
+        <w:t xml:space="preserve">38.</w:t>
+      </w:r>
+      <w:r>
+        <w:rPr>
+          <w:rFonts w:ascii="David" w:cs="David" w:eastAsia="David" w:hAnsi="David"/>
+          <w:sz w:val="24"/>
+          <w:szCs w:val="24"/>
+          <w:rtl/>
+        </w:rPr>
+        <w:tab/>
+      </w:r>
+      <w:r>
+        <w:rPr>
+          <w:rFonts w:ascii="David" w:cs="David" w:eastAsia="David" w:hAnsi="David"/>
+          <w:b w:val="false"/>
+          <w:bCs w:val="false"/>
+          <w:i w:val="false"/>
+          <w:iCs w:val="false"/>
+          <w:sz w:val="24"/>
+          <w:szCs w:val="24"/>
+          <w:rtl/>
+        </w:rPr>
+        <w:t xml:space="preserve">גוף הטופס כולו מודפס מראש, והמנוח לא הוסיף בו דבר מלבד חתימתו והתאריך. מסמך שהוחתם כך על אדם שאינו יודע קרוא וכתוב, בלא שהוכח כי הוסבר לו בשפתו, אין ליתן בו משקל, והנתבעת שומרת על זכותה להתנגד להגשתו ולעתור להוצאתו מן התיק.</w:t>
+      </w:r>
+    </w:p>
+    <w:p>
+      <w:pPr>
+        <w:tabs>
+          <w:tab w:val="start" w:pos="480"/>
+        </w:tabs>
+        <w:bidi/>
+        <w:spacing w:after="45" w:line="360" w:lineRule="auto"/>
+        <w:ind w:start="480" w:hanging="480"/>
+        <w:jc w:val="both"/>
+      </w:pPr>
+      <w:r>
+        <w:rPr>
+          <w:rFonts w:ascii="David" w:cs="David" w:eastAsia="David" w:hAnsi="David"/>
+          <w:b w:val="false"/>
+          <w:bCs w:val="false"/>
+          <w:i w:val="false"/>
+          <w:iCs w:val="false"/>
+          <w:sz w:val="24"/>
+          <w:szCs w:val="24"/>
+          <w:rtl/>
+        </w:rPr>
+        <w:t xml:space="preserve">39.</w:t>
+      </w:r>
+      <w:r>
+        <w:rPr>
+          <w:rFonts w:ascii="David" w:cs="David" w:eastAsia="David" w:hAnsi="David"/>
+          <w:sz w:val="24"/>
+          <w:szCs w:val="24"/>
+          <w:rtl/>
+        </w:rPr>
+        <w:tab/>
+      </w:r>
+      <w:r>
+        <w:rPr>
+          <w:rFonts w:ascii="David" w:cs="David" w:eastAsia="David" w:hAnsi="David"/>
+          <w:b w:val="false"/>
+          <w:bCs w:val="false"/>
+          <w:i w:val="false"/>
+          <w:iCs w:val="false"/>
+          <w:sz w:val="24"/>
+          <w:szCs w:val="24"/>
+          <w:rtl/>
+        </w:rPr>
+        <w:t xml:space="preserve">וסעיף 3 שבו מגלה את תכליתו: כי ההצהרה "לא תאפשר לקרובי לטעון כי גרו איתי בדירה... כדי להיחשב 'דיירים ממשיכים'". ברם, המעמד שבחוק קם לנתבעת מכוח דין, והיא לא היתה צד לאותו טופס.</w:t>
+      </w:r>
+    </w:p>
+    <w:p>
+      <w:pPr>
+        <w:tabs>
+          <w:tab w:val="start" w:pos="480"/>
+        </w:tabs>
+        <w:bidi/>
+        <w:spacing w:after="45" w:line="360" w:lineRule="auto"/>
+        <w:ind w:start="480" w:hanging="480"/>
+        <w:jc w:val="both"/>
+      </w:pPr>
+      <w:r>
+        <w:rPr>
+          <w:rFonts w:ascii="David" w:cs="David" w:eastAsia="David" w:hAnsi="David"/>
+          <w:b w:val="false"/>
+          <w:bCs w:val="false"/>
+          <w:i w:val="false"/>
+          <w:iCs w:val="false"/>
+          <w:sz w:val="24"/>
+          <w:szCs w:val="24"/>
+          <w:rtl/>
+        </w:rPr>
+        <w:t xml:space="preserve">40.</w:t>
+      </w:r>
+      <w:r>
+        <w:rPr>
+          <w:rFonts w:ascii="David" w:cs="David" w:eastAsia="David" w:hAnsi="David"/>
+          <w:sz w:val="24"/>
+          <w:szCs w:val="24"/>
+          <w:rtl/>
+        </w:rPr>
+        <w:tab/>
+      </w:r>
+      <w:r>
+        <w:rPr>
+          <w:rFonts w:ascii="David" w:cs="David" w:eastAsia="David" w:hAnsi="David"/>
+          <w:b w:val="false"/>
+          <w:bCs w:val="false"/>
+          <w:i w:val="false"/>
+          <w:iCs w:val="false"/>
+          <w:sz w:val="24"/>
+          <w:szCs w:val="24"/>
+          <w:rtl/>
+        </w:rPr>
+        <w:t xml:space="preserve">זכות סטטוטורית של מי שאינו חתום על הטופס אינה ניתנת לוויתור בידי החותם, ולו מטעמי תקנת הציבור שבסעיף 30 לחוק החוזים (חלק כללי), התשל"ג-1973.</w:t>
+      </w:r>
+    </w:p>
+    <w:p>
+      <w:pPr>
+        <w:tabs>
+          <w:tab w:val="start" w:pos="480"/>
+        </w:tabs>
+        <w:bidi/>
+        <w:spacing w:after="45" w:line="360" w:lineRule="auto"/>
+        <w:ind w:start="480" w:hanging="480"/>
+        <w:jc w:val="both"/>
+      </w:pPr>
+      <w:r>
+        <w:rPr>
+          <w:rFonts w:ascii="David" w:cs="David" w:eastAsia="David" w:hAnsi="David"/>
+          <w:b w:val="false"/>
+          <w:bCs w:val="false"/>
+          <w:i w:val="false"/>
+          <w:iCs w:val="false"/>
+          <w:sz w:val="24"/>
+          <w:szCs w:val="24"/>
+          <w:rtl/>
+        </w:rPr>
+        <w:t xml:space="preserve">41.</w:t>
       </w:r>
       <w:r>
         <w:rPr>
@@ -2578,53 +2946,99 @@
           <w:szCs w:val="24"/>
           <w:rtl/>
         </w:rPr>
-        <w:t xml:space="preserve"> בחודש יולי 2026 פנה האגף לשירותים חברתיים בעיריית פתח תקווה במכתב שעניינו הנתבעת (נספח ה'), המוכרת באותו אגף כנתמכת (נספח ו'). במכתב נמסר כי הנתבעת "היתה מוכרת ברווחה לאורך שנים", וכי היא "בת 42 רווקה ללא ילדים מתמודדת עם נכות נפשית ופיברומיאלגיה, אינה עובדת ומקבלת קיצבה 100% נכות מביטוח לאומי" (נספח ז').</w:t>
-      </w:r>
-    </w:p>
-    <w:p>
-      <w:pPr>
-        <w:tabs>
-          <w:tab w:val="start" w:pos="480"/>
-        </w:tabs>
-        <w:bidi/>
-        <w:spacing w:after="45" w:line="360" w:lineRule="auto"/>
-        <w:ind w:start="480" w:hanging="480"/>
-        <w:jc w:val="both"/>
-      </w:pPr>
-      <w:r>
-        <w:rPr>
-          <w:rFonts w:ascii="David" w:cs="David" w:eastAsia="David" w:hAnsi="David"/>
-          <w:b w:val="false"/>
-          <w:bCs w:val="false"/>
-          <w:i w:val="false"/>
-          <w:iCs w:val="false"/>
-          <w:sz w:val="24"/>
-          <w:szCs w:val="24"/>
-          <w:rtl/>
-        </w:rPr>
-        <w:t xml:space="preserve">34.</w:t>
-      </w:r>
-      <w:r>
-        <w:rPr>
-          <w:rFonts w:ascii="David" w:cs="David" w:eastAsia="David" w:hAnsi="David"/>
-          <w:sz w:val="24"/>
-          <w:szCs w:val="24"/>
-          <w:rtl/>
-        </w:rPr>
-        <w:tab/>
-      </w:r>
-      <w:r>
-        <w:rPr>
-          <w:rFonts w:ascii="David" w:cs="David" w:eastAsia="David" w:hAnsi="David"/>
-          <w:b w:val="false"/>
-          <w:bCs w:val="false"/>
-          <w:i w:val="false"/>
-          <w:iCs w:val="false"/>
-          <w:sz w:val="24"/>
-          <w:szCs w:val="24"/>
-          <w:rtl/>
-        </w:rPr>
-        <w:t xml:space="preserve">ובסיפתו: </w:t>
+        <w:t xml:space="preserve"> בחודש יולי 2026 פנה האגף לשירותים חברתיים בעיריית פתח תקווה במכתב שעניינו הנתבעת (נספח ה'), המוכרת באותו אגף כנתמכת (נספח ו').</w:t>
+      </w:r>
+    </w:p>
+    <w:p>
+      <w:pPr>
+        <w:tabs>
+          <w:tab w:val="start" w:pos="480"/>
+        </w:tabs>
+        <w:bidi/>
+        <w:spacing w:after="45" w:line="360" w:lineRule="auto"/>
+        <w:ind w:start="480" w:hanging="480"/>
+        <w:jc w:val="both"/>
+      </w:pPr>
+      <w:r>
+        <w:rPr>
+          <w:rFonts w:ascii="David" w:cs="David" w:eastAsia="David" w:hAnsi="David"/>
+          <w:b w:val="false"/>
+          <w:bCs w:val="false"/>
+          <w:i w:val="false"/>
+          <w:iCs w:val="false"/>
+          <w:sz w:val="24"/>
+          <w:szCs w:val="24"/>
+          <w:rtl/>
+        </w:rPr>
+        <w:t xml:space="preserve">42.</w:t>
+      </w:r>
+      <w:r>
+        <w:rPr>
+          <w:rFonts w:ascii="David" w:cs="David" w:eastAsia="David" w:hAnsi="David"/>
+          <w:sz w:val="24"/>
+          <w:szCs w:val="24"/>
+          <w:rtl/>
+        </w:rPr>
+        <w:tab/>
+      </w:r>
+      <w:r>
+        <w:rPr>
+          <w:rFonts w:ascii="David" w:cs="David" w:eastAsia="David" w:hAnsi="David"/>
+          <w:b w:val="false"/>
+          <w:bCs w:val="false"/>
+          <w:i w:val="false"/>
+          <w:iCs w:val="false"/>
+          <w:sz w:val="24"/>
+          <w:szCs w:val="24"/>
+          <w:rtl/>
+        </w:rPr>
+        <w:t xml:space="preserve">במכתב נמסר כי הנתבעת "היתה מוכרת ברווחה לאורך שנים", וכי היא "בת 42 רווקה ללא ילדים מתמודדת עם נכות נפשית ופיברומיאלגיה, אינה עובדת ומקבלת קיצבה 100% נכות מביטוח לאומי" (נספח ז').</w:t>
+      </w:r>
+    </w:p>
+    <w:p>
+      <w:pPr>
+        <w:tabs>
+          <w:tab w:val="start" w:pos="480"/>
+        </w:tabs>
+        <w:bidi/>
+        <w:spacing w:after="45" w:line="360" w:lineRule="auto"/>
+        <w:ind w:start="480" w:hanging="480"/>
+        <w:jc w:val="both"/>
+      </w:pPr>
+      <w:r>
+        <w:rPr>
+          <w:rFonts w:ascii="David" w:cs="David" w:eastAsia="David" w:hAnsi="David"/>
+          <w:b w:val="false"/>
+          <w:bCs w:val="false"/>
+          <w:i w:val="false"/>
+          <w:iCs w:val="false"/>
+          <w:sz w:val="24"/>
+          <w:szCs w:val="24"/>
+          <w:rtl/>
+        </w:rPr>
+        <w:t xml:space="preserve">43.</w:t>
+      </w:r>
+      <w:r>
+        <w:rPr>
+          <w:rFonts w:ascii="David" w:cs="David" w:eastAsia="David" w:hAnsi="David"/>
+          <w:sz w:val="24"/>
+          <w:szCs w:val="24"/>
+          <w:rtl/>
+        </w:rPr>
+        <w:tab/>
+      </w:r>
+      <w:r>
+        <w:rPr>
+          <w:rFonts w:ascii="David" w:cs="David" w:eastAsia="David" w:hAnsi="David"/>
+          <w:b w:val="false"/>
+          <w:bCs w:val="false"/>
+          <w:i w:val="false"/>
+          <w:iCs w:val="false"/>
+          <w:sz w:val="24"/>
+          <w:szCs w:val="24"/>
+          <w:rtl/>
+        </w:rPr>
+        <w:t xml:space="preserve">ובסיפת המכתב: </w:t>
       </w:r>
       <w:r>
         <w:rPr>
@@ -2650,77 +3064,123 @@
           <w:szCs w:val="24"/>
           <w:rtl/>
         </w:rPr>
-        <w:t xml:space="preserve">. וכבר בשנת 2013 פנתה הנתבעת בכתב אל משרד הבינוי והשיכון בבקשה לפתרון דיור, ותיארה כי אין לה קורת גג משלה וכי היא מתגוררת בשכירות; הפנייה נמסרה באמצעות מרכז אלונים, גורם רווחה ושיקום, ואושרה בחותמתו ביום 28.6.2013 (נספח ד').</w:t>
-      </w:r>
-    </w:p>
-    <w:p>
-      <w:pPr>
-        <w:tabs>
-          <w:tab w:val="start" w:pos="480"/>
-        </w:tabs>
-        <w:bidi/>
-        <w:spacing w:after="45" w:line="360" w:lineRule="auto"/>
-        <w:ind w:start="480" w:hanging="480"/>
-        <w:jc w:val="both"/>
-      </w:pPr>
-      <w:r>
-        <w:rPr>
-          <w:rFonts w:ascii="David" w:cs="David" w:eastAsia="David" w:hAnsi="David"/>
-          <w:b w:val="false"/>
-          <w:bCs w:val="false"/>
-          <w:i w:val="false"/>
-          <w:iCs w:val="false"/>
-          <w:sz w:val="24"/>
-          <w:szCs w:val="24"/>
-          <w:rtl/>
-        </w:rPr>
-        <w:t xml:space="preserve">35.</w:t>
-      </w:r>
-      <w:r>
-        <w:rPr>
-          <w:rFonts w:ascii="David" w:cs="David" w:eastAsia="David" w:hAnsi="David"/>
-          <w:sz w:val="24"/>
-          <w:szCs w:val="24"/>
-          <w:rtl/>
-        </w:rPr>
-        <w:tab/>
-      </w:r>
-      <w:r>
-        <w:rPr>
-          <w:rFonts w:ascii="David" w:cs="David" w:eastAsia="David" w:hAnsi="David"/>
-          <w:b w:val="false"/>
-          <w:bCs w:val="false"/>
-          <w:i w:val="false"/>
-          <w:iCs w:val="false"/>
-          <w:sz w:val="24"/>
-          <w:szCs w:val="24"/>
-          <w:rtl/>
-        </w:rPr>
-        <w:t xml:space="preserve">לחומר זה משקל ישיר לעניין הזכאות העצמאית לפי סעיף 3(ב) ולעניין ההשבה. ואולם התובעת החליטה בלא שפנתה לגורמי הרווחה, בנספח 4 אין לו כל התייחסות, ועניינה של הנתבעת לא הובא בפני הוועדה לבחינת מקרים חריגים.</w:t>
-      </w:r>
-    </w:p>
-    <w:p>
-      <w:pPr>
-        <w:tabs>
-          <w:tab w:val="start" w:pos="480"/>
-        </w:tabs>
-        <w:bidi/>
-        <w:spacing w:after="45" w:line="360" w:lineRule="auto"/>
-        <w:ind w:start="480" w:hanging="480"/>
-        <w:jc w:val="both"/>
-      </w:pPr>
-      <w:r>
-        <w:rPr>
-          <w:rFonts w:ascii="David" w:cs="David" w:eastAsia="David" w:hAnsi="David"/>
-          <w:b w:val="false"/>
-          <w:bCs w:val="false"/>
-          <w:i w:val="false"/>
-          <w:iCs w:val="false"/>
-          <w:sz w:val="24"/>
-          <w:szCs w:val="24"/>
-          <w:rtl/>
-        </w:rPr>
-        <w:t xml:space="preserve">36.</w:t>
+        <w:t xml:space="preserve">. וכבר בשנת 2013 פנתה הנתבעת בכתב אל משרד הבינוי והשיכון בבקשה לפתרון דיור, ותיארה כי אין לה קורת גג משלה.</w:t>
+      </w:r>
+    </w:p>
+    <w:p>
+      <w:pPr>
+        <w:tabs>
+          <w:tab w:val="start" w:pos="480"/>
+        </w:tabs>
+        <w:bidi/>
+        <w:spacing w:after="45" w:line="360" w:lineRule="auto"/>
+        <w:ind w:start="480" w:hanging="480"/>
+        <w:jc w:val="both"/>
+      </w:pPr>
+      <w:r>
+        <w:rPr>
+          <w:rFonts w:ascii="David" w:cs="David" w:eastAsia="David" w:hAnsi="David"/>
+          <w:b w:val="false"/>
+          <w:bCs w:val="false"/>
+          <w:i w:val="false"/>
+          <w:iCs w:val="false"/>
+          <w:sz w:val="24"/>
+          <w:szCs w:val="24"/>
+          <w:rtl/>
+        </w:rPr>
+        <w:t xml:space="preserve">44.</w:t>
+      </w:r>
+      <w:r>
+        <w:rPr>
+          <w:rFonts w:ascii="David" w:cs="David" w:eastAsia="David" w:hAnsi="David"/>
+          <w:sz w:val="24"/>
+          <w:szCs w:val="24"/>
+          <w:rtl/>
+        </w:rPr>
+        <w:tab/>
+      </w:r>
+      <w:r>
+        <w:rPr>
+          <w:rFonts w:ascii="David" w:cs="David" w:eastAsia="David" w:hAnsi="David"/>
+          <w:b w:val="false"/>
+          <w:bCs w:val="false"/>
+          <w:i w:val="false"/>
+          <w:iCs w:val="false"/>
+          <w:sz w:val="24"/>
+          <w:szCs w:val="24"/>
+          <w:rtl/>
+        </w:rPr>
+        <w:t xml:space="preserve">הפנייה נמסרה באמצעות מרכז אלונים, גורם רווחה ושיקום, ואושרה בחותמתו ביום 28.6.2013 (נספח ד'). לחומר זה משקל ישיר לעניין הזכאות העצמאית לפי סעיף 3(ב) ולעניין ההשבה.</w:t>
+      </w:r>
+    </w:p>
+    <w:p>
+      <w:pPr>
+        <w:tabs>
+          <w:tab w:val="start" w:pos="480"/>
+        </w:tabs>
+        <w:bidi/>
+        <w:spacing w:after="45" w:line="360" w:lineRule="auto"/>
+        <w:ind w:start="480" w:hanging="480"/>
+        <w:jc w:val="both"/>
+      </w:pPr>
+      <w:r>
+        <w:rPr>
+          <w:rFonts w:ascii="David" w:cs="David" w:eastAsia="David" w:hAnsi="David"/>
+          <w:b w:val="false"/>
+          <w:bCs w:val="false"/>
+          <w:i w:val="false"/>
+          <w:iCs w:val="false"/>
+          <w:sz w:val="24"/>
+          <w:szCs w:val="24"/>
+          <w:rtl/>
+        </w:rPr>
+        <w:t xml:space="preserve">45.</w:t>
+      </w:r>
+      <w:r>
+        <w:rPr>
+          <w:rFonts w:ascii="David" w:cs="David" w:eastAsia="David" w:hAnsi="David"/>
+          <w:sz w:val="24"/>
+          <w:szCs w:val="24"/>
+          <w:rtl/>
+        </w:rPr>
+        <w:tab/>
+      </w:r>
+      <w:r>
+        <w:rPr>
+          <w:rFonts w:ascii="David" w:cs="David" w:eastAsia="David" w:hAnsi="David"/>
+          <w:b w:val="false"/>
+          <w:bCs w:val="false"/>
+          <w:i w:val="false"/>
+          <w:iCs w:val="false"/>
+          <w:sz w:val="24"/>
+          <w:szCs w:val="24"/>
+          <w:rtl/>
+        </w:rPr>
+        <w:t xml:space="preserve">ואולם התובעת החליטה בלא שפנתה לגורמי הרווחה, בנספח 4 אין לחומר זה כל התייחסות, ועניינה של הנתבעת לא הובא בפני הוועדה לבחינת מקרים חריגים.</w:t>
+      </w:r>
+    </w:p>
+    <w:p>
+      <w:pPr>
+        <w:tabs>
+          <w:tab w:val="start" w:pos="480"/>
+        </w:tabs>
+        <w:bidi/>
+        <w:spacing w:after="45" w:line="360" w:lineRule="auto"/>
+        <w:ind w:start="480" w:hanging="480"/>
+        <w:jc w:val="both"/>
+      </w:pPr>
+      <w:r>
+        <w:rPr>
+          <w:rFonts w:ascii="David" w:cs="David" w:eastAsia="David" w:hAnsi="David"/>
+          <w:b w:val="false"/>
+          <w:bCs w:val="false"/>
+          <w:i w:val="false"/>
+          <w:iCs w:val="false"/>
+          <w:sz w:val="24"/>
+          <w:szCs w:val="24"/>
+          <w:rtl/>
+        </w:rPr>
+        <w:t xml:space="preserve">46.</w:t>
       </w:r>
       <w:r>
         <w:rPr>
@@ -2755,31 +3215,77 @@
           <w:szCs w:val="24"/>
           <w:rtl/>
         </w:rPr>
-        <w:t xml:space="preserve"> התובעת עותרת לסך 36,533.38 ₪, בחיוב חודשי של 2,948.85 ₪, בעוד היא עצמה קבעה באותה תקופה כי שכר הדירה נטו הוא 221.19 ₪. לא הוצגה חוות דעת לשווי, והכרטסת אינה ראיה אלא רישום פנימי; ואת הריבית גובה התובעת מכוח חוזה השכירות, שאת קיומו היא מכחישה.</w:t>
-      </w:r>
-    </w:p>
-    <w:p>
-      <w:pPr>
-        <w:tabs>
-          <w:tab w:val="start" w:pos="480"/>
-        </w:tabs>
-        <w:bidi/>
-        <w:spacing w:after="45" w:line="360" w:lineRule="auto"/>
-        <w:ind w:start="480" w:hanging="480"/>
-        <w:jc w:val="both"/>
-      </w:pPr>
-      <w:r>
-        <w:rPr>
-          <w:rFonts w:ascii="David" w:cs="David" w:eastAsia="David" w:hAnsi="David"/>
-          <w:b w:val="false"/>
-          <w:bCs w:val="false"/>
-          <w:i w:val="false"/>
-          <w:iCs w:val="false"/>
-          <w:sz w:val="24"/>
-          <w:szCs w:val="24"/>
-          <w:rtl/>
-        </w:rPr>
-        <w:t xml:space="preserve">37.</w:t>
+        <w:t xml:space="preserve"> התובעת עותרת לסך 36,533.38 ₪, בחיוב חודשי של 2,948.85 ₪, בעוד שכר הדירה נטו שקבעה היא עצמה עמד על 221.19 ₪, ולא הוצגה חוות דעת לשווי.</w:t>
+      </w:r>
+    </w:p>
+    <w:p>
+      <w:pPr>
+        <w:tabs>
+          <w:tab w:val="start" w:pos="480"/>
+        </w:tabs>
+        <w:bidi/>
+        <w:spacing w:after="45" w:line="360" w:lineRule="auto"/>
+        <w:ind w:start="480" w:hanging="480"/>
+        <w:jc w:val="both"/>
+      </w:pPr>
+      <w:r>
+        <w:rPr>
+          <w:rFonts w:ascii="David" w:cs="David" w:eastAsia="David" w:hAnsi="David"/>
+          <w:b w:val="false"/>
+          <w:bCs w:val="false"/>
+          <w:i w:val="false"/>
+          <w:iCs w:val="false"/>
+          <w:sz w:val="24"/>
+          <w:szCs w:val="24"/>
+          <w:rtl/>
+        </w:rPr>
+        <w:t xml:space="preserve">47.</w:t>
+      </w:r>
+      <w:r>
+        <w:rPr>
+          <w:rFonts w:ascii="David" w:cs="David" w:eastAsia="David" w:hAnsi="David"/>
+          <w:sz w:val="24"/>
+          <w:szCs w:val="24"/>
+          <w:rtl/>
+        </w:rPr>
+        <w:tab/>
+      </w:r>
+      <w:r>
+        <w:rPr>
+          <w:rFonts w:ascii="David" w:cs="David" w:eastAsia="David" w:hAnsi="David"/>
+          <w:b w:val="false"/>
+          <w:bCs w:val="false"/>
+          <w:i w:val="false"/>
+          <w:iCs w:val="false"/>
+          <w:sz w:val="24"/>
+          <w:szCs w:val="24"/>
+          <w:rtl/>
+        </w:rPr>
+        <w:t xml:space="preserve">הכרטסת אינה ראיה אלא רישום פנימי; ואת הריבית גובה התובעת מכוח חוזה השכירות, שאת קיומו היא עצמה מכחישה.</w:t>
+      </w:r>
+    </w:p>
+    <w:p>
+      <w:pPr>
+        <w:tabs>
+          <w:tab w:val="start" w:pos="480"/>
+        </w:tabs>
+        <w:bidi/>
+        <w:spacing w:after="45" w:line="360" w:lineRule="auto"/>
+        <w:ind w:start="480" w:hanging="480"/>
+        <w:jc w:val="both"/>
+      </w:pPr>
+      <w:r>
+        <w:rPr>
+          <w:rFonts w:ascii="David" w:cs="David" w:eastAsia="David" w:hAnsi="David"/>
+          <w:b w:val="false"/>
+          <w:bCs w:val="false"/>
+          <w:i w:val="false"/>
+          <w:iCs w:val="false"/>
+          <w:sz w:val="24"/>
+          <w:szCs w:val="24"/>
+          <w:rtl/>
+        </w:rPr>
+        <w:t xml:space="preserve">48.</w:t>
       </w:r>
       <w:r>
         <w:rPr>
@@ -2814,77 +3320,123 @@
           <w:szCs w:val="24"/>
           <w:rtl/>
         </w:rPr>
-        <w:t xml:space="preserve"> הנטען בסעיפים 1, 5, 6, 7, 8, 13, 14 ו-17 אינו מוכחש ככל שהוא נוגע לזהות הצדדים והדירה, לסמכות, להשכרת הדירה למנוח ולמועד פטירתו; ומוכחשת כל מסקנה משפטית הנגזרת מהם. הנטען בסעיפים 2, 9, 10, 15 ו-16 מוכחש: הנתבעת לא פלשה ואינה מחזיקה שלא כדין, ולא נשלחו אליה התראות.</w:t>
-      </w:r>
-    </w:p>
-    <w:p>
-      <w:pPr>
-        <w:tabs>
-          <w:tab w:val="start" w:pos="480"/>
-        </w:tabs>
-        <w:bidi/>
-        <w:spacing w:after="45" w:line="360" w:lineRule="auto"/>
-        <w:ind w:start="480" w:hanging="480"/>
-        <w:jc w:val="both"/>
-      </w:pPr>
-      <w:r>
-        <w:rPr>
-          <w:rFonts w:ascii="David" w:cs="David" w:eastAsia="David" w:hAnsi="David"/>
-          <w:b w:val="false"/>
-          <w:bCs w:val="false"/>
-          <w:i w:val="false"/>
-          <w:iCs w:val="false"/>
-          <w:sz w:val="24"/>
-          <w:szCs w:val="24"/>
-          <w:rtl/>
-        </w:rPr>
-        <w:t xml:space="preserve">38.</w:t>
-      </w:r>
-      <w:r>
-        <w:rPr>
-          <w:rFonts w:ascii="David" w:cs="David" w:eastAsia="David" w:hAnsi="David"/>
-          <w:sz w:val="24"/>
-          <w:szCs w:val="24"/>
-          <w:rtl/>
-        </w:rPr>
-        <w:tab/>
-      </w:r>
-      <w:r>
-        <w:rPr>
-          <w:rFonts w:ascii="David" w:cs="David" w:eastAsia="David" w:hAnsi="David"/>
-          <w:b w:val="false"/>
-          <w:bCs w:val="false"/>
-          <w:i w:val="false"/>
-          <w:iCs w:val="false"/>
-          <w:sz w:val="24"/>
-          <w:szCs w:val="24"/>
-          <w:rtl/>
-        </w:rPr>
-        <w:t xml:space="preserve">הנטען בסעיפים 3, 4, 11, 18, 19, 21, 22 ו-23 מוכחש מן הטעמים המפורטים לעיל; אין הכחשה לעצם קיומו של המסמך שבנספח 4, ומוכחש כי מדובר בהחלטה שנתקבלה כדין. סעיפים 12 ו-20 אינם טענות שבעובדה הטעונות הכחשה, ואשר לסעיף 20 יוער כי הדיור הציבורי אכן נועד למי שידה אינה משגת, ותכלית זו מכוונת אל הנתבעת.</w:t>
-      </w:r>
-    </w:p>
-    <w:p>
-      <w:pPr>
-        <w:tabs>
-          <w:tab w:val="start" w:pos="480"/>
-        </w:tabs>
-        <w:bidi/>
-        <w:spacing w:after="45" w:line="360" w:lineRule="auto"/>
-        <w:ind w:start="480" w:hanging="480"/>
-        <w:jc w:val="both"/>
-      </w:pPr>
-      <w:r>
-        <w:rPr>
-          <w:rFonts w:ascii="David" w:cs="David" w:eastAsia="David" w:hAnsi="David"/>
-          <w:b w:val="false"/>
-          <w:bCs w:val="false"/>
-          <w:i w:val="false"/>
-          <w:iCs w:val="false"/>
-          <w:sz w:val="24"/>
-          <w:szCs w:val="24"/>
-          <w:rtl/>
-        </w:rPr>
-        <w:t xml:space="preserve">39.</w:t>
+        <w:t xml:space="preserve"> הנטען בסעיפים 1, 5, 6, 7, 8, 13, 14 ו-17 אינו מוכחש ככל שהוא נוגע לזהות הצדדים והדירה, לסמכות, להשכרת הדירה למנוח ולמועד פטירתו; ומוכחשת כל מסקנה משפטית הנגזרת מהם.</w:t>
+      </w:r>
+    </w:p>
+    <w:p>
+      <w:pPr>
+        <w:tabs>
+          <w:tab w:val="start" w:pos="480"/>
+        </w:tabs>
+        <w:bidi/>
+        <w:spacing w:after="45" w:line="360" w:lineRule="auto"/>
+        <w:ind w:start="480" w:hanging="480"/>
+        <w:jc w:val="both"/>
+      </w:pPr>
+      <w:r>
+        <w:rPr>
+          <w:rFonts w:ascii="David" w:cs="David" w:eastAsia="David" w:hAnsi="David"/>
+          <w:b w:val="false"/>
+          <w:bCs w:val="false"/>
+          <w:i w:val="false"/>
+          <w:iCs w:val="false"/>
+          <w:sz w:val="24"/>
+          <w:szCs w:val="24"/>
+          <w:rtl/>
+        </w:rPr>
+        <w:t xml:space="preserve">49.</w:t>
+      </w:r>
+      <w:r>
+        <w:rPr>
+          <w:rFonts w:ascii="David" w:cs="David" w:eastAsia="David" w:hAnsi="David"/>
+          <w:sz w:val="24"/>
+          <w:szCs w:val="24"/>
+          <w:rtl/>
+        </w:rPr>
+        <w:tab/>
+      </w:r>
+      <w:r>
+        <w:rPr>
+          <w:rFonts w:ascii="David" w:cs="David" w:eastAsia="David" w:hAnsi="David"/>
+          <w:b w:val="false"/>
+          <w:bCs w:val="false"/>
+          <w:i w:val="false"/>
+          <w:iCs w:val="false"/>
+          <w:sz w:val="24"/>
+          <w:szCs w:val="24"/>
+          <w:rtl/>
+        </w:rPr>
+        <w:t xml:space="preserve">הנטען בסעיפים 2, 9, 10, 15 ו-16 מוכחש: הנתבעת לא פלשה ואינה מחזיקה שלא כדין, ולא נשלחו אליה התראות. הנטען בסעיפים 3, 4, 11, 18, 19, 21, 22 ו-23 מוכחש מן הטעמים המפורטים לעיל.</w:t>
+      </w:r>
+    </w:p>
+    <w:p>
+      <w:pPr>
+        <w:tabs>
+          <w:tab w:val="start" w:pos="480"/>
+        </w:tabs>
+        <w:bidi/>
+        <w:spacing w:after="45" w:line="360" w:lineRule="auto"/>
+        <w:ind w:start="480" w:hanging="480"/>
+        <w:jc w:val="both"/>
+      </w:pPr>
+      <w:r>
+        <w:rPr>
+          <w:rFonts w:ascii="David" w:cs="David" w:eastAsia="David" w:hAnsi="David"/>
+          <w:b w:val="false"/>
+          <w:bCs w:val="false"/>
+          <w:i w:val="false"/>
+          <w:iCs w:val="false"/>
+          <w:sz w:val="24"/>
+          <w:szCs w:val="24"/>
+          <w:rtl/>
+        </w:rPr>
+        <w:t xml:space="preserve">50.</w:t>
+      </w:r>
+      <w:r>
+        <w:rPr>
+          <w:rFonts w:ascii="David" w:cs="David" w:eastAsia="David" w:hAnsi="David"/>
+          <w:sz w:val="24"/>
+          <w:szCs w:val="24"/>
+          <w:rtl/>
+        </w:rPr>
+        <w:tab/>
+      </w:r>
+      <w:r>
+        <w:rPr>
+          <w:rFonts w:ascii="David" w:cs="David" w:eastAsia="David" w:hAnsi="David"/>
+          <w:b w:val="false"/>
+          <w:bCs w:val="false"/>
+          <w:i w:val="false"/>
+          <w:iCs w:val="false"/>
+          <w:sz w:val="24"/>
+          <w:szCs w:val="24"/>
+          <w:rtl/>
+        </w:rPr>
+        <w:t xml:space="preserve">אין הכחשה לעצם קיומו של המסמך שבנספח 4, ומוכחש כי מדובר בהחלטה שנתקבלה כדין. סעיפים 12 ו-20 אינם טענות שבעובדה הטעונות הכחשה; ואשר לסעיף 20, הדיור הציבורי אכן נועד למי שידה אינה משגת, ותכלית זו מכוונת אל הנתבעת.</w:t>
+      </w:r>
+    </w:p>
+    <w:p>
+      <w:pPr>
+        <w:tabs>
+          <w:tab w:val="start" w:pos="480"/>
+        </w:tabs>
+        <w:bidi/>
+        <w:spacing w:after="45" w:line="360" w:lineRule="auto"/>
+        <w:ind w:start="480" w:hanging="480"/>
+        <w:jc w:val="both"/>
+      </w:pPr>
+      <w:r>
+        <w:rPr>
+          <w:rFonts w:ascii="David" w:cs="David" w:eastAsia="David" w:hAnsi="David"/>
+          <w:b w:val="false"/>
+          <w:bCs w:val="false"/>
+          <w:i w:val="false"/>
+          <w:iCs w:val="false"/>
+          <w:sz w:val="24"/>
+          <w:szCs w:val="24"/>
+          <w:rtl/>
+        </w:rPr>
+        <w:t xml:space="preserve">51.</w:t>
       </w:r>
       <w:r>
         <w:rPr>
@@ -2919,7 +3471,53 @@
           <w:szCs w:val="24"/>
           <w:rtl/>
         </w:rPr>
-        <w:t xml:space="preserve"> לאור כל האמור מתבקש בית המשפט הנכבד לדחות את התביעה; לחלופין, למוחקה מחמת פיצול סעדים; לחלופין, לקבוע כי לא קמה עילה לדמי שימוש ראויים כל עוד לא נמסרה הודעה לפי סעיף 3(א) ולא חלפו תשעה חודשים ממסירתה; ולחלופי חלופין, להעמיד את החיוב על דמי השכירות המסובסדים בניכוי התשלומים ששולמו. כן מתבקש לחייב את התובעת בהוצאות.</w:t>
+        <w:t xml:space="preserve"> לאור כל האמור מתבקש בית המשפט הנכבד לדחות את התביעה; לחלופין, למוחקה מחמת פיצול סעדים; ולחלופין, לקבוע כי לא קמה עילה לדמי שימוש ראויים כל עוד לא נמסרה הודעה לפי סעיף 3(א) ולא חלפו תשעה חודשים ממסירתה.</w:t>
+      </w:r>
+    </w:p>
+    <w:p>
+      <w:pPr>
+        <w:tabs>
+          <w:tab w:val="start" w:pos="480"/>
+        </w:tabs>
+        <w:bidi/>
+        <w:spacing w:after="45" w:line="360" w:lineRule="auto"/>
+        <w:ind w:start="480" w:hanging="480"/>
+        <w:jc w:val="both"/>
+      </w:pPr>
+      <w:r>
+        <w:rPr>
+          <w:rFonts w:ascii="David" w:cs="David" w:eastAsia="David" w:hAnsi="David"/>
+          <w:b w:val="false"/>
+          <w:bCs w:val="false"/>
+          <w:i w:val="false"/>
+          <w:iCs w:val="false"/>
+          <w:sz w:val="24"/>
+          <w:szCs w:val="24"/>
+          <w:rtl/>
+        </w:rPr>
+        <w:t xml:space="preserve">52.</w:t>
+      </w:r>
+      <w:r>
+        <w:rPr>
+          <w:rFonts w:ascii="David" w:cs="David" w:eastAsia="David" w:hAnsi="David"/>
+          <w:sz w:val="24"/>
+          <w:szCs w:val="24"/>
+          <w:rtl/>
+        </w:rPr>
+        <w:tab/>
+      </w:r>
+      <w:r>
+        <w:rPr>
+          <w:rFonts w:ascii="David" w:cs="David" w:eastAsia="David" w:hAnsi="David"/>
+          <w:b w:val="false"/>
+          <w:bCs w:val="false"/>
+          <w:i w:val="false"/>
+          <w:iCs w:val="false"/>
+          <w:sz w:val="24"/>
+          <w:szCs w:val="24"/>
+          <w:rtl/>
+        </w:rPr>
+        <w:t xml:space="preserve">ולחלופי חלופין, להעמיד את החיוב על דמי השכירות המסובסדים בניכוי התשלומים ששולמו. כן מתבקש לחייב את התובעת בהוצאות.</w:t>
       </w:r>
     </w:p>
     <w:p>
